--- a/10-应急管理/运行记录类文件/TXHS-10-02-公安视频监控项目运维项目-应急演练预案.docx
+++ b/10-应急管理/运行记录类文件/TXHS-10-02-公安视频监控项目运维项目-应急演练预案.docx
@@ -21,7 +21,7 @@
         <w:spacing w:before="3120" w:beforeLines="1000"/>
         <w:textAlignment w:val="baseline"/>
       </w:pPr>
-      <w:bookmarkStart w:id="0" w:name="_Toc16681"/>
+      <w:bookmarkStart w:id="0" w:name="_Toc7506"/>
       <w:r>
         <w:drawing>
           <wp:anchor distT="0" distB="0" distL="114300" distR="114300" simplePos="0" relativeHeight="251661312" behindDoc="1" locked="0" layoutInCell="1" allowOverlap="1">
@@ -210,7 +210,7 @@
           <w:lang w:val="en-US" w:eastAsia="zh-CN"/>
         </w:rPr>
       </w:pPr>
-      <w:bookmarkStart w:id="1" w:name="_Toc15543"/>
+      <w:bookmarkStart w:id="1" w:name="_Toc4040"/>
       <w:r>
         <w:rPr>
           <w:rFonts w:hint="eastAsia"/>
@@ -482,7 +482,7 @@
                 <w:vertAlign w:val="baseline"/>
                 <w:lang w:val="en-US" w:eastAsia="zh-CN"/>
               </w:rPr>
-              <w:t>2025.06.10</w:t>
+              <w:t>2025.01.10</w:t>
             </w:r>
           </w:p>
         </w:tc>
@@ -632,17 +632,7 @@
                 <w:vertAlign w:val="baseline"/>
                 <w:lang w:val="en-US" w:eastAsia="zh-CN"/>
               </w:rPr>
-              <w:t>审核</w:t>
-            </w:r>
-            <w:bookmarkStart w:id="52" w:name="_GoBack"/>
-            <w:bookmarkEnd w:id="52"/>
-            <w:r>
-              <w:rPr>
-                <w:rFonts w:hint="eastAsia"/>
-                <w:vertAlign w:val="baseline"/>
-                <w:lang w:val="en-US" w:eastAsia="zh-CN"/>
-              </w:rPr>
-              <w:t>时间</w:t>
+              <w:t>审核时间</w:t>
             </w:r>
             <w:r>
               <w:rPr>
@@ -661,7 +651,7 @@
                 <w:vertAlign w:val="baseline"/>
                 <w:lang w:val="en-US" w:eastAsia="zh-CN"/>
               </w:rPr>
-              <w:t>2025.06.10</w:t>
+              <w:t>2025.01.10</w:t>
             </w:r>
           </w:p>
         </w:tc>
@@ -804,7 +794,7 @@
                 <w:vertAlign w:val="baseline"/>
                 <w:lang w:val="en-US" w:eastAsia="zh-CN"/>
               </w:rPr>
-              <w:t>2025.06.10</w:t>
+              <w:t>2025.01.10</w:t>
             </w:r>
           </w:p>
         </w:tc>
@@ -1244,7 +1234,7 @@
                 <w:szCs w:val="20"/>
                 <w:lang w:val="en-US" w:eastAsia="zh-CN"/>
               </w:rPr>
-              <w:t>6</w:t>
+              <w:t>1</w:t>
             </w:r>
             <w:r>
               <w:rPr>
@@ -1401,7 +1391,7 @@
                 <w:vertAlign w:val="baseline"/>
                 <w:lang w:val="en-US" w:eastAsia="zh-CN"/>
               </w:rPr>
-              <w:t>程方</w:t>
+              <w:t>强宇涛</w:t>
             </w:r>
           </w:p>
         </w:tc>
@@ -1445,7 +1435,7 @@
                 <w:vertAlign w:val="baseline"/>
                 <w:lang w:val="en-US" w:eastAsia="zh-CN"/>
               </w:rPr>
-              <w:t>茅建根</w:t>
+              <w:t>陈凯</w:t>
             </w:r>
           </w:p>
         </w:tc>
@@ -2118,6 +2108,8 @@
               <w:tab w:val="right" w:leader="dot" w:pos="8306"/>
             </w:tabs>
           </w:pPr>
+          <w:bookmarkStart w:id="48" w:name="_GoBack"/>
+          <w:bookmarkEnd w:id="48"/>
           <w:r>
             <w:rPr>
               <w:rFonts w:hint="eastAsia" w:ascii="宋体" w:hAnsi="宋体" w:eastAsia="宋体" w:cs="宋体"/>
@@ -2154,7 +2146,7 @@
               <w:rFonts w:hint="eastAsia" w:ascii="宋体" w:hAnsi="宋体" w:eastAsia="宋体" w:cs="宋体"/>
               <w:szCs w:val="24"/>
             </w:rPr>
-            <w:instrText xml:space="preserve"> HYPERLINK \l _Toc16681 </w:instrText>
+            <w:instrText xml:space="preserve"> HYPERLINK \l _Toc7506 </w:instrText>
           </w:r>
           <w:r>
             <w:rPr>
@@ -2177,7 +2169,7 @@
             <w:fldChar w:fldCharType="begin"/>
           </w:r>
           <w:r>
-            <w:instrText xml:space="preserve"> PAGEREF _Toc16681 \h </w:instrText>
+            <w:instrText xml:space="preserve"> PAGEREF _Toc7506 \h </w:instrText>
           </w:r>
           <w:r>
             <w:fldChar w:fldCharType="separate"/>
@@ -2215,7 +2207,7 @@
               <w:rFonts w:hint="eastAsia" w:ascii="宋体" w:hAnsi="宋体" w:eastAsia="宋体" w:cs="宋体"/>
               <w:szCs w:val="24"/>
             </w:rPr>
-            <w:instrText xml:space="preserve"> HYPERLINK \l _Toc15543 </w:instrText>
+            <w:instrText xml:space="preserve"> HYPERLINK \l _Toc4040 </w:instrText>
           </w:r>
           <w:r>
             <w:rPr>
@@ -2229,7 +2221,21 @@
               <w:rFonts w:hint="eastAsia"/>
               <w:lang w:val="en-US" w:eastAsia="zh-CN"/>
             </w:rPr>
-            <w:t>公安视频监控项目运维项目 应急演练预案</w:t>
+            <w:t>公安视频监控项目运维项目</w:t>
+          </w:r>
+          <w:r>
+            <w:rPr>
+              <w:rFonts w:hint="eastAsia"/>
+              <w:lang w:val="en-US" w:eastAsia="zh-CN"/>
+            </w:rPr>
+            <w:t xml:space="preserve"> </w:t>
+          </w:r>
+          <w:r>
+            <w:rPr>
+              <w:rFonts w:hint="eastAsia"/>
+              <w:lang w:val="en-US" w:eastAsia="zh-CN"/>
+            </w:rPr>
+            <w:t>应急演练预案</w:t>
           </w:r>
           <w:r>
             <w:tab/>
@@ -2238,7 +2244,7 @@
             <w:fldChar w:fldCharType="begin"/>
           </w:r>
           <w:r>
-            <w:instrText xml:space="preserve"> PAGEREF _Toc15543 \h </w:instrText>
+            <w:instrText xml:space="preserve"> PAGEREF _Toc4040 \h </w:instrText>
           </w:r>
           <w:r>
             <w:fldChar w:fldCharType="separate"/>
@@ -2276,7 +2282,7 @@
               <w:rFonts w:hint="eastAsia" w:ascii="宋体" w:hAnsi="宋体" w:eastAsia="宋体" w:cs="宋体"/>
               <w:szCs w:val="24"/>
             </w:rPr>
-            <w:instrText xml:space="preserve"> HYPERLINK \l _Toc24287 </w:instrText>
+            <w:instrText xml:space="preserve"> HYPERLINK \l _Toc23657 </w:instrText>
           </w:r>
           <w:r>
             <w:rPr>
@@ -2301,7 +2307,7 @@
             <w:fldChar w:fldCharType="begin"/>
           </w:r>
           <w:r>
-            <w:instrText xml:space="preserve"> PAGEREF _Toc24287 \h </w:instrText>
+            <w:instrText xml:space="preserve"> PAGEREF _Toc23657 \h </w:instrText>
           </w:r>
           <w:r>
             <w:fldChar w:fldCharType="separate"/>
@@ -2339,7 +2345,7 @@
               <w:rFonts w:hint="eastAsia" w:ascii="宋体" w:hAnsi="宋体" w:eastAsia="宋体" w:cs="宋体"/>
               <w:szCs w:val="24"/>
             </w:rPr>
-            <w:instrText xml:space="preserve"> HYPERLINK \l _Toc2524 </w:instrText>
+            <w:instrText xml:space="preserve"> HYPERLINK \l _Toc9449 </w:instrText>
           </w:r>
           <w:r>
             <w:rPr>
@@ -2365,7 +2371,7 @@
             <w:fldChar w:fldCharType="begin"/>
           </w:r>
           <w:r>
-            <w:instrText xml:space="preserve"> PAGEREF _Toc2524 \h </w:instrText>
+            <w:instrText xml:space="preserve"> PAGEREF _Toc9449 \h </w:instrText>
           </w:r>
           <w:r>
             <w:fldChar w:fldCharType="separate"/>
@@ -2403,7 +2409,7 @@
               <w:rFonts w:hint="eastAsia" w:ascii="宋体" w:hAnsi="宋体" w:eastAsia="宋体" w:cs="宋体"/>
               <w:szCs w:val="24"/>
             </w:rPr>
-            <w:instrText xml:space="preserve"> HYPERLINK \l _Toc9395 </w:instrText>
+            <w:instrText xml:space="preserve"> HYPERLINK \l _Toc12525 </w:instrText>
           </w:r>
           <w:r>
             <w:rPr>
@@ -2428,7 +2434,7 @@
             <w:fldChar w:fldCharType="begin"/>
           </w:r>
           <w:r>
-            <w:instrText xml:space="preserve"> PAGEREF _Toc9395 \h </w:instrText>
+            <w:instrText xml:space="preserve"> PAGEREF _Toc12525 \h </w:instrText>
           </w:r>
           <w:r>
             <w:fldChar w:fldCharType="separate"/>
@@ -2466,7 +2472,7 @@
               <w:rFonts w:hint="eastAsia" w:ascii="宋体" w:hAnsi="宋体" w:eastAsia="宋体" w:cs="宋体"/>
               <w:szCs w:val="24"/>
             </w:rPr>
-            <w:instrText xml:space="preserve"> HYPERLINK \l _Toc20537 </w:instrText>
+            <w:instrText xml:space="preserve"> HYPERLINK \l _Toc19017 </w:instrText>
           </w:r>
           <w:r>
             <w:rPr>
@@ -2491,7 +2497,7 @@
             <w:fldChar w:fldCharType="begin"/>
           </w:r>
           <w:r>
-            <w:instrText xml:space="preserve"> PAGEREF _Toc20537 \h </w:instrText>
+            <w:instrText xml:space="preserve"> PAGEREF _Toc19017 \h </w:instrText>
           </w:r>
           <w:r>
             <w:fldChar w:fldCharType="separate"/>
@@ -2529,7 +2535,7 @@
               <w:rFonts w:hint="eastAsia" w:ascii="宋体" w:hAnsi="宋体" w:eastAsia="宋体" w:cs="宋体"/>
               <w:szCs w:val="24"/>
             </w:rPr>
-            <w:instrText xml:space="preserve"> HYPERLINK \l _Toc11068 </w:instrText>
+            <w:instrText xml:space="preserve"> HYPERLINK \l _Toc15404 </w:instrText>
           </w:r>
           <w:r>
             <w:rPr>
@@ -2554,7 +2560,7 @@
             <w:fldChar w:fldCharType="begin"/>
           </w:r>
           <w:r>
-            <w:instrText xml:space="preserve"> PAGEREF _Toc11068 \h </w:instrText>
+            <w:instrText xml:space="preserve"> PAGEREF _Toc15404 \h </w:instrText>
           </w:r>
           <w:r>
             <w:fldChar w:fldCharType="separate"/>
@@ -2592,7 +2598,7 @@
               <w:rFonts w:hint="eastAsia" w:ascii="宋体" w:hAnsi="宋体" w:eastAsia="宋体" w:cs="宋体"/>
               <w:szCs w:val="24"/>
             </w:rPr>
-            <w:instrText xml:space="preserve"> HYPERLINK \l _Toc19551 </w:instrText>
+            <w:instrText xml:space="preserve"> HYPERLINK \l _Toc2570 </w:instrText>
           </w:r>
           <w:r>
             <w:rPr>
@@ -2617,7 +2623,7 @@
             <w:fldChar w:fldCharType="begin"/>
           </w:r>
           <w:r>
-            <w:instrText xml:space="preserve"> PAGEREF _Toc19551 \h </w:instrText>
+            <w:instrText xml:space="preserve"> PAGEREF _Toc2570 \h </w:instrText>
           </w:r>
           <w:r>
             <w:fldChar w:fldCharType="separate"/>
@@ -2655,7 +2661,7 @@
               <w:rFonts w:hint="eastAsia" w:ascii="宋体" w:hAnsi="宋体" w:eastAsia="宋体" w:cs="宋体"/>
               <w:szCs w:val="24"/>
             </w:rPr>
-            <w:instrText xml:space="preserve"> HYPERLINK \l _Toc12701 </w:instrText>
+            <w:instrText xml:space="preserve"> HYPERLINK \l _Toc23951 </w:instrText>
           </w:r>
           <w:r>
             <w:rPr>
@@ -2680,7 +2686,7 @@
             <w:fldChar w:fldCharType="begin"/>
           </w:r>
           <w:r>
-            <w:instrText xml:space="preserve"> PAGEREF _Toc12701 \h </w:instrText>
+            <w:instrText xml:space="preserve"> PAGEREF _Toc23951 \h </w:instrText>
           </w:r>
           <w:r>
             <w:fldChar w:fldCharType="separate"/>
@@ -2718,7 +2724,7 @@
               <w:rFonts w:hint="eastAsia" w:ascii="宋体" w:hAnsi="宋体" w:eastAsia="宋体" w:cs="宋体"/>
               <w:szCs w:val="24"/>
             </w:rPr>
-            <w:instrText xml:space="preserve"> HYPERLINK \l _Toc19043 </w:instrText>
+            <w:instrText xml:space="preserve"> HYPERLINK \l _Toc29846 </w:instrText>
           </w:r>
           <w:r>
             <w:rPr>
@@ -2753,13 +2759,76 @@
             <w:fldChar w:fldCharType="begin"/>
           </w:r>
           <w:r>
-            <w:instrText xml:space="preserve"> PAGEREF _Toc19043 \h </w:instrText>
+            <w:instrText xml:space="preserve"> PAGEREF _Toc29846 \h </w:instrText>
           </w:r>
           <w:r>
             <w:fldChar w:fldCharType="separate"/>
           </w:r>
           <w:r>
             <w:t>5</w:t>
+          </w:r>
+          <w:r>
+            <w:fldChar w:fldCharType="end"/>
+          </w:r>
+          <w:r>
+            <w:rPr>
+              <w:rFonts w:hint="eastAsia" w:ascii="宋体" w:hAnsi="宋体" w:eastAsia="宋体" w:cs="宋体"/>
+              <w:szCs w:val="24"/>
+            </w:rPr>
+            <w:fldChar w:fldCharType="end"/>
+          </w:r>
+        </w:p>
+        <w:p>
+          <w:pPr>
+            <w:pStyle w:val="16"/>
+            <w:tabs>
+              <w:tab w:val="right" w:leader="dot" w:pos="8306"/>
+            </w:tabs>
+          </w:pPr>
+          <w:r>
+            <w:rPr>
+              <w:rFonts w:hint="eastAsia" w:ascii="宋体" w:hAnsi="宋体" w:eastAsia="宋体" w:cs="宋体"/>
+              <w:szCs w:val="24"/>
+            </w:rPr>
+            <w:fldChar w:fldCharType="begin"/>
+          </w:r>
+          <w:r>
+            <w:rPr>
+              <w:rFonts w:hint="eastAsia" w:ascii="宋体" w:hAnsi="宋体" w:eastAsia="宋体" w:cs="宋体"/>
+              <w:szCs w:val="24"/>
+            </w:rPr>
+            <w:instrText xml:space="preserve"> HYPERLINK \l _Toc24555 </w:instrText>
+          </w:r>
+          <w:r>
+            <w:rPr>
+              <w:rFonts w:hint="eastAsia" w:ascii="宋体" w:hAnsi="宋体" w:eastAsia="宋体" w:cs="宋体"/>
+              <w:szCs w:val="24"/>
+            </w:rPr>
+            <w:fldChar w:fldCharType="separate"/>
+          </w:r>
+          <w:r>
+            <w:rPr>
+              <w:rFonts w:hint="default"/>
+            </w:rPr>
+            <w:t xml:space="preserve">5. </w:t>
+          </w:r>
+          <w:r>
+            <w:t>演练实施计划</w:t>
+          </w:r>
+          <w:r>
+            <w:tab/>
+          </w:r>
+          <w:r>
+            <w:fldChar w:fldCharType="begin"/>
+          </w:r>
+          <w:r>
+            <w:instrText xml:space="preserve"> PAGEREF _Toc24555 \h </w:instrText>
+          </w:r>
+          <w:r>
+            <w:fldChar w:fldCharType="separate"/>
+          </w:r>
+          <w:r>
+            <w:t>6</w:t>
           </w:r>
           <w:r>
             <w:fldChar w:fldCharType="end"/>
@@ -2791,7 +2860,7 @@
               <w:rFonts w:hint="eastAsia" w:ascii="宋体" w:hAnsi="宋体" w:eastAsia="宋体" w:cs="宋体"/>
               <w:szCs w:val="24"/>
             </w:rPr>
-            <w:instrText xml:space="preserve"> HYPERLINK \l _Toc32580 </w:instrText>
+            <w:instrText xml:space="preserve"> HYPERLINK \l _Toc7457 </w:instrText>
           </w:r>
           <w:r>
             <w:rPr>
@@ -2804,10 +2873,10 @@
             <w:rPr>
               <w:rFonts w:hint="default"/>
             </w:rPr>
-            <w:t xml:space="preserve">4.2. </w:t>
-          </w:r>
-          <w:r>
-            <w:t>热备切换演练场景（2025年6月、9月、12月）</w:t>
+            <w:t xml:space="preserve">5.1. </w:t>
+          </w:r>
+          <w:r>
+            <w:t>演练前准备</w:t>
           </w:r>
           <w:r>
             <w:tab/>
@@ -2816,7 +2885,133 @@
             <w:fldChar w:fldCharType="begin"/>
           </w:r>
           <w:r>
-            <w:instrText xml:space="preserve"> PAGEREF _Toc32580 \h </w:instrText>
+            <w:instrText xml:space="preserve"> PAGEREF _Toc7457 \h </w:instrText>
+          </w:r>
+          <w:r>
+            <w:fldChar w:fldCharType="separate"/>
+          </w:r>
+          <w:r>
+            <w:t>6</w:t>
+          </w:r>
+          <w:r>
+            <w:fldChar w:fldCharType="end"/>
+          </w:r>
+          <w:r>
+            <w:rPr>
+              <w:rFonts w:hint="eastAsia" w:ascii="宋体" w:hAnsi="宋体" w:eastAsia="宋体" w:cs="宋体"/>
+              <w:szCs w:val="24"/>
+            </w:rPr>
+            <w:fldChar w:fldCharType="end"/>
+          </w:r>
+        </w:p>
+        <w:p>
+          <w:pPr>
+            <w:pStyle w:val="17"/>
+            <w:tabs>
+              <w:tab w:val="right" w:leader="dot" w:pos="8306"/>
+            </w:tabs>
+          </w:pPr>
+          <w:r>
+            <w:rPr>
+              <w:rFonts w:hint="eastAsia" w:ascii="宋体" w:hAnsi="宋体" w:eastAsia="宋体" w:cs="宋体"/>
+              <w:szCs w:val="24"/>
+            </w:rPr>
+            <w:fldChar w:fldCharType="begin"/>
+          </w:r>
+          <w:r>
+            <w:rPr>
+              <w:rFonts w:hint="eastAsia" w:ascii="宋体" w:hAnsi="宋体" w:eastAsia="宋体" w:cs="宋体"/>
+              <w:szCs w:val="24"/>
+            </w:rPr>
+            <w:instrText xml:space="preserve"> HYPERLINK \l _Toc30354 </w:instrText>
+          </w:r>
+          <w:r>
+            <w:rPr>
+              <w:rFonts w:hint="eastAsia" w:ascii="宋体" w:hAnsi="宋体" w:eastAsia="宋体" w:cs="宋体"/>
+              <w:szCs w:val="24"/>
+            </w:rPr>
+            <w:fldChar w:fldCharType="separate"/>
+          </w:r>
+          <w:r>
+            <w:rPr>
+              <w:rFonts w:hint="default"/>
+            </w:rPr>
+            <w:t xml:space="preserve">5.2. </w:t>
+          </w:r>
+          <w:r>
+            <w:t>演练实施流程</w:t>
+          </w:r>
+          <w:r>
+            <w:tab/>
+          </w:r>
+          <w:r>
+            <w:fldChar w:fldCharType="begin"/>
+          </w:r>
+          <w:r>
+            <w:instrText xml:space="preserve"> PAGEREF _Toc30354 \h </w:instrText>
+          </w:r>
+          <w:r>
+            <w:fldChar w:fldCharType="separate"/>
+          </w:r>
+          <w:r>
+            <w:t>6</w:t>
+          </w:r>
+          <w:r>
+            <w:fldChar w:fldCharType="end"/>
+          </w:r>
+          <w:r>
+            <w:rPr>
+              <w:rFonts w:hint="eastAsia" w:ascii="宋体" w:hAnsi="宋体" w:eastAsia="宋体" w:cs="宋体"/>
+              <w:szCs w:val="24"/>
+            </w:rPr>
+            <w:fldChar w:fldCharType="end"/>
+          </w:r>
+        </w:p>
+        <w:p>
+          <w:pPr>
+            <w:pStyle w:val="17"/>
+            <w:tabs>
+              <w:tab w:val="right" w:leader="dot" w:pos="8306"/>
+            </w:tabs>
+          </w:pPr>
+          <w:r>
+            <w:rPr>
+              <w:rFonts w:hint="eastAsia" w:ascii="宋体" w:hAnsi="宋体" w:eastAsia="宋体" w:cs="宋体"/>
+              <w:szCs w:val="24"/>
+            </w:rPr>
+            <w:fldChar w:fldCharType="begin"/>
+          </w:r>
+          <w:r>
+            <w:rPr>
+              <w:rFonts w:hint="eastAsia" w:ascii="宋体" w:hAnsi="宋体" w:eastAsia="宋体" w:cs="宋体"/>
+              <w:szCs w:val="24"/>
+            </w:rPr>
+            <w:instrText xml:space="preserve"> HYPERLINK \l _Toc19186 </w:instrText>
+          </w:r>
+          <w:r>
+            <w:rPr>
+              <w:rFonts w:hint="eastAsia" w:ascii="宋体" w:hAnsi="宋体" w:eastAsia="宋体" w:cs="宋体"/>
+              <w:szCs w:val="24"/>
+            </w:rPr>
+            <w:fldChar w:fldCharType="separate"/>
+          </w:r>
+          <w:r>
+            <w:rPr>
+              <w:rFonts w:hint="default"/>
+            </w:rPr>
+            <w:t xml:space="preserve">5.3. </w:t>
+          </w:r>
+          <w:r>
+            <w:t>演练后总结</w:t>
+          </w:r>
+          <w:r>
+            <w:tab/>
+          </w:r>
+          <w:r>
+            <w:fldChar w:fldCharType="begin"/>
+          </w:r>
+          <w:r>
+            <w:instrText xml:space="preserve"> PAGEREF _Toc19186 \h </w:instrText>
           </w:r>
           <w:r>
             <w:fldChar w:fldCharType="separate"/>
@@ -2854,7 +3049,7 @@
               <w:rFonts w:hint="eastAsia" w:ascii="宋体" w:hAnsi="宋体" w:eastAsia="宋体" w:cs="宋体"/>
               <w:szCs w:val="24"/>
             </w:rPr>
-            <w:instrText xml:space="preserve"> HYPERLINK \l _Toc6386 </w:instrText>
+            <w:instrText xml:space="preserve"> HYPERLINK \l _Toc12264 </w:instrText>
           </w:r>
           <w:r>
             <w:rPr>
@@ -2867,10 +3062,10 @@
             <w:rPr>
               <w:rFonts w:hint="default"/>
             </w:rPr>
-            <w:t xml:space="preserve">5. </w:t>
-          </w:r>
-          <w:r>
-            <w:t>演练实施计划</w:t>
+            <w:t xml:space="preserve">6. </w:t>
+          </w:r>
+          <w:r>
+            <w:t>演练评估标准</w:t>
           </w:r>
           <w:r>
             <w:tab/>
@@ -2879,7 +3074,7 @@
             <w:fldChar w:fldCharType="begin"/>
           </w:r>
           <w:r>
-            <w:instrText xml:space="preserve"> PAGEREF _Toc6386 \h </w:instrText>
+            <w:instrText xml:space="preserve"> PAGEREF _Toc12264 \h </w:instrText>
           </w:r>
           <w:r>
             <w:fldChar w:fldCharType="separate"/>
@@ -2917,7 +3112,7 @@
               <w:rFonts w:hint="eastAsia" w:ascii="宋体" w:hAnsi="宋体" w:eastAsia="宋体" w:cs="宋体"/>
               <w:szCs w:val="24"/>
             </w:rPr>
-            <w:instrText xml:space="preserve"> HYPERLINK \l _Toc16676 </w:instrText>
+            <w:instrText xml:space="preserve"> HYPERLINK \l _Toc3635 </w:instrText>
           </w:r>
           <w:r>
             <w:rPr>
@@ -2930,10 +3125,10 @@
             <w:rPr>
               <w:rFonts w:hint="default"/>
             </w:rPr>
-            <w:t xml:space="preserve">5.1. </w:t>
-          </w:r>
-          <w:r>
-            <w:t>演练前准备</w:t>
+            <w:t xml:space="preserve">6.1. </w:t>
+          </w:r>
+          <w:r>
+            <w:t>一级故障演练评估</w:t>
           </w:r>
           <w:r>
             <w:tab/>
@@ -2942,13 +3137,76 @@
             <w:fldChar w:fldCharType="begin"/>
           </w:r>
           <w:r>
-            <w:instrText xml:space="preserve"> PAGEREF _Toc16676 \h </w:instrText>
+            <w:instrText xml:space="preserve"> PAGEREF _Toc3635 \h </w:instrText>
           </w:r>
           <w:r>
             <w:fldChar w:fldCharType="separate"/>
           </w:r>
           <w:r>
-            <w:t>6</w:t>
+            <w:t>7</w:t>
+          </w:r>
+          <w:r>
+            <w:fldChar w:fldCharType="end"/>
+          </w:r>
+          <w:r>
+            <w:rPr>
+              <w:rFonts w:hint="eastAsia" w:ascii="宋体" w:hAnsi="宋体" w:eastAsia="宋体" w:cs="宋体"/>
+              <w:szCs w:val="24"/>
+            </w:rPr>
+            <w:fldChar w:fldCharType="end"/>
+          </w:r>
+        </w:p>
+        <w:p>
+          <w:pPr>
+            <w:pStyle w:val="16"/>
+            <w:tabs>
+              <w:tab w:val="right" w:leader="dot" w:pos="8306"/>
+            </w:tabs>
+          </w:pPr>
+          <w:r>
+            <w:rPr>
+              <w:rFonts w:hint="eastAsia" w:ascii="宋体" w:hAnsi="宋体" w:eastAsia="宋体" w:cs="宋体"/>
+              <w:szCs w:val="24"/>
+            </w:rPr>
+            <w:fldChar w:fldCharType="begin"/>
+          </w:r>
+          <w:r>
+            <w:rPr>
+              <w:rFonts w:hint="eastAsia" w:ascii="宋体" w:hAnsi="宋体" w:eastAsia="宋体" w:cs="宋体"/>
+              <w:szCs w:val="24"/>
+            </w:rPr>
+            <w:instrText xml:space="preserve"> HYPERLINK \l _Toc29049 </w:instrText>
+          </w:r>
+          <w:r>
+            <w:rPr>
+              <w:rFonts w:hint="eastAsia" w:ascii="宋体" w:hAnsi="宋体" w:eastAsia="宋体" w:cs="宋体"/>
+              <w:szCs w:val="24"/>
+            </w:rPr>
+            <w:fldChar w:fldCharType="separate"/>
+          </w:r>
+          <w:r>
+            <w:rPr>
+              <w:rFonts w:hint="default"/>
+            </w:rPr>
+            <w:t xml:space="preserve">7. </w:t>
+          </w:r>
+          <w:r>
+            <w:t>应急保障措施</w:t>
+          </w:r>
+          <w:r>
+            <w:tab/>
+          </w:r>
+          <w:r>
+            <w:fldChar w:fldCharType="begin"/>
+          </w:r>
+          <w:r>
+            <w:instrText xml:space="preserve"> PAGEREF _Toc29049 \h </w:instrText>
+          </w:r>
+          <w:r>
+            <w:fldChar w:fldCharType="separate"/>
+          </w:r>
+          <w:r>
+            <w:t>7</w:t>
           </w:r>
           <w:r>
             <w:fldChar w:fldCharType="end"/>
@@ -2980,7 +3238,7 @@
               <w:rFonts w:hint="eastAsia" w:ascii="宋体" w:hAnsi="宋体" w:eastAsia="宋体" w:cs="宋体"/>
               <w:szCs w:val="24"/>
             </w:rPr>
-            <w:instrText xml:space="preserve"> HYPERLINK \l _Toc20046 </w:instrText>
+            <w:instrText xml:space="preserve"> HYPERLINK \l _Toc7202 </w:instrText>
           </w:r>
           <w:r>
             <w:rPr>
@@ -2993,10 +3251,10 @@
             <w:rPr>
               <w:rFonts w:hint="default"/>
             </w:rPr>
-            <w:t xml:space="preserve">5.2. </w:t>
-          </w:r>
-          <w:r>
-            <w:t>演练实施流程</w:t>
+            <w:t xml:space="preserve">7.1. </w:t>
+          </w:r>
+          <w:r>
+            <w:t>人员保障</w:t>
           </w:r>
           <w:r>
             <w:tab/>
@@ -3005,7 +3263,7 @@
             <w:fldChar w:fldCharType="begin"/>
           </w:r>
           <w:r>
-            <w:instrText xml:space="preserve"> PAGEREF _Toc20046 \h </w:instrText>
+            <w:instrText xml:space="preserve"> PAGEREF _Toc7202 \h </w:instrText>
           </w:r>
           <w:r>
             <w:fldChar w:fldCharType="separate"/>
@@ -3043,7 +3301,7 @@
               <w:rFonts w:hint="eastAsia" w:ascii="宋体" w:hAnsi="宋体" w:eastAsia="宋体" w:cs="宋体"/>
               <w:szCs w:val="24"/>
             </w:rPr>
-            <w:instrText xml:space="preserve"> HYPERLINK \l _Toc9537 </w:instrText>
+            <w:instrText xml:space="preserve"> HYPERLINK \l _Toc29157 </w:instrText>
           </w:r>
           <w:r>
             <w:rPr>
@@ -3056,10 +3314,10 @@
             <w:rPr>
               <w:rFonts w:hint="default"/>
             </w:rPr>
-            <w:t xml:space="preserve">5.3. </w:t>
-          </w:r>
-          <w:r>
-            <w:t>演练后总结</w:t>
+            <w:t xml:space="preserve">7.2. </w:t>
+          </w:r>
+          <w:r>
+            <w:t>物资保障</w:t>
           </w:r>
           <w:r>
             <w:tab/>
@@ -3068,13 +3326,139 @@
             <w:fldChar w:fldCharType="begin"/>
           </w:r>
           <w:r>
-            <w:instrText xml:space="preserve"> PAGEREF _Toc9537 \h </w:instrText>
+            <w:instrText xml:space="preserve"> PAGEREF _Toc29157 \h </w:instrText>
           </w:r>
           <w:r>
             <w:fldChar w:fldCharType="separate"/>
           </w:r>
           <w:r>
             <w:t>7</w:t>
+          </w:r>
+          <w:r>
+            <w:fldChar w:fldCharType="end"/>
+          </w:r>
+          <w:r>
+            <w:rPr>
+              <w:rFonts w:hint="eastAsia" w:ascii="宋体" w:hAnsi="宋体" w:eastAsia="宋体" w:cs="宋体"/>
+              <w:szCs w:val="24"/>
+            </w:rPr>
+            <w:fldChar w:fldCharType="end"/>
+          </w:r>
+        </w:p>
+        <w:p>
+          <w:pPr>
+            <w:pStyle w:val="17"/>
+            <w:tabs>
+              <w:tab w:val="right" w:leader="dot" w:pos="8306"/>
+            </w:tabs>
+          </w:pPr>
+          <w:r>
+            <w:rPr>
+              <w:rFonts w:hint="eastAsia" w:ascii="宋体" w:hAnsi="宋体" w:eastAsia="宋体" w:cs="宋体"/>
+              <w:szCs w:val="24"/>
+            </w:rPr>
+            <w:fldChar w:fldCharType="begin"/>
+          </w:r>
+          <w:r>
+            <w:rPr>
+              <w:rFonts w:hint="eastAsia" w:ascii="宋体" w:hAnsi="宋体" w:eastAsia="宋体" w:cs="宋体"/>
+              <w:szCs w:val="24"/>
+            </w:rPr>
+            <w:instrText xml:space="preserve"> HYPERLINK \l _Toc13776 </w:instrText>
+          </w:r>
+          <w:r>
+            <w:rPr>
+              <w:rFonts w:hint="eastAsia" w:ascii="宋体" w:hAnsi="宋体" w:eastAsia="宋体" w:cs="宋体"/>
+              <w:szCs w:val="24"/>
+            </w:rPr>
+            <w:fldChar w:fldCharType="separate"/>
+          </w:r>
+          <w:r>
+            <w:rPr>
+              <w:rFonts w:hint="default"/>
+            </w:rPr>
+            <w:t xml:space="preserve">7.3. </w:t>
+          </w:r>
+          <w:r>
+            <w:t>技术保障</w:t>
+          </w:r>
+          <w:r>
+            <w:tab/>
+          </w:r>
+          <w:r>
+            <w:fldChar w:fldCharType="begin"/>
+          </w:r>
+          <w:r>
+            <w:instrText xml:space="preserve"> PAGEREF _Toc13776 \h </w:instrText>
+          </w:r>
+          <w:r>
+            <w:fldChar w:fldCharType="separate"/>
+          </w:r>
+          <w:r>
+            <w:t>7</w:t>
+          </w:r>
+          <w:r>
+            <w:fldChar w:fldCharType="end"/>
+          </w:r>
+          <w:r>
+            <w:rPr>
+              <w:rFonts w:hint="eastAsia" w:ascii="宋体" w:hAnsi="宋体" w:eastAsia="宋体" w:cs="宋体"/>
+              <w:szCs w:val="24"/>
+            </w:rPr>
+            <w:fldChar w:fldCharType="end"/>
+          </w:r>
+        </w:p>
+        <w:p>
+          <w:pPr>
+            <w:pStyle w:val="17"/>
+            <w:tabs>
+              <w:tab w:val="right" w:leader="dot" w:pos="8306"/>
+            </w:tabs>
+          </w:pPr>
+          <w:r>
+            <w:rPr>
+              <w:rFonts w:hint="eastAsia" w:ascii="宋体" w:hAnsi="宋体" w:eastAsia="宋体" w:cs="宋体"/>
+              <w:szCs w:val="24"/>
+            </w:rPr>
+            <w:fldChar w:fldCharType="begin"/>
+          </w:r>
+          <w:r>
+            <w:rPr>
+              <w:rFonts w:hint="eastAsia" w:ascii="宋体" w:hAnsi="宋体" w:eastAsia="宋体" w:cs="宋体"/>
+              <w:szCs w:val="24"/>
+            </w:rPr>
+            <w:instrText xml:space="preserve"> HYPERLINK \l _Toc1830 </w:instrText>
+          </w:r>
+          <w:r>
+            <w:rPr>
+              <w:rFonts w:hint="eastAsia" w:ascii="宋体" w:hAnsi="宋体" w:eastAsia="宋体" w:cs="宋体"/>
+              <w:szCs w:val="24"/>
+            </w:rPr>
+            <w:fldChar w:fldCharType="separate"/>
+          </w:r>
+          <w:r>
+            <w:rPr>
+              <w:rFonts w:hint="default"/>
+            </w:rPr>
+            <w:t xml:space="preserve">7.4. </w:t>
+          </w:r>
+          <w:r>
+            <w:t>通讯保障</w:t>
+          </w:r>
+          <w:r>
+            <w:tab/>
+          </w:r>
+          <w:r>
+            <w:fldChar w:fldCharType="begin"/>
+          </w:r>
+          <w:r>
+            <w:instrText xml:space="preserve"> PAGEREF _Toc1830 \h </w:instrText>
+          </w:r>
+          <w:r>
+            <w:fldChar w:fldCharType="separate"/>
+          </w:r>
+          <w:r>
+            <w:t>8</w:t>
           </w:r>
           <w:r>
             <w:fldChar w:fldCharType="end"/>
@@ -3106,7 +3490,7 @@
               <w:rFonts w:hint="eastAsia" w:ascii="宋体" w:hAnsi="宋体" w:eastAsia="宋体" w:cs="宋体"/>
               <w:szCs w:val="24"/>
             </w:rPr>
-            <w:instrText xml:space="preserve"> HYPERLINK \l _Toc13833 </w:instrText>
+            <w:instrText xml:space="preserve"> HYPERLINK \l _Toc13778 </w:instrText>
           </w:r>
           <w:r>
             <w:rPr>
@@ -3119,10 +3503,10 @@
             <w:rPr>
               <w:rFonts w:hint="default"/>
             </w:rPr>
-            <w:t xml:space="preserve">6. </w:t>
-          </w:r>
-          <w:r>
-            <w:t>演练评估标准</w:t>
+            <w:t xml:space="preserve">8. </w:t>
+          </w:r>
+          <w:r>
+            <w:t>附则</w:t>
           </w:r>
           <w:r>
             <w:tab/>
@@ -3131,13 +3515,13 @@
             <w:fldChar w:fldCharType="begin"/>
           </w:r>
           <w:r>
-            <w:instrText xml:space="preserve"> PAGEREF _Toc13833 \h </w:instrText>
+            <w:instrText xml:space="preserve"> PAGEREF _Toc13778 \h </w:instrText>
           </w:r>
           <w:r>
             <w:fldChar w:fldCharType="separate"/>
           </w:r>
           <w:r>
-            <w:t>7</w:t>
+            <w:t>8</w:t>
           </w:r>
           <w:r>
             <w:fldChar w:fldCharType="end"/>
@@ -3169,7 +3553,7 @@
               <w:rFonts w:hint="eastAsia" w:ascii="宋体" w:hAnsi="宋体" w:eastAsia="宋体" w:cs="宋体"/>
               <w:szCs w:val="24"/>
             </w:rPr>
-            <w:instrText xml:space="preserve"> HYPERLINK \l _Toc20475 </w:instrText>
+            <w:instrText xml:space="preserve"> HYPERLINK \l _Toc5107 </w:instrText>
           </w:r>
           <w:r>
             <w:rPr>
@@ -3182,10 +3566,10 @@
             <w:rPr>
               <w:rFonts w:hint="default"/>
             </w:rPr>
-            <w:t xml:space="preserve">6.1. </w:t>
-          </w:r>
-          <w:r>
-            <w:t>一级故障演练评估</w:t>
+            <w:t xml:space="preserve">8.1. </w:t>
+          </w:r>
+          <w:r>
+            <w:t>预案修订</w:t>
           </w:r>
           <w:r>
             <w:tab/>
@@ -3194,13 +3578,13 @@
             <w:fldChar w:fldCharType="begin"/>
           </w:r>
           <w:r>
-            <w:instrText xml:space="preserve"> PAGEREF _Toc20475 \h </w:instrText>
+            <w:instrText xml:space="preserve"> PAGEREF _Toc5107 \h </w:instrText>
           </w:r>
           <w:r>
             <w:fldChar w:fldCharType="separate"/>
           </w:r>
           <w:r>
-            <w:t>7</w:t>
+            <w:t>8</w:t>
           </w:r>
           <w:r>
             <w:fldChar w:fldCharType="end"/>
@@ -3232,7 +3616,7 @@
               <w:rFonts w:hint="eastAsia" w:ascii="宋体" w:hAnsi="宋体" w:eastAsia="宋体" w:cs="宋体"/>
               <w:szCs w:val="24"/>
             </w:rPr>
-            <w:instrText xml:space="preserve"> HYPERLINK \l _Toc13747 </w:instrText>
+            <w:instrText xml:space="preserve"> HYPERLINK \l _Toc1174 </w:instrText>
           </w:r>
           <w:r>
             <w:rPr>
@@ -3245,10 +3629,10 @@
             <w:rPr>
               <w:rFonts w:hint="default"/>
             </w:rPr>
-            <w:t xml:space="preserve">6.2. </w:t>
-          </w:r>
-          <w:r>
-            <w:t>热备切换演练评估</w:t>
+            <w:t xml:space="preserve">8.2. </w:t>
+          </w:r>
+          <w:r>
+            <w:t>预案解释</w:t>
           </w:r>
           <w:r>
             <w:tab/>
@@ -3257,70 +3641,7 @@
             <w:fldChar w:fldCharType="begin"/>
           </w:r>
           <w:r>
-            <w:instrText xml:space="preserve"> PAGEREF _Toc13747 \h </w:instrText>
-          </w:r>
-          <w:r>
-            <w:fldChar w:fldCharType="separate"/>
-          </w:r>
-          <w:r>
-            <w:t>7</w:t>
-          </w:r>
-          <w:r>
-            <w:fldChar w:fldCharType="end"/>
-          </w:r>
-          <w:r>
-            <w:rPr>
-              <w:rFonts w:hint="eastAsia" w:ascii="宋体" w:hAnsi="宋体" w:eastAsia="宋体" w:cs="宋体"/>
-              <w:szCs w:val="24"/>
-            </w:rPr>
-            <w:fldChar w:fldCharType="end"/>
-          </w:r>
-        </w:p>
-        <w:p>
-          <w:pPr>
-            <w:pStyle w:val="16"/>
-            <w:tabs>
-              <w:tab w:val="right" w:leader="dot" w:pos="8306"/>
-            </w:tabs>
-          </w:pPr>
-          <w:r>
-            <w:rPr>
-              <w:rFonts w:hint="eastAsia" w:ascii="宋体" w:hAnsi="宋体" w:eastAsia="宋体" w:cs="宋体"/>
-              <w:szCs w:val="24"/>
-            </w:rPr>
-            <w:fldChar w:fldCharType="begin"/>
-          </w:r>
-          <w:r>
-            <w:rPr>
-              <w:rFonts w:hint="eastAsia" w:ascii="宋体" w:hAnsi="宋体" w:eastAsia="宋体" w:cs="宋体"/>
-              <w:szCs w:val="24"/>
-            </w:rPr>
-            <w:instrText xml:space="preserve"> HYPERLINK \l _Toc24720 </w:instrText>
-          </w:r>
-          <w:r>
-            <w:rPr>
-              <w:rFonts w:hint="eastAsia" w:ascii="宋体" w:hAnsi="宋体" w:eastAsia="宋体" w:cs="宋体"/>
-              <w:szCs w:val="24"/>
-            </w:rPr>
-            <w:fldChar w:fldCharType="separate"/>
-          </w:r>
-          <w:r>
-            <w:rPr>
-              <w:rFonts w:hint="default"/>
-            </w:rPr>
-            <w:t xml:space="preserve">7. </w:t>
-          </w:r>
-          <w:r>
-            <w:t>应急保障措施</w:t>
-          </w:r>
-          <w:r>
-            <w:tab/>
-          </w:r>
-          <w:r>
-            <w:fldChar w:fldCharType="begin"/>
-          </w:r>
-          <w:r>
-            <w:instrText xml:space="preserve"> PAGEREF _Toc24720 \h </w:instrText>
+            <w:instrText xml:space="preserve"> PAGEREF _Toc1174 \h </w:instrText>
           </w:r>
           <w:r>
             <w:fldChar w:fldCharType="separate"/>
@@ -3358,7 +3679,7 @@
               <w:rFonts w:hint="eastAsia" w:ascii="宋体" w:hAnsi="宋体" w:eastAsia="宋体" w:cs="宋体"/>
               <w:szCs w:val="24"/>
             </w:rPr>
-            <w:instrText xml:space="preserve"> HYPERLINK \l _Toc10199 </w:instrText>
+            <w:instrText xml:space="preserve"> HYPERLINK \l _Toc30030 </w:instrText>
           </w:r>
           <w:r>
             <w:rPr>
@@ -3371,10 +3692,10 @@
             <w:rPr>
               <w:rFonts w:hint="default"/>
             </w:rPr>
-            <w:t xml:space="preserve">7.1. </w:t>
-          </w:r>
-          <w:r>
-            <w:t>人员保障</w:t>
+            <w:t xml:space="preserve">8.3. </w:t>
+          </w:r>
+          <w:r>
+            <w:t>实施日期</w:t>
           </w:r>
           <w:r>
             <w:tab/>
@@ -3383,454 +3704,13 @@
             <w:fldChar w:fldCharType="begin"/>
           </w:r>
           <w:r>
-            <w:instrText xml:space="preserve"> PAGEREF _Toc10199 \h </w:instrText>
+            <w:instrText xml:space="preserve"> PAGEREF _Toc30030 \h </w:instrText>
           </w:r>
           <w:r>
             <w:fldChar w:fldCharType="separate"/>
           </w:r>
           <w:r>
             <w:t>8</w:t>
-          </w:r>
-          <w:r>
-            <w:fldChar w:fldCharType="end"/>
-          </w:r>
-          <w:r>
-            <w:rPr>
-              <w:rFonts w:hint="eastAsia" w:ascii="宋体" w:hAnsi="宋体" w:eastAsia="宋体" w:cs="宋体"/>
-              <w:szCs w:val="24"/>
-            </w:rPr>
-            <w:fldChar w:fldCharType="end"/>
-          </w:r>
-        </w:p>
-        <w:p>
-          <w:pPr>
-            <w:pStyle w:val="17"/>
-            <w:tabs>
-              <w:tab w:val="right" w:leader="dot" w:pos="8306"/>
-            </w:tabs>
-          </w:pPr>
-          <w:r>
-            <w:rPr>
-              <w:rFonts w:hint="eastAsia" w:ascii="宋体" w:hAnsi="宋体" w:eastAsia="宋体" w:cs="宋体"/>
-              <w:szCs w:val="24"/>
-            </w:rPr>
-            <w:fldChar w:fldCharType="begin"/>
-          </w:r>
-          <w:r>
-            <w:rPr>
-              <w:rFonts w:hint="eastAsia" w:ascii="宋体" w:hAnsi="宋体" w:eastAsia="宋体" w:cs="宋体"/>
-              <w:szCs w:val="24"/>
-            </w:rPr>
-            <w:instrText xml:space="preserve"> HYPERLINK \l _Toc9883 </w:instrText>
-          </w:r>
-          <w:r>
-            <w:rPr>
-              <w:rFonts w:hint="eastAsia" w:ascii="宋体" w:hAnsi="宋体" w:eastAsia="宋体" w:cs="宋体"/>
-              <w:szCs w:val="24"/>
-            </w:rPr>
-            <w:fldChar w:fldCharType="separate"/>
-          </w:r>
-          <w:r>
-            <w:rPr>
-              <w:rFonts w:hint="default"/>
-            </w:rPr>
-            <w:t xml:space="preserve">7.2. </w:t>
-          </w:r>
-          <w:r>
-            <w:t>物资保障</w:t>
-          </w:r>
-          <w:r>
-            <w:tab/>
-          </w:r>
-          <w:r>
-            <w:fldChar w:fldCharType="begin"/>
-          </w:r>
-          <w:r>
-            <w:instrText xml:space="preserve"> PAGEREF _Toc9883 \h </w:instrText>
-          </w:r>
-          <w:r>
-            <w:fldChar w:fldCharType="separate"/>
-          </w:r>
-          <w:r>
-            <w:t>8</w:t>
-          </w:r>
-          <w:r>
-            <w:fldChar w:fldCharType="end"/>
-          </w:r>
-          <w:r>
-            <w:rPr>
-              <w:rFonts w:hint="eastAsia" w:ascii="宋体" w:hAnsi="宋体" w:eastAsia="宋体" w:cs="宋体"/>
-              <w:szCs w:val="24"/>
-            </w:rPr>
-            <w:fldChar w:fldCharType="end"/>
-          </w:r>
-        </w:p>
-        <w:p>
-          <w:pPr>
-            <w:pStyle w:val="17"/>
-            <w:tabs>
-              <w:tab w:val="right" w:leader="dot" w:pos="8306"/>
-            </w:tabs>
-          </w:pPr>
-          <w:r>
-            <w:rPr>
-              <w:rFonts w:hint="eastAsia" w:ascii="宋体" w:hAnsi="宋体" w:eastAsia="宋体" w:cs="宋体"/>
-              <w:szCs w:val="24"/>
-            </w:rPr>
-            <w:fldChar w:fldCharType="begin"/>
-          </w:r>
-          <w:r>
-            <w:rPr>
-              <w:rFonts w:hint="eastAsia" w:ascii="宋体" w:hAnsi="宋体" w:eastAsia="宋体" w:cs="宋体"/>
-              <w:szCs w:val="24"/>
-            </w:rPr>
-            <w:instrText xml:space="preserve"> HYPERLINK \l _Toc26615 </w:instrText>
-          </w:r>
-          <w:r>
-            <w:rPr>
-              <w:rFonts w:hint="eastAsia" w:ascii="宋体" w:hAnsi="宋体" w:eastAsia="宋体" w:cs="宋体"/>
-              <w:szCs w:val="24"/>
-            </w:rPr>
-            <w:fldChar w:fldCharType="separate"/>
-          </w:r>
-          <w:r>
-            <w:rPr>
-              <w:rFonts w:hint="default"/>
-            </w:rPr>
-            <w:t xml:space="preserve">7.3. </w:t>
-          </w:r>
-          <w:r>
-            <w:t>技术保障</w:t>
-          </w:r>
-          <w:r>
-            <w:tab/>
-          </w:r>
-          <w:r>
-            <w:fldChar w:fldCharType="begin"/>
-          </w:r>
-          <w:r>
-            <w:instrText xml:space="preserve"> PAGEREF _Toc26615 \h </w:instrText>
-          </w:r>
-          <w:r>
-            <w:fldChar w:fldCharType="separate"/>
-          </w:r>
-          <w:r>
-            <w:t>8</w:t>
-          </w:r>
-          <w:r>
-            <w:fldChar w:fldCharType="end"/>
-          </w:r>
-          <w:r>
-            <w:rPr>
-              <w:rFonts w:hint="eastAsia" w:ascii="宋体" w:hAnsi="宋体" w:eastAsia="宋体" w:cs="宋体"/>
-              <w:szCs w:val="24"/>
-            </w:rPr>
-            <w:fldChar w:fldCharType="end"/>
-          </w:r>
-        </w:p>
-        <w:p>
-          <w:pPr>
-            <w:pStyle w:val="17"/>
-            <w:tabs>
-              <w:tab w:val="right" w:leader="dot" w:pos="8306"/>
-            </w:tabs>
-          </w:pPr>
-          <w:r>
-            <w:rPr>
-              <w:rFonts w:hint="eastAsia" w:ascii="宋体" w:hAnsi="宋体" w:eastAsia="宋体" w:cs="宋体"/>
-              <w:szCs w:val="24"/>
-            </w:rPr>
-            <w:fldChar w:fldCharType="begin"/>
-          </w:r>
-          <w:r>
-            <w:rPr>
-              <w:rFonts w:hint="eastAsia" w:ascii="宋体" w:hAnsi="宋体" w:eastAsia="宋体" w:cs="宋体"/>
-              <w:szCs w:val="24"/>
-            </w:rPr>
-            <w:instrText xml:space="preserve"> HYPERLINK \l _Toc30877 </w:instrText>
-          </w:r>
-          <w:r>
-            <w:rPr>
-              <w:rFonts w:hint="eastAsia" w:ascii="宋体" w:hAnsi="宋体" w:eastAsia="宋体" w:cs="宋体"/>
-              <w:szCs w:val="24"/>
-            </w:rPr>
-            <w:fldChar w:fldCharType="separate"/>
-          </w:r>
-          <w:r>
-            <w:rPr>
-              <w:rFonts w:hint="default"/>
-            </w:rPr>
-            <w:t xml:space="preserve">7.4. </w:t>
-          </w:r>
-          <w:r>
-            <w:t>通讯保障</w:t>
-          </w:r>
-          <w:r>
-            <w:tab/>
-          </w:r>
-          <w:r>
-            <w:fldChar w:fldCharType="begin"/>
-          </w:r>
-          <w:r>
-            <w:instrText xml:space="preserve"> PAGEREF _Toc30877 \h </w:instrText>
-          </w:r>
-          <w:r>
-            <w:fldChar w:fldCharType="separate"/>
-          </w:r>
-          <w:r>
-            <w:t>8</w:t>
-          </w:r>
-          <w:r>
-            <w:fldChar w:fldCharType="end"/>
-          </w:r>
-          <w:r>
-            <w:rPr>
-              <w:rFonts w:hint="eastAsia" w:ascii="宋体" w:hAnsi="宋体" w:eastAsia="宋体" w:cs="宋体"/>
-              <w:szCs w:val="24"/>
-            </w:rPr>
-            <w:fldChar w:fldCharType="end"/>
-          </w:r>
-        </w:p>
-        <w:p>
-          <w:pPr>
-            <w:pStyle w:val="16"/>
-            <w:tabs>
-              <w:tab w:val="right" w:leader="dot" w:pos="8306"/>
-            </w:tabs>
-          </w:pPr>
-          <w:r>
-            <w:rPr>
-              <w:rFonts w:hint="eastAsia" w:ascii="宋体" w:hAnsi="宋体" w:eastAsia="宋体" w:cs="宋体"/>
-              <w:szCs w:val="24"/>
-            </w:rPr>
-            <w:fldChar w:fldCharType="begin"/>
-          </w:r>
-          <w:r>
-            <w:rPr>
-              <w:rFonts w:hint="eastAsia" w:ascii="宋体" w:hAnsi="宋体" w:eastAsia="宋体" w:cs="宋体"/>
-              <w:szCs w:val="24"/>
-            </w:rPr>
-            <w:instrText xml:space="preserve"> HYPERLINK \l _Toc24431 </w:instrText>
-          </w:r>
-          <w:r>
-            <w:rPr>
-              <w:rFonts w:hint="eastAsia" w:ascii="宋体" w:hAnsi="宋体" w:eastAsia="宋体" w:cs="宋体"/>
-              <w:szCs w:val="24"/>
-            </w:rPr>
-            <w:fldChar w:fldCharType="separate"/>
-          </w:r>
-          <w:r>
-            <w:rPr>
-              <w:rFonts w:hint="default"/>
-            </w:rPr>
-            <w:t xml:space="preserve">8. </w:t>
-          </w:r>
-          <w:r>
-            <w:t>附则</w:t>
-          </w:r>
-          <w:r>
-            <w:tab/>
-          </w:r>
-          <w:r>
-            <w:fldChar w:fldCharType="begin"/>
-          </w:r>
-          <w:r>
-            <w:instrText xml:space="preserve"> PAGEREF _Toc24431 \h </w:instrText>
-          </w:r>
-          <w:r>
-            <w:fldChar w:fldCharType="separate"/>
-          </w:r>
-          <w:r>
-            <w:t>9</w:t>
-          </w:r>
-          <w:r>
-            <w:fldChar w:fldCharType="end"/>
-          </w:r>
-          <w:r>
-            <w:rPr>
-              <w:rFonts w:hint="eastAsia" w:ascii="宋体" w:hAnsi="宋体" w:eastAsia="宋体" w:cs="宋体"/>
-              <w:szCs w:val="24"/>
-            </w:rPr>
-            <w:fldChar w:fldCharType="end"/>
-          </w:r>
-        </w:p>
-        <w:p>
-          <w:pPr>
-            <w:pStyle w:val="17"/>
-            <w:tabs>
-              <w:tab w:val="right" w:leader="dot" w:pos="8306"/>
-            </w:tabs>
-          </w:pPr>
-          <w:r>
-            <w:rPr>
-              <w:rFonts w:hint="eastAsia" w:ascii="宋体" w:hAnsi="宋体" w:eastAsia="宋体" w:cs="宋体"/>
-              <w:szCs w:val="24"/>
-            </w:rPr>
-            <w:fldChar w:fldCharType="begin"/>
-          </w:r>
-          <w:r>
-            <w:rPr>
-              <w:rFonts w:hint="eastAsia" w:ascii="宋体" w:hAnsi="宋体" w:eastAsia="宋体" w:cs="宋体"/>
-              <w:szCs w:val="24"/>
-            </w:rPr>
-            <w:instrText xml:space="preserve"> HYPERLINK \l _Toc23515 </w:instrText>
-          </w:r>
-          <w:r>
-            <w:rPr>
-              <w:rFonts w:hint="eastAsia" w:ascii="宋体" w:hAnsi="宋体" w:eastAsia="宋体" w:cs="宋体"/>
-              <w:szCs w:val="24"/>
-            </w:rPr>
-            <w:fldChar w:fldCharType="separate"/>
-          </w:r>
-          <w:r>
-            <w:rPr>
-              <w:rFonts w:hint="default"/>
-            </w:rPr>
-            <w:t xml:space="preserve">8.1. </w:t>
-          </w:r>
-          <w:r>
-            <w:t>预案修订</w:t>
-          </w:r>
-          <w:r>
-            <w:tab/>
-          </w:r>
-          <w:r>
-            <w:fldChar w:fldCharType="begin"/>
-          </w:r>
-          <w:r>
-            <w:instrText xml:space="preserve"> PAGEREF _Toc23515 \h </w:instrText>
-          </w:r>
-          <w:r>
-            <w:fldChar w:fldCharType="separate"/>
-          </w:r>
-          <w:r>
-            <w:t>9</w:t>
-          </w:r>
-          <w:r>
-            <w:fldChar w:fldCharType="end"/>
-          </w:r>
-          <w:r>
-            <w:rPr>
-              <w:rFonts w:hint="eastAsia" w:ascii="宋体" w:hAnsi="宋体" w:eastAsia="宋体" w:cs="宋体"/>
-              <w:szCs w:val="24"/>
-            </w:rPr>
-            <w:fldChar w:fldCharType="end"/>
-          </w:r>
-        </w:p>
-        <w:p>
-          <w:pPr>
-            <w:pStyle w:val="17"/>
-            <w:tabs>
-              <w:tab w:val="right" w:leader="dot" w:pos="8306"/>
-            </w:tabs>
-          </w:pPr>
-          <w:r>
-            <w:rPr>
-              <w:rFonts w:hint="eastAsia" w:ascii="宋体" w:hAnsi="宋体" w:eastAsia="宋体" w:cs="宋体"/>
-              <w:szCs w:val="24"/>
-            </w:rPr>
-            <w:fldChar w:fldCharType="begin"/>
-          </w:r>
-          <w:r>
-            <w:rPr>
-              <w:rFonts w:hint="eastAsia" w:ascii="宋体" w:hAnsi="宋体" w:eastAsia="宋体" w:cs="宋体"/>
-              <w:szCs w:val="24"/>
-            </w:rPr>
-            <w:instrText xml:space="preserve"> HYPERLINK \l _Toc8804 </w:instrText>
-          </w:r>
-          <w:r>
-            <w:rPr>
-              <w:rFonts w:hint="eastAsia" w:ascii="宋体" w:hAnsi="宋体" w:eastAsia="宋体" w:cs="宋体"/>
-              <w:szCs w:val="24"/>
-            </w:rPr>
-            <w:fldChar w:fldCharType="separate"/>
-          </w:r>
-          <w:r>
-            <w:rPr>
-              <w:rFonts w:hint="default"/>
-            </w:rPr>
-            <w:t xml:space="preserve">8.2. </w:t>
-          </w:r>
-          <w:r>
-            <w:t>预案解释</w:t>
-          </w:r>
-          <w:r>
-            <w:tab/>
-          </w:r>
-          <w:r>
-            <w:fldChar w:fldCharType="begin"/>
-          </w:r>
-          <w:r>
-            <w:instrText xml:space="preserve"> PAGEREF _Toc8804 \h </w:instrText>
-          </w:r>
-          <w:r>
-            <w:fldChar w:fldCharType="separate"/>
-          </w:r>
-          <w:r>
-            <w:t>9</w:t>
-          </w:r>
-          <w:r>
-            <w:fldChar w:fldCharType="end"/>
-          </w:r>
-          <w:r>
-            <w:rPr>
-              <w:rFonts w:hint="eastAsia" w:ascii="宋体" w:hAnsi="宋体" w:eastAsia="宋体" w:cs="宋体"/>
-              <w:szCs w:val="24"/>
-            </w:rPr>
-            <w:fldChar w:fldCharType="end"/>
-          </w:r>
-        </w:p>
-        <w:p>
-          <w:pPr>
-            <w:pStyle w:val="17"/>
-            <w:tabs>
-              <w:tab w:val="right" w:leader="dot" w:pos="8306"/>
-            </w:tabs>
-          </w:pPr>
-          <w:r>
-            <w:rPr>
-              <w:rFonts w:hint="eastAsia" w:ascii="宋体" w:hAnsi="宋体" w:eastAsia="宋体" w:cs="宋体"/>
-              <w:szCs w:val="24"/>
-            </w:rPr>
-            <w:fldChar w:fldCharType="begin"/>
-          </w:r>
-          <w:r>
-            <w:rPr>
-              <w:rFonts w:hint="eastAsia" w:ascii="宋体" w:hAnsi="宋体" w:eastAsia="宋体" w:cs="宋体"/>
-              <w:szCs w:val="24"/>
-            </w:rPr>
-            <w:instrText xml:space="preserve"> HYPERLINK \l _Toc28687 </w:instrText>
-          </w:r>
-          <w:r>
-            <w:rPr>
-              <w:rFonts w:hint="eastAsia" w:ascii="宋体" w:hAnsi="宋体" w:eastAsia="宋体" w:cs="宋体"/>
-              <w:szCs w:val="24"/>
-            </w:rPr>
-            <w:fldChar w:fldCharType="separate"/>
-          </w:r>
-          <w:r>
-            <w:rPr>
-              <w:rFonts w:hint="default"/>
-            </w:rPr>
-            <w:t xml:space="preserve">8.3. </w:t>
-          </w:r>
-          <w:r>
-            <w:t>实施日期</w:t>
-          </w:r>
-          <w:r>
-            <w:tab/>
-          </w:r>
-          <w:r>
-            <w:fldChar w:fldCharType="begin"/>
-          </w:r>
-          <w:r>
-            <w:instrText xml:space="preserve"> PAGEREF _Toc28687 \h </w:instrText>
-          </w:r>
-          <w:r>
-            <w:fldChar w:fldCharType="separate"/>
-          </w:r>
-          <w:r>
-            <w:t>9</w:t>
           </w:r>
           <w:r>
             <w:fldChar w:fldCharType="end"/>
@@ -3937,7 +3817,7 @@
         <w:textAlignment w:val="baseline"/>
       </w:pPr>
       <w:bookmarkStart w:id="2" w:name="heading_0"/>
-      <w:bookmarkStart w:id="3" w:name="_Toc24287"/>
+      <w:bookmarkStart w:id="3" w:name="_Toc23657"/>
       <w:r>
         <w:t>编制说明</w:t>
       </w:r>
@@ -3966,8 +3846,8 @@
           <w:lang w:eastAsia="zh-CN"/>
         </w:rPr>
       </w:pPr>
-      <w:bookmarkStart w:id="4" w:name="_Toc2524"/>
-      <w:bookmarkStart w:id="5" w:name="heading_1"/>
+      <w:bookmarkStart w:id="4" w:name="heading_1"/>
+      <w:bookmarkStart w:id="5" w:name="_Toc9449"/>
       <w:r>
         <w:t>编制目的</w:t>
       </w:r>
@@ -4021,8 +3901,8 @@
         <w:snapToGrid w:val="0"/>
         <w:textAlignment w:val="baseline"/>
       </w:pPr>
-      <w:bookmarkStart w:id="6" w:name="_Toc9395"/>
-      <w:bookmarkStart w:id="7" w:name="heading_2"/>
+      <w:bookmarkStart w:id="6" w:name="heading_2"/>
+      <w:bookmarkStart w:id="7" w:name="_Toc12525"/>
       <w:r>
         <w:t>编制依据</w:t>
       </w:r>
@@ -4129,7 +4009,7 @@
         <w:textAlignment w:val="baseline"/>
       </w:pPr>
       <w:bookmarkStart w:id="8" w:name="heading_3"/>
-      <w:bookmarkStart w:id="9" w:name="_Toc20537"/>
+      <w:bookmarkStart w:id="9" w:name="_Toc19017"/>
       <w:r>
         <w:t>适用范围</w:t>
       </w:r>
@@ -4155,7 +4035,7 @@
         <w:textAlignment w:val="baseline"/>
       </w:pPr>
       <w:r>
-        <w:t>本预案适用于本项目2025年度（2025年6月-2025年12月）组织的各项应急演练活动。</w:t>
+        <w:t>本预案适用于本项目2025年度组织的各项应急演练活动。</w:t>
       </w:r>
     </w:p>
     <w:p>
@@ -4177,7 +4057,7 @@
         <w:textAlignment w:val="baseline"/>
       </w:pPr>
       <w:bookmarkStart w:id="10" w:name="heading_4"/>
-      <w:bookmarkStart w:id="11" w:name="_Toc11068"/>
+      <w:bookmarkStart w:id="11" w:name="_Toc15404"/>
       <w:r>
         <w:t>演练目标</w:t>
       </w:r>
@@ -4186,45 +4066,46 @@
     </w:p>
     <w:tbl>
       <w:tblPr>
-        <w:tblStyle w:val="20"/>
         <w:tblW w:w="8214" w:type="dxa"/>
         <w:jc w:val="center"/>
         <w:tblBorders>
-          <w:top w:val="none" w:color="DEE0E3" w:sz="0" w:space="0"/>
-          <w:left w:val="none" w:color="DEE0E3" w:sz="0" w:space="0"/>
-          <w:bottom w:val="none" w:color="DEE0E3" w:sz="0" w:space="0"/>
-          <w:right w:val="none" w:color="DEE0E3" w:sz="0" w:space="0"/>
-          <w:insideH w:val="none" w:color="DEE0E3" w:sz="0" w:space="0"/>
-          <w:insideV w:val="none" w:color="DEE0E3" w:sz="0" w:space="0"/>
+          <w:top w:val="none" w:color="auto" w:sz="0" w:space="0"/>
+          <w:left w:val="none" w:color="auto" w:sz="0" w:space="0"/>
+          <w:bottom w:val="none" w:color="auto" w:sz="0" w:space="0"/>
+          <w:right w:val="none" w:color="auto" w:sz="0" w:space="0"/>
+          <w:insideH w:val="none" w:color="auto" w:sz="0" w:space="0"/>
+          <w:insideV w:val="none" w:color="auto" w:sz="0" w:space="0"/>
         </w:tblBorders>
+        <w:shd w:val="clear" w:color="auto" w:fill="auto"/>
         <w:tblLayout w:type="autofit"/>
         <w:tblCellMar>
-          <w:top w:w="0" w:type="dxa"/>
-          <w:left w:w="10" w:type="dxa"/>
-          <w:bottom w:w="0" w:type="dxa"/>
-          <w:right w:w="10" w:type="dxa"/>
+          <w:top w:w="15" w:type="dxa"/>
+          <w:left w:w="15" w:type="dxa"/>
+          <w:bottom w:w="15" w:type="dxa"/>
+          <w:right w:w="15" w:type="dxa"/>
         </w:tblCellMar>
       </w:tblPr>
       <w:tblGrid>
-        <w:gridCol w:w="833"/>
-        <w:gridCol w:w="3675"/>
-        <w:gridCol w:w="3706"/>
+        <w:gridCol w:w="737"/>
+        <w:gridCol w:w="4281"/>
+        <w:gridCol w:w="3196"/>
       </w:tblGrid>
       <w:tr>
         <w:tblPrEx>
           <w:tblBorders>
-            <w:top w:val="none" w:color="DEE0E3" w:sz="0" w:space="0"/>
-            <w:left w:val="none" w:color="DEE0E3" w:sz="0" w:space="0"/>
-            <w:bottom w:val="none" w:color="DEE0E3" w:sz="0" w:space="0"/>
-            <w:right w:val="none" w:color="DEE0E3" w:sz="0" w:space="0"/>
-            <w:insideH w:val="none" w:color="DEE0E3" w:sz="0" w:space="0"/>
-            <w:insideV w:val="none" w:color="DEE0E3" w:sz="0" w:space="0"/>
+            <w:top w:val="none" w:color="auto" w:sz="0" w:space="0"/>
+            <w:left w:val="none" w:color="auto" w:sz="0" w:space="0"/>
+            <w:bottom w:val="none" w:color="auto" w:sz="0" w:space="0"/>
+            <w:right w:val="none" w:color="auto" w:sz="0" w:space="0"/>
+            <w:insideH w:val="none" w:color="auto" w:sz="0" w:space="0"/>
+            <w:insideV w:val="none" w:color="auto" w:sz="0" w:space="0"/>
           </w:tblBorders>
+          <w:shd w:val="clear" w:color="auto" w:fill="auto"/>
           <w:tblCellMar>
-            <w:top w:w="0" w:type="dxa"/>
-            <w:left w:w="10" w:type="dxa"/>
-            <w:bottom w:w="0" w:type="dxa"/>
-            <w:right w:w="10" w:type="dxa"/>
+            <w:top w:w="15" w:type="dxa"/>
+            <w:left w:w="15" w:type="dxa"/>
+            <w:bottom w:w="15" w:type="dxa"/>
+            <w:right w:w="15" w:type="dxa"/>
           </w:tblCellMar>
         </w:tblPrEx>
         <w:trPr>
@@ -4234,49 +4115,60 @@
         </w:trPr>
         <w:tc>
           <w:tcPr>
-            <w:tcW w:w="833" w:type="dxa"/>
+            <w:tcW w:w="737" w:type="dxa"/>
             <w:tcBorders>
               <w:top w:val="single" w:color="auto" w:sz="12" w:space="0"/>
               <w:left w:val="single" w:color="auto" w:sz="12" w:space="0"/>
               <w:bottom w:val="nil"/>
               <w:right w:val="nil"/>
             </w:tcBorders>
+            <w:shd w:val="clear" w:color="auto" w:fill="auto"/>
             <w:noWrap w:val="0"/>
             <w:tcMar>
-              <w:top w:w="60" w:type="dxa"/>
-              <w:left w:w="120" w:type="dxa"/>
-              <w:bottom w:w="30" w:type="dxa"/>
-              <w:right w:w="120" w:type="dxa"/>
-            </w:tcMar>
-            <w:vAlign w:val="center"/>
-          </w:tcPr>
-          <w:p>
-            <w:pPr>
-              <w:pStyle w:val="30"/>
-              <w:keepNext w:val="0"/>
-              <w:keepLines w:val="0"/>
-              <w:pageBreakBefore w:val="0"/>
-              <w:widowControl w:val="0"/>
-              <w:kinsoku w:val="0"/>
-              <w:wordWrap/>
-              <w:overflowPunct/>
-              <w:topLinePunct w:val="0"/>
-              <w:autoSpaceDE w:val="0"/>
-              <w:autoSpaceDN w:val="0"/>
-              <w:bidi w:val="0"/>
-              <w:adjustRightInd w:val="0"/>
-              <w:snapToGrid w:val="0"/>
-              <w:spacing w:line="240" w:lineRule="auto"/>
-              <w:ind w:left="0" w:leftChars="0" w:right="0" w:rightChars="0" w:firstLine="0" w:firstLineChars="0"/>
-              <w:jc w:val="center"/>
-              <w:textAlignment w:val="baseline"/>
+              <w:top w:w="150" w:type="dxa"/>
+              <w:left w:w="-1" w:type="dxa"/>
+              <w:bottom w:w="150" w:type="dxa"/>
+              <w:right w:w="240" w:type="dxa"/>
+            </w:tcMar>
+            <w:vAlign w:val="center"/>
+          </w:tcPr>
+          <w:p>
+            <w:pPr>
+              <w:keepNext w:val="0"/>
+              <w:keepLines w:val="0"/>
+              <w:widowControl/>
+              <w:suppressLineNumbers w:val="0"/>
+              <w:snapToGrid w:val="0"/>
+              <w:spacing w:line="240" w:lineRule="auto"/>
+              <w:ind w:left="0" w:leftChars="0" w:right="0" w:rightChars="0" w:firstLine="0" w:firstLineChars="0"/>
+              <w:jc w:val="center"/>
               <w:rPr>
+                <w:rFonts w:ascii="Segoe UI" w:hAnsi="Segoe UI" w:eastAsia="Segoe UI" w:cs="Segoe UI"/>
                 <w:b/>
+                <w:i w:val="0"/>
+                <w:iCs w:val="0"/>
+                <w:caps w:val="0"/>
+                <w:color w:val="0F1115"/>
+                <w:spacing w:val="0"/>
+                <w:sz w:val="22"/>
+                <w:szCs w:val="22"/>
               </w:rPr>
             </w:pPr>
             <w:r>
               <w:rPr>
+                <w:rFonts w:hint="default" w:ascii="Segoe UI" w:hAnsi="Segoe UI" w:eastAsia="Segoe UI" w:cs="Segoe UI"/>
                 <w:b/>
+                <w:i w:val="0"/>
+                <w:iCs w:val="0"/>
+                <w:caps w:val="0"/>
+                <w:snapToGrid w:val="0"/>
+                <w:color w:val="000000"/>
+                <w:spacing w:val="0"/>
+                <w:kern w:val="0"/>
+                <w:sz w:val="22"/>
+                <w:szCs w:val="22"/>
+                <w:bdr w:val="none" w:color="auto" w:sz="0" w:space="0"/>
+                <w:lang w:val="en-US" w:eastAsia="zh-CN" w:bidi="ar"/>
               </w:rPr>
               <w:t>序号</w:t>
             </w:r>
@@ -4284,49 +4176,60 @@
         </w:tc>
         <w:tc>
           <w:tcPr>
-            <w:tcW w:w="3675" w:type="dxa"/>
+            <w:tcW w:w="4281" w:type="dxa"/>
             <w:tcBorders>
               <w:top w:val="single" w:color="auto" w:sz="12" w:space="0"/>
               <w:left w:val="single" w:color="auto" w:sz="4" w:space="0"/>
               <w:bottom w:val="nil"/>
               <w:right w:val="nil"/>
             </w:tcBorders>
+            <w:shd w:val="clear" w:color="auto" w:fill="auto"/>
             <w:noWrap w:val="0"/>
             <w:tcMar>
-              <w:top w:w="60" w:type="dxa"/>
-              <w:left w:w="120" w:type="dxa"/>
-              <w:bottom w:w="30" w:type="dxa"/>
-              <w:right w:w="120" w:type="dxa"/>
-            </w:tcMar>
-            <w:vAlign w:val="center"/>
-          </w:tcPr>
-          <w:p>
-            <w:pPr>
-              <w:pStyle w:val="30"/>
-              <w:keepNext w:val="0"/>
-              <w:keepLines w:val="0"/>
-              <w:pageBreakBefore w:val="0"/>
-              <w:widowControl w:val="0"/>
-              <w:kinsoku w:val="0"/>
-              <w:wordWrap/>
-              <w:overflowPunct/>
-              <w:topLinePunct w:val="0"/>
-              <w:autoSpaceDE w:val="0"/>
-              <w:autoSpaceDN w:val="0"/>
-              <w:bidi w:val="0"/>
-              <w:adjustRightInd w:val="0"/>
-              <w:snapToGrid w:val="0"/>
-              <w:spacing w:line="240" w:lineRule="auto"/>
-              <w:ind w:left="0" w:leftChars="0" w:right="0" w:rightChars="0" w:firstLine="0" w:firstLineChars="0"/>
-              <w:jc w:val="center"/>
-              <w:textAlignment w:val="baseline"/>
+              <w:top w:w="150" w:type="dxa"/>
+              <w:left w:w="240" w:type="dxa"/>
+              <w:bottom w:w="150" w:type="dxa"/>
+              <w:right w:w="240" w:type="dxa"/>
+            </w:tcMar>
+            <w:vAlign w:val="center"/>
+          </w:tcPr>
+          <w:p>
+            <w:pPr>
+              <w:keepNext w:val="0"/>
+              <w:keepLines w:val="0"/>
+              <w:widowControl/>
+              <w:suppressLineNumbers w:val="0"/>
+              <w:snapToGrid w:val="0"/>
+              <w:spacing w:line="240" w:lineRule="auto"/>
+              <w:ind w:left="0" w:leftChars="0" w:right="0" w:rightChars="0" w:firstLine="0" w:firstLineChars="0"/>
+              <w:jc w:val="center"/>
               <w:rPr>
+                <w:rFonts w:hint="default" w:ascii="Segoe UI" w:hAnsi="Segoe UI" w:eastAsia="Segoe UI" w:cs="Segoe UI"/>
                 <w:b/>
+                <w:i w:val="0"/>
+                <w:iCs w:val="0"/>
+                <w:caps w:val="0"/>
+                <w:color w:val="0F1115"/>
+                <w:spacing w:val="0"/>
+                <w:sz w:val="22"/>
+                <w:szCs w:val="22"/>
               </w:rPr>
             </w:pPr>
             <w:r>
               <w:rPr>
+                <w:rFonts w:hint="default" w:ascii="Segoe UI" w:hAnsi="Segoe UI" w:eastAsia="Segoe UI" w:cs="Segoe UI"/>
                 <w:b/>
+                <w:i w:val="0"/>
+                <w:iCs w:val="0"/>
+                <w:caps w:val="0"/>
+                <w:snapToGrid w:val="0"/>
+                <w:color w:val="000000"/>
+                <w:spacing w:val="0"/>
+                <w:kern w:val="0"/>
+                <w:sz w:val="22"/>
+                <w:szCs w:val="22"/>
+                <w:bdr w:val="none" w:color="auto" w:sz="0" w:space="0"/>
+                <w:lang w:val="en-US" w:eastAsia="zh-CN" w:bidi="ar"/>
               </w:rPr>
               <w:t>演练目标</w:t>
             </w:r>
@@ -4334,49 +4237,60 @@
         </w:tc>
         <w:tc>
           <w:tcPr>
-            <w:tcW w:w="3706" w:type="dxa"/>
+            <w:tcW w:w="3196" w:type="dxa"/>
             <w:tcBorders>
               <w:top w:val="single" w:color="auto" w:sz="12" w:space="0"/>
               <w:left w:val="single" w:color="auto" w:sz="4" w:space="0"/>
               <w:bottom w:val="nil"/>
               <w:right w:val="single" w:color="auto" w:sz="12" w:space="0"/>
             </w:tcBorders>
+            <w:shd w:val="clear" w:color="auto" w:fill="auto"/>
             <w:noWrap w:val="0"/>
             <w:tcMar>
-              <w:top w:w="60" w:type="dxa"/>
-              <w:left w:w="120" w:type="dxa"/>
-              <w:bottom w:w="30" w:type="dxa"/>
-              <w:right w:w="120" w:type="dxa"/>
-            </w:tcMar>
-            <w:vAlign w:val="center"/>
-          </w:tcPr>
-          <w:p>
-            <w:pPr>
-              <w:pStyle w:val="30"/>
-              <w:keepNext w:val="0"/>
-              <w:keepLines w:val="0"/>
-              <w:pageBreakBefore w:val="0"/>
-              <w:widowControl w:val="0"/>
-              <w:kinsoku w:val="0"/>
-              <w:wordWrap/>
-              <w:overflowPunct/>
-              <w:topLinePunct w:val="0"/>
-              <w:autoSpaceDE w:val="0"/>
-              <w:autoSpaceDN w:val="0"/>
-              <w:bidi w:val="0"/>
-              <w:adjustRightInd w:val="0"/>
-              <w:snapToGrid w:val="0"/>
-              <w:spacing w:line="240" w:lineRule="auto"/>
-              <w:ind w:left="0" w:leftChars="0" w:right="0" w:rightChars="0" w:firstLine="0" w:firstLineChars="0"/>
-              <w:jc w:val="center"/>
-              <w:textAlignment w:val="baseline"/>
+              <w:top w:w="150" w:type="dxa"/>
+              <w:left w:w="240" w:type="dxa"/>
+              <w:bottom w:w="150" w:type="dxa"/>
+              <w:right w:w="240" w:type="dxa"/>
+            </w:tcMar>
+            <w:vAlign w:val="center"/>
+          </w:tcPr>
+          <w:p>
+            <w:pPr>
+              <w:keepNext w:val="0"/>
+              <w:keepLines w:val="0"/>
+              <w:widowControl/>
+              <w:suppressLineNumbers w:val="0"/>
+              <w:snapToGrid w:val="0"/>
+              <w:spacing w:line="240" w:lineRule="auto"/>
+              <w:ind w:left="0" w:leftChars="0" w:right="0" w:rightChars="0" w:firstLine="0" w:firstLineChars="0"/>
+              <w:jc w:val="center"/>
               <w:rPr>
+                <w:rFonts w:hint="default" w:ascii="Segoe UI" w:hAnsi="Segoe UI" w:eastAsia="Segoe UI" w:cs="Segoe UI"/>
                 <w:b/>
+                <w:i w:val="0"/>
+                <w:iCs w:val="0"/>
+                <w:caps w:val="0"/>
+                <w:color w:val="0F1115"/>
+                <w:spacing w:val="0"/>
+                <w:sz w:val="22"/>
+                <w:szCs w:val="22"/>
               </w:rPr>
             </w:pPr>
             <w:r>
               <w:rPr>
+                <w:rFonts w:hint="default" w:ascii="Segoe UI" w:hAnsi="Segoe UI" w:eastAsia="Segoe UI" w:cs="Segoe UI"/>
                 <w:b/>
+                <w:i w:val="0"/>
+                <w:iCs w:val="0"/>
+                <w:caps w:val="0"/>
+                <w:snapToGrid w:val="0"/>
+                <w:color w:val="000000"/>
+                <w:spacing w:val="0"/>
+                <w:kern w:val="0"/>
+                <w:sz w:val="22"/>
+                <w:szCs w:val="22"/>
+                <w:bdr w:val="none" w:color="auto" w:sz="0" w:space="0"/>
+                <w:lang w:val="en-US" w:eastAsia="zh-CN" w:bidi="ar"/>
               </w:rPr>
               <w:t>目标值</w:t>
             </w:r>
@@ -4386,18 +4300,19 @@
       <w:tr>
         <w:tblPrEx>
           <w:tblBorders>
-            <w:top w:val="none" w:color="DEE0E3" w:sz="0" w:space="0"/>
-            <w:left w:val="none" w:color="DEE0E3" w:sz="0" w:space="0"/>
-            <w:bottom w:val="none" w:color="DEE0E3" w:sz="0" w:space="0"/>
-            <w:right w:val="none" w:color="DEE0E3" w:sz="0" w:space="0"/>
-            <w:insideH w:val="none" w:color="DEE0E3" w:sz="0" w:space="0"/>
-            <w:insideV w:val="none" w:color="DEE0E3" w:sz="0" w:space="0"/>
+            <w:top w:val="none" w:color="auto" w:sz="0" w:space="0"/>
+            <w:left w:val="none" w:color="auto" w:sz="0" w:space="0"/>
+            <w:bottom w:val="none" w:color="auto" w:sz="0" w:space="0"/>
+            <w:right w:val="none" w:color="auto" w:sz="0" w:space="0"/>
+            <w:insideH w:val="none" w:color="auto" w:sz="0" w:space="0"/>
+            <w:insideV w:val="none" w:color="auto" w:sz="0" w:space="0"/>
           </w:tblBorders>
+          <w:shd w:val="clear" w:color="auto" w:fill="auto"/>
           <w:tblCellMar>
-            <w:top w:w="0" w:type="dxa"/>
-            <w:left w:w="10" w:type="dxa"/>
-            <w:bottom w:w="0" w:type="dxa"/>
-            <w:right w:w="10" w:type="dxa"/>
+            <w:top w:w="15" w:type="dxa"/>
+            <w:left w:w="15" w:type="dxa"/>
+            <w:bottom w:w="15" w:type="dxa"/>
+            <w:right w:w="15" w:type="dxa"/>
           </w:tblCellMar>
         </w:tblPrEx>
         <w:trPr>
@@ -4406,132 +4321,177 @@
         </w:trPr>
         <w:tc>
           <w:tcPr>
-            <w:tcW w:w="833" w:type="dxa"/>
+            <w:tcW w:w="737" w:type="dxa"/>
             <w:tcBorders>
               <w:top w:val="single" w:color="auto" w:sz="4" w:space="0"/>
               <w:left w:val="single" w:color="auto" w:sz="12" w:space="0"/>
               <w:bottom w:val="nil"/>
               <w:right w:val="nil"/>
             </w:tcBorders>
+            <w:shd w:val="clear" w:color="auto" w:fill="auto"/>
             <w:noWrap w:val="0"/>
             <w:tcMar>
-              <w:top w:w="60" w:type="dxa"/>
-              <w:left w:w="120" w:type="dxa"/>
-              <w:bottom w:w="30" w:type="dxa"/>
-              <w:right w:w="120" w:type="dxa"/>
-            </w:tcMar>
-            <w:vAlign w:val="center"/>
-          </w:tcPr>
-          <w:p>
-            <w:pPr>
-              <w:pStyle w:val="30"/>
-              <w:keepNext w:val="0"/>
-              <w:keepLines w:val="0"/>
-              <w:pageBreakBefore w:val="0"/>
-              <w:widowControl w:val="0"/>
-              <w:kinsoku w:val="0"/>
-              <w:wordWrap/>
-              <w:overflowPunct/>
-              <w:topLinePunct w:val="0"/>
-              <w:autoSpaceDE w:val="0"/>
-              <w:autoSpaceDN w:val="0"/>
-              <w:bidi w:val="0"/>
-              <w:adjustRightInd w:val="0"/>
-              <w:snapToGrid w:val="0"/>
-              <w:spacing w:line="240" w:lineRule="auto"/>
-              <w:ind w:left="0" w:leftChars="0" w:right="0" w:rightChars="0" w:firstLine="0" w:firstLineChars="0"/>
-              <w:jc w:val="center"/>
-              <w:textAlignment w:val="baseline"/>
-            </w:pPr>
-            <w:r>
+              <w:top w:w="150" w:type="dxa"/>
+              <w:left w:w="-1" w:type="dxa"/>
+              <w:bottom w:w="150" w:type="dxa"/>
+              <w:right w:w="240" w:type="dxa"/>
+            </w:tcMar>
+            <w:vAlign w:val="center"/>
+          </w:tcPr>
+          <w:p>
+            <w:pPr>
+              <w:keepNext w:val="0"/>
+              <w:keepLines w:val="0"/>
+              <w:widowControl/>
+              <w:suppressLineNumbers w:val="0"/>
+              <w:snapToGrid w:val="0"/>
+              <w:spacing w:line="240" w:lineRule="auto"/>
+              <w:ind w:left="0" w:leftChars="0" w:right="0" w:rightChars="0" w:firstLine="0" w:firstLineChars="0"/>
+              <w:jc w:val="center"/>
+              <w:rPr>
+                <w:rFonts w:hint="default" w:ascii="Segoe UI" w:hAnsi="Segoe UI" w:eastAsia="Segoe UI" w:cs="Segoe UI"/>
+                <w:i w:val="0"/>
+                <w:iCs w:val="0"/>
+                <w:caps w:val="0"/>
+                <w:color w:val="0F1115"/>
+                <w:spacing w:val="0"/>
+                <w:sz w:val="22"/>
+                <w:szCs w:val="22"/>
+              </w:rPr>
+            </w:pPr>
+            <w:r>
+              <w:rPr>
+                <w:rFonts w:hint="default" w:ascii="Segoe UI" w:hAnsi="Segoe UI" w:eastAsia="Segoe UI" w:cs="Segoe UI"/>
+                <w:i w:val="0"/>
+                <w:iCs w:val="0"/>
+                <w:caps w:val="0"/>
+                <w:snapToGrid w:val="0"/>
+                <w:color w:val="000000"/>
+                <w:spacing w:val="0"/>
+                <w:kern w:val="0"/>
+                <w:sz w:val="22"/>
+                <w:szCs w:val="22"/>
+                <w:bdr w:val="none" w:color="auto" w:sz="0" w:space="0"/>
+                <w:lang w:val="en-US" w:eastAsia="zh-CN" w:bidi="ar"/>
+              </w:rPr>
               <w:t>1</w:t>
             </w:r>
           </w:p>
         </w:tc>
         <w:tc>
           <w:tcPr>
-            <w:tcW w:w="3675" w:type="dxa"/>
+            <w:tcW w:w="4281" w:type="dxa"/>
             <w:tcBorders>
               <w:top w:val="single" w:color="auto" w:sz="4" w:space="0"/>
               <w:left w:val="single" w:color="auto" w:sz="4" w:space="0"/>
               <w:bottom w:val="nil"/>
               <w:right w:val="nil"/>
             </w:tcBorders>
+            <w:shd w:val="clear" w:color="auto" w:fill="auto"/>
             <w:noWrap w:val="0"/>
             <w:tcMar>
-              <w:top w:w="60" w:type="dxa"/>
-              <w:left w:w="120" w:type="dxa"/>
-              <w:bottom w:w="30" w:type="dxa"/>
-              <w:right w:w="120" w:type="dxa"/>
-            </w:tcMar>
-            <w:vAlign w:val="center"/>
-          </w:tcPr>
-          <w:p>
-            <w:pPr>
-              <w:pStyle w:val="30"/>
-              <w:keepNext w:val="0"/>
-              <w:keepLines w:val="0"/>
-              <w:pageBreakBefore w:val="0"/>
-              <w:widowControl w:val="0"/>
-              <w:kinsoku w:val="0"/>
-              <w:wordWrap/>
-              <w:overflowPunct/>
-              <w:topLinePunct w:val="0"/>
-              <w:autoSpaceDE w:val="0"/>
-              <w:autoSpaceDN w:val="0"/>
-              <w:bidi w:val="0"/>
-              <w:adjustRightInd w:val="0"/>
-              <w:snapToGrid w:val="0"/>
-              <w:spacing w:line="240" w:lineRule="auto"/>
-              <w:ind w:left="0" w:leftChars="0" w:right="0" w:rightChars="0" w:firstLine="0" w:firstLineChars="0"/>
-              <w:jc w:val="center"/>
-              <w:textAlignment w:val="baseline"/>
-            </w:pPr>
-            <w:r>
+              <w:top w:w="150" w:type="dxa"/>
+              <w:left w:w="240" w:type="dxa"/>
+              <w:bottom w:w="150" w:type="dxa"/>
+              <w:right w:w="240" w:type="dxa"/>
+            </w:tcMar>
+            <w:vAlign w:val="center"/>
+          </w:tcPr>
+          <w:p>
+            <w:pPr>
+              <w:keepNext w:val="0"/>
+              <w:keepLines w:val="0"/>
+              <w:widowControl/>
+              <w:suppressLineNumbers w:val="0"/>
+              <w:snapToGrid w:val="0"/>
+              <w:spacing w:line="240" w:lineRule="auto"/>
+              <w:ind w:left="0" w:leftChars="0" w:right="0" w:rightChars="0" w:firstLine="0" w:firstLineChars="0"/>
+              <w:jc w:val="center"/>
+              <w:rPr>
+                <w:rFonts w:hint="default" w:ascii="Segoe UI" w:hAnsi="Segoe UI" w:eastAsia="Segoe UI" w:cs="Segoe UI"/>
+                <w:i w:val="0"/>
+                <w:iCs w:val="0"/>
+                <w:caps w:val="0"/>
+                <w:color w:val="0F1115"/>
+                <w:spacing w:val="0"/>
+                <w:sz w:val="22"/>
+                <w:szCs w:val="22"/>
+              </w:rPr>
+            </w:pPr>
+            <w:r>
+              <w:rPr>
+                <w:rFonts w:hint="default" w:ascii="Segoe UI" w:hAnsi="Segoe UI" w:eastAsia="Segoe UI" w:cs="Segoe UI"/>
+                <w:i w:val="0"/>
+                <w:iCs w:val="0"/>
+                <w:caps w:val="0"/>
+                <w:snapToGrid w:val="0"/>
+                <w:color w:val="000000"/>
+                <w:spacing w:val="0"/>
+                <w:kern w:val="0"/>
+                <w:sz w:val="22"/>
+                <w:szCs w:val="22"/>
+                <w:bdr w:val="none" w:color="auto" w:sz="0" w:space="0"/>
+                <w:lang w:val="en-US" w:eastAsia="zh-CN" w:bidi="ar"/>
+              </w:rPr>
               <w:t>检验一级故障应急响应流程</w:t>
             </w:r>
           </w:p>
         </w:tc>
         <w:tc>
           <w:tcPr>
-            <w:tcW w:w="3706" w:type="dxa"/>
+            <w:tcW w:w="3196" w:type="dxa"/>
             <w:tcBorders>
               <w:top w:val="single" w:color="auto" w:sz="4" w:space="0"/>
               <w:left w:val="single" w:color="auto" w:sz="4" w:space="0"/>
               <w:bottom w:val="nil"/>
               <w:right w:val="single" w:color="auto" w:sz="12" w:space="0"/>
             </w:tcBorders>
+            <w:shd w:val="clear" w:color="auto" w:fill="auto"/>
             <w:noWrap w:val="0"/>
             <w:tcMar>
-              <w:top w:w="60" w:type="dxa"/>
-              <w:left w:w="120" w:type="dxa"/>
-              <w:bottom w:w="30" w:type="dxa"/>
-              <w:right w:w="120" w:type="dxa"/>
-            </w:tcMar>
-            <w:vAlign w:val="center"/>
-          </w:tcPr>
-          <w:p>
-            <w:pPr>
-              <w:pStyle w:val="30"/>
-              <w:keepNext w:val="0"/>
-              <w:keepLines w:val="0"/>
-              <w:pageBreakBefore w:val="0"/>
-              <w:widowControl w:val="0"/>
-              <w:kinsoku w:val="0"/>
-              <w:wordWrap/>
-              <w:overflowPunct/>
-              <w:topLinePunct w:val="0"/>
-              <w:autoSpaceDE w:val="0"/>
-              <w:autoSpaceDN w:val="0"/>
-              <w:bidi w:val="0"/>
-              <w:adjustRightInd w:val="0"/>
-              <w:snapToGrid w:val="0"/>
-              <w:spacing w:line="240" w:lineRule="auto"/>
-              <w:ind w:left="0" w:leftChars="0" w:right="0" w:rightChars="0" w:firstLine="0" w:firstLineChars="0"/>
-              <w:jc w:val="center"/>
-              <w:textAlignment w:val="baseline"/>
-            </w:pPr>
-            <w:r>
+              <w:top w:w="150" w:type="dxa"/>
+              <w:left w:w="240" w:type="dxa"/>
+              <w:bottom w:w="150" w:type="dxa"/>
+              <w:right w:w="-1" w:type="dxa"/>
+            </w:tcMar>
+            <w:vAlign w:val="center"/>
+          </w:tcPr>
+          <w:p>
+            <w:pPr>
+              <w:keepNext w:val="0"/>
+              <w:keepLines w:val="0"/>
+              <w:widowControl/>
+              <w:suppressLineNumbers w:val="0"/>
+              <w:snapToGrid w:val="0"/>
+              <w:spacing w:line="240" w:lineRule="auto"/>
+              <w:ind w:left="0" w:leftChars="0" w:right="0" w:rightChars="0" w:firstLine="0" w:firstLineChars="0"/>
+              <w:jc w:val="left"/>
+              <w:rPr>
+                <w:rFonts w:hint="default" w:ascii="Segoe UI" w:hAnsi="Segoe UI" w:eastAsia="Segoe UI" w:cs="Segoe UI"/>
+                <w:i w:val="0"/>
+                <w:iCs w:val="0"/>
+                <w:caps w:val="0"/>
+                <w:color w:val="0F1115"/>
+                <w:spacing w:val="0"/>
+                <w:sz w:val="22"/>
+                <w:szCs w:val="22"/>
+              </w:rPr>
+            </w:pPr>
+            <w:r>
+              <w:rPr>
+                <w:rFonts w:hint="default" w:ascii="Segoe UI" w:hAnsi="Segoe UI" w:eastAsia="Segoe UI" w:cs="Segoe UI"/>
+                <w:i w:val="0"/>
+                <w:iCs w:val="0"/>
+                <w:caps w:val="0"/>
+                <w:snapToGrid w:val="0"/>
+                <w:color w:val="000000"/>
+                <w:spacing w:val="0"/>
+                <w:kern w:val="0"/>
+                <w:sz w:val="22"/>
+                <w:szCs w:val="22"/>
+                <w:bdr w:val="none" w:color="auto" w:sz="0" w:space="0"/>
+                <w:lang w:val="en-US" w:eastAsia="zh-CN" w:bidi="ar"/>
+              </w:rPr>
               <w:t>30分钟内到场</w:t>
             </w:r>
           </w:p>
@@ -4540,18 +4500,19 @@
       <w:tr>
         <w:tblPrEx>
           <w:tblBorders>
-            <w:top w:val="none" w:color="DEE0E3" w:sz="0" w:space="0"/>
-            <w:left w:val="none" w:color="DEE0E3" w:sz="0" w:space="0"/>
-            <w:bottom w:val="none" w:color="DEE0E3" w:sz="0" w:space="0"/>
-            <w:right w:val="none" w:color="DEE0E3" w:sz="0" w:space="0"/>
-            <w:insideH w:val="none" w:color="DEE0E3" w:sz="0" w:space="0"/>
-            <w:insideV w:val="none" w:color="DEE0E3" w:sz="0" w:space="0"/>
+            <w:top w:val="none" w:color="auto" w:sz="0" w:space="0"/>
+            <w:left w:val="none" w:color="auto" w:sz="0" w:space="0"/>
+            <w:bottom w:val="none" w:color="auto" w:sz="0" w:space="0"/>
+            <w:right w:val="none" w:color="auto" w:sz="0" w:space="0"/>
+            <w:insideH w:val="none" w:color="auto" w:sz="0" w:space="0"/>
+            <w:insideV w:val="none" w:color="auto" w:sz="0" w:space="0"/>
           </w:tblBorders>
+          <w:shd w:val="clear" w:color="auto" w:fill="auto"/>
           <w:tblCellMar>
-            <w:top w:w="0" w:type="dxa"/>
-            <w:left w:w="10" w:type="dxa"/>
-            <w:bottom w:w="0" w:type="dxa"/>
-            <w:right w:w="10" w:type="dxa"/>
+            <w:top w:w="15" w:type="dxa"/>
+            <w:left w:w="15" w:type="dxa"/>
+            <w:bottom w:w="15" w:type="dxa"/>
+            <w:right w:w="15" w:type="dxa"/>
           </w:tblCellMar>
         </w:tblPrEx>
         <w:trPr>
@@ -4560,132 +4521,177 @@
         </w:trPr>
         <w:tc>
           <w:tcPr>
-            <w:tcW w:w="833" w:type="dxa"/>
+            <w:tcW w:w="737" w:type="dxa"/>
             <w:tcBorders>
               <w:top w:val="single" w:color="auto" w:sz="4" w:space="0"/>
               <w:left w:val="single" w:color="auto" w:sz="12" w:space="0"/>
               <w:bottom w:val="nil"/>
               <w:right w:val="nil"/>
             </w:tcBorders>
+            <w:shd w:val="clear" w:color="auto" w:fill="auto"/>
             <w:noWrap w:val="0"/>
             <w:tcMar>
-              <w:top w:w="60" w:type="dxa"/>
-              <w:left w:w="120" w:type="dxa"/>
-              <w:bottom w:w="30" w:type="dxa"/>
-              <w:right w:w="120" w:type="dxa"/>
-            </w:tcMar>
-            <w:vAlign w:val="center"/>
-          </w:tcPr>
-          <w:p>
-            <w:pPr>
-              <w:pStyle w:val="30"/>
-              <w:keepNext w:val="0"/>
-              <w:keepLines w:val="0"/>
-              <w:pageBreakBefore w:val="0"/>
-              <w:widowControl w:val="0"/>
-              <w:kinsoku w:val="0"/>
-              <w:wordWrap/>
-              <w:overflowPunct/>
-              <w:topLinePunct w:val="0"/>
-              <w:autoSpaceDE w:val="0"/>
-              <w:autoSpaceDN w:val="0"/>
-              <w:bidi w:val="0"/>
-              <w:adjustRightInd w:val="0"/>
-              <w:snapToGrid w:val="0"/>
-              <w:spacing w:line="240" w:lineRule="auto"/>
-              <w:ind w:left="0" w:leftChars="0" w:right="0" w:rightChars="0" w:firstLine="0" w:firstLineChars="0"/>
-              <w:jc w:val="center"/>
-              <w:textAlignment w:val="baseline"/>
-            </w:pPr>
-            <w:r>
+              <w:top w:w="150" w:type="dxa"/>
+              <w:left w:w="-1" w:type="dxa"/>
+              <w:bottom w:w="150" w:type="dxa"/>
+              <w:right w:w="240" w:type="dxa"/>
+            </w:tcMar>
+            <w:vAlign w:val="center"/>
+          </w:tcPr>
+          <w:p>
+            <w:pPr>
+              <w:keepNext w:val="0"/>
+              <w:keepLines w:val="0"/>
+              <w:widowControl/>
+              <w:suppressLineNumbers w:val="0"/>
+              <w:snapToGrid w:val="0"/>
+              <w:spacing w:line="240" w:lineRule="auto"/>
+              <w:ind w:left="0" w:leftChars="0" w:right="0" w:rightChars="0" w:firstLine="0" w:firstLineChars="0"/>
+              <w:jc w:val="center"/>
+              <w:rPr>
+                <w:rFonts w:hint="default" w:ascii="Segoe UI" w:hAnsi="Segoe UI" w:eastAsia="Segoe UI" w:cs="Segoe UI"/>
+                <w:i w:val="0"/>
+                <w:iCs w:val="0"/>
+                <w:caps w:val="0"/>
+                <w:color w:val="0F1115"/>
+                <w:spacing w:val="0"/>
+                <w:sz w:val="22"/>
+                <w:szCs w:val="22"/>
+              </w:rPr>
+            </w:pPr>
+            <w:r>
+              <w:rPr>
+                <w:rFonts w:hint="default" w:ascii="Segoe UI" w:hAnsi="Segoe UI" w:eastAsia="Segoe UI" w:cs="Segoe UI"/>
+                <w:i w:val="0"/>
+                <w:iCs w:val="0"/>
+                <w:caps w:val="0"/>
+                <w:snapToGrid w:val="0"/>
+                <w:color w:val="000000"/>
+                <w:spacing w:val="0"/>
+                <w:kern w:val="0"/>
+                <w:sz w:val="22"/>
+                <w:szCs w:val="22"/>
+                <w:bdr w:val="none" w:color="auto" w:sz="0" w:space="0"/>
+                <w:lang w:val="en-US" w:eastAsia="zh-CN" w:bidi="ar"/>
+              </w:rPr>
               <w:t>2</w:t>
             </w:r>
           </w:p>
         </w:tc>
         <w:tc>
           <w:tcPr>
-            <w:tcW w:w="3675" w:type="dxa"/>
+            <w:tcW w:w="4281" w:type="dxa"/>
             <w:tcBorders>
               <w:top w:val="single" w:color="auto" w:sz="4" w:space="0"/>
               <w:left w:val="single" w:color="auto" w:sz="4" w:space="0"/>
               <w:bottom w:val="nil"/>
               <w:right w:val="nil"/>
             </w:tcBorders>
+            <w:shd w:val="clear" w:color="auto" w:fill="auto"/>
             <w:noWrap w:val="0"/>
             <w:tcMar>
-              <w:top w:w="60" w:type="dxa"/>
-              <w:left w:w="120" w:type="dxa"/>
-              <w:bottom w:w="30" w:type="dxa"/>
-              <w:right w:w="120" w:type="dxa"/>
-            </w:tcMar>
-            <w:vAlign w:val="center"/>
-          </w:tcPr>
-          <w:p>
-            <w:pPr>
-              <w:pStyle w:val="30"/>
-              <w:keepNext w:val="0"/>
-              <w:keepLines w:val="0"/>
-              <w:pageBreakBefore w:val="0"/>
-              <w:widowControl w:val="0"/>
-              <w:kinsoku w:val="0"/>
-              <w:wordWrap/>
-              <w:overflowPunct/>
-              <w:topLinePunct w:val="0"/>
-              <w:autoSpaceDE w:val="0"/>
-              <w:autoSpaceDN w:val="0"/>
-              <w:bidi w:val="0"/>
-              <w:adjustRightInd w:val="0"/>
-              <w:snapToGrid w:val="0"/>
-              <w:spacing w:line="240" w:lineRule="auto"/>
-              <w:ind w:left="0" w:leftChars="0" w:right="0" w:rightChars="0" w:firstLine="0" w:firstLineChars="0"/>
-              <w:jc w:val="center"/>
-              <w:textAlignment w:val="baseline"/>
-            </w:pPr>
-            <w:r>
+              <w:top w:w="150" w:type="dxa"/>
+              <w:left w:w="240" w:type="dxa"/>
+              <w:bottom w:w="150" w:type="dxa"/>
+              <w:right w:w="240" w:type="dxa"/>
+            </w:tcMar>
+            <w:vAlign w:val="center"/>
+          </w:tcPr>
+          <w:p>
+            <w:pPr>
+              <w:keepNext w:val="0"/>
+              <w:keepLines w:val="0"/>
+              <w:widowControl/>
+              <w:suppressLineNumbers w:val="0"/>
+              <w:snapToGrid w:val="0"/>
+              <w:spacing w:line="240" w:lineRule="auto"/>
+              <w:ind w:left="0" w:leftChars="0" w:right="0" w:rightChars="0" w:firstLine="0" w:firstLineChars="0"/>
+              <w:jc w:val="center"/>
+              <w:rPr>
+                <w:rFonts w:hint="default" w:ascii="Segoe UI" w:hAnsi="Segoe UI" w:eastAsia="Segoe UI" w:cs="Segoe UI"/>
+                <w:i w:val="0"/>
+                <w:iCs w:val="0"/>
+                <w:caps w:val="0"/>
+                <w:color w:val="0F1115"/>
+                <w:spacing w:val="0"/>
+                <w:sz w:val="22"/>
+                <w:szCs w:val="22"/>
+              </w:rPr>
+            </w:pPr>
+            <w:r>
+              <w:rPr>
+                <w:rFonts w:hint="default" w:ascii="Segoe UI" w:hAnsi="Segoe UI" w:eastAsia="Segoe UI" w:cs="Segoe UI"/>
+                <w:i w:val="0"/>
+                <w:iCs w:val="0"/>
+                <w:caps w:val="0"/>
+                <w:snapToGrid w:val="0"/>
+                <w:color w:val="000000"/>
+                <w:spacing w:val="0"/>
+                <w:kern w:val="0"/>
+                <w:sz w:val="22"/>
+                <w:szCs w:val="22"/>
+                <w:bdr w:val="none" w:color="auto" w:sz="0" w:space="0"/>
+                <w:lang w:val="en-US" w:eastAsia="zh-CN" w:bidi="ar"/>
+              </w:rPr>
               <w:t>检验故障诊断与恢复能力</w:t>
             </w:r>
           </w:p>
         </w:tc>
         <w:tc>
           <w:tcPr>
-            <w:tcW w:w="3706" w:type="dxa"/>
+            <w:tcW w:w="3196" w:type="dxa"/>
             <w:tcBorders>
               <w:top w:val="single" w:color="auto" w:sz="4" w:space="0"/>
               <w:left w:val="single" w:color="auto" w:sz="4" w:space="0"/>
               <w:bottom w:val="nil"/>
               <w:right w:val="single" w:color="auto" w:sz="12" w:space="0"/>
             </w:tcBorders>
+            <w:shd w:val="clear" w:color="auto" w:fill="auto"/>
             <w:noWrap w:val="0"/>
             <w:tcMar>
-              <w:top w:w="60" w:type="dxa"/>
-              <w:left w:w="120" w:type="dxa"/>
-              <w:bottom w:w="30" w:type="dxa"/>
-              <w:right w:w="120" w:type="dxa"/>
-            </w:tcMar>
-            <w:vAlign w:val="center"/>
-          </w:tcPr>
-          <w:p>
-            <w:pPr>
-              <w:pStyle w:val="30"/>
-              <w:keepNext w:val="0"/>
-              <w:keepLines w:val="0"/>
-              <w:pageBreakBefore w:val="0"/>
-              <w:widowControl w:val="0"/>
-              <w:kinsoku w:val="0"/>
-              <w:wordWrap/>
-              <w:overflowPunct/>
-              <w:topLinePunct w:val="0"/>
-              <w:autoSpaceDE w:val="0"/>
-              <w:autoSpaceDN w:val="0"/>
-              <w:bidi w:val="0"/>
-              <w:adjustRightInd w:val="0"/>
-              <w:snapToGrid w:val="0"/>
-              <w:spacing w:line="240" w:lineRule="auto"/>
-              <w:ind w:left="0" w:leftChars="0" w:right="0" w:rightChars="0" w:firstLine="0" w:firstLineChars="0"/>
-              <w:jc w:val="center"/>
-              <w:textAlignment w:val="baseline"/>
-            </w:pPr>
-            <w:r>
+              <w:top w:w="150" w:type="dxa"/>
+              <w:left w:w="240" w:type="dxa"/>
+              <w:bottom w:w="150" w:type="dxa"/>
+              <w:right w:w="-1" w:type="dxa"/>
+            </w:tcMar>
+            <w:vAlign w:val="center"/>
+          </w:tcPr>
+          <w:p>
+            <w:pPr>
+              <w:keepNext w:val="0"/>
+              <w:keepLines w:val="0"/>
+              <w:widowControl/>
+              <w:suppressLineNumbers w:val="0"/>
+              <w:snapToGrid w:val="0"/>
+              <w:spacing w:line="240" w:lineRule="auto"/>
+              <w:ind w:left="0" w:leftChars="0" w:right="0" w:rightChars="0" w:firstLine="0" w:firstLineChars="0"/>
+              <w:jc w:val="left"/>
+              <w:rPr>
+                <w:rFonts w:hint="default" w:ascii="Segoe UI" w:hAnsi="Segoe UI" w:eastAsia="Segoe UI" w:cs="Segoe UI"/>
+                <w:i w:val="0"/>
+                <w:iCs w:val="0"/>
+                <w:caps w:val="0"/>
+                <w:color w:val="0F1115"/>
+                <w:spacing w:val="0"/>
+                <w:sz w:val="22"/>
+                <w:szCs w:val="22"/>
+              </w:rPr>
+            </w:pPr>
+            <w:r>
+              <w:rPr>
+                <w:rFonts w:hint="default" w:ascii="Segoe UI" w:hAnsi="Segoe UI" w:eastAsia="Segoe UI" w:cs="Segoe UI"/>
+                <w:i w:val="0"/>
+                <w:iCs w:val="0"/>
+                <w:caps w:val="0"/>
+                <w:snapToGrid w:val="0"/>
+                <w:color w:val="000000"/>
+                <w:spacing w:val="0"/>
+                <w:kern w:val="0"/>
+                <w:sz w:val="22"/>
+                <w:szCs w:val="22"/>
+                <w:bdr w:val="none" w:color="auto" w:sz="0" w:space="0"/>
+                <w:lang w:val="en-US" w:eastAsia="zh-CN" w:bidi="ar"/>
+              </w:rPr>
               <w:t>核心区域2小时内恢复</w:t>
             </w:r>
           </w:p>
@@ -4694,18 +4700,19 @@
       <w:tr>
         <w:tblPrEx>
           <w:tblBorders>
-            <w:top w:val="none" w:color="DEE0E3" w:sz="0" w:space="0"/>
-            <w:left w:val="none" w:color="DEE0E3" w:sz="0" w:space="0"/>
-            <w:bottom w:val="none" w:color="DEE0E3" w:sz="0" w:space="0"/>
-            <w:right w:val="none" w:color="DEE0E3" w:sz="0" w:space="0"/>
-            <w:insideH w:val="none" w:color="DEE0E3" w:sz="0" w:space="0"/>
-            <w:insideV w:val="none" w:color="DEE0E3" w:sz="0" w:space="0"/>
+            <w:top w:val="none" w:color="auto" w:sz="0" w:space="0"/>
+            <w:left w:val="none" w:color="auto" w:sz="0" w:space="0"/>
+            <w:bottom w:val="none" w:color="auto" w:sz="0" w:space="0"/>
+            <w:right w:val="none" w:color="auto" w:sz="0" w:space="0"/>
+            <w:insideH w:val="none" w:color="auto" w:sz="0" w:space="0"/>
+            <w:insideV w:val="none" w:color="auto" w:sz="0" w:space="0"/>
           </w:tblBorders>
+          <w:shd w:val="clear" w:color="auto" w:fill="auto"/>
           <w:tblCellMar>
-            <w:top w:w="0" w:type="dxa"/>
-            <w:left w:w="10" w:type="dxa"/>
-            <w:bottom w:w="0" w:type="dxa"/>
-            <w:right w:w="10" w:type="dxa"/>
+            <w:top w:w="15" w:type="dxa"/>
+            <w:left w:w="15" w:type="dxa"/>
+            <w:bottom w:w="15" w:type="dxa"/>
+            <w:right w:w="15" w:type="dxa"/>
           </w:tblCellMar>
         </w:tblPrEx>
         <w:trPr>
@@ -4714,132 +4721,177 @@
         </w:trPr>
         <w:tc>
           <w:tcPr>
-            <w:tcW w:w="833" w:type="dxa"/>
+            <w:tcW w:w="737" w:type="dxa"/>
             <w:tcBorders>
               <w:top w:val="single" w:color="auto" w:sz="4" w:space="0"/>
               <w:left w:val="single" w:color="auto" w:sz="12" w:space="0"/>
               <w:bottom w:val="nil"/>
               <w:right w:val="nil"/>
             </w:tcBorders>
+            <w:shd w:val="clear" w:color="auto" w:fill="auto"/>
             <w:noWrap w:val="0"/>
             <w:tcMar>
-              <w:top w:w="60" w:type="dxa"/>
-              <w:left w:w="120" w:type="dxa"/>
-              <w:bottom w:w="30" w:type="dxa"/>
-              <w:right w:w="120" w:type="dxa"/>
-            </w:tcMar>
-            <w:vAlign w:val="center"/>
-          </w:tcPr>
-          <w:p>
-            <w:pPr>
-              <w:pStyle w:val="30"/>
-              <w:keepNext w:val="0"/>
-              <w:keepLines w:val="0"/>
-              <w:pageBreakBefore w:val="0"/>
-              <w:widowControl w:val="0"/>
-              <w:kinsoku w:val="0"/>
-              <w:wordWrap/>
-              <w:overflowPunct/>
-              <w:topLinePunct w:val="0"/>
-              <w:autoSpaceDE w:val="0"/>
-              <w:autoSpaceDN w:val="0"/>
-              <w:bidi w:val="0"/>
-              <w:adjustRightInd w:val="0"/>
-              <w:snapToGrid w:val="0"/>
-              <w:spacing w:line="240" w:lineRule="auto"/>
-              <w:ind w:left="0" w:leftChars="0" w:right="0" w:rightChars="0" w:firstLine="0" w:firstLineChars="0"/>
-              <w:jc w:val="center"/>
-              <w:textAlignment w:val="baseline"/>
-            </w:pPr>
-            <w:r>
+              <w:top w:w="150" w:type="dxa"/>
+              <w:left w:w="-1" w:type="dxa"/>
+              <w:bottom w:w="150" w:type="dxa"/>
+              <w:right w:w="240" w:type="dxa"/>
+            </w:tcMar>
+            <w:vAlign w:val="center"/>
+          </w:tcPr>
+          <w:p>
+            <w:pPr>
+              <w:keepNext w:val="0"/>
+              <w:keepLines w:val="0"/>
+              <w:widowControl/>
+              <w:suppressLineNumbers w:val="0"/>
+              <w:snapToGrid w:val="0"/>
+              <w:spacing w:line="240" w:lineRule="auto"/>
+              <w:ind w:left="0" w:leftChars="0" w:right="0" w:rightChars="0" w:firstLine="0" w:firstLineChars="0"/>
+              <w:jc w:val="center"/>
+              <w:rPr>
+                <w:rFonts w:hint="default" w:ascii="Segoe UI" w:hAnsi="Segoe UI" w:eastAsia="Segoe UI" w:cs="Segoe UI"/>
+                <w:i w:val="0"/>
+                <w:iCs w:val="0"/>
+                <w:caps w:val="0"/>
+                <w:color w:val="0F1115"/>
+                <w:spacing w:val="0"/>
+                <w:sz w:val="22"/>
+                <w:szCs w:val="22"/>
+              </w:rPr>
+            </w:pPr>
+            <w:r>
+              <w:rPr>
+                <w:rFonts w:hint="default" w:ascii="Segoe UI" w:hAnsi="Segoe UI" w:eastAsia="Segoe UI" w:cs="Segoe UI"/>
+                <w:i w:val="0"/>
+                <w:iCs w:val="0"/>
+                <w:caps w:val="0"/>
+                <w:snapToGrid w:val="0"/>
+                <w:color w:val="000000"/>
+                <w:spacing w:val="0"/>
+                <w:kern w:val="0"/>
+                <w:sz w:val="22"/>
+                <w:szCs w:val="22"/>
+                <w:bdr w:val="none" w:color="auto" w:sz="0" w:space="0"/>
+                <w:lang w:val="en-US" w:eastAsia="zh-CN" w:bidi="ar"/>
+              </w:rPr>
               <w:t>3</w:t>
             </w:r>
           </w:p>
         </w:tc>
         <w:tc>
           <w:tcPr>
-            <w:tcW w:w="3675" w:type="dxa"/>
+            <w:tcW w:w="4281" w:type="dxa"/>
             <w:tcBorders>
               <w:top w:val="single" w:color="auto" w:sz="4" w:space="0"/>
               <w:left w:val="single" w:color="auto" w:sz="4" w:space="0"/>
               <w:bottom w:val="nil"/>
               <w:right w:val="nil"/>
             </w:tcBorders>
+            <w:shd w:val="clear" w:color="auto" w:fill="auto"/>
             <w:noWrap w:val="0"/>
             <w:tcMar>
-              <w:top w:w="60" w:type="dxa"/>
-              <w:left w:w="120" w:type="dxa"/>
-              <w:bottom w:w="30" w:type="dxa"/>
-              <w:right w:w="120" w:type="dxa"/>
-            </w:tcMar>
-            <w:vAlign w:val="center"/>
-          </w:tcPr>
-          <w:p>
-            <w:pPr>
-              <w:pStyle w:val="30"/>
-              <w:keepNext w:val="0"/>
-              <w:keepLines w:val="0"/>
-              <w:pageBreakBefore w:val="0"/>
-              <w:widowControl w:val="0"/>
-              <w:kinsoku w:val="0"/>
-              <w:wordWrap/>
-              <w:overflowPunct/>
-              <w:topLinePunct w:val="0"/>
-              <w:autoSpaceDE w:val="0"/>
-              <w:autoSpaceDN w:val="0"/>
-              <w:bidi w:val="0"/>
-              <w:adjustRightInd w:val="0"/>
-              <w:snapToGrid w:val="0"/>
-              <w:spacing w:line="240" w:lineRule="auto"/>
-              <w:ind w:left="0" w:leftChars="0" w:right="0" w:rightChars="0" w:firstLine="0" w:firstLineChars="0"/>
-              <w:jc w:val="center"/>
-              <w:textAlignment w:val="baseline"/>
-            </w:pPr>
-            <w:r>
+              <w:top w:w="150" w:type="dxa"/>
+              <w:left w:w="240" w:type="dxa"/>
+              <w:bottom w:w="150" w:type="dxa"/>
+              <w:right w:w="240" w:type="dxa"/>
+            </w:tcMar>
+            <w:vAlign w:val="center"/>
+          </w:tcPr>
+          <w:p>
+            <w:pPr>
+              <w:keepNext w:val="0"/>
+              <w:keepLines w:val="0"/>
+              <w:widowControl/>
+              <w:suppressLineNumbers w:val="0"/>
+              <w:snapToGrid w:val="0"/>
+              <w:spacing w:line="240" w:lineRule="auto"/>
+              <w:ind w:left="0" w:leftChars="0" w:right="0" w:rightChars="0" w:firstLine="0" w:firstLineChars="0"/>
+              <w:jc w:val="center"/>
+              <w:rPr>
+                <w:rFonts w:hint="default" w:ascii="Segoe UI" w:hAnsi="Segoe UI" w:eastAsia="Segoe UI" w:cs="Segoe UI"/>
+                <w:i w:val="0"/>
+                <w:iCs w:val="0"/>
+                <w:caps w:val="0"/>
+                <w:color w:val="0F1115"/>
+                <w:spacing w:val="0"/>
+                <w:sz w:val="22"/>
+                <w:szCs w:val="22"/>
+              </w:rPr>
+            </w:pPr>
+            <w:r>
+              <w:rPr>
+                <w:rFonts w:hint="default" w:ascii="Segoe UI" w:hAnsi="Segoe UI" w:eastAsia="Segoe UI" w:cs="Segoe UI"/>
+                <w:i w:val="0"/>
+                <w:iCs w:val="0"/>
+                <w:caps w:val="0"/>
+                <w:snapToGrid w:val="0"/>
+                <w:color w:val="000000"/>
+                <w:spacing w:val="0"/>
+                <w:kern w:val="0"/>
+                <w:sz w:val="22"/>
+                <w:szCs w:val="22"/>
+                <w:bdr w:val="none" w:color="auto" w:sz="0" w:space="0"/>
+                <w:lang w:val="en-US" w:eastAsia="zh-CN" w:bidi="ar"/>
+              </w:rPr>
               <w:t>检验应急指挥与沟通机制</w:t>
             </w:r>
           </w:p>
         </w:tc>
         <w:tc>
           <w:tcPr>
-            <w:tcW w:w="3706" w:type="dxa"/>
+            <w:tcW w:w="3196" w:type="dxa"/>
             <w:tcBorders>
               <w:top w:val="single" w:color="auto" w:sz="4" w:space="0"/>
               <w:left w:val="single" w:color="auto" w:sz="4" w:space="0"/>
               <w:bottom w:val="nil"/>
               <w:right w:val="single" w:color="auto" w:sz="12" w:space="0"/>
             </w:tcBorders>
+            <w:shd w:val="clear" w:color="auto" w:fill="auto"/>
             <w:noWrap w:val="0"/>
             <w:tcMar>
-              <w:top w:w="60" w:type="dxa"/>
-              <w:left w:w="120" w:type="dxa"/>
-              <w:bottom w:w="30" w:type="dxa"/>
-              <w:right w:w="120" w:type="dxa"/>
-            </w:tcMar>
-            <w:vAlign w:val="center"/>
-          </w:tcPr>
-          <w:p>
-            <w:pPr>
-              <w:pStyle w:val="30"/>
-              <w:keepNext w:val="0"/>
-              <w:keepLines w:val="0"/>
-              <w:pageBreakBefore w:val="0"/>
-              <w:widowControl w:val="0"/>
-              <w:kinsoku w:val="0"/>
-              <w:wordWrap/>
-              <w:overflowPunct/>
-              <w:topLinePunct w:val="0"/>
-              <w:autoSpaceDE w:val="0"/>
-              <w:autoSpaceDN w:val="0"/>
-              <w:bidi w:val="0"/>
-              <w:adjustRightInd w:val="0"/>
-              <w:snapToGrid w:val="0"/>
-              <w:spacing w:line="240" w:lineRule="auto"/>
-              <w:ind w:left="0" w:leftChars="0" w:right="0" w:rightChars="0" w:firstLine="0" w:firstLineChars="0"/>
-              <w:jc w:val="center"/>
-              <w:textAlignment w:val="baseline"/>
-            </w:pPr>
-            <w:r>
+              <w:top w:w="150" w:type="dxa"/>
+              <w:left w:w="240" w:type="dxa"/>
+              <w:bottom w:w="150" w:type="dxa"/>
+              <w:right w:w="-1" w:type="dxa"/>
+            </w:tcMar>
+            <w:vAlign w:val="center"/>
+          </w:tcPr>
+          <w:p>
+            <w:pPr>
+              <w:keepNext w:val="0"/>
+              <w:keepLines w:val="0"/>
+              <w:widowControl/>
+              <w:suppressLineNumbers w:val="0"/>
+              <w:snapToGrid w:val="0"/>
+              <w:spacing w:line="240" w:lineRule="auto"/>
+              <w:ind w:left="0" w:leftChars="0" w:right="0" w:rightChars="0" w:firstLine="0" w:firstLineChars="0"/>
+              <w:jc w:val="left"/>
+              <w:rPr>
+                <w:rFonts w:hint="default" w:ascii="Segoe UI" w:hAnsi="Segoe UI" w:eastAsia="Segoe UI" w:cs="Segoe UI"/>
+                <w:i w:val="0"/>
+                <w:iCs w:val="0"/>
+                <w:caps w:val="0"/>
+                <w:color w:val="0F1115"/>
+                <w:spacing w:val="0"/>
+                <w:sz w:val="22"/>
+                <w:szCs w:val="22"/>
+              </w:rPr>
+            </w:pPr>
+            <w:r>
+              <w:rPr>
+                <w:rFonts w:hint="default" w:ascii="Segoe UI" w:hAnsi="Segoe UI" w:eastAsia="Segoe UI" w:cs="Segoe UI"/>
+                <w:i w:val="0"/>
+                <w:iCs w:val="0"/>
+                <w:caps w:val="0"/>
+                <w:snapToGrid w:val="0"/>
+                <w:color w:val="000000"/>
+                <w:spacing w:val="0"/>
+                <w:kern w:val="0"/>
+                <w:sz w:val="22"/>
+                <w:szCs w:val="22"/>
+                <w:bdr w:val="none" w:color="auto" w:sz="0" w:space="0"/>
+                <w:lang w:val="en-US" w:eastAsia="zh-CN" w:bidi="ar"/>
+              </w:rPr>
               <w:t>30分钟内建立专用沟通渠道</w:t>
             </w:r>
           </w:p>
@@ -4848,18 +4900,19 @@
       <w:tr>
         <w:tblPrEx>
           <w:tblBorders>
-            <w:top w:val="none" w:color="DEE0E3" w:sz="0" w:space="0"/>
-            <w:left w:val="none" w:color="DEE0E3" w:sz="0" w:space="0"/>
-            <w:bottom w:val="none" w:color="DEE0E3" w:sz="0" w:space="0"/>
-            <w:right w:val="none" w:color="DEE0E3" w:sz="0" w:space="0"/>
-            <w:insideH w:val="none" w:color="DEE0E3" w:sz="0" w:space="0"/>
-            <w:insideV w:val="none" w:color="DEE0E3" w:sz="0" w:space="0"/>
+            <w:top w:val="none" w:color="auto" w:sz="0" w:space="0"/>
+            <w:left w:val="none" w:color="auto" w:sz="0" w:space="0"/>
+            <w:bottom w:val="none" w:color="auto" w:sz="0" w:space="0"/>
+            <w:right w:val="none" w:color="auto" w:sz="0" w:space="0"/>
+            <w:insideH w:val="none" w:color="auto" w:sz="0" w:space="0"/>
+            <w:insideV w:val="none" w:color="auto" w:sz="0" w:space="0"/>
           </w:tblBorders>
+          <w:shd w:val="clear" w:color="auto" w:fill="auto"/>
           <w:tblCellMar>
-            <w:top w:w="0" w:type="dxa"/>
-            <w:left w:w="10" w:type="dxa"/>
-            <w:bottom w:w="0" w:type="dxa"/>
-            <w:right w:w="10" w:type="dxa"/>
+            <w:top w:w="15" w:type="dxa"/>
+            <w:left w:w="15" w:type="dxa"/>
+            <w:bottom w:w="15" w:type="dxa"/>
+            <w:right w:w="15" w:type="dxa"/>
           </w:tblCellMar>
         </w:tblPrEx>
         <w:trPr>
@@ -4868,133 +4921,178 @@
         </w:trPr>
         <w:tc>
           <w:tcPr>
-            <w:tcW w:w="833" w:type="dxa"/>
+            <w:tcW w:w="737" w:type="dxa"/>
             <w:tcBorders>
               <w:top w:val="single" w:color="auto" w:sz="4" w:space="0"/>
               <w:left w:val="single" w:color="auto" w:sz="12" w:space="0"/>
               <w:bottom w:val="nil"/>
               <w:right w:val="nil"/>
             </w:tcBorders>
+            <w:shd w:val="clear" w:color="auto" w:fill="auto"/>
             <w:noWrap w:val="0"/>
             <w:tcMar>
-              <w:top w:w="60" w:type="dxa"/>
-              <w:left w:w="120" w:type="dxa"/>
-              <w:bottom w:w="30" w:type="dxa"/>
-              <w:right w:w="120" w:type="dxa"/>
-            </w:tcMar>
-            <w:vAlign w:val="center"/>
-          </w:tcPr>
-          <w:p>
-            <w:pPr>
-              <w:pStyle w:val="30"/>
-              <w:keepNext w:val="0"/>
-              <w:keepLines w:val="0"/>
-              <w:pageBreakBefore w:val="0"/>
-              <w:widowControl w:val="0"/>
-              <w:kinsoku w:val="0"/>
-              <w:wordWrap/>
-              <w:overflowPunct/>
-              <w:topLinePunct w:val="0"/>
-              <w:autoSpaceDE w:val="0"/>
-              <w:autoSpaceDN w:val="0"/>
-              <w:bidi w:val="0"/>
-              <w:adjustRightInd w:val="0"/>
-              <w:snapToGrid w:val="0"/>
-              <w:spacing w:line="240" w:lineRule="auto"/>
-              <w:ind w:left="0" w:leftChars="0" w:right="0" w:rightChars="0" w:firstLine="0" w:firstLineChars="0"/>
-              <w:jc w:val="center"/>
-              <w:textAlignment w:val="baseline"/>
-            </w:pPr>
-            <w:r>
+              <w:top w:w="150" w:type="dxa"/>
+              <w:left w:w="-1" w:type="dxa"/>
+              <w:bottom w:w="150" w:type="dxa"/>
+              <w:right w:w="240" w:type="dxa"/>
+            </w:tcMar>
+            <w:vAlign w:val="center"/>
+          </w:tcPr>
+          <w:p>
+            <w:pPr>
+              <w:keepNext w:val="0"/>
+              <w:keepLines w:val="0"/>
+              <w:widowControl/>
+              <w:suppressLineNumbers w:val="0"/>
+              <w:snapToGrid w:val="0"/>
+              <w:spacing w:line="240" w:lineRule="auto"/>
+              <w:ind w:left="0" w:leftChars="0" w:right="0" w:rightChars="0" w:firstLine="0" w:firstLineChars="0"/>
+              <w:jc w:val="center"/>
+              <w:rPr>
+                <w:rFonts w:hint="default" w:ascii="Segoe UI" w:hAnsi="Segoe UI" w:eastAsia="Segoe UI" w:cs="Segoe UI"/>
+                <w:i w:val="0"/>
+                <w:iCs w:val="0"/>
+                <w:caps w:val="0"/>
+                <w:color w:val="0F1115"/>
+                <w:spacing w:val="0"/>
+                <w:sz w:val="22"/>
+                <w:szCs w:val="22"/>
+              </w:rPr>
+            </w:pPr>
+            <w:r>
+              <w:rPr>
+                <w:rFonts w:hint="default" w:ascii="Segoe UI" w:hAnsi="Segoe UI" w:eastAsia="Segoe UI" w:cs="Segoe UI"/>
+                <w:i w:val="0"/>
+                <w:iCs w:val="0"/>
+                <w:caps w:val="0"/>
+                <w:snapToGrid w:val="0"/>
+                <w:color w:val="000000"/>
+                <w:spacing w:val="0"/>
+                <w:kern w:val="0"/>
+                <w:sz w:val="22"/>
+                <w:szCs w:val="22"/>
+                <w:bdr w:val="none" w:color="auto" w:sz="0" w:space="0"/>
+                <w:lang w:val="en-US" w:eastAsia="zh-CN" w:bidi="ar"/>
+              </w:rPr>
               <w:t>4</w:t>
             </w:r>
           </w:p>
         </w:tc>
         <w:tc>
           <w:tcPr>
-            <w:tcW w:w="3675" w:type="dxa"/>
+            <w:tcW w:w="4281" w:type="dxa"/>
             <w:tcBorders>
               <w:top w:val="single" w:color="auto" w:sz="4" w:space="0"/>
               <w:left w:val="single" w:color="auto" w:sz="4" w:space="0"/>
               <w:bottom w:val="nil"/>
               <w:right w:val="nil"/>
             </w:tcBorders>
+            <w:shd w:val="clear" w:color="auto" w:fill="auto"/>
             <w:noWrap w:val="0"/>
             <w:tcMar>
-              <w:top w:w="60" w:type="dxa"/>
-              <w:left w:w="120" w:type="dxa"/>
-              <w:bottom w:w="30" w:type="dxa"/>
-              <w:right w:w="120" w:type="dxa"/>
-            </w:tcMar>
-            <w:vAlign w:val="center"/>
-          </w:tcPr>
-          <w:p>
-            <w:pPr>
-              <w:pStyle w:val="30"/>
-              <w:keepNext w:val="0"/>
-              <w:keepLines w:val="0"/>
-              <w:pageBreakBefore w:val="0"/>
-              <w:widowControl w:val="0"/>
-              <w:kinsoku w:val="0"/>
-              <w:wordWrap/>
-              <w:overflowPunct/>
-              <w:topLinePunct w:val="0"/>
-              <w:autoSpaceDE w:val="0"/>
-              <w:autoSpaceDN w:val="0"/>
-              <w:bidi w:val="0"/>
-              <w:adjustRightInd w:val="0"/>
-              <w:snapToGrid w:val="0"/>
-              <w:spacing w:line="240" w:lineRule="auto"/>
-              <w:ind w:left="0" w:leftChars="0" w:right="0" w:rightChars="0" w:firstLine="0" w:firstLineChars="0"/>
-              <w:jc w:val="center"/>
-              <w:textAlignment w:val="baseline"/>
-            </w:pPr>
-            <w:r>
-              <w:t>检验热备切换有效性</w:t>
-            </w:r>
-          </w:p>
-        </w:tc>
-        <w:tc>
-          <w:tcPr>
-            <w:tcW w:w="3706" w:type="dxa"/>
+              <w:top w:w="150" w:type="dxa"/>
+              <w:left w:w="240" w:type="dxa"/>
+              <w:bottom w:w="150" w:type="dxa"/>
+              <w:right w:w="240" w:type="dxa"/>
+            </w:tcMar>
+            <w:vAlign w:val="center"/>
+          </w:tcPr>
+          <w:p>
+            <w:pPr>
+              <w:keepNext w:val="0"/>
+              <w:keepLines w:val="0"/>
+              <w:widowControl/>
+              <w:suppressLineNumbers w:val="0"/>
+              <w:snapToGrid w:val="0"/>
+              <w:spacing w:line="240" w:lineRule="auto"/>
+              <w:ind w:left="0" w:leftChars="0" w:right="0" w:rightChars="0" w:firstLine="0" w:firstLineChars="0"/>
+              <w:jc w:val="center"/>
+              <w:rPr>
+                <w:rFonts w:hint="default" w:ascii="Segoe UI" w:hAnsi="Segoe UI" w:eastAsia="Segoe UI" w:cs="Segoe UI"/>
+                <w:i w:val="0"/>
+                <w:iCs w:val="0"/>
+                <w:caps w:val="0"/>
+                <w:color w:val="0F1115"/>
+                <w:spacing w:val="0"/>
+                <w:sz w:val="22"/>
+                <w:szCs w:val="22"/>
+              </w:rPr>
+            </w:pPr>
+            <w:r>
+              <w:rPr>
+                <w:rFonts w:hint="default" w:ascii="Segoe UI" w:hAnsi="Segoe UI" w:eastAsia="Segoe UI" w:cs="Segoe UI"/>
+                <w:i w:val="0"/>
+                <w:iCs w:val="0"/>
+                <w:caps w:val="0"/>
+                <w:snapToGrid w:val="0"/>
+                <w:color w:val="000000"/>
+                <w:spacing w:val="0"/>
+                <w:kern w:val="0"/>
+                <w:sz w:val="22"/>
+                <w:szCs w:val="22"/>
+                <w:bdr w:val="none" w:color="auto" w:sz="0" w:space="0"/>
+                <w:lang w:val="en-US" w:eastAsia="zh-CN" w:bidi="ar"/>
+              </w:rPr>
+              <w:t>检验备用纤芯切换能力</w:t>
+            </w:r>
+          </w:p>
+        </w:tc>
+        <w:tc>
+          <w:tcPr>
+            <w:tcW w:w="3196" w:type="dxa"/>
             <w:tcBorders>
               <w:top w:val="single" w:color="auto" w:sz="4" w:space="0"/>
               <w:left w:val="single" w:color="auto" w:sz="4" w:space="0"/>
               <w:bottom w:val="nil"/>
               <w:right w:val="single" w:color="auto" w:sz="12" w:space="0"/>
             </w:tcBorders>
+            <w:shd w:val="clear" w:color="auto" w:fill="auto"/>
             <w:noWrap w:val="0"/>
             <w:tcMar>
-              <w:top w:w="60" w:type="dxa"/>
-              <w:left w:w="120" w:type="dxa"/>
-              <w:bottom w:w="30" w:type="dxa"/>
-              <w:right w:w="120" w:type="dxa"/>
-            </w:tcMar>
-            <w:vAlign w:val="center"/>
-          </w:tcPr>
-          <w:p>
-            <w:pPr>
-              <w:pStyle w:val="30"/>
-              <w:keepNext w:val="0"/>
-              <w:keepLines w:val="0"/>
-              <w:pageBreakBefore w:val="0"/>
-              <w:widowControl w:val="0"/>
-              <w:kinsoku w:val="0"/>
-              <w:wordWrap/>
-              <w:overflowPunct/>
-              <w:topLinePunct w:val="0"/>
-              <w:autoSpaceDE w:val="0"/>
-              <w:autoSpaceDN w:val="0"/>
-              <w:bidi w:val="0"/>
-              <w:adjustRightInd w:val="0"/>
-              <w:snapToGrid w:val="0"/>
-              <w:spacing w:line="240" w:lineRule="auto"/>
-              <w:ind w:left="0" w:leftChars="0" w:right="0" w:rightChars="0" w:firstLine="0" w:firstLineChars="0"/>
-              <w:jc w:val="center"/>
-              <w:textAlignment w:val="baseline"/>
-            </w:pPr>
-            <w:r>
-              <w:t>切换时间≤5分钟</w:t>
+              <w:top w:w="150" w:type="dxa"/>
+              <w:left w:w="240" w:type="dxa"/>
+              <w:bottom w:w="150" w:type="dxa"/>
+              <w:right w:w="-1" w:type="dxa"/>
+            </w:tcMar>
+            <w:vAlign w:val="center"/>
+          </w:tcPr>
+          <w:p>
+            <w:pPr>
+              <w:keepNext w:val="0"/>
+              <w:keepLines w:val="0"/>
+              <w:widowControl/>
+              <w:suppressLineNumbers w:val="0"/>
+              <w:snapToGrid w:val="0"/>
+              <w:spacing w:line="240" w:lineRule="auto"/>
+              <w:ind w:left="0" w:leftChars="0" w:right="0" w:rightChars="0" w:firstLine="0" w:firstLineChars="0"/>
+              <w:jc w:val="left"/>
+              <w:rPr>
+                <w:rFonts w:hint="default" w:ascii="Segoe UI" w:hAnsi="Segoe UI" w:eastAsia="Segoe UI" w:cs="Segoe UI"/>
+                <w:i w:val="0"/>
+                <w:iCs w:val="0"/>
+                <w:caps w:val="0"/>
+                <w:color w:val="0F1115"/>
+                <w:spacing w:val="0"/>
+                <w:sz w:val="22"/>
+                <w:szCs w:val="22"/>
+              </w:rPr>
+            </w:pPr>
+            <w:r>
+              <w:rPr>
+                <w:rFonts w:hint="default" w:ascii="Segoe UI" w:hAnsi="Segoe UI" w:eastAsia="Segoe UI" w:cs="Segoe UI"/>
+                <w:i w:val="0"/>
+                <w:iCs w:val="0"/>
+                <w:caps w:val="0"/>
+                <w:snapToGrid w:val="0"/>
+                <w:color w:val="000000"/>
+                <w:spacing w:val="0"/>
+                <w:kern w:val="0"/>
+                <w:sz w:val="22"/>
+                <w:szCs w:val="22"/>
+                <w:bdr w:val="none" w:color="auto" w:sz="0" w:space="0"/>
+                <w:lang w:val="en-US" w:eastAsia="zh-CN" w:bidi="ar"/>
+              </w:rPr>
+              <w:t>切换时间≤30分钟</w:t>
             </w:r>
           </w:p>
         </w:tc>
@@ -5002,18 +5100,19 @@
       <w:tr>
         <w:tblPrEx>
           <w:tblBorders>
-            <w:top w:val="none" w:color="DEE0E3" w:sz="0" w:space="0"/>
-            <w:left w:val="none" w:color="DEE0E3" w:sz="0" w:space="0"/>
-            <w:bottom w:val="none" w:color="DEE0E3" w:sz="0" w:space="0"/>
-            <w:right w:val="none" w:color="DEE0E3" w:sz="0" w:space="0"/>
-            <w:insideH w:val="none" w:color="DEE0E3" w:sz="0" w:space="0"/>
-            <w:insideV w:val="none" w:color="DEE0E3" w:sz="0" w:space="0"/>
+            <w:top w:val="none" w:color="auto" w:sz="0" w:space="0"/>
+            <w:left w:val="none" w:color="auto" w:sz="0" w:space="0"/>
+            <w:bottom w:val="none" w:color="auto" w:sz="0" w:space="0"/>
+            <w:right w:val="none" w:color="auto" w:sz="0" w:space="0"/>
+            <w:insideH w:val="none" w:color="auto" w:sz="0" w:space="0"/>
+            <w:insideV w:val="none" w:color="auto" w:sz="0" w:space="0"/>
           </w:tblBorders>
+          <w:shd w:val="clear" w:color="auto" w:fill="auto"/>
           <w:tblCellMar>
-            <w:top w:w="0" w:type="dxa"/>
-            <w:left w:w="10" w:type="dxa"/>
-            <w:bottom w:w="0" w:type="dxa"/>
-            <w:right w:w="10" w:type="dxa"/>
+            <w:top w:w="15" w:type="dxa"/>
+            <w:left w:w="15" w:type="dxa"/>
+            <w:bottom w:w="15" w:type="dxa"/>
+            <w:right w:w="15" w:type="dxa"/>
           </w:tblCellMar>
         </w:tblPrEx>
         <w:trPr>
@@ -5022,133 +5121,178 @@
         </w:trPr>
         <w:tc>
           <w:tcPr>
-            <w:tcW w:w="833" w:type="dxa"/>
+            <w:tcW w:w="737" w:type="dxa"/>
             <w:tcBorders>
               <w:top w:val="single" w:color="auto" w:sz="4" w:space="0"/>
               <w:left w:val="single" w:color="auto" w:sz="12" w:space="0"/>
               <w:bottom w:val="single" w:color="auto" w:sz="12" w:space="0"/>
               <w:right w:val="nil"/>
             </w:tcBorders>
+            <w:shd w:val="clear" w:color="auto" w:fill="auto"/>
             <w:noWrap w:val="0"/>
             <w:tcMar>
-              <w:top w:w="60" w:type="dxa"/>
-              <w:left w:w="120" w:type="dxa"/>
-              <w:bottom w:w="30" w:type="dxa"/>
-              <w:right w:w="120" w:type="dxa"/>
-            </w:tcMar>
-            <w:vAlign w:val="center"/>
-          </w:tcPr>
-          <w:p>
-            <w:pPr>
-              <w:pStyle w:val="30"/>
-              <w:keepNext w:val="0"/>
-              <w:keepLines w:val="0"/>
-              <w:pageBreakBefore w:val="0"/>
-              <w:widowControl w:val="0"/>
-              <w:kinsoku w:val="0"/>
-              <w:wordWrap/>
-              <w:overflowPunct/>
-              <w:topLinePunct w:val="0"/>
-              <w:autoSpaceDE w:val="0"/>
-              <w:autoSpaceDN w:val="0"/>
-              <w:bidi w:val="0"/>
-              <w:adjustRightInd w:val="0"/>
-              <w:snapToGrid w:val="0"/>
-              <w:spacing w:line="240" w:lineRule="auto"/>
-              <w:ind w:left="0" w:leftChars="0" w:right="0" w:rightChars="0" w:firstLine="0" w:firstLineChars="0"/>
-              <w:jc w:val="center"/>
-              <w:textAlignment w:val="baseline"/>
-            </w:pPr>
-            <w:r>
+              <w:top w:w="150" w:type="dxa"/>
+              <w:left w:w="-1" w:type="dxa"/>
+              <w:bottom w:w="150" w:type="dxa"/>
+              <w:right w:w="240" w:type="dxa"/>
+            </w:tcMar>
+            <w:vAlign w:val="center"/>
+          </w:tcPr>
+          <w:p>
+            <w:pPr>
+              <w:keepNext w:val="0"/>
+              <w:keepLines w:val="0"/>
+              <w:widowControl/>
+              <w:suppressLineNumbers w:val="0"/>
+              <w:snapToGrid w:val="0"/>
+              <w:spacing w:line="240" w:lineRule="auto"/>
+              <w:ind w:left="0" w:leftChars="0" w:right="0" w:rightChars="0" w:firstLine="0" w:firstLineChars="0"/>
+              <w:jc w:val="center"/>
+              <w:rPr>
+                <w:rFonts w:hint="default" w:ascii="Segoe UI" w:hAnsi="Segoe UI" w:eastAsia="Segoe UI" w:cs="Segoe UI"/>
+                <w:i w:val="0"/>
+                <w:iCs w:val="0"/>
+                <w:caps w:val="0"/>
+                <w:color w:val="0F1115"/>
+                <w:spacing w:val="0"/>
+                <w:sz w:val="22"/>
+                <w:szCs w:val="22"/>
+              </w:rPr>
+            </w:pPr>
+            <w:r>
+              <w:rPr>
+                <w:rFonts w:hint="default" w:ascii="Segoe UI" w:hAnsi="Segoe UI" w:eastAsia="Segoe UI" w:cs="Segoe UI"/>
+                <w:i w:val="0"/>
+                <w:iCs w:val="0"/>
+                <w:caps w:val="0"/>
+                <w:snapToGrid w:val="0"/>
+                <w:color w:val="000000"/>
+                <w:spacing w:val="0"/>
+                <w:kern w:val="0"/>
+                <w:sz w:val="22"/>
+                <w:szCs w:val="22"/>
+                <w:bdr w:val="none" w:color="auto" w:sz="0" w:space="0"/>
+                <w:lang w:val="en-US" w:eastAsia="zh-CN" w:bidi="ar"/>
+              </w:rPr>
               <w:t>5</w:t>
             </w:r>
           </w:p>
         </w:tc>
         <w:tc>
           <w:tcPr>
-            <w:tcW w:w="3675" w:type="dxa"/>
+            <w:tcW w:w="4281" w:type="dxa"/>
             <w:tcBorders>
               <w:top w:val="single" w:color="auto" w:sz="4" w:space="0"/>
               <w:left w:val="single" w:color="auto" w:sz="4" w:space="0"/>
               <w:bottom w:val="single" w:color="auto" w:sz="12" w:space="0"/>
               <w:right w:val="nil"/>
             </w:tcBorders>
+            <w:shd w:val="clear" w:color="auto" w:fill="auto"/>
             <w:noWrap w:val="0"/>
             <w:tcMar>
-              <w:top w:w="60" w:type="dxa"/>
-              <w:left w:w="120" w:type="dxa"/>
-              <w:bottom w:w="30" w:type="dxa"/>
-              <w:right w:w="120" w:type="dxa"/>
-            </w:tcMar>
-            <w:vAlign w:val="center"/>
-          </w:tcPr>
-          <w:p>
-            <w:pPr>
-              <w:pStyle w:val="30"/>
-              <w:keepNext w:val="0"/>
-              <w:keepLines w:val="0"/>
-              <w:pageBreakBefore w:val="0"/>
-              <w:widowControl w:val="0"/>
-              <w:kinsoku w:val="0"/>
-              <w:wordWrap/>
-              <w:overflowPunct/>
-              <w:topLinePunct w:val="0"/>
-              <w:autoSpaceDE w:val="0"/>
-              <w:autoSpaceDN w:val="0"/>
-              <w:bidi w:val="0"/>
-              <w:adjustRightInd w:val="0"/>
-              <w:snapToGrid w:val="0"/>
-              <w:spacing w:line="240" w:lineRule="auto"/>
-              <w:ind w:left="0" w:leftChars="0" w:right="0" w:rightChars="0" w:firstLine="0" w:firstLineChars="0"/>
-              <w:jc w:val="center"/>
-              <w:textAlignment w:val="baseline"/>
-            </w:pPr>
-            <w:r>
-              <w:t>检验备用纤芯切换能力</w:t>
-            </w:r>
-          </w:p>
-        </w:tc>
-        <w:tc>
-          <w:tcPr>
-            <w:tcW w:w="3706" w:type="dxa"/>
+              <w:top w:w="150" w:type="dxa"/>
+              <w:left w:w="240" w:type="dxa"/>
+              <w:bottom w:w="150" w:type="dxa"/>
+              <w:right w:w="240" w:type="dxa"/>
+            </w:tcMar>
+            <w:vAlign w:val="center"/>
+          </w:tcPr>
+          <w:p>
+            <w:pPr>
+              <w:keepNext w:val="0"/>
+              <w:keepLines w:val="0"/>
+              <w:widowControl/>
+              <w:suppressLineNumbers w:val="0"/>
+              <w:snapToGrid w:val="0"/>
+              <w:spacing w:line="240" w:lineRule="auto"/>
+              <w:ind w:left="0" w:leftChars="0" w:right="0" w:rightChars="0" w:firstLine="0" w:firstLineChars="0"/>
+              <w:jc w:val="center"/>
+              <w:rPr>
+                <w:rFonts w:hint="default" w:ascii="Segoe UI" w:hAnsi="Segoe UI" w:eastAsia="Segoe UI" w:cs="Segoe UI"/>
+                <w:i w:val="0"/>
+                <w:iCs w:val="0"/>
+                <w:caps w:val="0"/>
+                <w:color w:val="0F1115"/>
+                <w:spacing w:val="0"/>
+                <w:sz w:val="22"/>
+                <w:szCs w:val="22"/>
+              </w:rPr>
+            </w:pPr>
+            <w:r>
+              <w:rPr>
+                <w:rFonts w:hint="default" w:ascii="Segoe UI" w:hAnsi="Segoe UI" w:eastAsia="Segoe UI" w:cs="Segoe UI"/>
+                <w:i w:val="0"/>
+                <w:iCs w:val="0"/>
+                <w:caps w:val="0"/>
+                <w:snapToGrid w:val="0"/>
+                <w:color w:val="000000"/>
+                <w:spacing w:val="0"/>
+                <w:kern w:val="0"/>
+                <w:sz w:val="22"/>
+                <w:szCs w:val="22"/>
+                <w:bdr w:val="none" w:color="auto" w:sz="0" w:space="0"/>
+                <w:lang w:val="en-US" w:eastAsia="zh-CN" w:bidi="ar"/>
+              </w:rPr>
+              <w:t>检验服务台故障受理与工单流转效率</w:t>
+            </w:r>
+          </w:p>
+        </w:tc>
+        <w:tc>
+          <w:tcPr>
+            <w:tcW w:w="3196" w:type="dxa"/>
             <w:tcBorders>
               <w:top w:val="single" w:color="auto" w:sz="4" w:space="0"/>
               <w:left w:val="single" w:color="auto" w:sz="4" w:space="0"/>
               <w:bottom w:val="single" w:color="auto" w:sz="12" w:space="0"/>
               <w:right w:val="single" w:color="auto" w:sz="12" w:space="0"/>
             </w:tcBorders>
+            <w:shd w:val="clear" w:color="auto" w:fill="auto"/>
             <w:noWrap w:val="0"/>
             <w:tcMar>
-              <w:top w:w="60" w:type="dxa"/>
-              <w:left w:w="120" w:type="dxa"/>
-              <w:bottom w:w="30" w:type="dxa"/>
-              <w:right w:w="120" w:type="dxa"/>
-            </w:tcMar>
-            <w:vAlign w:val="center"/>
-          </w:tcPr>
-          <w:p>
-            <w:pPr>
-              <w:pStyle w:val="30"/>
-              <w:keepNext w:val="0"/>
-              <w:keepLines w:val="0"/>
-              <w:pageBreakBefore w:val="0"/>
-              <w:widowControl w:val="0"/>
-              <w:kinsoku w:val="0"/>
-              <w:wordWrap/>
-              <w:overflowPunct/>
-              <w:topLinePunct w:val="0"/>
-              <w:autoSpaceDE w:val="0"/>
-              <w:autoSpaceDN w:val="0"/>
-              <w:bidi w:val="0"/>
-              <w:adjustRightInd w:val="0"/>
-              <w:snapToGrid w:val="0"/>
-              <w:spacing w:line="240" w:lineRule="auto"/>
-              <w:ind w:left="0" w:leftChars="0" w:right="0" w:rightChars="0" w:firstLine="0" w:firstLineChars="0"/>
-              <w:jc w:val="center"/>
-              <w:textAlignment w:val="baseline"/>
-            </w:pPr>
-            <w:r>
-              <w:t>切换时间≤30分钟</w:t>
+              <w:top w:w="150" w:type="dxa"/>
+              <w:left w:w="240" w:type="dxa"/>
+              <w:bottom w:w="150" w:type="dxa"/>
+              <w:right w:w="-1" w:type="dxa"/>
+            </w:tcMar>
+            <w:vAlign w:val="center"/>
+          </w:tcPr>
+          <w:p>
+            <w:pPr>
+              <w:keepNext w:val="0"/>
+              <w:keepLines w:val="0"/>
+              <w:widowControl/>
+              <w:suppressLineNumbers w:val="0"/>
+              <w:snapToGrid w:val="0"/>
+              <w:spacing w:line="240" w:lineRule="auto"/>
+              <w:ind w:left="0" w:leftChars="0" w:right="0" w:rightChars="0" w:firstLine="0" w:firstLineChars="0"/>
+              <w:jc w:val="left"/>
+              <w:rPr>
+                <w:rFonts w:hint="default" w:ascii="Segoe UI" w:hAnsi="Segoe UI" w:eastAsia="Segoe UI" w:cs="Segoe UI"/>
+                <w:i w:val="0"/>
+                <w:iCs w:val="0"/>
+                <w:caps w:val="0"/>
+                <w:color w:val="0F1115"/>
+                <w:spacing w:val="0"/>
+                <w:sz w:val="22"/>
+                <w:szCs w:val="22"/>
+              </w:rPr>
+            </w:pPr>
+            <w:r>
+              <w:rPr>
+                <w:rFonts w:hint="default" w:ascii="Segoe UI" w:hAnsi="Segoe UI" w:eastAsia="Segoe UI" w:cs="Segoe UI"/>
+                <w:i w:val="0"/>
+                <w:iCs w:val="0"/>
+                <w:caps w:val="0"/>
+                <w:snapToGrid w:val="0"/>
+                <w:color w:val="000000"/>
+                <w:spacing w:val="0"/>
+                <w:kern w:val="0"/>
+                <w:sz w:val="22"/>
+                <w:szCs w:val="22"/>
+                <w:bdr w:val="none" w:color="auto" w:sz="0" w:space="0"/>
+                <w:lang w:val="en-US" w:eastAsia="zh-CN" w:bidi="ar"/>
+              </w:rPr>
+              <w:t>响应≤10分钟</w:t>
             </w:r>
           </w:p>
         </w:tc>
@@ -5173,12 +5317,22 @@
         <w:textAlignment w:val="baseline"/>
       </w:pPr>
       <w:bookmarkStart w:id="12" w:name="heading_5"/>
-      <w:bookmarkStart w:id="13" w:name="_Toc19551"/>
+      <w:bookmarkStart w:id="13" w:name="_Toc2570"/>
       <w:r>
         <w:t>演练类型与计划</w:t>
       </w:r>
       <w:bookmarkEnd w:id="12"/>
       <w:bookmarkEnd w:id="13"/>
+    </w:p>
+    <w:p>
+      <w:r>
+        <w:br w:type="page"/>
+      </w:r>
+    </w:p>
+    <w:p>
+      <w:pPr>
+        <w:pStyle w:val="30"/>
+      </w:pPr>
     </w:p>
     <w:p>
       <w:pPr>
@@ -5208,12 +5362,12 @@
         <w:tblW w:w="8214" w:type="dxa"/>
         <w:jc w:val="center"/>
         <w:tblBorders>
-          <w:top w:val="none" w:color="DEE0E3" w:sz="0" w:space="0"/>
-          <w:left w:val="none" w:color="DEE0E3" w:sz="0" w:space="0"/>
-          <w:bottom w:val="none" w:color="DEE0E3" w:sz="0" w:space="0"/>
-          <w:right w:val="none" w:color="DEE0E3" w:sz="0" w:space="0"/>
-          <w:insideH w:val="none" w:color="DEE0E3" w:sz="0" w:space="0"/>
-          <w:insideV w:val="none" w:color="DEE0E3" w:sz="0" w:space="0"/>
+          <w:top w:val="none" w:color="auto" w:sz="0" w:space="0"/>
+          <w:left w:val="none" w:color="auto" w:sz="0" w:space="0"/>
+          <w:bottom w:val="none" w:color="auto" w:sz="0" w:space="0"/>
+          <w:right w:val="none" w:color="auto" w:sz="0" w:space="0"/>
+          <w:insideH w:val="none" w:color="auto" w:sz="0" w:space="0"/>
+          <w:insideV w:val="none" w:color="auto" w:sz="0" w:space="0"/>
         </w:tblBorders>
         <w:tblLayout w:type="autofit"/>
         <w:tblCellMar>
@@ -5233,12 +5387,12 @@
       <w:tr>
         <w:tblPrEx>
           <w:tblBorders>
-            <w:top w:val="none" w:color="DEE0E3" w:sz="0" w:space="0"/>
-            <w:left w:val="none" w:color="DEE0E3" w:sz="0" w:space="0"/>
-            <w:bottom w:val="none" w:color="DEE0E3" w:sz="0" w:space="0"/>
-            <w:right w:val="none" w:color="DEE0E3" w:sz="0" w:space="0"/>
-            <w:insideH w:val="none" w:color="DEE0E3" w:sz="0" w:space="0"/>
-            <w:insideV w:val="none" w:color="DEE0E3" w:sz="0" w:space="0"/>
+            <w:top w:val="none" w:color="auto" w:sz="0" w:space="0"/>
+            <w:left w:val="none" w:color="auto" w:sz="0" w:space="0"/>
+            <w:bottom w:val="none" w:color="auto" w:sz="0" w:space="0"/>
+            <w:right w:val="none" w:color="auto" w:sz="0" w:space="0"/>
+            <w:insideH w:val="none" w:color="auto" w:sz="0" w:space="0"/>
+            <w:insideV w:val="none" w:color="auto" w:sz="0" w:space="0"/>
           </w:tblBorders>
           <w:tblCellMar>
             <w:top w:w="0" w:type="dxa"/>
@@ -5261,7 +5415,6 @@
               <w:bottom w:val="nil"/>
               <w:right w:val="nil"/>
             </w:tcBorders>
-            <w:noWrap w:val="0"/>
             <w:tcMar>
               <w:top w:w="60" w:type="dxa"/>
               <w:left w:w="120" w:type="dxa"/>
@@ -5311,7 +5464,6 @@
               <w:bottom w:val="nil"/>
               <w:right w:val="nil"/>
             </w:tcBorders>
-            <w:noWrap w:val="0"/>
             <w:tcMar>
               <w:top w:w="60" w:type="dxa"/>
               <w:left w:w="120" w:type="dxa"/>
@@ -5361,7 +5513,6 @@
               <w:bottom w:val="nil"/>
               <w:right w:val="nil"/>
             </w:tcBorders>
-            <w:noWrap w:val="0"/>
             <w:tcMar>
               <w:top w:w="60" w:type="dxa"/>
               <w:left w:w="120" w:type="dxa"/>
@@ -5411,7 +5562,6 @@
               <w:bottom w:val="nil"/>
               <w:right w:val="nil"/>
             </w:tcBorders>
-            <w:noWrap w:val="0"/>
             <w:tcMar>
               <w:top w:w="60" w:type="dxa"/>
               <w:left w:w="120" w:type="dxa"/>
@@ -5461,7 +5611,6 @@
               <w:bottom w:val="nil"/>
               <w:right w:val="single" w:color="auto" w:sz="12" w:space="0"/>
             </w:tcBorders>
-            <w:noWrap w:val="0"/>
             <w:tcMar>
               <w:top w:w="60" w:type="dxa"/>
               <w:left w:w="120" w:type="dxa"/>
@@ -5506,12 +5655,12 @@
       <w:tr>
         <w:tblPrEx>
           <w:tblBorders>
-            <w:top w:val="none" w:color="DEE0E3" w:sz="0" w:space="0"/>
-            <w:left w:val="none" w:color="DEE0E3" w:sz="0" w:space="0"/>
-            <w:bottom w:val="none" w:color="DEE0E3" w:sz="0" w:space="0"/>
-            <w:right w:val="none" w:color="DEE0E3" w:sz="0" w:space="0"/>
-            <w:insideH w:val="none" w:color="DEE0E3" w:sz="0" w:space="0"/>
-            <w:insideV w:val="none" w:color="DEE0E3" w:sz="0" w:space="0"/>
+            <w:top w:val="none" w:color="auto" w:sz="0" w:space="0"/>
+            <w:left w:val="none" w:color="auto" w:sz="0" w:space="0"/>
+            <w:bottom w:val="none" w:color="auto" w:sz="0" w:space="0"/>
+            <w:right w:val="none" w:color="auto" w:sz="0" w:space="0"/>
+            <w:insideH w:val="none" w:color="auto" w:sz="0" w:space="0"/>
+            <w:insideV w:val="none" w:color="auto" w:sz="0" w:space="0"/>
           </w:tblBorders>
           <w:tblCellMar>
             <w:top w:w="0" w:type="dxa"/>
@@ -5533,7 +5682,6 @@
               <w:bottom w:val="nil"/>
               <w:right w:val="nil"/>
             </w:tcBorders>
-            <w:noWrap w:val="0"/>
             <w:tcMar>
               <w:top w:w="60" w:type="dxa"/>
               <w:left w:w="120" w:type="dxa"/>
@@ -5562,8 +5710,16 @@
               <w:ind w:left="0" w:leftChars="0" w:right="0" w:rightChars="0" w:firstLine="0" w:firstLineChars="0"/>
               <w:jc w:val="center"/>
               <w:textAlignment w:val="baseline"/>
-            </w:pPr>
-            <w:r>
+              <w:rPr>
+                <w:rFonts w:hint="eastAsia" w:eastAsia="宋体"/>
+                <w:lang w:eastAsia="zh-CN"/>
+              </w:rPr>
+            </w:pPr>
+            <w:r>
+              <w:rPr>
+                <w:rFonts w:hint="eastAsia"/>
+                <w:lang w:val="en-US" w:eastAsia="zh-CN"/>
+              </w:rPr>
               <w:t>1</w:t>
             </w:r>
           </w:p>
@@ -5577,7 +5733,6 @@
               <w:bottom w:val="nil"/>
               <w:right w:val="nil"/>
             </w:tcBorders>
-            <w:noWrap w:val="0"/>
             <w:tcMar>
               <w:top w:w="60" w:type="dxa"/>
               <w:left w:w="120" w:type="dxa"/>
@@ -5608,7 +5763,7 @@
               <w:textAlignment w:val="baseline"/>
             </w:pPr>
             <w:r>
-              <w:t>热备切换演练</w:t>
+              <w:t>一级故障演练</w:t>
             </w:r>
           </w:p>
         </w:tc>
@@ -5621,7 +5776,6 @@
               <w:bottom w:val="nil"/>
               <w:right w:val="nil"/>
             </w:tcBorders>
-            <w:noWrap w:val="0"/>
             <w:tcMar>
               <w:top w:w="60" w:type="dxa"/>
               <w:left w:w="120" w:type="dxa"/>
@@ -5652,7 +5806,7 @@
               <w:textAlignment w:val="baseline"/>
             </w:pPr>
             <w:r>
-              <w:t>模拟平台服务器主备切换</w:t>
+              <w:t>模拟核心区域光缆中断</w:t>
             </w:r>
           </w:p>
         </w:tc>
@@ -5665,7 +5819,6 @@
               <w:bottom w:val="nil"/>
               <w:right w:val="nil"/>
             </w:tcBorders>
-            <w:noWrap w:val="0"/>
             <w:tcMar>
               <w:top w:w="60" w:type="dxa"/>
               <w:left w:w="120" w:type="dxa"/>
@@ -5696,7 +5849,17 @@
               <w:textAlignment w:val="baseline"/>
             </w:pPr>
             <w:r>
-              <w:t>2025年6月</w:t>
+              <w:t>2025年</w:t>
+            </w:r>
+            <w:r>
+              <w:rPr>
+                <w:rFonts w:hint="eastAsia"/>
+                <w:lang w:val="en-US" w:eastAsia="zh-CN"/>
+              </w:rPr>
+              <w:t>12</w:t>
+            </w:r>
+            <w:r>
+              <w:t>月</w:t>
             </w:r>
           </w:p>
         </w:tc>
@@ -5709,7 +5872,6 @@
               <w:bottom w:val="nil"/>
               <w:right w:val="single" w:color="auto" w:sz="12" w:space="0"/>
             </w:tcBorders>
-            <w:noWrap w:val="0"/>
             <w:tcMar>
               <w:top w:w="60" w:type="dxa"/>
               <w:left w:w="120" w:type="dxa"/>
@@ -5740,7 +5902,7 @@
               <w:textAlignment w:val="baseline"/>
             </w:pPr>
             <w:r>
-              <w:t>运维工程师、服务台专员</w:t>
+              <w:t>全体应急人员</w:t>
             </w:r>
           </w:p>
         </w:tc>
@@ -5748,12 +5910,12 @@
       <w:tr>
         <w:tblPrEx>
           <w:tblBorders>
-            <w:top w:val="none" w:color="DEE0E3" w:sz="0" w:space="0"/>
-            <w:left w:val="none" w:color="DEE0E3" w:sz="0" w:space="0"/>
-            <w:bottom w:val="none" w:color="DEE0E3" w:sz="0" w:space="0"/>
-            <w:right w:val="none" w:color="DEE0E3" w:sz="0" w:space="0"/>
-            <w:insideH w:val="none" w:color="DEE0E3" w:sz="0" w:space="0"/>
-            <w:insideV w:val="none" w:color="DEE0E3" w:sz="0" w:space="0"/>
+            <w:top w:val="none" w:color="auto" w:sz="0" w:space="0"/>
+            <w:left w:val="none" w:color="auto" w:sz="0" w:space="0"/>
+            <w:bottom w:val="none" w:color="auto" w:sz="0" w:space="0"/>
+            <w:right w:val="none" w:color="auto" w:sz="0" w:space="0"/>
+            <w:insideH w:val="none" w:color="auto" w:sz="0" w:space="0"/>
+            <w:insideV w:val="none" w:color="auto" w:sz="0" w:space="0"/>
           </w:tblBorders>
           <w:tblCellMar>
             <w:top w:w="0" w:type="dxa"/>
@@ -5775,7 +5937,6 @@
               <w:bottom w:val="nil"/>
               <w:right w:val="nil"/>
             </w:tcBorders>
-            <w:noWrap w:val="0"/>
             <w:tcMar>
               <w:top w:w="60" w:type="dxa"/>
               <w:left w:w="120" w:type="dxa"/>
@@ -5804,8 +5965,16 @@
               <w:ind w:left="0" w:leftChars="0" w:right="0" w:rightChars="0" w:firstLine="0" w:firstLineChars="0"/>
               <w:jc w:val="center"/>
               <w:textAlignment w:val="baseline"/>
-            </w:pPr>
-            <w:r>
+              <w:rPr>
+                <w:rFonts w:hint="eastAsia" w:eastAsia="宋体"/>
+                <w:lang w:eastAsia="zh-CN"/>
+              </w:rPr>
+            </w:pPr>
+            <w:r>
+              <w:rPr>
+                <w:rFonts w:hint="eastAsia"/>
+                <w:lang w:val="en-US" w:eastAsia="zh-CN"/>
+              </w:rPr>
               <w:t>2</w:t>
             </w:r>
           </w:p>
@@ -5819,7 +5988,6 @@
               <w:bottom w:val="nil"/>
               <w:right w:val="nil"/>
             </w:tcBorders>
-            <w:noWrap w:val="0"/>
             <w:tcMar>
               <w:top w:w="60" w:type="dxa"/>
               <w:left w:w="120" w:type="dxa"/>
@@ -5850,7 +6018,7 @@
               <w:textAlignment w:val="baseline"/>
             </w:pPr>
             <w:r>
-              <w:t>热备切换演练</w:t>
+              <w:t>实战演练</w:t>
             </w:r>
           </w:p>
         </w:tc>
@@ -5863,7 +6031,6 @@
               <w:bottom w:val="nil"/>
               <w:right w:val="nil"/>
             </w:tcBorders>
-            <w:noWrap w:val="0"/>
             <w:tcMar>
               <w:top w:w="60" w:type="dxa"/>
               <w:left w:w="120" w:type="dxa"/>
@@ -5894,7 +6061,7 @@
               <w:textAlignment w:val="baseline"/>
             </w:pPr>
             <w:r>
-              <w:t>模拟CVR存储主备切换</w:t>
+              <w:t>全流程故障响应与恢复</w:t>
             </w:r>
           </w:p>
         </w:tc>
@@ -5907,249 +6074,6 @@
               <w:bottom w:val="nil"/>
               <w:right w:val="nil"/>
             </w:tcBorders>
-            <w:noWrap w:val="0"/>
-            <w:tcMar>
-              <w:top w:w="60" w:type="dxa"/>
-              <w:left w:w="120" w:type="dxa"/>
-              <w:bottom w:w="30" w:type="dxa"/>
-              <w:right w:w="120" w:type="dxa"/>
-            </w:tcMar>
-            <w:vAlign w:val="center"/>
-          </w:tcPr>
-          <w:p>
-            <w:pPr>
-              <w:pStyle w:val="30"/>
-              <w:keepNext w:val="0"/>
-              <w:keepLines w:val="0"/>
-              <w:pageBreakBefore w:val="0"/>
-              <w:widowControl w:val="0"/>
-              <w:kinsoku w:val="0"/>
-              <w:wordWrap/>
-              <w:overflowPunct/>
-              <w:topLinePunct w:val="0"/>
-              <w:autoSpaceDE w:val="0"/>
-              <w:autoSpaceDN w:val="0"/>
-              <w:bidi w:val="0"/>
-              <w:adjustRightInd w:val="0"/>
-              <w:snapToGrid w:val="0"/>
-              <w:spacing w:line="240" w:lineRule="auto"/>
-              <w:ind w:left="0" w:leftChars="0" w:right="0" w:rightChars="0" w:firstLine="0" w:firstLineChars="0"/>
-              <w:jc w:val="center"/>
-              <w:textAlignment w:val="baseline"/>
-            </w:pPr>
-            <w:r>
-              <w:t>2025年9月</w:t>
-            </w:r>
-          </w:p>
-        </w:tc>
-        <w:tc>
-          <w:tcPr>
-            <w:tcW w:w="1823" w:type="dxa"/>
-            <w:tcBorders>
-              <w:top w:val="single" w:color="auto" w:sz="4" w:space="0"/>
-              <w:left w:val="single" w:color="auto" w:sz="4" w:space="0"/>
-              <w:bottom w:val="nil"/>
-              <w:right w:val="single" w:color="auto" w:sz="12" w:space="0"/>
-            </w:tcBorders>
-            <w:noWrap w:val="0"/>
-            <w:tcMar>
-              <w:top w:w="60" w:type="dxa"/>
-              <w:left w:w="120" w:type="dxa"/>
-              <w:bottom w:w="30" w:type="dxa"/>
-              <w:right w:w="120" w:type="dxa"/>
-            </w:tcMar>
-            <w:vAlign w:val="center"/>
-          </w:tcPr>
-          <w:p>
-            <w:pPr>
-              <w:pStyle w:val="30"/>
-              <w:keepNext w:val="0"/>
-              <w:keepLines w:val="0"/>
-              <w:pageBreakBefore w:val="0"/>
-              <w:widowControl w:val="0"/>
-              <w:kinsoku w:val="0"/>
-              <w:wordWrap/>
-              <w:overflowPunct/>
-              <w:topLinePunct w:val="0"/>
-              <w:autoSpaceDE w:val="0"/>
-              <w:autoSpaceDN w:val="0"/>
-              <w:bidi w:val="0"/>
-              <w:adjustRightInd w:val="0"/>
-              <w:snapToGrid w:val="0"/>
-              <w:spacing w:line="240" w:lineRule="auto"/>
-              <w:ind w:left="0" w:leftChars="0" w:right="0" w:rightChars="0" w:firstLine="0" w:firstLineChars="0"/>
-              <w:jc w:val="left"/>
-              <w:textAlignment w:val="baseline"/>
-            </w:pPr>
-            <w:r>
-              <w:t>运维工程师、服务台专员</w:t>
-            </w:r>
-          </w:p>
-        </w:tc>
-      </w:tr>
-      <w:tr>
-        <w:tblPrEx>
-          <w:tblBorders>
-            <w:top w:val="none" w:color="DEE0E3" w:sz="0" w:space="0"/>
-            <w:left w:val="none" w:color="DEE0E3" w:sz="0" w:space="0"/>
-            <w:bottom w:val="none" w:color="DEE0E3" w:sz="0" w:space="0"/>
-            <w:right w:val="none" w:color="DEE0E3" w:sz="0" w:space="0"/>
-            <w:insideH w:val="none" w:color="DEE0E3" w:sz="0" w:space="0"/>
-            <w:insideV w:val="none" w:color="DEE0E3" w:sz="0" w:space="0"/>
-          </w:tblBorders>
-          <w:tblCellMar>
-            <w:top w:w="0" w:type="dxa"/>
-            <w:left w:w="10" w:type="dxa"/>
-            <w:bottom w:w="0" w:type="dxa"/>
-            <w:right w:w="10" w:type="dxa"/>
-          </w:tblCellMar>
-        </w:tblPrEx>
-        <w:trPr>
-          <w:trHeight w:val="0" w:hRule="atLeast"/>
-          <w:jc w:val="center"/>
-        </w:trPr>
-        <w:tc>
-          <w:tcPr>
-            <w:tcW w:w="689" w:type="dxa"/>
-            <w:tcBorders>
-              <w:top w:val="single" w:color="auto" w:sz="4" w:space="0"/>
-              <w:left w:val="single" w:color="auto" w:sz="12" w:space="0"/>
-              <w:bottom w:val="nil"/>
-              <w:right w:val="nil"/>
-            </w:tcBorders>
-            <w:noWrap w:val="0"/>
-            <w:tcMar>
-              <w:top w:w="60" w:type="dxa"/>
-              <w:left w:w="120" w:type="dxa"/>
-              <w:bottom w:w="30" w:type="dxa"/>
-              <w:right w:w="120" w:type="dxa"/>
-            </w:tcMar>
-            <w:vAlign w:val="center"/>
-          </w:tcPr>
-          <w:p>
-            <w:pPr>
-              <w:pStyle w:val="30"/>
-              <w:keepNext w:val="0"/>
-              <w:keepLines w:val="0"/>
-              <w:pageBreakBefore w:val="0"/>
-              <w:widowControl w:val="0"/>
-              <w:kinsoku w:val="0"/>
-              <w:wordWrap/>
-              <w:overflowPunct/>
-              <w:topLinePunct w:val="0"/>
-              <w:autoSpaceDE w:val="0"/>
-              <w:autoSpaceDN w:val="0"/>
-              <w:bidi w:val="0"/>
-              <w:adjustRightInd w:val="0"/>
-              <w:snapToGrid w:val="0"/>
-              <w:spacing w:line="240" w:lineRule="auto"/>
-              <w:ind w:left="0" w:leftChars="0" w:right="0" w:rightChars="0" w:firstLine="0" w:firstLineChars="0"/>
-              <w:jc w:val="center"/>
-              <w:textAlignment w:val="baseline"/>
-            </w:pPr>
-            <w:r>
-              <w:t>3</w:t>
-            </w:r>
-          </w:p>
-        </w:tc>
-        <w:tc>
-          <w:tcPr>
-            <w:tcW w:w="1649" w:type="dxa"/>
-            <w:tcBorders>
-              <w:top w:val="single" w:color="auto" w:sz="4" w:space="0"/>
-              <w:left w:val="single" w:color="auto" w:sz="4" w:space="0"/>
-              <w:bottom w:val="nil"/>
-              <w:right w:val="nil"/>
-            </w:tcBorders>
-            <w:noWrap w:val="0"/>
-            <w:tcMar>
-              <w:top w:w="60" w:type="dxa"/>
-              <w:left w:w="120" w:type="dxa"/>
-              <w:bottom w:w="30" w:type="dxa"/>
-              <w:right w:w="120" w:type="dxa"/>
-            </w:tcMar>
-            <w:vAlign w:val="center"/>
-          </w:tcPr>
-          <w:p>
-            <w:pPr>
-              <w:pStyle w:val="30"/>
-              <w:keepNext w:val="0"/>
-              <w:keepLines w:val="0"/>
-              <w:pageBreakBefore w:val="0"/>
-              <w:widowControl w:val="0"/>
-              <w:kinsoku w:val="0"/>
-              <w:wordWrap/>
-              <w:overflowPunct/>
-              <w:topLinePunct w:val="0"/>
-              <w:autoSpaceDE w:val="0"/>
-              <w:autoSpaceDN w:val="0"/>
-              <w:bidi w:val="0"/>
-              <w:adjustRightInd w:val="0"/>
-              <w:snapToGrid w:val="0"/>
-              <w:spacing w:line="240" w:lineRule="auto"/>
-              <w:ind w:left="0" w:leftChars="0" w:right="0" w:rightChars="0" w:firstLine="0" w:firstLineChars="0"/>
-              <w:jc w:val="center"/>
-              <w:textAlignment w:val="baseline"/>
-            </w:pPr>
-            <w:r>
-              <w:t>一级故障演练</w:t>
-            </w:r>
-          </w:p>
-        </w:tc>
-        <w:tc>
-          <w:tcPr>
-            <w:tcW w:w="1777" w:type="dxa"/>
-            <w:tcBorders>
-              <w:top w:val="single" w:color="auto" w:sz="4" w:space="0"/>
-              <w:left w:val="single" w:color="auto" w:sz="4" w:space="0"/>
-              <w:bottom w:val="nil"/>
-              <w:right w:val="nil"/>
-            </w:tcBorders>
-            <w:noWrap w:val="0"/>
-            <w:tcMar>
-              <w:top w:w="60" w:type="dxa"/>
-              <w:left w:w="120" w:type="dxa"/>
-              <w:bottom w:w="30" w:type="dxa"/>
-              <w:right w:w="120" w:type="dxa"/>
-            </w:tcMar>
-            <w:vAlign w:val="center"/>
-          </w:tcPr>
-          <w:p>
-            <w:pPr>
-              <w:pStyle w:val="30"/>
-              <w:keepNext w:val="0"/>
-              <w:keepLines w:val="0"/>
-              <w:pageBreakBefore w:val="0"/>
-              <w:widowControl w:val="0"/>
-              <w:kinsoku w:val="0"/>
-              <w:wordWrap/>
-              <w:overflowPunct/>
-              <w:topLinePunct w:val="0"/>
-              <w:autoSpaceDE w:val="0"/>
-              <w:autoSpaceDN w:val="0"/>
-              <w:bidi w:val="0"/>
-              <w:adjustRightInd w:val="0"/>
-              <w:snapToGrid w:val="0"/>
-              <w:spacing w:line="240" w:lineRule="auto"/>
-              <w:ind w:left="0" w:leftChars="0" w:right="0" w:rightChars="0" w:firstLine="0" w:firstLineChars="0"/>
-              <w:jc w:val="center"/>
-              <w:textAlignment w:val="baseline"/>
-            </w:pPr>
-            <w:r>
-              <w:t>模拟核心区域光缆中断</w:t>
-            </w:r>
-          </w:p>
-        </w:tc>
-        <w:tc>
-          <w:tcPr>
-            <w:tcW w:w="2276" w:type="dxa"/>
-            <w:tcBorders>
-              <w:top w:val="single" w:color="auto" w:sz="4" w:space="0"/>
-              <w:left w:val="single" w:color="auto" w:sz="4" w:space="0"/>
-              <w:bottom w:val="nil"/>
-              <w:right w:val="nil"/>
-            </w:tcBorders>
-            <w:noWrap w:val="0"/>
             <w:tcMar>
               <w:top w:w="60" w:type="dxa"/>
               <w:left w:w="120" w:type="dxa"/>
@@ -6190,7 +6114,7 @@
               <w:t>12</w:t>
             </w:r>
             <w:r>
-              <w:t>月</w:t>
+              <w:t>月（与一级故障演练合并）</w:t>
             </w:r>
           </w:p>
         </w:tc>
@@ -6203,7 +6127,6 @@
               <w:bottom w:val="nil"/>
               <w:right w:val="single" w:color="auto" w:sz="12" w:space="0"/>
             </w:tcBorders>
-            <w:noWrap w:val="0"/>
             <w:tcMar>
               <w:top w:w="60" w:type="dxa"/>
               <w:left w:w="120" w:type="dxa"/>
@@ -6235,500 +6158,6 @@
             </w:pPr>
             <w:r>
               <w:t>全体应急人员</w:t>
-            </w:r>
-          </w:p>
-        </w:tc>
-      </w:tr>
-      <w:tr>
-        <w:tblPrEx>
-          <w:tblBorders>
-            <w:top w:val="none" w:color="DEE0E3" w:sz="0" w:space="0"/>
-            <w:left w:val="none" w:color="DEE0E3" w:sz="0" w:space="0"/>
-            <w:bottom w:val="none" w:color="DEE0E3" w:sz="0" w:space="0"/>
-            <w:right w:val="none" w:color="DEE0E3" w:sz="0" w:space="0"/>
-            <w:insideH w:val="none" w:color="DEE0E3" w:sz="0" w:space="0"/>
-            <w:insideV w:val="none" w:color="DEE0E3" w:sz="0" w:space="0"/>
-          </w:tblBorders>
-          <w:tblCellMar>
-            <w:top w:w="0" w:type="dxa"/>
-            <w:left w:w="10" w:type="dxa"/>
-            <w:bottom w:w="0" w:type="dxa"/>
-            <w:right w:w="10" w:type="dxa"/>
-          </w:tblCellMar>
-        </w:tblPrEx>
-        <w:trPr>
-          <w:trHeight w:val="0" w:hRule="atLeast"/>
-          <w:jc w:val="center"/>
-        </w:trPr>
-        <w:tc>
-          <w:tcPr>
-            <w:tcW w:w="689" w:type="dxa"/>
-            <w:tcBorders>
-              <w:top w:val="single" w:color="auto" w:sz="4" w:space="0"/>
-              <w:left w:val="single" w:color="auto" w:sz="12" w:space="0"/>
-              <w:bottom w:val="nil"/>
-              <w:right w:val="nil"/>
-            </w:tcBorders>
-            <w:noWrap w:val="0"/>
-            <w:tcMar>
-              <w:top w:w="60" w:type="dxa"/>
-              <w:left w:w="120" w:type="dxa"/>
-              <w:bottom w:w="30" w:type="dxa"/>
-              <w:right w:w="120" w:type="dxa"/>
-            </w:tcMar>
-            <w:vAlign w:val="center"/>
-          </w:tcPr>
-          <w:p>
-            <w:pPr>
-              <w:pStyle w:val="30"/>
-              <w:keepNext w:val="0"/>
-              <w:keepLines w:val="0"/>
-              <w:pageBreakBefore w:val="0"/>
-              <w:widowControl w:val="0"/>
-              <w:kinsoku w:val="0"/>
-              <w:wordWrap/>
-              <w:overflowPunct/>
-              <w:topLinePunct w:val="0"/>
-              <w:autoSpaceDE w:val="0"/>
-              <w:autoSpaceDN w:val="0"/>
-              <w:bidi w:val="0"/>
-              <w:adjustRightInd w:val="0"/>
-              <w:snapToGrid w:val="0"/>
-              <w:spacing w:line="240" w:lineRule="auto"/>
-              <w:ind w:left="0" w:leftChars="0" w:right="0" w:rightChars="0" w:firstLine="0" w:firstLineChars="0"/>
-              <w:jc w:val="center"/>
-              <w:textAlignment w:val="baseline"/>
-            </w:pPr>
-            <w:r>
-              <w:t>4</w:t>
-            </w:r>
-          </w:p>
-        </w:tc>
-        <w:tc>
-          <w:tcPr>
-            <w:tcW w:w="1649" w:type="dxa"/>
-            <w:tcBorders>
-              <w:top w:val="single" w:color="auto" w:sz="4" w:space="0"/>
-              <w:left w:val="single" w:color="auto" w:sz="4" w:space="0"/>
-              <w:bottom w:val="nil"/>
-              <w:right w:val="nil"/>
-            </w:tcBorders>
-            <w:noWrap w:val="0"/>
-            <w:tcMar>
-              <w:top w:w="60" w:type="dxa"/>
-              <w:left w:w="120" w:type="dxa"/>
-              <w:bottom w:w="30" w:type="dxa"/>
-              <w:right w:w="120" w:type="dxa"/>
-            </w:tcMar>
-            <w:vAlign w:val="center"/>
-          </w:tcPr>
-          <w:p>
-            <w:pPr>
-              <w:pStyle w:val="30"/>
-              <w:keepNext w:val="0"/>
-              <w:keepLines w:val="0"/>
-              <w:pageBreakBefore w:val="0"/>
-              <w:widowControl w:val="0"/>
-              <w:kinsoku w:val="0"/>
-              <w:wordWrap/>
-              <w:overflowPunct/>
-              <w:topLinePunct w:val="0"/>
-              <w:autoSpaceDE w:val="0"/>
-              <w:autoSpaceDN w:val="0"/>
-              <w:bidi w:val="0"/>
-              <w:adjustRightInd w:val="0"/>
-              <w:snapToGrid w:val="0"/>
-              <w:spacing w:line="240" w:lineRule="auto"/>
-              <w:ind w:left="0" w:leftChars="0" w:right="0" w:rightChars="0" w:firstLine="0" w:firstLineChars="0"/>
-              <w:jc w:val="center"/>
-              <w:textAlignment w:val="baseline"/>
-            </w:pPr>
-            <w:r>
-              <w:t>实战演练</w:t>
-            </w:r>
-          </w:p>
-        </w:tc>
-        <w:tc>
-          <w:tcPr>
-            <w:tcW w:w="1777" w:type="dxa"/>
-            <w:tcBorders>
-              <w:top w:val="single" w:color="auto" w:sz="4" w:space="0"/>
-              <w:left w:val="single" w:color="auto" w:sz="4" w:space="0"/>
-              <w:bottom w:val="nil"/>
-              <w:right w:val="nil"/>
-            </w:tcBorders>
-            <w:noWrap w:val="0"/>
-            <w:tcMar>
-              <w:top w:w="60" w:type="dxa"/>
-              <w:left w:w="120" w:type="dxa"/>
-              <w:bottom w:w="30" w:type="dxa"/>
-              <w:right w:w="120" w:type="dxa"/>
-            </w:tcMar>
-            <w:vAlign w:val="center"/>
-          </w:tcPr>
-          <w:p>
-            <w:pPr>
-              <w:pStyle w:val="30"/>
-              <w:keepNext w:val="0"/>
-              <w:keepLines w:val="0"/>
-              <w:pageBreakBefore w:val="0"/>
-              <w:widowControl w:val="0"/>
-              <w:kinsoku w:val="0"/>
-              <w:wordWrap/>
-              <w:overflowPunct/>
-              <w:topLinePunct w:val="0"/>
-              <w:autoSpaceDE w:val="0"/>
-              <w:autoSpaceDN w:val="0"/>
-              <w:bidi w:val="0"/>
-              <w:adjustRightInd w:val="0"/>
-              <w:snapToGrid w:val="0"/>
-              <w:spacing w:line="240" w:lineRule="auto"/>
-              <w:ind w:left="0" w:leftChars="0" w:right="0" w:rightChars="0" w:firstLine="0" w:firstLineChars="0"/>
-              <w:jc w:val="center"/>
-              <w:textAlignment w:val="baseline"/>
-            </w:pPr>
-            <w:r>
-              <w:t>全流程故障响应与恢复</w:t>
-            </w:r>
-          </w:p>
-        </w:tc>
-        <w:tc>
-          <w:tcPr>
-            <w:tcW w:w="2276" w:type="dxa"/>
-            <w:tcBorders>
-              <w:top w:val="single" w:color="auto" w:sz="4" w:space="0"/>
-              <w:left w:val="single" w:color="auto" w:sz="4" w:space="0"/>
-              <w:bottom w:val="nil"/>
-              <w:right w:val="nil"/>
-            </w:tcBorders>
-            <w:noWrap w:val="0"/>
-            <w:tcMar>
-              <w:top w:w="60" w:type="dxa"/>
-              <w:left w:w="120" w:type="dxa"/>
-              <w:bottom w:w="30" w:type="dxa"/>
-              <w:right w:w="120" w:type="dxa"/>
-            </w:tcMar>
-            <w:vAlign w:val="center"/>
-          </w:tcPr>
-          <w:p>
-            <w:pPr>
-              <w:pStyle w:val="30"/>
-              <w:keepNext w:val="0"/>
-              <w:keepLines w:val="0"/>
-              <w:pageBreakBefore w:val="0"/>
-              <w:widowControl w:val="0"/>
-              <w:kinsoku w:val="0"/>
-              <w:wordWrap/>
-              <w:overflowPunct/>
-              <w:topLinePunct w:val="0"/>
-              <w:autoSpaceDE w:val="0"/>
-              <w:autoSpaceDN w:val="0"/>
-              <w:bidi w:val="0"/>
-              <w:adjustRightInd w:val="0"/>
-              <w:snapToGrid w:val="0"/>
-              <w:spacing w:line="240" w:lineRule="auto"/>
-              <w:ind w:left="0" w:leftChars="0" w:right="0" w:rightChars="0" w:firstLine="0" w:firstLineChars="0"/>
-              <w:jc w:val="center"/>
-              <w:textAlignment w:val="baseline"/>
-            </w:pPr>
-            <w:r>
-              <w:t>2025年</w:t>
-            </w:r>
-            <w:r>
-              <w:rPr>
-                <w:rFonts w:hint="eastAsia"/>
-                <w:lang w:val="en-US" w:eastAsia="zh-CN"/>
-              </w:rPr>
-              <w:t>12</w:t>
-            </w:r>
-            <w:r>
-              <w:t>月（与一级故障演练合并）</w:t>
-            </w:r>
-          </w:p>
-        </w:tc>
-        <w:tc>
-          <w:tcPr>
-            <w:tcW w:w="1823" w:type="dxa"/>
-            <w:tcBorders>
-              <w:top w:val="single" w:color="auto" w:sz="4" w:space="0"/>
-              <w:left w:val="single" w:color="auto" w:sz="4" w:space="0"/>
-              <w:bottom w:val="nil"/>
-              <w:right w:val="single" w:color="auto" w:sz="12" w:space="0"/>
-            </w:tcBorders>
-            <w:noWrap w:val="0"/>
-            <w:tcMar>
-              <w:top w:w="60" w:type="dxa"/>
-              <w:left w:w="120" w:type="dxa"/>
-              <w:bottom w:w="30" w:type="dxa"/>
-              <w:right w:w="120" w:type="dxa"/>
-            </w:tcMar>
-            <w:vAlign w:val="center"/>
-          </w:tcPr>
-          <w:p>
-            <w:pPr>
-              <w:pStyle w:val="30"/>
-              <w:keepNext w:val="0"/>
-              <w:keepLines w:val="0"/>
-              <w:pageBreakBefore w:val="0"/>
-              <w:widowControl w:val="0"/>
-              <w:kinsoku w:val="0"/>
-              <w:wordWrap/>
-              <w:overflowPunct/>
-              <w:topLinePunct w:val="0"/>
-              <w:autoSpaceDE w:val="0"/>
-              <w:autoSpaceDN w:val="0"/>
-              <w:bidi w:val="0"/>
-              <w:adjustRightInd w:val="0"/>
-              <w:snapToGrid w:val="0"/>
-              <w:spacing w:line="240" w:lineRule="auto"/>
-              <w:ind w:left="0" w:leftChars="0" w:right="0" w:rightChars="0" w:firstLine="0" w:firstLineChars="0"/>
-              <w:jc w:val="left"/>
-              <w:textAlignment w:val="baseline"/>
-            </w:pPr>
-            <w:r>
-              <w:t>全体应急人员</w:t>
-            </w:r>
-          </w:p>
-        </w:tc>
-      </w:tr>
-      <w:tr>
-        <w:tblPrEx>
-          <w:tblBorders>
-            <w:top w:val="none" w:color="DEE0E3" w:sz="0" w:space="0"/>
-            <w:left w:val="none" w:color="DEE0E3" w:sz="0" w:space="0"/>
-            <w:bottom w:val="none" w:color="DEE0E3" w:sz="0" w:space="0"/>
-            <w:right w:val="none" w:color="DEE0E3" w:sz="0" w:space="0"/>
-            <w:insideH w:val="none" w:color="DEE0E3" w:sz="0" w:space="0"/>
-            <w:insideV w:val="none" w:color="DEE0E3" w:sz="0" w:space="0"/>
-          </w:tblBorders>
-          <w:tblCellMar>
-            <w:top w:w="0" w:type="dxa"/>
-            <w:left w:w="10" w:type="dxa"/>
-            <w:bottom w:w="0" w:type="dxa"/>
-            <w:right w:w="10" w:type="dxa"/>
-          </w:tblCellMar>
-        </w:tblPrEx>
-        <w:trPr>
-          <w:trHeight w:val="0" w:hRule="atLeast"/>
-          <w:jc w:val="center"/>
-        </w:trPr>
-        <w:tc>
-          <w:tcPr>
-            <w:tcW w:w="689" w:type="dxa"/>
-            <w:tcBorders>
-              <w:top w:val="single" w:color="auto" w:sz="4" w:space="0"/>
-              <w:left w:val="single" w:color="auto" w:sz="12" w:space="0"/>
-              <w:bottom w:val="single" w:color="auto" w:sz="12" w:space="0"/>
-              <w:right w:val="nil"/>
-            </w:tcBorders>
-            <w:noWrap w:val="0"/>
-            <w:tcMar>
-              <w:top w:w="60" w:type="dxa"/>
-              <w:left w:w="120" w:type="dxa"/>
-              <w:bottom w:w="30" w:type="dxa"/>
-              <w:right w:w="120" w:type="dxa"/>
-            </w:tcMar>
-            <w:vAlign w:val="center"/>
-          </w:tcPr>
-          <w:p>
-            <w:pPr>
-              <w:pStyle w:val="30"/>
-              <w:keepNext w:val="0"/>
-              <w:keepLines w:val="0"/>
-              <w:pageBreakBefore w:val="0"/>
-              <w:widowControl w:val="0"/>
-              <w:kinsoku w:val="0"/>
-              <w:wordWrap/>
-              <w:overflowPunct/>
-              <w:topLinePunct w:val="0"/>
-              <w:autoSpaceDE w:val="0"/>
-              <w:autoSpaceDN w:val="0"/>
-              <w:bidi w:val="0"/>
-              <w:adjustRightInd w:val="0"/>
-              <w:snapToGrid w:val="0"/>
-              <w:spacing w:line="240" w:lineRule="auto"/>
-              <w:ind w:left="0" w:leftChars="0" w:right="0" w:rightChars="0" w:firstLine="0" w:firstLineChars="0"/>
-              <w:jc w:val="center"/>
-              <w:textAlignment w:val="baseline"/>
-            </w:pPr>
-            <w:r>
-              <w:t>5</w:t>
-            </w:r>
-          </w:p>
-        </w:tc>
-        <w:tc>
-          <w:tcPr>
-            <w:tcW w:w="1649" w:type="dxa"/>
-            <w:tcBorders>
-              <w:top w:val="single" w:color="auto" w:sz="4" w:space="0"/>
-              <w:left w:val="single" w:color="auto" w:sz="4" w:space="0"/>
-              <w:bottom w:val="single" w:color="auto" w:sz="12" w:space="0"/>
-              <w:right w:val="nil"/>
-            </w:tcBorders>
-            <w:noWrap w:val="0"/>
-            <w:tcMar>
-              <w:top w:w="60" w:type="dxa"/>
-              <w:left w:w="120" w:type="dxa"/>
-              <w:bottom w:w="30" w:type="dxa"/>
-              <w:right w:w="120" w:type="dxa"/>
-            </w:tcMar>
-            <w:vAlign w:val="center"/>
-          </w:tcPr>
-          <w:p>
-            <w:pPr>
-              <w:pStyle w:val="30"/>
-              <w:keepNext w:val="0"/>
-              <w:keepLines w:val="0"/>
-              <w:pageBreakBefore w:val="0"/>
-              <w:widowControl w:val="0"/>
-              <w:kinsoku w:val="0"/>
-              <w:wordWrap/>
-              <w:overflowPunct/>
-              <w:topLinePunct w:val="0"/>
-              <w:autoSpaceDE w:val="0"/>
-              <w:autoSpaceDN w:val="0"/>
-              <w:bidi w:val="0"/>
-              <w:adjustRightInd w:val="0"/>
-              <w:snapToGrid w:val="0"/>
-              <w:spacing w:line="240" w:lineRule="auto"/>
-              <w:ind w:left="0" w:leftChars="0" w:right="0" w:rightChars="0" w:firstLine="0" w:firstLineChars="0"/>
-              <w:jc w:val="center"/>
-              <w:textAlignment w:val="baseline"/>
-            </w:pPr>
-            <w:r>
-              <w:t>热备切换演练</w:t>
-            </w:r>
-          </w:p>
-        </w:tc>
-        <w:tc>
-          <w:tcPr>
-            <w:tcW w:w="1777" w:type="dxa"/>
-            <w:tcBorders>
-              <w:top w:val="single" w:color="auto" w:sz="4" w:space="0"/>
-              <w:left w:val="single" w:color="auto" w:sz="4" w:space="0"/>
-              <w:bottom w:val="single" w:color="auto" w:sz="12" w:space="0"/>
-              <w:right w:val="nil"/>
-            </w:tcBorders>
-            <w:noWrap w:val="0"/>
-            <w:tcMar>
-              <w:top w:w="60" w:type="dxa"/>
-              <w:left w:w="120" w:type="dxa"/>
-              <w:bottom w:w="30" w:type="dxa"/>
-              <w:right w:w="120" w:type="dxa"/>
-            </w:tcMar>
-            <w:vAlign w:val="center"/>
-          </w:tcPr>
-          <w:p>
-            <w:pPr>
-              <w:pStyle w:val="30"/>
-              <w:keepNext w:val="0"/>
-              <w:keepLines w:val="0"/>
-              <w:pageBreakBefore w:val="0"/>
-              <w:widowControl w:val="0"/>
-              <w:kinsoku w:val="0"/>
-              <w:wordWrap/>
-              <w:overflowPunct/>
-              <w:topLinePunct w:val="0"/>
-              <w:autoSpaceDE w:val="0"/>
-              <w:autoSpaceDN w:val="0"/>
-              <w:bidi w:val="0"/>
-              <w:adjustRightInd w:val="0"/>
-              <w:snapToGrid w:val="0"/>
-              <w:spacing w:line="240" w:lineRule="auto"/>
-              <w:ind w:left="0" w:leftChars="0" w:right="0" w:rightChars="0" w:firstLine="0" w:firstLineChars="0"/>
-              <w:jc w:val="center"/>
-              <w:textAlignment w:val="baseline"/>
-            </w:pPr>
-            <w:r>
-              <w:t>模拟平台服务器主备切换</w:t>
-            </w:r>
-          </w:p>
-        </w:tc>
-        <w:tc>
-          <w:tcPr>
-            <w:tcW w:w="2276" w:type="dxa"/>
-            <w:tcBorders>
-              <w:top w:val="single" w:color="auto" w:sz="4" w:space="0"/>
-              <w:left w:val="single" w:color="auto" w:sz="4" w:space="0"/>
-              <w:bottom w:val="single" w:color="auto" w:sz="12" w:space="0"/>
-              <w:right w:val="nil"/>
-            </w:tcBorders>
-            <w:noWrap w:val="0"/>
-            <w:tcMar>
-              <w:top w:w="60" w:type="dxa"/>
-              <w:left w:w="120" w:type="dxa"/>
-              <w:bottom w:w="30" w:type="dxa"/>
-              <w:right w:w="120" w:type="dxa"/>
-            </w:tcMar>
-            <w:vAlign w:val="center"/>
-          </w:tcPr>
-          <w:p>
-            <w:pPr>
-              <w:pStyle w:val="30"/>
-              <w:keepNext w:val="0"/>
-              <w:keepLines w:val="0"/>
-              <w:pageBreakBefore w:val="0"/>
-              <w:widowControl w:val="0"/>
-              <w:kinsoku w:val="0"/>
-              <w:wordWrap/>
-              <w:overflowPunct/>
-              <w:topLinePunct w:val="0"/>
-              <w:autoSpaceDE w:val="0"/>
-              <w:autoSpaceDN w:val="0"/>
-              <w:bidi w:val="0"/>
-              <w:adjustRightInd w:val="0"/>
-              <w:snapToGrid w:val="0"/>
-              <w:spacing w:line="240" w:lineRule="auto"/>
-              <w:ind w:left="0" w:leftChars="0" w:right="0" w:rightChars="0" w:firstLine="0" w:firstLineChars="0"/>
-              <w:jc w:val="center"/>
-              <w:textAlignment w:val="baseline"/>
-            </w:pPr>
-            <w:r>
-              <w:t>2025年12月</w:t>
-            </w:r>
-          </w:p>
-        </w:tc>
-        <w:tc>
-          <w:tcPr>
-            <w:tcW w:w="1823" w:type="dxa"/>
-            <w:tcBorders>
-              <w:top w:val="single" w:color="auto" w:sz="4" w:space="0"/>
-              <w:left w:val="single" w:color="auto" w:sz="4" w:space="0"/>
-              <w:bottom w:val="single" w:color="auto" w:sz="12" w:space="0"/>
-              <w:right w:val="single" w:color="auto" w:sz="12" w:space="0"/>
-            </w:tcBorders>
-            <w:noWrap w:val="0"/>
-            <w:tcMar>
-              <w:top w:w="60" w:type="dxa"/>
-              <w:left w:w="120" w:type="dxa"/>
-              <w:bottom w:w="30" w:type="dxa"/>
-              <w:right w:w="120" w:type="dxa"/>
-            </w:tcMar>
-            <w:vAlign w:val="center"/>
-          </w:tcPr>
-          <w:p>
-            <w:pPr>
-              <w:pStyle w:val="30"/>
-              <w:keepNext w:val="0"/>
-              <w:keepLines w:val="0"/>
-              <w:pageBreakBefore w:val="0"/>
-              <w:widowControl w:val="0"/>
-              <w:kinsoku w:val="0"/>
-              <w:wordWrap/>
-              <w:overflowPunct/>
-              <w:topLinePunct w:val="0"/>
-              <w:autoSpaceDE w:val="0"/>
-              <w:autoSpaceDN w:val="0"/>
-              <w:bidi w:val="0"/>
-              <w:adjustRightInd w:val="0"/>
-              <w:snapToGrid w:val="0"/>
-              <w:spacing w:line="240" w:lineRule="auto"/>
-              <w:ind w:left="0" w:leftChars="0" w:right="0" w:rightChars="0" w:firstLine="0" w:firstLineChars="0"/>
-              <w:jc w:val="left"/>
-              <w:textAlignment w:val="baseline"/>
-            </w:pPr>
-            <w:r>
-              <w:t>运维工程师、服务台专员</w:t>
             </w:r>
           </w:p>
         </w:tc>
@@ -6753,7 +6182,7 @@
         <w:textAlignment w:val="baseline"/>
       </w:pPr>
       <w:bookmarkStart w:id="14" w:name="heading_6"/>
-      <w:bookmarkStart w:id="15" w:name="_Toc12701"/>
+      <w:bookmarkStart w:id="15" w:name="_Toc23951"/>
       <w:r>
         <w:t>演练场景设计</w:t>
       </w:r>
@@ -6779,7 +6208,7 @@
         <w:textAlignment w:val="baseline"/>
       </w:pPr>
       <w:bookmarkStart w:id="16" w:name="heading_7"/>
-      <w:bookmarkStart w:id="17" w:name="_Toc19043"/>
+      <w:bookmarkStart w:id="17" w:name="_Toc29846"/>
       <w:r>
         <w:t>一级故障演练场景（2025年</w:t>
       </w:r>
@@ -6976,12 +6405,12 @@
         <w:tblW w:w="8214" w:type="dxa"/>
         <w:jc w:val="center"/>
         <w:tblBorders>
-          <w:top w:val="none" w:color="DEE0E3" w:sz="0" w:space="0"/>
-          <w:left w:val="none" w:color="DEE0E3" w:sz="0" w:space="0"/>
-          <w:bottom w:val="none" w:color="DEE0E3" w:sz="0" w:space="0"/>
-          <w:right w:val="none" w:color="DEE0E3" w:sz="0" w:space="0"/>
-          <w:insideH w:val="none" w:color="DEE0E3" w:sz="0" w:space="0"/>
-          <w:insideV w:val="none" w:color="DEE0E3" w:sz="0" w:space="0"/>
+          <w:top w:val="none" w:color="auto" w:sz="0" w:space="0"/>
+          <w:left w:val="none" w:color="auto" w:sz="0" w:space="0"/>
+          <w:bottom w:val="none" w:color="auto" w:sz="0" w:space="0"/>
+          <w:right w:val="none" w:color="auto" w:sz="0" w:space="0"/>
+          <w:insideH w:val="none" w:color="auto" w:sz="0" w:space="0"/>
+          <w:insideV w:val="none" w:color="auto" w:sz="0" w:space="0"/>
         </w:tblBorders>
         <w:tblLayout w:type="autofit"/>
         <w:tblCellMar>
@@ -6999,12 +6428,12 @@
       <w:tr>
         <w:tblPrEx>
           <w:tblBorders>
-            <w:top w:val="none" w:color="DEE0E3" w:sz="0" w:space="0"/>
-            <w:left w:val="none" w:color="DEE0E3" w:sz="0" w:space="0"/>
-            <w:bottom w:val="none" w:color="DEE0E3" w:sz="0" w:space="0"/>
-            <w:right w:val="none" w:color="DEE0E3" w:sz="0" w:space="0"/>
-            <w:insideH w:val="none" w:color="DEE0E3" w:sz="0" w:space="0"/>
-            <w:insideV w:val="none" w:color="DEE0E3" w:sz="0" w:space="0"/>
+            <w:top w:val="none" w:color="auto" w:sz="0" w:space="0"/>
+            <w:left w:val="none" w:color="auto" w:sz="0" w:space="0"/>
+            <w:bottom w:val="none" w:color="auto" w:sz="0" w:space="0"/>
+            <w:right w:val="none" w:color="auto" w:sz="0" w:space="0"/>
+            <w:insideH w:val="none" w:color="auto" w:sz="0" w:space="0"/>
+            <w:insideV w:val="none" w:color="auto" w:sz="0" w:space="0"/>
           </w:tblBorders>
           <w:tblCellMar>
             <w:top w:w="0" w:type="dxa"/>
@@ -7027,7 +6456,6 @@
               <w:bottom w:val="nil"/>
               <w:right w:val="nil"/>
             </w:tcBorders>
-            <w:noWrap w:val="0"/>
             <w:tcMar>
               <w:top w:w="60" w:type="dxa"/>
               <w:left w:w="120" w:type="dxa"/>
@@ -7077,7 +6505,6 @@
               <w:bottom w:val="nil"/>
               <w:right w:val="nil"/>
             </w:tcBorders>
-            <w:noWrap w:val="0"/>
             <w:tcMar>
               <w:top w:w="60" w:type="dxa"/>
               <w:left w:w="120" w:type="dxa"/>
@@ -7127,7 +6554,6 @@
               <w:bottom w:val="nil"/>
               <w:right w:val="single" w:color="auto" w:sz="12" w:space="0"/>
             </w:tcBorders>
-            <w:noWrap w:val="0"/>
             <w:tcMar>
               <w:top w:w="60" w:type="dxa"/>
               <w:left w:w="120" w:type="dxa"/>
@@ -7172,12 +6598,12 @@
       <w:tr>
         <w:tblPrEx>
           <w:tblBorders>
-            <w:top w:val="none" w:color="DEE0E3" w:sz="0" w:space="0"/>
-            <w:left w:val="none" w:color="DEE0E3" w:sz="0" w:space="0"/>
-            <w:bottom w:val="none" w:color="DEE0E3" w:sz="0" w:space="0"/>
-            <w:right w:val="none" w:color="DEE0E3" w:sz="0" w:space="0"/>
-            <w:insideH w:val="none" w:color="DEE0E3" w:sz="0" w:space="0"/>
-            <w:insideV w:val="none" w:color="DEE0E3" w:sz="0" w:space="0"/>
+            <w:top w:val="none" w:color="auto" w:sz="0" w:space="0"/>
+            <w:left w:val="none" w:color="auto" w:sz="0" w:space="0"/>
+            <w:bottom w:val="none" w:color="auto" w:sz="0" w:space="0"/>
+            <w:right w:val="none" w:color="auto" w:sz="0" w:space="0"/>
+            <w:insideH w:val="none" w:color="auto" w:sz="0" w:space="0"/>
+            <w:insideV w:val="none" w:color="auto" w:sz="0" w:space="0"/>
           </w:tblBorders>
           <w:tblCellMar>
             <w:top w:w="0" w:type="dxa"/>
@@ -7199,7 +6625,6 @@
               <w:bottom w:val="nil"/>
               <w:right w:val="nil"/>
             </w:tcBorders>
-            <w:noWrap w:val="0"/>
             <w:tcMar>
               <w:top w:w="60" w:type="dxa"/>
               <w:left w:w="120" w:type="dxa"/>
@@ -7243,7 +6668,6 @@
               <w:bottom w:val="nil"/>
               <w:right w:val="nil"/>
             </w:tcBorders>
-            <w:noWrap w:val="0"/>
             <w:tcMar>
               <w:top w:w="60" w:type="dxa"/>
               <w:left w:w="120" w:type="dxa"/>
@@ -7287,7 +6711,6 @@
               <w:bottom w:val="nil"/>
               <w:right w:val="single" w:color="auto" w:sz="12" w:space="0"/>
             </w:tcBorders>
-            <w:noWrap w:val="0"/>
             <w:tcMar>
               <w:top w:w="60" w:type="dxa"/>
               <w:left w:w="120" w:type="dxa"/>
@@ -7326,12 +6749,12 @@
       <w:tr>
         <w:tblPrEx>
           <w:tblBorders>
-            <w:top w:val="none" w:color="DEE0E3" w:sz="0" w:space="0"/>
-            <w:left w:val="none" w:color="DEE0E3" w:sz="0" w:space="0"/>
-            <w:bottom w:val="none" w:color="DEE0E3" w:sz="0" w:space="0"/>
-            <w:right w:val="none" w:color="DEE0E3" w:sz="0" w:space="0"/>
-            <w:insideH w:val="none" w:color="DEE0E3" w:sz="0" w:space="0"/>
-            <w:insideV w:val="none" w:color="DEE0E3" w:sz="0" w:space="0"/>
+            <w:top w:val="none" w:color="auto" w:sz="0" w:space="0"/>
+            <w:left w:val="none" w:color="auto" w:sz="0" w:space="0"/>
+            <w:bottom w:val="none" w:color="auto" w:sz="0" w:space="0"/>
+            <w:right w:val="none" w:color="auto" w:sz="0" w:space="0"/>
+            <w:insideH w:val="none" w:color="auto" w:sz="0" w:space="0"/>
+            <w:insideV w:val="none" w:color="auto" w:sz="0" w:space="0"/>
           </w:tblBorders>
           <w:tblCellMar>
             <w:top w:w="0" w:type="dxa"/>
@@ -7353,7 +6776,6 @@
               <w:bottom w:val="nil"/>
               <w:right w:val="nil"/>
             </w:tcBorders>
-            <w:noWrap w:val="0"/>
             <w:tcMar>
               <w:top w:w="60" w:type="dxa"/>
               <w:left w:w="120" w:type="dxa"/>
@@ -7397,7 +6819,6 @@
               <w:bottom w:val="nil"/>
               <w:right w:val="nil"/>
             </w:tcBorders>
-            <w:noWrap w:val="0"/>
             <w:tcMar>
               <w:top w:w="60" w:type="dxa"/>
               <w:left w:w="120" w:type="dxa"/>
@@ -7441,7 +6862,6 @@
               <w:bottom w:val="nil"/>
               <w:right w:val="single" w:color="auto" w:sz="12" w:space="0"/>
             </w:tcBorders>
-            <w:noWrap w:val="0"/>
             <w:tcMar>
               <w:top w:w="60" w:type="dxa"/>
               <w:left w:w="120" w:type="dxa"/>
@@ -7480,12 +6900,12 @@
       <w:tr>
         <w:tblPrEx>
           <w:tblBorders>
-            <w:top w:val="none" w:color="DEE0E3" w:sz="0" w:space="0"/>
-            <w:left w:val="none" w:color="DEE0E3" w:sz="0" w:space="0"/>
-            <w:bottom w:val="none" w:color="DEE0E3" w:sz="0" w:space="0"/>
-            <w:right w:val="none" w:color="DEE0E3" w:sz="0" w:space="0"/>
-            <w:insideH w:val="none" w:color="DEE0E3" w:sz="0" w:space="0"/>
-            <w:insideV w:val="none" w:color="DEE0E3" w:sz="0" w:space="0"/>
+            <w:top w:val="none" w:color="auto" w:sz="0" w:space="0"/>
+            <w:left w:val="none" w:color="auto" w:sz="0" w:space="0"/>
+            <w:bottom w:val="none" w:color="auto" w:sz="0" w:space="0"/>
+            <w:right w:val="none" w:color="auto" w:sz="0" w:space="0"/>
+            <w:insideH w:val="none" w:color="auto" w:sz="0" w:space="0"/>
+            <w:insideV w:val="none" w:color="auto" w:sz="0" w:space="0"/>
           </w:tblBorders>
           <w:tblCellMar>
             <w:top w:w="0" w:type="dxa"/>
@@ -7507,7 +6927,6 @@
               <w:bottom w:val="nil"/>
               <w:right w:val="nil"/>
             </w:tcBorders>
-            <w:noWrap w:val="0"/>
             <w:tcMar>
               <w:top w:w="60" w:type="dxa"/>
               <w:left w:w="120" w:type="dxa"/>
@@ -7551,7 +6970,6 @@
               <w:bottom w:val="nil"/>
               <w:right w:val="nil"/>
             </w:tcBorders>
-            <w:noWrap w:val="0"/>
             <w:tcMar>
               <w:top w:w="60" w:type="dxa"/>
               <w:left w:w="120" w:type="dxa"/>
@@ -7595,7 +7013,6 @@
               <w:bottom w:val="nil"/>
               <w:right w:val="single" w:color="auto" w:sz="12" w:space="0"/>
             </w:tcBorders>
-            <w:noWrap w:val="0"/>
             <w:tcMar>
               <w:top w:w="60" w:type="dxa"/>
               <w:left w:w="120" w:type="dxa"/>
@@ -7634,12 +7051,12 @@
       <w:tr>
         <w:tblPrEx>
           <w:tblBorders>
-            <w:top w:val="none" w:color="DEE0E3" w:sz="0" w:space="0"/>
-            <w:left w:val="none" w:color="DEE0E3" w:sz="0" w:space="0"/>
-            <w:bottom w:val="none" w:color="DEE0E3" w:sz="0" w:space="0"/>
-            <w:right w:val="none" w:color="DEE0E3" w:sz="0" w:space="0"/>
-            <w:insideH w:val="none" w:color="DEE0E3" w:sz="0" w:space="0"/>
-            <w:insideV w:val="none" w:color="DEE0E3" w:sz="0" w:space="0"/>
+            <w:top w:val="none" w:color="auto" w:sz="0" w:space="0"/>
+            <w:left w:val="none" w:color="auto" w:sz="0" w:space="0"/>
+            <w:bottom w:val="none" w:color="auto" w:sz="0" w:space="0"/>
+            <w:right w:val="none" w:color="auto" w:sz="0" w:space="0"/>
+            <w:insideH w:val="none" w:color="auto" w:sz="0" w:space="0"/>
+            <w:insideV w:val="none" w:color="auto" w:sz="0" w:space="0"/>
           </w:tblBorders>
           <w:tblCellMar>
             <w:top w:w="0" w:type="dxa"/>
@@ -7661,7 +7078,6 @@
               <w:bottom w:val="nil"/>
               <w:right w:val="nil"/>
             </w:tcBorders>
-            <w:noWrap w:val="0"/>
             <w:tcMar>
               <w:top w:w="60" w:type="dxa"/>
               <w:left w:w="120" w:type="dxa"/>
@@ -7705,7 +7121,6 @@
               <w:bottom w:val="nil"/>
               <w:right w:val="nil"/>
             </w:tcBorders>
-            <w:noWrap w:val="0"/>
             <w:tcMar>
               <w:top w:w="60" w:type="dxa"/>
               <w:left w:w="120" w:type="dxa"/>
@@ -7749,7 +7164,6 @@
               <w:bottom w:val="nil"/>
               <w:right w:val="single" w:color="auto" w:sz="12" w:space="0"/>
             </w:tcBorders>
-            <w:noWrap w:val="0"/>
             <w:tcMar>
               <w:top w:w="60" w:type="dxa"/>
               <w:left w:w="120" w:type="dxa"/>
@@ -7788,12 +7202,12 @@
       <w:tr>
         <w:tblPrEx>
           <w:tblBorders>
-            <w:top w:val="none" w:color="DEE0E3" w:sz="0" w:space="0"/>
-            <w:left w:val="none" w:color="DEE0E3" w:sz="0" w:space="0"/>
-            <w:bottom w:val="none" w:color="DEE0E3" w:sz="0" w:space="0"/>
-            <w:right w:val="none" w:color="DEE0E3" w:sz="0" w:space="0"/>
-            <w:insideH w:val="none" w:color="DEE0E3" w:sz="0" w:space="0"/>
-            <w:insideV w:val="none" w:color="DEE0E3" w:sz="0" w:space="0"/>
+            <w:top w:val="none" w:color="auto" w:sz="0" w:space="0"/>
+            <w:left w:val="none" w:color="auto" w:sz="0" w:space="0"/>
+            <w:bottom w:val="none" w:color="auto" w:sz="0" w:space="0"/>
+            <w:right w:val="none" w:color="auto" w:sz="0" w:space="0"/>
+            <w:insideH w:val="none" w:color="auto" w:sz="0" w:space="0"/>
+            <w:insideV w:val="none" w:color="auto" w:sz="0" w:space="0"/>
           </w:tblBorders>
           <w:tblCellMar>
             <w:top w:w="0" w:type="dxa"/>
@@ -7815,7 +7229,6 @@
               <w:bottom w:val="single" w:color="auto" w:sz="12" w:space="0"/>
               <w:right w:val="nil"/>
             </w:tcBorders>
-            <w:noWrap w:val="0"/>
             <w:tcMar>
               <w:top w:w="60" w:type="dxa"/>
               <w:left w:w="120" w:type="dxa"/>
@@ -7859,7 +7272,6 @@
               <w:bottom w:val="single" w:color="auto" w:sz="12" w:space="0"/>
               <w:right w:val="nil"/>
             </w:tcBorders>
-            <w:noWrap w:val="0"/>
             <w:tcMar>
               <w:top w:w="60" w:type="dxa"/>
               <w:left w:w="120" w:type="dxa"/>
@@ -7913,7 +7325,6 @@
               <w:bottom w:val="single" w:color="auto" w:sz="12" w:space="0"/>
               <w:right w:val="single" w:color="auto" w:sz="12" w:space="0"/>
             </w:tcBorders>
-            <w:noWrap w:val="0"/>
             <w:tcMar>
               <w:top w:w="60" w:type="dxa"/>
               <w:left w:w="120" w:type="dxa"/>
@@ -7978,12 +7389,12 @@
         <w:tblW w:w="8214" w:type="dxa"/>
         <w:jc w:val="center"/>
         <w:tblBorders>
-          <w:top w:val="none" w:color="DEE0E3" w:sz="0" w:space="0"/>
-          <w:left w:val="none" w:color="DEE0E3" w:sz="0" w:space="0"/>
-          <w:bottom w:val="none" w:color="DEE0E3" w:sz="0" w:space="0"/>
-          <w:right w:val="none" w:color="DEE0E3" w:sz="0" w:space="0"/>
-          <w:insideH w:val="none" w:color="DEE0E3" w:sz="0" w:space="0"/>
-          <w:insideV w:val="none" w:color="DEE0E3" w:sz="0" w:space="0"/>
+          <w:top w:val="none" w:color="auto" w:sz="0" w:space="0"/>
+          <w:left w:val="none" w:color="auto" w:sz="0" w:space="0"/>
+          <w:bottom w:val="none" w:color="auto" w:sz="0" w:space="0"/>
+          <w:right w:val="none" w:color="auto" w:sz="0" w:space="0"/>
+          <w:insideH w:val="none" w:color="auto" w:sz="0" w:space="0"/>
+          <w:insideV w:val="none" w:color="auto" w:sz="0" w:space="0"/>
         </w:tblBorders>
         <w:tblLayout w:type="autofit"/>
         <w:tblCellMar>
@@ -8001,12 +7412,12 @@
       <w:tr>
         <w:tblPrEx>
           <w:tblBorders>
-            <w:top w:val="none" w:color="DEE0E3" w:sz="0" w:space="0"/>
-            <w:left w:val="none" w:color="DEE0E3" w:sz="0" w:space="0"/>
-            <w:bottom w:val="none" w:color="DEE0E3" w:sz="0" w:space="0"/>
-            <w:right w:val="none" w:color="DEE0E3" w:sz="0" w:space="0"/>
-            <w:insideH w:val="none" w:color="DEE0E3" w:sz="0" w:space="0"/>
-            <w:insideV w:val="none" w:color="DEE0E3" w:sz="0" w:space="0"/>
+            <w:top w:val="none" w:color="auto" w:sz="0" w:space="0"/>
+            <w:left w:val="none" w:color="auto" w:sz="0" w:space="0"/>
+            <w:bottom w:val="none" w:color="auto" w:sz="0" w:space="0"/>
+            <w:right w:val="none" w:color="auto" w:sz="0" w:space="0"/>
+            <w:insideH w:val="none" w:color="auto" w:sz="0" w:space="0"/>
+            <w:insideV w:val="none" w:color="auto" w:sz="0" w:space="0"/>
           </w:tblBorders>
           <w:tblCellMar>
             <w:top w:w="0" w:type="dxa"/>
@@ -8029,7 +7440,6 @@
               <w:bottom w:val="nil"/>
               <w:right w:val="nil"/>
             </w:tcBorders>
-            <w:noWrap w:val="0"/>
             <w:tcMar>
               <w:top w:w="60" w:type="dxa"/>
               <w:left w:w="120" w:type="dxa"/>
@@ -8079,7 +7489,6 @@
               <w:bottom w:val="nil"/>
               <w:right w:val="nil"/>
             </w:tcBorders>
-            <w:noWrap w:val="0"/>
             <w:tcMar>
               <w:top w:w="60" w:type="dxa"/>
               <w:left w:w="120" w:type="dxa"/>
@@ -8129,7 +7538,6 @@
               <w:bottom w:val="nil"/>
               <w:right w:val="single" w:color="auto" w:sz="12" w:space="0"/>
             </w:tcBorders>
-            <w:noWrap w:val="0"/>
             <w:tcMar>
               <w:top w:w="60" w:type="dxa"/>
               <w:left w:w="120" w:type="dxa"/>
@@ -8174,12 +7582,12 @@
       <w:tr>
         <w:tblPrEx>
           <w:tblBorders>
-            <w:top w:val="none" w:color="DEE0E3" w:sz="0" w:space="0"/>
-            <w:left w:val="none" w:color="DEE0E3" w:sz="0" w:space="0"/>
-            <w:bottom w:val="none" w:color="DEE0E3" w:sz="0" w:space="0"/>
-            <w:right w:val="none" w:color="DEE0E3" w:sz="0" w:space="0"/>
-            <w:insideH w:val="none" w:color="DEE0E3" w:sz="0" w:space="0"/>
-            <w:insideV w:val="none" w:color="DEE0E3" w:sz="0" w:space="0"/>
+            <w:top w:val="none" w:color="auto" w:sz="0" w:space="0"/>
+            <w:left w:val="none" w:color="auto" w:sz="0" w:space="0"/>
+            <w:bottom w:val="none" w:color="auto" w:sz="0" w:space="0"/>
+            <w:right w:val="none" w:color="auto" w:sz="0" w:space="0"/>
+            <w:insideH w:val="none" w:color="auto" w:sz="0" w:space="0"/>
+            <w:insideV w:val="none" w:color="auto" w:sz="0" w:space="0"/>
           </w:tblBorders>
           <w:tblCellMar>
             <w:top w:w="0" w:type="dxa"/>
@@ -8201,7 +7609,6 @@
               <w:bottom w:val="nil"/>
               <w:right w:val="nil"/>
             </w:tcBorders>
-            <w:noWrap w:val="0"/>
             <w:tcMar>
               <w:top w:w="60" w:type="dxa"/>
               <w:left w:w="120" w:type="dxa"/>
@@ -8245,7 +7652,6 @@
               <w:bottom w:val="nil"/>
               <w:right w:val="nil"/>
             </w:tcBorders>
-            <w:noWrap w:val="0"/>
             <w:tcMar>
               <w:top w:w="60" w:type="dxa"/>
               <w:left w:w="120" w:type="dxa"/>
@@ -8289,7 +7695,6 @@
               <w:bottom w:val="nil"/>
               <w:right w:val="single" w:color="auto" w:sz="12" w:space="0"/>
             </w:tcBorders>
-            <w:noWrap w:val="0"/>
             <w:tcMar>
               <w:top w:w="60" w:type="dxa"/>
               <w:left w:w="120" w:type="dxa"/>
@@ -8328,12 +7733,12 @@
       <w:tr>
         <w:tblPrEx>
           <w:tblBorders>
-            <w:top w:val="none" w:color="DEE0E3" w:sz="0" w:space="0"/>
-            <w:left w:val="none" w:color="DEE0E3" w:sz="0" w:space="0"/>
-            <w:bottom w:val="none" w:color="DEE0E3" w:sz="0" w:space="0"/>
-            <w:right w:val="none" w:color="DEE0E3" w:sz="0" w:space="0"/>
-            <w:insideH w:val="none" w:color="DEE0E3" w:sz="0" w:space="0"/>
-            <w:insideV w:val="none" w:color="DEE0E3" w:sz="0" w:space="0"/>
+            <w:top w:val="none" w:color="auto" w:sz="0" w:space="0"/>
+            <w:left w:val="none" w:color="auto" w:sz="0" w:space="0"/>
+            <w:bottom w:val="none" w:color="auto" w:sz="0" w:space="0"/>
+            <w:right w:val="none" w:color="auto" w:sz="0" w:space="0"/>
+            <w:insideH w:val="none" w:color="auto" w:sz="0" w:space="0"/>
+            <w:insideV w:val="none" w:color="auto" w:sz="0" w:space="0"/>
           </w:tblBorders>
           <w:tblCellMar>
             <w:top w:w="0" w:type="dxa"/>
@@ -8355,7 +7760,6 @@
               <w:bottom w:val="nil"/>
               <w:right w:val="nil"/>
             </w:tcBorders>
-            <w:noWrap w:val="0"/>
             <w:tcMar>
               <w:top w:w="60" w:type="dxa"/>
               <w:left w:w="120" w:type="dxa"/>
@@ -8399,7 +7803,6 @@
               <w:bottom w:val="nil"/>
               <w:right w:val="nil"/>
             </w:tcBorders>
-            <w:noWrap w:val="0"/>
             <w:tcMar>
               <w:top w:w="60" w:type="dxa"/>
               <w:left w:w="120" w:type="dxa"/>
@@ -8443,7 +7846,6 @@
               <w:bottom w:val="nil"/>
               <w:right w:val="single" w:color="auto" w:sz="12" w:space="0"/>
             </w:tcBorders>
-            <w:noWrap w:val="0"/>
             <w:tcMar>
               <w:top w:w="60" w:type="dxa"/>
               <w:left w:w="120" w:type="dxa"/>
@@ -8482,12 +7884,12 @@
       <w:tr>
         <w:tblPrEx>
           <w:tblBorders>
-            <w:top w:val="none" w:color="DEE0E3" w:sz="0" w:space="0"/>
-            <w:left w:val="none" w:color="DEE0E3" w:sz="0" w:space="0"/>
-            <w:bottom w:val="none" w:color="DEE0E3" w:sz="0" w:space="0"/>
-            <w:right w:val="none" w:color="DEE0E3" w:sz="0" w:space="0"/>
-            <w:insideH w:val="none" w:color="DEE0E3" w:sz="0" w:space="0"/>
-            <w:insideV w:val="none" w:color="DEE0E3" w:sz="0" w:space="0"/>
+            <w:top w:val="none" w:color="auto" w:sz="0" w:space="0"/>
+            <w:left w:val="none" w:color="auto" w:sz="0" w:space="0"/>
+            <w:bottom w:val="none" w:color="auto" w:sz="0" w:space="0"/>
+            <w:right w:val="none" w:color="auto" w:sz="0" w:space="0"/>
+            <w:insideH w:val="none" w:color="auto" w:sz="0" w:space="0"/>
+            <w:insideV w:val="none" w:color="auto" w:sz="0" w:space="0"/>
           </w:tblBorders>
           <w:tblCellMar>
             <w:top w:w="0" w:type="dxa"/>
@@ -8509,7 +7911,6 @@
               <w:bottom w:val="nil"/>
               <w:right w:val="nil"/>
             </w:tcBorders>
-            <w:noWrap w:val="0"/>
             <w:tcMar>
               <w:top w:w="60" w:type="dxa"/>
               <w:left w:w="120" w:type="dxa"/>
@@ -8553,7 +7954,6 @@
               <w:bottom w:val="nil"/>
               <w:right w:val="nil"/>
             </w:tcBorders>
-            <w:noWrap w:val="0"/>
             <w:tcMar>
               <w:top w:w="60" w:type="dxa"/>
               <w:left w:w="120" w:type="dxa"/>
@@ -8597,7 +7997,6 @@
               <w:bottom w:val="nil"/>
               <w:right w:val="single" w:color="auto" w:sz="12" w:space="0"/>
             </w:tcBorders>
-            <w:noWrap w:val="0"/>
             <w:tcMar>
               <w:top w:w="60" w:type="dxa"/>
               <w:left w:w="120" w:type="dxa"/>
@@ -8636,12 +8035,12 @@
       <w:tr>
         <w:tblPrEx>
           <w:tblBorders>
-            <w:top w:val="none" w:color="DEE0E3" w:sz="0" w:space="0"/>
-            <w:left w:val="none" w:color="DEE0E3" w:sz="0" w:space="0"/>
-            <w:bottom w:val="none" w:color="DEE0E3" w:sz="0" w:space="0"/>
-            <w:right w:val="none" w:color="DEE0E3" w:sz="0" w:space="0"/>
-            <w:insideH w:val="none" w:color="DEE0E3" w:sz="0" w:space="0"/>
-            <w:insideV w:val="none" w:color="DEE0E3" w:sz="0" w:space="0"/>
+            <w:top w:val="none" w:color="auto" w:sz="0" w:space="0"/>
+            <w:left w:val="none" w:color="auto" w:sz="0" w:space="0"/>
+            <w:bottom w:val="none" w:color="auto" w:sz="0" w:space="0"/>
+            <w:right w:val="none" w:color="auto" w:sz="0" w:space="0"/>
+            <w:insideH w:val="none" w:color="auto" w:sz="0" w:space="0"/>
+            <w:insideV w:val="none" w:color="auto" w:sz="0" w:space="0"/>
           </w:tblBorders>
           <w:tblCellMar>
             <w:top w:w="0" w:type="dxa"/>
@@ -8663,7 +8062,6 @@
               <w:bottom w:val="nil"/>
               <w:right w:val="nil"/>
             </w:tcBorders>
-            <w:noWrap w:val="0"/>
             <w:tcMar>
               <w:top w:w="60" w:type="dxa"/>
               <w:left w:w="120" w:type="dxa"/>
@@ -8707,7 +8105,6 @@
               <w:bottom w:val="nil"/>
               <w:right w:val="nil"/>
             </w:tcBorders>
-            <w:noWrap w:val="0"/>
             <w:tcMar>
               <w:top w:w="60" w:type="dxa"/>
               <w:left w:w="120" w:type="dxa"/>
@@ -8751,7 +8148,6 @@
               <w:bottom w:val="nil"/>
               <w:right w:val="single" w:color="auto" w:sz="12" w:space="0"/>
             </w:tcBorders>
-            <w:noWrap w:val="0"/>
             <w:tcMar>
               <w:top w:w="60" w:type="dxa"/>
               <w:left w:w="120" w:type="dxa"/>
@@ -8790,12 +8186,12 @@
       <w:tr>
         <w:tblPrEx>
           <w:tblBorders>
-            <w:top w:val="none" w:color="DEE0E3" w:sz="0" w:space="0"/>
-            <w:left w:val="none" w:color="DEE0E3" w:sz="0" w:space="0"/>
-            <w:bottom w:val="none" w:color="DEE0E3" w:sz="0" w:space="0"/>
-            <w:right w:val="none" w:color="DEE0E3" w:sz="0" w:space="0"/>
-            <w:insideH w:val="none" w:color="DEE0E3" w:sz="0" w:space="0"/>
-            <w:insideV w:val="none" w:color="DEE0E3" w:sz="0" w:space="0"/>
+            <w:top w:val="none" w:color="auto" w:sz="0" w:space="0"/>
+            <w:left w:val="none" w:color="auto" w:sz="0" w:space="0"/>
+            <w:bottom w:val="none" w:color="auto" w:sz="0" w:space="0"/>
+            <w:right w:val="none" w:color="auto" w:sz="0" w:space="0"/>
+            <w:insideH w:val="none" w:color="auto" w:sz="0" w:space="0"/>
+            <w:insideV w:val="none" w:color="auto" w:sz="0" w:space="0"/>
           </w:tblBorders>
           <w:tblCellMar>
             <w:top w:w="0" w:type="dxa"/>
@@ -8817,7 +8213,6 @@
               <w:bottom w:val="nil"/>
               <w:right w:val="nil"/>
             </w:tcBorders>
-            <w:noWrap w:val="0"/>
             <w:tcMar>
               <w:top w:w="60" w:type="dxa"/>
               <w:left w:w="120" w:type="dxa"/>
@@ -8861,7 +8256,6 @@
               <w:bottom w:val="nil"/>
               <w:right w:val="nil"/>
             </w:tcBorders>
-            <w:noWrap w:val="0"/>
             <w:tcMar>
               <w:top w:w="60" w:type="dxa"/>
               <w:left w:w="120" w:type="dxa"/>
@@ -8905,7 +8299,6 @@
               <w:bottom w:val="nil"/>
               <w:right w:val="single" w:color="auto" w:sz="12" w:space="0"/>
             </w:tcBorders>
-            <w:noWrap w:val="0"/>
             <w:tcMar>
               <w:top w:w="60" w:type="dxa"/>
               <w:left w:w="120" w:type="dxa"/>
@@ -8944,12 +8337,12 @@
       <w:tr>
         <w:tblPrEx>
           <w:tblBorders>
-            <w:top w:val="none" w:color="DEE0E3" w:sz="0" w:space="0"/>
-            <w:left w:val="none" w:color="DEE0E3" w:sz="0" w:space="0"/>
-            <w:bottom w:val="none" w:color="DEE0E3" w:sz="0" w:space="0"/>
-            <w:right w:val="none" w:color="DEE0E3" w:sz="0" w:space="0"/>
-            <w:insideH w:val="none" w:color="DEE0E3" w:sz="0" w:space="0"/>
-            <w:insideV w:val="none" w:color="DEE0E3" w:sz="0" w:space="0"/>
+            <w:top w:val="none" w:color="auto" w:sz="0" w:space="0"/>
+            <w:left w:val="none" w:color="auto" w:sz="0" w:space="0"/>
+            <w:bottom w:val="none" w:color="auto" w:sz="0" w:space="0"/>
+            <w:right w:val="none" w:color="auto" w:sz="0" w:space="0"/>
+            <w:insideH w:val="none" w:color="auto" w:sz="0" w:space="0"/>
+            <w:insideV w:val="none" w:color="auto" w:sz="0" w:space="0"/>
           </w:tblBorders>
           <w:tblCellMar>
             <w:top w:w="0" w:type="dxa"/>
@@ -8971,7 +8364,6 @@
               <w:bottom w:val="nil"/>
               <w:right w:val="nil"/>
             </w:tcBorders>
-            <w:noWrap w:val="0"/>
             <w:tcMar>
               <w:top w:w="60" w:type="dxa"/>
               <w:left w:w="120" w:type="dxa"/>
@@ -9015,7 +8407,6 @@
               <w:bottom w:val="nil"/>
               <w:right w:val="nil"/>
             </w:tcBorders>
-            <w:noWrap w:val="0"/>
             <w:tcMar>
               <w:top w:w="60" w:type="dxa"/>
               <w:left w:w="120" w:type="dxa"/>
@@ -9059,7 +8450,6 @@
               <w:bottom w:val="nil"/>
               <w:right w:val="single" w:color="auto" w:sz="12" w:space="0"/>
             </w:tcBorders>
-            <w:noWrap w:val="0"/>
             <w:tcMar>
               <w:top w:w="60" w:type="dxa"/>
               <w:left w:w="120" w:type="dxa"/>
@@ -9098,12 +8488,12 @@
       <w:tr>
         <w:tblPrEx>
           <w:tblBorders>
-            <w:top w:val="none" w:color="DEE0E3" w:sz="0" w:space="0"/>
-            <w:left w:val="none" w:color="DEE0E3" w:sz="0" w:space="0"/>
-            <w:bottom w:val="none" w:color="DEE0E3" w:sz="0" w:space="0"/>
-            <w:right w:val="none" w:color="DEE0E3" w:sz="0" w:space="0"/>
-            <w:insideH w:val="none" w:color="DEE0E3" w:sz="0" w:space="0"/>
-            <w:insideV w:val="none" w:color="DEE0E3" w:sz="0" w:space="0"/>
+            <w:top w:val="none" w:color="auto" w:sz="0" w:space="0"/>
+            <w:left w:val="none" w:color="auto" w:sz="0" w:space="0"/>
+            <w:bottom w:val="none" w:color="auto" w:sz="0" w:space="0"/>
+            <w:right w:val="none" w:color="auto" w:sz="0" w:space="0"/>
+            <w:insideH w:val="none" w:color="auto" w:sz="0" w:space="0"/>
+            <w:insideV w:val="none" w:color="auto" w:sz="0" w:space="0"/>
           </w:tblBorders>
           <w:tblCellMar>
             <w:top w:w="0" w:type="dxa"/>
@@ -9125,7 +8515,6 @@
               <w:bottom w:val="nil"/>
               <w:right w:val="nil"/>
             </w:tcBorders>
-            <w:noWrap w:val="0"/>
             <w:tcMar>
               <w:top w:w="60" w:type="dxa"/>
               <w:left w:w="120" w:type="dxa"/>
@@ -9169,7 +8558,6 @@
               <w:bottom w:val="nil"/>
               <w:right w:val="nil"/>
             </w:tcBorders>
-            <w:noWrap w:val="0"/>
             <w:tcMar>
               <w:top w:w="60" w:type="dxa"/>
               <w:left w:w="120" w:type="dxa"/>
@@ -9213,7 +8601,6 @@
               <w:bottom w:val="nil"/>
               <w:right w:val="single" w:color="auto" w:sz="12" w:space="0"/>
             </w:tcBorders>
-            <w:noWrap w:val="0"/>
             <w:tcMar>
               <w:top w:w="60" w:type="dxa"/>
               <w:left w:w="120" w:type="dxa"/>
@@ -9252,12 +8639,12 @@
       <w:tr>
         <w:tblPrEx>
           <w:tblBorders>
-            <w:top w:val="none" w:color="DEE0E3" w:sz="0" w:space="0"/>
-            <w:left w:val="none" w:color="DEE0E3" w:sz="0" w:space="0"/>
-            <w:bottom w:val="none" w:color="DEE0E3" w:sz="0" w:space="0"/>
-            <w:right w:val="none" w:color="DEE0E3" w:sz="0" w:space="0"/>
-            <w:insideH w:val="none" w:color="DEE0E3" w:sz="0" w:space="0"/>
-            <w:insideV w:val="none" w:color="DEE0E3" w:sz="0" w:space="0"/>
+            <w:top w:val="none" w:color="auto" w:sz="0" w:space="0"/>
+            <w:left w:val="none" w:color="auto" w:sz="0" w:space="0"/>
+            <w:bottom w:val="none" w:color="auto" w:sz="0" w:space="0"/>
+            <w:right w:val="none" w:color="auto" w:sz="0" w:space="0"/>
+            <w:insideH w:val="none" w:color="auto" w:sz="0" w:space="0"/>
+            <w:insideV w:val="none" w:color="auto" w:sz="0" w:space="0"/>
           </w:tblBorders>
           <w:tblCellMar>
             <w:top w:w="0" w:type="dxa"/>
@@ -9279,7 +8666,6 @@
               <w:bottom w:val="nil"/>
               <w:right w:val="nil"/>
             </w:tcBorders>
-            <w:noWrap w:val="0"/>
             <w:tcMar>
               <w:top w:w="60" w:type="dxa"/>
               <w:left w:w="120" w:type="dxa"/>
@@ -9323,7 +8709,6 @@
               <w:bottom w:val="nil"/>
               <w:right w:val="nil"/>
             </w:tcBorders>
-            <w:noWrap w:val="0"/>
             <w:tcMar>
               <w:top w:w="60" w:type="dxa"/>
               <w:left w:w="120" w:type="dxa"/>
@@ -9367,7 +8752,6 @@
               <w:bottom w:val="nil"/>
               <w:right w:val="single" w:color="auto" w:sz="12" w:space="0"/>
             </w:tcBorders>
-            <w:noWrap w:val="0"/>
             <w:tcMar>
               <w:top w:w="60" w:type="dxa"/>
               <w:left w:w="120" w:type="dxa"/>
@@ -9406,12 +8790,12 @@
       <w:tr>
         <w:tblPrEx>
           <w:tblBorders>
-            <w:top w:val="none" w:color="DEE0E3" w:sz="0" w:space="0"/>
-            <w:left w:val="none" w:color="DEE0E3" w:sz="0" w:space="0"/>
-            <w:bottom w:val="none" w:color="DEE0E3" w:sz="0" w:space="0"/>
-            <w:right w:val="none" w:color="DEE0E3" w:sz="0" w:space="0"/>
-            <w:insideH w:val="none" w:color="DEE0E3" w:sz="0" w:space="0"/>
-            <w:insideV w:val="none" w:color="DEE0E3" w:sz="0" w:space="0"/>
+            <w:top w:val="none" w:color="auto" w:sz="0" w:space="0"/>
+            <w:left w:val="none" w:color="auto" w:sz="0" w:space="0"/>
+            <w:bottom w:val="none" w:color="auto" w:sz="0" w:space="0"/>
+            <w:right w:val="none" w:color="auto" w:sz="0" w:space="0"/>
+            <w:insideH w:val="none" w:color="auto" w:sz="0" w:space="0"/>
+            <w:insideV w:val="none" w:color="auto" w:sz="0" w:space="0"/>
           </w:tblBorders>
           <w:tblCellMar>
             <w:top w:w="0" w:type="dxa"/>
@@ -9433,7 +8817,6 @@
               <w:bottom w:val="single" w:color="auto" w:sz="12" w:space="0"/>
               <w:right w:val="nil"/>
             </w:tcBorders>
-            <w:noWrap w:val="0"/>
             <w:tcMar>
               <w:top w:w="60" w:type="dxa"/>
               <w:left w:w="120" w:type="dxa"/>
@@ -9477,7 +8860,6 @@
               <w:bottom w:val="single" w:color="auto" w:sz="12" w:space="0"/>
               <w:right w:val="nil"/>
             </w:tcBorders>
-            <w:noWrap w:val="0"/>
             <w:tcMar>
               <w:top w:w="60" w:type="dxa"/>
               <w:left w:w="120" w:type="dxa"/>
@@ -9521,7 +8903,6 @@
               <w:bottom w:val="single" w:color="auto" w:sz="12" w:space="0"/>
               <w:right w:val="single" w:color="auto" w:sz="12" w:space="0"/>
             </w:tcBorders>
-            <w:noWrap w:val="0"/>
             <w:tcMar>
               <w:top w:w="60" w:type="dxa"/>
               <w:left w:w="120" w:type="dxa"/>
@@ -9565,1755 +8946,6 @@
       </w:pPr>
       <w:r>
         <w:t>预期恢复时间：≤2小时</w:t>
-      </w:r>
-    </w:p>
-    <w:p>
-      <w:pPr>
-        <w:pStyle w:val="31"/>
-        <w:keepNext w:val="0"/>
-        <w:keepLines w:val="0"/>
-        <w:pageBreakBefore w:val="0"/>
-        <w:widowControl w:val="0"/>
-        <w:kinsoku w:val="0"/>
-        <w:wordWrap/>
-        <w:overflowPunct/>
-        <w:topLinePunct w:val="0"/>
-        <w:autoSpaceDE w:val="0"/>
-        <w:autoSpaceDN w:val="0"/>
-        <w:bidi w:val="0"/>
-        <w:adjustRightInd w:val="0"/>
-        <w:snapToGrid w:val="0"/>
-        <w:textAlignment w:val="baseline"/>
-      </w:pPr>
-      <w:bookmarkStart w:id="18" w:name="heading_8"/>
-      <w:bookmarkStart w:id="19" w:name="_Toc32580"/>
-      <w:r>
-        <w:t>热备切换演练场景（2025年6月、9月、12月）</w:t>
-      </w:r>
-      <w:bookmarkEnd w:id="18"/>
-      <w:bookmarkEnd w:id="19"/>
-    </w:p>
-    <w:p>
-      <w:pPr>
-        <w:pStyle w:val="30"/>
-        <w:bidi w:val="0"/>
-      </w:pPr>
-      <w:r>
-        <w:t>场景名称：平台服务器/CVR存储故障切换</w:t>
-      </w:r>
-    </w:p>
-    <w:p>
-      <w:pPr>
-        <w:pStyle w:val="30"/>
-        <w:bidi w:val="0"/>
-      </w:pPr>
-      <w:r>
-        <w:t>模拟故障：</w:t>
-      </w:r>
-    </w:p>
-    <w:p>
-      <w:pPr>
-        <w:pStyle w:val="30"/>
-        <w:numPr>
-          <w:ilvl w:val="0"/>
-          <w:numId w:val="4"/>
-        </w:numPr>
-        <w:bidi w:val="0"/>
-        <w:ind w:left="425" w:leftChars="0" w:hanging="425" w:firstLineChars="0"/>
-      </w:pPr>
-      <w:r>
-        <w:t>视频管理平台主服务器故障</w:t>
-      </w:r>
-    </w:p>
-    <w:p>
-      <w:pPr>
-        <w:pStyle w:val="30"/>
-        <w:numPr>
-          <w:ilvl w:val="0"/>
-          <w:numId w:val="4"/>
-        </w:numPr>
-        <w:bidi w:val="0"/>
-        <w:ind w:left="425" w:leftChars="0" w:hanging="425" w:firstLineChars="0"/>
-      </w:pPr>
-      <w:r>
-        <w:t>CVR主存储阵列故障</w:t>
-      </w:r>
-    </w:p>
-    <w:p>
-      <w:pPr>
-        <w:pStyle w:val="30"/>
-        <w:bidi w:val="0"/>
-      </w:pPr>
-      <w:r>
-        <w:t>故障等级：一级故障（影响录像存储和图像调阅）</w:t>
-      </w:r>
-    </w:p>
-    <w:p>
-      <w:pPr>
-        <w:pStyle w:val="30"/>
-        <w:bidi w:val="0"/>
-      </w:pPr>
-      <w:r>
-        <w:t>演练时间：2025年6月20日、9月20日、12月15日</w:t>
-      </w:r>
-    </w:p>
-    <w:p>
-      <w:pPr>
-        <w:pStyle w:val="30"/>
-        <w:bidi w:val="0"/>
-      </w:pPr>
-      <w:r>
-        <w:t>参与人员：</w:t>
-      </w:r>
-    </w:p>
-    <w:tbl>
-      <w:tblPr>
-        <w:tblStyle w:val="20"/>
-        <w:tblW w:w="8214" w:type="dxa"/>
-        <w:jc w:val="center"/>
-        <w:tblBorders>
-          <w:top w:val="none" w:color="DEE0E3" w:sz="0" w:space="0"/>
-          <w:left w:val="none" w:color="DEE0E3" w:sz="0" w:space="0"/>
-          <w:bottom w:val="none" w:color="DEE0E3" w:sz="0" w:space="0"/>
-          <w:right w:val="none" w:color="DEE0E3" w:sz="0" w:space="0"/>
-          <w:insideH w:val="none" w:color="DEE0E3" w:sz="0" w:space="0"/>
-          <w:insideV w:val="none" w:color="DEE0E3" w:sz="0" w:space="0"/>
-        </w:tblBorders>
-        <w:tblLayout w:type="autofit"/>
-        <w:tblCellMar>
-          <w:top w:w="0" w:type="dxa"/>
-          <w:left w:w="10" w:type="dxa"/>
-          <w:bottom w:w="0" w:type="dxa"/>
-          <w:right w:w="10" w:type="dxa"/>
-        </w:tblCellMar>
-      </w:tblPr>
-      <w:tblGrid>
-        <w:gridCol w:w="1706"/>
-        <w:gridCol w:w="2050"/>
-        <w:gridCol w:w="4458"/>
-      </w:tblGrid>
-      <w:tr>
-        <w:tblPrEx>
-          <w:tblBorders>
-            <w:top w:val="none" w:color="DEE0E3" w:sz="0" w:space="0"/>
-            <w:left w:val="none" w:color="DEE0E3" w:sz="0" w:space="0"/>
-            <w:bottom w:val="none" w:color="DEE0E3" w:sz="0" w:space="0"/>
-            <w:right w:val="none" w:color="DEE0E3" w:sz="0" w:space="0"/>
-            <w:insideH w:val="none" w:color="DEE0E3" w:sz="0" w:space="0"/>
-            <w:insideV w:val="none" w:color="DEE0E3" w:sz="0" w:space="0"/>
-          </w:tblBorders>
-          <w:tblCellMar>
-            <w:top w:w="0" w:type="dxa"/>
-            <w:left w:w="10" w:type="dxa"/>
-            <w:bottom w:w="0" w:type="dxa"/>
-            <w:right w:w="10" w:type="dxa"/>
-          </w:tblCellMar>
-        </w:tblPrEx>
-        <w:trPr>
-          <w:trHeight w:val="0" w:hRule="atLeast"/>
-          <w:tblHeader/>
-          <w:jc w:val="center"/>
-        </w:trPr>
-        <w:tc>
-          <w:tcPr>
-            <w:tcW w:w="1706" w:type="dxa"/>
-            <w:tcBorders>
-              <w:top w:val="single" w:color="auto" w:sz="12" w:space="0"/>
-              <w:left w:val="single" w:color="auto" w:sz="12" w:space="0"/>
-              <w:bottom w:val="nil"/>
-              <w:right w:val="nil"/>
-            </w:tcBorders>
-            <w:noWrap w:val="0"/>
-            <w:tcMar>
-              <w:top w:w="60" w:type="dxa"/>
-              <w:left w:w="120" w:type="dxa"/>
-              <w:bottom w:w="30" w:type="dxa"/>
-              <w:right w:w="120" w:type="dxa"/>
-            </w:tcMar>
-            <w:vAlign w:val="center"/>
-          </w:tcPr>
-          <w:p>
-            <w:pPr>
-              <w:pStyle w:val="30"/>
-              <w:keepNext w:val="0"/>
-              <w:keepLines w:val="0"/>
-              <w:pageBreakBefore w:val="0"/>
-              <w:widowControl w:val="0"/>
-              <w:kinsoku w:val="0"/>
-              <w:wordWrap/>
-              <w:overflowPunct/>
-              <w:topLinePunct w:val="0"/>
-              <w:autoSpaceDE w:val="0"/>
-              <w:autoSpaceDN w:val="0"/>
-              <w:bidi w:val="0"/>
-              <w:adjustRightInd w:val="0"/>
-              <w:snapToGrid w:val="0"/>
-              <w:spacing w:line="240" w:lineRule="auto"/>
-              <w:ind w:left="0" w:leftChars="0" w:right="0" w:rightChars="0" w:firstLine="0" w:firstLineChars="0"/>
-              <w:jc w:val="center"/>
-              <w:textAlignment w:val="baseline"/>
-              <w:rPr>
-                <w:b/>
-              </w:rPr>
-            </w:pPr>
-            <w:r>
-              <w:rPr>
-                <w:b/>
-              </w:rPr>
-              <w:t>角色</w:t>
-            </w:r>
-          </w:p>
-        </w:tc>
-        <w:tc>
-          <w:tcPr>
-            <w:tcW w:w="2050" w:type="dxa"/>
-            <w:tcBorders>
-              <w:top w:val="single" w:color="auto" w:sz="12" w:space="0"/>
-              <w:left w:val="single" w:color="auto" w:sz="4" w:space="0"/>
-              <w:bottom w:val="nil"/>
-              <w:right w:val="nil"/>
-            </w:tcBorders>
-            <w:noWrap w:val="0"/>
-            <w:tcMar>
-              <w:top w:w="60" w:type="dxa"/>
-              <w:left w:w="120" w:type="dxa"/>
-              <w:bottom w:w="30" w:type="dxa"/>
-              <w:right w:w="120" w:type="dxa"/>
-            </w:tcMar>
-            <w:vAlign w:val="center"/>
-          </w:tcPr>
-          <w:p>
-            <w:pPr>
-              <w:pStyle w:val="30"/>
-              <w:keepNext w:val="0"/>
-              <w:keepLines w:val="0"/>
-              <w:pageBreakBefore w:val="0"/>
-              <w:widowControl w:val="0"/>
-              <w:kinsoku w:val="0"/>
-              <w:wordWrap/>
-              <w:overflowPunct/>
-              <w:topLinePunct w:val="0"/>
-              <w:autoSpaceDE w:val="0"/>
-              <w:autoSpaceDN w:val="0"/>
-              <w:bidi w:val="0"/>
-              <w:adjustRightInd w:val="0"/>
-              <w:snapToGrid w:val="0"/>
-              <w:spacing w:line="240" w:lineRule="auto"/>
-              <w:ind w:left="0" w:leftChars="0" w:right="0" w:rightChars="0" w:firstLine="0" w:firstLineChars="0"/>
-              <w:jc w:val="center"/>
-              <w:textAlignment w:val="baseline"/>
-              <w:rPr>
-                <w:b/>
-              </w:rPr>
-            </w:pPr>
-            <w:r>
-              <w:rPr>
-                <w:b/>
-              </w:rPr>
-              <w:t>人员</w:t>
-            </w:r>
-          </w:p>
-        </w:tc>
-        <w:tc>
-          <w:tcPr>
-            <w:tcW w:w="4458" w:type="dxa"/>
-            <w:tcBorders>
-              <w:top w:val="single" w:color="auto" w:sz="12" w:space="0"/>
-              <w:left w:val="single" w:color="auto" w:sz="4" w:space="0"/>
-              <w:bottom w:val="nil"/>
-              <w:right w:val="single" w:color="auto" w:sz="12" w:space="0"/>
-            </w:tcBorders>
-            <w:noWrap w:val="0"/>
-            <w:tcMar>
-              <w:top w:w="60" w:type="dxa"/>
-              <w:left w:w="120" w:type="dxa"/>
-              <w:bottom w:w="30" w:type="dxa"/>
-              <w:right w:w="120" w:type="dxa"/>
-            </w:tcMar>
-            <w:vAlign w:val="center"/>
-          </w:tcPr>
-          <w:p>
-            <w:pPr>
-              <w:pStyle w:val="30"/>
-              <w:keepNext w:val="0"/>
-              <w:keepLines w:val="0"/>
-              <w:pageBreakBefore w:val="0"/>
-              <w:widowControl w:val="0"/>
-              <w:kinsoku w:val="0"/>
-              <w:wordWrap/>
-              <w:overflowPunct/>
-              <w:topLinePunct w:val="0"/>
-              <w:autoSpaceDE w:val="0"/>
-              <w:autoSpaceDN w:val="0"/>
-              <w:bidi w:val="0"/>
-              <w:adjustRightInd w:val="0"/>
-              <w:snapToGrid w:val="0"/>
-              <w:spacing w:line="240" w:lineRule="auto"/>
-              <w:ind w:left="0" w:leftChars="0" w:right="0" w:rightChars="0" w:firstLine="0" w:firstLineChars="0"/>
-              <w:jc w:val="center"/>
-              <w:textAlignment w:val="baseline"/>
-              <w:rPr>
-                <w:b/>
-              </w:rPr>
-            </w:pPr>
-            <w:r>
-              <w:rPr>
-                <w:b/>
-              </w:rPr>
-              <w:t>职责</w:t>
-            </w:r>
-          </w:p>
-        </w:tc>
-      </w:tr>
-      <w:tr>
-        <w:tblPrEx>
-          <w:tblBorders>
-            <w:top w:val="none" w:color="DEE0E3" w:sz="0" w:space="0"/>
-            <w:left w:val="none" w:color="DEE0E3" w:sz="0" w:space="0"/>
-            <w:bottom w:val="none" w:color="DEE0E3" w:sz="0" w:space="0"/>
-            <w:right w:val="none" w:color="DEE0E3" w:sz="0" w:space="0"/>
-            <w:insideH w:val="none" w:color="DEE0E3" w:sz="0" w:space="0"/>
-            <w:insideV w:val="none" w:color="DEE0E3" w:sz="0" w:space="0"/>
-          </w:tblBorders>
-          <w:tblCellMar>
-            <w:top w:w="0" w:type="dxa"/>
-            <w:left w:w="10" w:type="dxa"/>
-            <w:bottom w:w="0" w:type="dxa"/>
-            <w:right w:w="10" w:type="dxa"/>
-          </w:tblCellMar>
-        </w:tblPrEx>
-        <w:trPr>
-          <w:trHeight w:val="0" w:hRule="atLeast"/>
-          <w:jc w:val="center"/>
-        </w:trPr>
-        <w:tc>
-          <w:tcPr>
-            <w:tcW w:w="1706" w:type="dxa"/>
-            <w:tcBorders>
-              <w:top w:val="single" w:color="auto" w:sz="4" w:space="0"/>
-              <w:left w:val="single" w:color="auto" w:sz="12" w:space="0"/>
-              <w:bottom w:val="nil"/>
-              <w:right w:val="nil"/>
-            </w:tcBorders>
-            <w:noWrap w:val="0"/>
-            <w:tcMar>
-              <w:top w:w="60" w:type="dxa"/>
-              <w:left w:w="120" w:type="dxa"/>
-              <w:bottom w:w="30" w:type="dxa"/>
-              <w:right w:w="120" w:type="dxa"/>
-            </w:tcMar>
-            <w:vAlign w:val="center"/>
-          </w:tcPr>
-          <w:p>
-            <w:pPr>
-              <w:pStyle w:val="30"/>
-              <w:keepNext w:val="0"/>
-              <w:keepLines w:val="0"/>
-              <w:pageBreakBefore w:val="0"/>
-              <w:widowControl w:val="0"/>
-              <w:kinsoku w:val="0"/>
-              <w:wordWrap/>
-              <w:overflowPunct/>
-              <w:topLinePunct w:val="0"/>
-              <w:autoSpaceDE w:val="0"/>
-              <w:autoSpaceDN w:val="0"/>
-              <w:bidi w:val="0"/>
-              <w:adjustRightInd w:val="0"/>
-              <w:snapToGrid w:val="0"/>
-              <w:spacing w:line="240" w:lineRule="auto"/>
-              <w:ind w:left="0" w:leftChars="0" w:right="0" w:rightChars="0" w:firstLine="0" w:firstLineChars="0"/>
-              <w:jc w:val="center"/>
-              <w:textAlignment w:val="baseline"/>
-            </w:pPr>
-            <w:r>
-              <w:t>演练操作</w:t>
-            </w:r>
-          </w:p>
-        </w:tc>
-        <w:tc>
-          <w:tcPr>
-            <w:tcW w:w="2050" w:type="dxa"/>
-            <w:tcBorders>
-              <w:top w:val="single" w:color="auto" w:sz="4" w:space="0"/>
-              <w:left w:val="single" w:color="auto" w:sz="4" w:space="0"/>
-              <w:bottom w:val="nil"/>
-              <w:right w:val="nil"/>
-            </w:tcBorders>
-            <w:noWrap w:val="0"/>
-            <w:tcMar>
-              <w:top w:w="60" w:type="dxa"/>
-              <w:left w:w="120" w:type="dxa"/>
-              <w:bottom w:w="30" w:type="dxa"/>
-              <w:right w:w="120" w:type="dxa"/>
-            </w:tcMar>
-            <w:vAlign w:val="center"/>
-          </w:tcPr>
-          <w:p>
-            <w:pPr>
-              <w:pStyle w:val="30"/>
-              <w:keepNext w:val="0"/>
-              <w:keepLines w:val="0"/>
-              <w:pageBreakBefore w:val="0"/>
-              <w:widowControl w:val="0"/>
-              <w:kinsoku w:val="0"/>
-              <w:wordWrap/>
-              <w:overflowPunct/>
-              <w:topLinePunct w:val="0"/>
-              <w:autoSpaceDE w:val="0"/>
-              <w:autoSpaceDN w:val="0"/>
-              <w:bidi w:val="0"/>
-              <w:adjustRightInd w:val="0"/>
-              <w:snapToGrid w:val="0"/>
-              <w:spacing w:line="240" w:lineRule="auto"/>
-              <w:ind w:left="0" w:leftChars="0" w:right="0" w:rightChars="0" w:firstLine="0" w:firstLineChars="0"/>
-              <w:jc w:val="center"/>
-              <w:textAlignment w:val="baseline"/>
-            </w:pPr>
-            <w:r>
-              <w:t>运维工程师</w:t>
-            </w:r>
-          </w:p>
-        </w:tc>
-        <w:tc>
-          <w:tcPr>
-            <w:tcW w:w="4458" w:type="dxa"/>
-            <w:tcBorders>
-              <w:top w:val="single" w:color="auto" w:sz="4" w:space="0"/>
-              <w:left w:val="single" w:color="auto" w:sz="4" w:space="0"/>
-              <w:bottom w:val="nil"/>
-              <w:right w:val="single" w:color="auto" w:sz="12" w:space="0"/>
-            </w:tcBorders>
-            <w:noWrap w:val="0"/>
-            <w:tcMar>
-              <w:top w:w="60" w:type="dxa"/>
-              <w:left w:w="120" w:type="dxa"/>
-              <w:bottom w:w="30" w:type="dxa"/>
-              <w:right w:w="120" w:type="dxa"/>
-            </w:tcMar>
-            <w:vAlign w:val="center"/>
-          </w:tcPr>
-          <w:p>
-            <w:pPr>
-              <w:pStyle w:val="30"/>
-              <w:keepNext w:val="0"/>
-              <w:keepLines w:val="0"/>
-              <w:pageBreakBefore w:val="0"/>
-              <w:widowControl w:val="0"/>
-              <w:kinsoku w:val="0"/>
-              <w:wordWrap/>
-              <w:overflowPunct/>
-              <w:topLinePunct w:val="0"/>
-              <w:autoSpaceDE w:val="0"/>
-              <w:autoSpaceDN w:val="0"/>
-              <w:bidi w:val="0"/>
-              <w:adjustRightInd w:val="0"/>
-              <w:snapToGrid w:val="0"/>
-              <w:spacing w:line="240" w:lineRule="auto"/>
-              <w:ind w:left="0" w:leftChars="0" w:right="0" w:rightChars="0" w:firstLine="0" w:firstLineChars="0"/>
-              <w:jc w:val="center"/>
-              <w:textAlignment w:val="baseline"/>
-            </w:pPr>
-            <w:r>
-              <w:t>模拟主设备故障、观察切换</w:t>
-            </w:r>
-          </w:p>
-        </w:tc>
-      </w:tr>
-      <w:tr>
-        <w:tblPrEx>
-          <w:tblBorders>
-            <w:top w:val="none" w:color="DEE0E3" w:sz="0" w:space="0"/>
-            <w:left w:val="none" w:color="DEE0E3" w:sz="0" w:space="0"/>
-            <w:bottom w:val="none" w:color="DEE0E3" w:sz="0" w:space="0"/>
-            <w:right w:val="none" w:color="DEE0E3" w:sz="0" w:space="0"/>
-            <w:insideH w:val="none" w:color="DEE0E3" w:sz="0" w:space="0"/>
-            <w:insideV w:val="none" w:color="DEE0E3" w:sz="0" w:space="0"/>
-          </w:tblBorders>
-          <w:tblCellMar>
-            <w:top w:w="0" w:type="dxa"/>
-            <w:left w:w="10" w:type="dxa"/>
-            <w:bottom w:w="0" w:type="dxa"/>
-            <w:right w:w="10" w:type="dxa"/>
-          </w:tblCellMar>
-        </w:tblPrEx>
-        <w:trPr>
-          <w:trHeight w:val="0" w:hRule="atLeast"/>
-          <w:jc w:val="center"/>
-        </w:trPr>
-        <w:tc>
-          <w:tcPr>
-            <w:tcW w:w="1706" w:type="dxa"/>
-            <w:tcBorders>
-              <w:top w:val="single" w:color="auto" w:sz="4" w:space="0"/>
-              <w:left w:val="single" w:color="auto" w:sz="12" w:space="0"/>
-              <w:bottom w:val="single" w:color="auto" w:sz="12" w:space="0"/>
-              <w:right w:val="nil"/>
-            </w:tcBorders>
-            <w:noWrap w:val="0"/>
-            <w:tcMar>
-              <w:top w:w="60" w:type="dxa"/>
-              <w:left w:w="120" w:type="dxa"/>
-              <w:bottom w:w="30" w:type="dxa"/>
-              <w:right w:w="120" w:type="dxa"/>
-            </w:tcMar>
-            <w:vAlign w:val="center"/>
-          </w:tcPr>
-          <w:p>
-            <w:pPr>
-              <w:pStyle w:val="30"/>
-              <w:keepNext w:val="0"/>
-              <w:keepLines w:val="0"/>
-              <w:pageBreakBefore w:val="0"/>
-              <w:widowControl w:val="0"/>
-              <w:kinsoku w:val="0"/>
-              <w:wordWrap/>
-              <w:overflowPunct/>
-              <w:topLinePunct w:val="0"/>
-              <w:autoSpaceDE w:val="0"/>
-              <w:autoSpaceDN w:val="0"/>
-              <w:bidi w:val="0"/>
-              <w:adjustRightInd w:val="0"/>
-              <w:snapToGrid w:val="0"/>
-              <w:spacing w:line="240" w:lineRule="auto"/>
-              <w:ind w:left="0" w:leftChars="0" w:right="0" w:rightChars="0" w:firstLine="0" w:firstLineChars="0"/>
-              <w:jc w:val="center"/>
-              <w:textAlignment w:val="baseline"/>
-            </w:pPr>
-            <w:r>
-              <w:t>验证确认</w:t>
-            </w:r>
-          </w:p>
-        </w:tc>
-        <w:tc>
-          <w:tcPr>
-            <w:tcW w:w="2050" w:type="dxa"/>
-            <w:tcBorders>
-              <w:top w:val="single" w:color="auto" w:sz="4" w:space="0"/>
-              <w:left w:val="single" w:color="auto" w:sz="4" w:space="0"/>
-              <w:bottom w:val="single" w:color="auto" w:sz="12" w:space="0"/>
-              <w:right w:val="nil"/>
-            </w:tcBorders>
-            <w:noWrap w:val="0"/>
-            <w:tcMar>
-              <w:top w:w="60" w:type="dxa"/>
-              <w:left w:w="120" w:type="dxa"/>
-              <w:bottom w:w="30" w:type="dxa"/>
-              <w:right w:w="120" w:type="dxa"/>
-            </w:tcMar>
-            <w:vAlign w:val="center"/>
-          </w:tcPr>
-          <w:p>
-            <w:pPr>
-              <w:pStyle w:val="30"/>
-              <w:keepNext w:val="0"/>
-              <w:keepLines w:val="0"/>
-              <w:pageBreakBefore w:val="0"/>
-              <w:widowControl w:val="0"/>
-              <w:kinsoku w:val="0"/>
-              <w:wordWrap/>
-              <w:overflowPunct/>
-              <w:topLinePunct w:val="0"/>
-              <w:autoSpaceDE w:val="0"/>
-              <w:autoSpaceDN w:val="0"/>
-              <w:bidi w:val="0"/>
-              <w:adjustRightInd w:val="0"/>
-              <w:snapToGrid w:val="0"/>
-              <w:spacing w:line="240" w:lineRule="auto"/>
-              <w:ind w:left="0" w:leftChars="0" w:right="0" w:rightChars="0" w:firstLine="0" w:firstLineChars="0"/>
-              <w:jc w:val="center"/>
-              <w:textAlignment w:val="baseline"/>
-            </w:pPr>
-            <w:r>
-              <w:t>服务台专员</w:t>
-            </w:r>
-          </w:p>
-        </w:tc>
-        <w:tc>
-          <w:tcPr>
-            <w:tcW w:w="4458" w:type="dxa"/>
-            <w:tcBorders>
-              <w:top w:val="single" w:color="auto" w:sz="4" w:space="0"/>
-              <w:left w:val="single" w:color="auto" w:sz="4" w:space="0"/>
-              <w:bottom w:val="single" w:color="auto" w:sz="12" w:space="0"/>
-              <w:right w:val="single" w:color="auto" w:sz="12" w:space="0"/>
-            </w:tcBorders>
-            <w:noWrap w:val="0"/>
-            <w:tcMar>
-              <w:top w:w="60" w:type="dxa"/>
-              <w:left w:w="120" w:type="dxa"/>
-              <w:bottom w:w="30" w:type="dxa"/>
-              <w:right w:w="120" w:type="dxa"/>
-            </w:tcMar>
-            <w:vAlign w:val="center"/>
-          </w:tcPr>
-          <w:p>
-            <w:pPr>
-              <w:pStyle w:val="30"/>
-              <w:keepNext w:val="0"/>
-              <w:keepLines w:val="0"/>
-              <w:pageBreakBefore w:val="0"/>
-              <w:widowControl w:val="0"/>
-              <w:kinsoku w:val="0"/>
-              <w:wordWrap/>
-              <w:overflowPunct/>
-              <w:topLinePunct w:val="0"/>
-              <w:autoSpaceDE w:val="0"/>
-              <w:autoSpaceDN w:val="0"/>
-              <w:bidi w:val="0"/>
-              <w:adjustRightInd w:val="0"/>
-              <w:snapToGrid w:val="0"/>
-              <w:spacing w:line="240" w:lineRule="auto"/>
-              <w:ind w:left="0" w:leftChars="0" w:right="0" w:rightChars="0" w:firstLine="0" w:firstLineChars="0"/>
-              <w:jc w:val="center"/>
-              <w:textAlignment w:val="baseline"/>
-            </w:pPr>
-            <w:r>
-              <w:t>验证图像调阅和录像存储</w:t>
-            </w:r>
-          </w:p>
-        </w:tc>
-      </w:tr>
-    </w:tbl>
-    <w:p>
-      <w:pPr>
-        <w:pStyle w:val="30"/>
-        <w:bidi w:val="0"/>
-      </w:pPr>
-      <w:r>
-        <w:t>演练流程：</w:t>
-      </w:r>
-    </w:p>
-    <w:tbl>
-      <w:tblPr>
-        <w:tblStyle w:val="20"/>
-        <w:tblW w:w="8214" w:type="dxa"/>
-        <w:jc w:val="center"/>
-        <w:tblBorders>
-          <w:top w:val="none" w:color="DEE0E3" w:sz="0" w:space="0"/>
-          <w:left w:val="none" w:color="DEE0E3" w:sz="0" w:space="0"/>
-          <w:bottom w:val="none" w:color="DEE0E3" w:sz="0" w:space="0"/>
-          <w:right w:val="none" w:color="DEE0E3" w:sz="0" w:space="0"/>
-          <w:insideH w:val="none" w:color="DEE0E3" w:sz="0" w:space="0"/>
-          <w:insideV w:val="none" w:color="DEE0E3" w:sz="0" w:space="0"/>
-        </w:tblBorders>
-        <w:tblLayout w:type="autofit"/>
-        <w:tblCellMar>
-          <w:top w:w="0" w:type="dxa"/>
-          <w:left w:w="10" w:type="dxa"/>
-          <w:bottom w:w="0" w:type="dxa"/>
-          <w:right w:w="10" w:type="dxa"/>
-        </w:tblCellMar>
-      </w:tblPr>
-      <w:tblGrid>
-        <w:gridCol w:w="1867"/>
-        <w:gridCol w:w="4235"/>
-        <w:gridCol w:w="2112"/>
-      </w:tblGrid>
-      <w:tr>
-        <w:tblPrEx>
-          <w:tblBorders>
-            <w:top w:val="none" w:color="DEE0E3" w:sz="0" w:space="0"/>
-            <w:left w:val="none" w:color="DEE0E3" w:sz="0" w:space="0"/>
-            <w:bottom w:val="none" w:color="DEE0E3" w:sz="0" w:space="0"/>
-            <w:right w:val="none" w:color="DEE0E3" w:sz="0" w:space="0"/>
-            <w:insideH w:val="none" w:color="DEE0E3" w:sz="0" w:space="0"/>
-            <w:insideV w:val="none" w:color="DEE0E3" w:sz="0" w:space="0"/>
-          </w:tblBorders>
-          <w:tblCellMar>
-            <w:top w:w="0" w:type="dxa"/>
-            <w:left w:w="10" w:type="dxa"/>
-            <w:bottom w:w="0" w:type="dxa"/>
-            <w:right w:w="10" w:type="dxa"/>
-          </w:tblCellMar>
-        </w:tblPrEx>
-        <w:trPr>
-          <w:trHeight w:val="0" w:hRule="atLeast"/>
-          <w:tblHeader/>
-          <w:jc w:val="center"/>
-        </w:trPr>
-        <w:tc>
-          <w:tcPr>
-            <w:tcW w:w="1867" w:type="dxa"/>
-            <w:tcBorders>
-              <w:top w:val="single" w:color="auto" w:sz="12" w:space="0"/>
-              <w:left w:val="single" w:color="auto" w:sz="12" w:space="0"/>
-              <w:bottom w:val="nil"/>
-              <w:right w:val="nil"/>
-            </w:tcBorders>
-            <w:noWrap w:val="0"/>
-            <w:tcMar>
-              <w:top w:w="60" w:type="dxa"/>
-              <w:left w:w="120" w:type="dxa"/>
-              <w:bottom w:w="30" w:type="dxa"/>
-              <w:right w:w="120" w:type="dxa"/>
-            </w:tcMar>
-            <w:vAlign w:val="center"/>
-          </w:tcPr>
-          <w:p>
-            <w:pPr>
-              <w:pStyle w:val="30"/>
-              <w:keepNext w:val="0"/>
-              <w:keepLines w:val="0"/>
-              <w:pageBreakBefore w:val="0"/>
-              <w:widowControl w:val="0"/>
-              <w:kinsoku w:val="0"/>
-              <w:wordWrap/>
-              <w:overflowPunct/>
-              <w:topLinePunct w:val="0"/>
-              <w:autoSpaceDE w:val="0"/>
-              <w:autoSpaceDN w:val="0"/>
-              <w:bidi w:val="0"/>
-              <w:adjustRightInd w:val="0"/>
-              <w:snapToGrid w:val="0"/>
-              <w:spacing w:line="240" w:lineRule="auto"/>
-              <w:ind w:left="0" w:leftChars="0" w:right="0" w:rightChars="0" w:firstLine="0" w:firstLineChars="0"/>
-              <w:jc w:val="center"/>
-              <w:textAlignment w:val="baseline"/>
-              <w:rPr>
-                <w:b/>
-              </w:rPr>
-            </w:pPr>
-            <w:r>
-              <w:rPr>
-                <w:b/>
-              </w:rPr>
-              <w:t>时间节点</w:t>
-            </w:r>
-          </w:p>
-        </w:tc>
-        <w:tc>
-          <w:tcPr>
-            <w:tcW w:w="4235" w:type="dxa"/>
-            <w:tcBorders>
-              <w:top w:val="single" w:color="auto" w:sz="12" w:space="0"/>
-              <w:left w:val="single" w:color="auto" w:sz="4" w:space="0"/>
-              <w:bottom w:val="nil"/>
-              <w:right w:val="nil"/>
-            </w:tcBorders>
-            <w:noWrap w:val="0"/>
-            <w:tcMar>
-              <w:top w:w="60" w:type="dxa"/>
-              <w:left w:w="120" w:type="dxa"/>
-              <w:bottom w:w="30" w:type="dxa"/>
-              <w:right w:w="120" w:type="dxa"/>
-            </w:tcMar>
-            <w:vAlign w:val="center"/>
-          </w:tcPr>
-          <w:p>
-            <w:pPr>
-              <w:pStyle w:val="30"/>
-              <w:keepNext w:val="0"/>
-              <w:keepLines w:val="0"/>
-              <w:pageBreakBefore w:val="0"/>
-              <w:widowControl w:val="0"/>
-              <w:kinsoku w:val="0"/>
-              <w:wordWrap/>
-              <w:overflowPunct/>
-              <w:topLinePunct w:val="0"/>
-              <w:autoSpaceDE w:val="0"/>
-              <w:autoSpaceDN w:val="0"/>
-              <w:bidi w:val="0"/>
-              <w:adjustRightInd w:val="0"/>
-              <w:snapToGrid w:val="0"/>
-              <w:spacing w:line="240" w:lineRule="auto"/>
-              <w:ind w:left="0" w:leftChars="0" w:right="0" w:rightChars="0" w:firstLine="0" w:firstLineChars="0"/>
-              <w:jc w:val="center"/>
-              <w:textAlignment w:val="baseline"/>
-              <w:rPr>
-                <w:b/>
-              </w:rPr>
-            </w:pPr>
-            <w:r>
-              <w:rPr>
-                <w:b/>
-              </w:rPr>
-              <w:t>动作</w:t>
-            </w:r>
-          </w:p>
-        </w:tc>
-        <w:tc>
-          <w:tcPr>
-            <w:tcW w:w="2112" w:type="dxa"/>
-            <w:tcBorders>
-              <w:top w:val="single" w:color="auto" w:sz="12" w:space="0"/>
-              <w:left w:val="single" w:color="auto" w:sz="4" w:space="0"/>
-              <w:bottom w:val="nil"/>
-              <w:right w:val="single" w:color="auto" w:sz="12" w:space="0"/>
-            </w:tcBorders>
-            <w:noWrap w:val="0"/>
-            <w:tcMar>
-              <w:top w:w="60" w:type="dxa"/>
-              <w:left w:w="120" w:type="dxa"/>
-              <w:bottom w:w="30" w:type="dxa"/>
-              <w:right w:w="120" w:type="dxa"/>
-            </w:tcMar>
-            <w:vAlign w:val="center"/>
-          </w:tcPr>
-          <w:p>
-            <w:pPr>
-              <w:pStyle w:val="30"/>
-              <w:keepNext w:val="0"/>
-              <w:keepLines w:val="0"/>
-              <w:pageBreakBefore w:val="0"/>
-              <w:widowControl w:val="0"/>
-              <w:kinsoku w:val="0"/>
-              <w:wordWrap/>
-              <w:overflowPunct/>
-              <w:topLinePunct w:val="0"/>
-              <w:autoSpaceDE w:val="0"/>
-              <w:autoSpaceDN w:val="0"/>
-              <w:bidi w:val="0"/>
-              <w:adjustRightInd w:val="0"/>
-              <w:snapToGrid w:val="0"/>
-              <w:spacing w:line="240" w:lineRule="auto"/>
-              <w:ind w:left="0" w:leftChars="0" w:right="0" w:rightChars="0" w:firstLine="0" w:firstLineChars="0"/>
-              <w:jc w:val="center"/>
-              <w:textAlignment w:val="baseline"/>
-              <w:rPr>
-                <w:b/>
-              </w:rPr>
-            </w:pPr>
-            <w:r>
-              <w:rPr>
-                <w:b/>
-              </w:rPr>
-              <w:t>负责人</w:t>
-            </w:r>
-          </w:p>
-        </w:tc>
-      </w:tr>
-      <w:tr>
-        <w:tblPrEx>
-          <w:tblBorders>
-            <w:top w:val="none" w:color="DEE0E3" w:sz="0" w:space="0"/>
-            <w:left w:val="none" w:color="DEE0E3" w:sz="0" w:space="0"/>
-            <w:bottom w:val="none" w:color="DEE0E3" w:sz="0" w:space="0"/>
-            <w:right w:val="none" w:color="DEE0E3" w:sz="0" w:space="0"/>
-            <w:insideH w:val="none" w:color="DEE0E3" w:sz="0" w:space="0"/>
-            <w:insideV w:val="none" w:color="DEE0E3" w:sz="0" w:space="0"/>
-          </w:tblBorders>
-          <w:tblCellMar>
-            <w:top w:w="0" w:type="dxa"/>
-            <w:left w:w="10" w:type="dxa"/>
-            <w:bottom w:w="0" w:type="dxa"/>
-            <w:right w:w="10" w:type="dxa"/>
-          </w:tblCellMar>
-        </w:tblPrEx>
-        <w:trPr>
-          <w:trHeight w:val="0" w:hRule="atLeast"/>
-          <w:jc w:val="center"/>
-        </w:trPr>
-        <w:tc>
-          <w:tcPr>
-            <w:tcW w:w="1867" w:type="dxa"/>
-            <w:tcBorders>
-              <w:top w:val="single" w:color="auto" w:sz="4" w:space="0"/>
-              <w:left w:val="single" w:color="auto" w:sz="12" w:space="0"/>
-              <w:bottom w:val="nil"/>
-              <w:right w:val="nil"/>
-            </w:tcBorders>
-            <w:noWrap w:val="0"/>
-            <w:tcMar>
-              <w:top w:w="60" w:type="dxa"/>
-              <w:left w:w="120" w:type="dxa"/>
-              <w:bottom w:w="30" w:type="dxa"/>
-              <w:right w:w="120" w:type="dxa"/>
-            </w:tcMar>
-            <w:vAlign w:val="center"/>
-          </w:tcPr>
-          <w:p>
-            <w:pPr>
-              <w:pStyle w:val="30"/>
-              <w:keepNext w:val="0"/>
-              <w:keepLines w:val="0"/>
-              <w:pageBreakBefore w:val="0"/>
-              <w:widowControl w:val="0"/>
-              <w:kinsoku w:val="0"/>
-              <w:wordWrap/>
-              <w:overflowPunct/>
-              <w:topLinePunct w:val="0"/>
-              <w:autoSpaceDE w:val="0"/>
-              <w:autoSpaceDN w:val="0"/>
-              <w:bidi w:val="0"/>
-              <w:adjustRightInd w:val="0"/>
-              <w:snapToGrid w:val="0"/>
-              <w:spacing w:line="240" w:lineRule="auto"/>
-              <w:ind w:left="0" w:leftChars="0" w:right="0" w:rightChars="0" w:firstLine="0" w:firstLineChars="0"/>
-              <w:jc w:val="center"/>
-              <w:textAlignment w:val="baseline"/>
-            </w:pPr>
-            <w:r>
-              <w:t>T+0分钟</w:t>
-            </w:r>
-          </w:p>
-        </w:tc>
-        <w:tc>
-          <w:tcPr>
-            <w:tcW w:w="4235" w:type="dxa"/>
-            <w:tcBorders>
-              <w:top w:val="single" w:color="auto" w:sz="4" w:space="0"/>
-              <w:left w:val="single" w:color="auto" w:sz="4" w:space="0"/>
-              <w:bottom w:val="nil"/>
-              <w:right w:val="nil"/>
-            </w:tcBorders>
-            <w:noWrap w:val="0"/>
-            <w:tcMar>
-              <w:top w:w="60" w:type="dxa"/>
-              <w:left w:w="120" w:type="dxa"/>
-              <w:bottom w:w="30" w:type="dxa"/>
-              <w:right w:w="120" w:type="dxa"/>
-            </w:tcMar>
-            <w:vAlign w:val="center"/>
-          </w:tcPr>
-          <w:p>
-            <w:pPr>
-              <w:pStyle w:val="30"/>
-              <w:keepNext w:val="0"/>
-              <w:keepLines w:val="0"/>
-              <w:pageBreakBefore w:val="0"/>
-              <w:widowControl w:val="0"/>
-              <w:kinsoku w:val="0"/>
-              <w:wordWrap/>
-              <w:overflowPunct/>
-              <w:topLinePunct w:val="0"/>
-              <w:autoSpaceDE w:val="0"/>
-              <w:autoSpaceDN w:val="0"/>
-              <w:bidi w:val="0"/>
-              <w:adjustRightInd w:val="0"/>
-              <w:snapToGrid w:val="0"/>
-              <w:spacing w:line="240" w:lineRule="auto"/>
-              <w:ind w:left="0" w:leftChars="0" w:right="0" w:rightChars="0" w:firstLine="0" w:firstLineChars="0"/>
-              <w:jc w:val="center"/>
-              <w:textAlignment w:val="baseline"/>
-            </w:pPr>
-            <w:r>
-              <w:t>模拟主服务器故障</w:t>
-            </w:r>
-          </w:p>
-        </w:tc>
-        <w:tc>
-          <w:tcPr>
-            <w:tcW w:w="2112" w:type="dxa"/>
-            <w:tcBorders>
-              <w:top w:val="single" w:color="auto" w:sz="4" w:space="0"/>
-              <w:left w:val="single" w:color="auto" w:sz="4" w:space="0"/>
-              <w:bottom w:val="nil"/>
-              <w:right w:val="single" w:color="auto" w:sz="12" w:space="0"/>
-            </w:tcBorders>
-            <w:noWrap w:val="0"/>
-            <w:tcMar>
-              <w:top w:w="60" w:type="dxa"/>
-              <w:left w:w="120" w:type="dxa"/>
-              <w:bottom w:w="30" w:type="dxa"/>
-              <w:right w:w="120" w:type="dxa"/>
-            </w:tcMar>
-            <w:vAlign w:val="center"/>
-          </w:tcPr>
-          <w:p>
-            <w:pPr>
-              <w:pStyle w:val="30"/>
-              <w:keepNext w:val="0"/>
-              <w:keepLines w:val="0"/>
-              <w:pageBreakBefore w:val="0"/>
-              <w:widowControl w:val="0"/>
-              <w:kinsoku w:val="0"/>
-              <w:wordWrap/>
-              <w:overflowPunct/>
-              <w:topLinePunct w:val="0"/>
-              <w:autoSpaceDE w:val="0"/>
-              <w:autoSpaceDN w:val="0"/>
-              <w:bidi w:val="0"/>
-              <w:adjustRightInd w:val="0"/>
-              <w:snapToGrid w:val="0"/>
-              <w:spacing w:line="240" w:lineRule="auto"/>
-              <w:ind w:left="0" w:leftChars="0" w:right="0" w:rightChars="0" w:firstLine="0" w:firstLineChars="0"/>
-              <w:jc w:val="center"/>
-              <w:textAlignment w:val="baseline"/>
-            </w:pPr>
-            <w:r>
-              <w:t>运维工程师</w:t>
-            </w:r>
-          </w:p>
-        </w:tc>
-      </w:tr>
-      <w:tr>
-        <w:tblPrEx>
-          <w:tblBorders>
-            <w:top w:val="none" w:color="DEE0E3" w:sz="0" w:space="0"/>
-            <w:left w:val="none" w:color="DEE0E3" w:sz="0" w:space="0"/>
-            <w:bottom w:val="none" w:color="DEE0E3" w:sz="0" w:space="0"/>
-            <w:right w:val="none" w:color="DEE0E3" w:sz="0" w:space="0"/>
-            <w:insideH w:val="none" w:color="DEE0E3" w:sz="0" w:space="0"/>
-            <w:insideV w:val="none" w:color="DEE0E3" w:sz="0" w:space="0"/>
-          </w:tblBorders>
-          <w:tblCellMar>
-            <w:top w:w="0" w:type="dxa"/>
-            <w:left w:w="10" w:type="dxa"/>
-            <w:bottom w:w="0" w:type="dxa"/>
-            <w:right w:w="10" w:type="dxa"/>
-          </w:tblCellMar>
-        </w:tblPrEx>
-        <w:trPr>
-          <w:trHeight w:val="0" w:hRule="atLeast"/>
-          <w:jc w:val="center"/>
-        </w:trPr>
-        <w:tc>
-          <w:tcPr>
-            <w:tcW w:w="1867" w:type="dxa"/>
-            <w:tcBorders>
-              <w:top w:val="single" w:color="auto" w:sz="4" w:space="0"/>
-              <w:left w:val="single" w:color="auto" w:sz="12" w:space="0"/>
-              <w:bottom w:val="nil"/>
-              <w:right w:val="nil"/>
-            </w:tcBorders>
-            <w:noWrap w:val="0"/>
-            <w:tcMar>
-              <w:top w:w="60" w:type="dxa"/>
-              <w:left w:w="120" w:type="dxa"/>
-              <w:bottom w:w="30" w:type="dxa"/>
-              <w:right w:w="120" w:type="dxa"/>
-            </w:tcMar>
-            <w:vAlign w:val="center"/>
-          </w:tcPr>
-          <w:p>
-            <w:pPr>
-              <w:pStyle w:val="30"/>
-              <w:keepNext w:val="0"/>
-              <w:keepLines w:val="0"/>
-              <w:pageBreakBefore w:val="0"/>
-              <w:widowControl w:val="0"/>
-              <w:kinsoku w:val="0"/>
-              <w:wordWrap/>
-              <w:overflowPunct/>
-              <w:topLinePunct w:val="0"/>
-              <w:autoSpaceDE w:val="0"/>
-              <w:autoSpaceDN w:val="0"/>
-              <w:bidi w:val="0"/>
-              <w:adjustRightInd w:val="0"/>
-              <w:snapToGrid w:val="0"/>
-              <w:spacing w:line="240" w:lineRule="auto"/>
-              <w:ind w:left="0" w:leftChars="0" w:right="0" w:rightChars="0" w:firstLine="0" w:firstLineChars="0"/>
-              <w:jc w:val="center"/>
-              <w:textAlignment w:val="baseline"/>
-            </w:pPr>
-            <w:r>
-              <w:t>T+1分钟</w:t>
-            </w:r>
-          </w:p>
-        </w:tc>
-        <w:tc>
-          <w:tcPr>
-            <w:tcW w:w="4235" w:type="dxa"/>
-            <w:tcBorders>
-              <w:top w:val="single" w:color="auto" w:sz="4" w:space="0"/>
-              <w:left w:val="single" w:color="auto" w:sz="4" w:space="0"/>
-              <w:bottom w:val="nil"/>
-              <w:right w:val="nil"/>
-            </w:tcBorders>
-            <w:noWrap w:val="0"/>
-            <w:tcMar>
-              <w:top w:w="60" w:type="dxa"/>
-              <w:left w:w="120" w:type="dxa"/>
-              <w:bottom w:w="30" w:type="dxa"/>
-              <w:right w:w="120" w:type="dxa"/>
-            </w:tcMar>
-            <w:vAlign w:val="center"/>
-          </w:tcPr>
-          <w:p>
-            <w:pPr>
-              <w:pStyle w:val="30"/>
-              <w:keepNext w:val="0"/>
-              <w:keepLines w:val="0"/>
-              <w:pageBreakBefore w:val="0"/>
-              <w:widowControl w:val="0"/>
-              <w:kinsoku w:val="0"/>
-              <w:wordWrap/>
-              <w:overflowPunct/>
-              <w:topLinePunct w:val="0"/>
-              <w:autoSpaceDE w:val="0"/>
-              <w:autoSpaceDN w:val="0"/>
-              <w:bidi w:val="0"/>
-              <w:adjustRightInd w:val="0"/>
-              <w:snapToGrid w:val="0"/>
-              <w:spacing w:line="240" w:lineRule="auto"/>
-              <w:ind w:left="0" w:leftChars="0" w:right="0" w:rightChars="0" w:firstLine="0" w:firstLineChars="0"/>
-              <w:jc w:val="center"/>
-              <w:textAlignment w:val="baseline"/>
-            </w:pPr>
-            <w:r>
-              <w:t>监控系统告警触发</w:t>
-            </w:r>
-          </w:p>
-        </w:tc>
-        <w:tc>
-          <w:tcPr>
-            <w:tcW w:w="2112" w:type="dxa"/>
-            <w:tcBorders>
-              <w:top w:val="single" w:color="auto" w:sz="4" w:space="0"/>
-              <w:left w:val="single" w:color="auto" w:sz="4" w:space="0"/>
-              <w:bottom w:val="nil"/>
-              <w:right w:val="single" w:color="auto" w:sz="12" w:space="0"/>
-            </w:tcBorders>
-            <w:noWrap w:val="0"/>
-            <w:tcMar>
-              <w:top w:w="60" w:type="dxa"/>
-              <w:left w:w="120" w:type="dxa"/>
-              <w:bottom w:w="30" w:type="dxa"/>
-              <w:right w:w="120" w:type="dxa"/>
-            </w:tcMar>
-            <w:vAlign w:val="center"/>
-          </w:tcPr>
-          <w:p>
-            <w:pPr>
-              <w:pStyle w:val="30"/>
-              <w:keepNext w:val="0"/>
-              <w:keepLines w:val="0"/>
-              <w:pageBreakBefore w:val="0"/>
-              <w:widowControl w:val="0"/>
-              <w:kinsoku w:val="0"/>
-              <w:wordWrap/>
-              <w:overflowPunct/>
-              <w:topLinePunct w:val="0"/>
-              <w:autoSpaceDE w:val="0"/>
-              <w:autoSpaceDN w:val="0"/>
-              <w:bidi w:val="0"/>
-              <w:adjustRightInd w:val="0"/>
-              <w:snapToGrid w:val="0"/>
-              <w:spacing w:line="240" w:lineRule="auto"/>
-              <w:ind w:left="0" w:leftChars="0" w:right="0" w:rightChars="0" w:firstLine="0" w:firstLineChars="0"/>
-              <w:jc w:val="center"/>
-              <w:textAlignment w:val="baseline"/>
-            </w:pPr>
-            <w:r>
-              <w:t>自动</w:t>
-            </w:r>
-          </w:p>
-        </w:tc>
-      </w:tr>
-      <w:tr>
-        <w:tblPrEx>
-          <w:tblBorders>
-            <w:top w:val="none" w:color="DEE0E3" w:sz="0" w:space="0"/>
-            <w:left w:val="none" w:color="DEE0E3" w:sz="0" w:space="0"/>
-            <w:bottom w:val="none" w:color="DEE0E3" w:sz="0" w:space="0"/>
-            <w:right w:val="none" w:color="DEE0E3" w:sz="0" w:space="0"/>
-            <w:insideH w:val="none" w:color="DEE0E3" w:sz="0" w:space="0"/>
-            <w:insideV w:val="none" w:color="DEE0E3" w:sz="0" w:space="0"/>
-          </w:tblBorders>
-          <w:tblCellMar>
-            <w:top w:w="0" w:type="dxa"/>
-            <w:left w:w="10" w:type="dxa"/>
-            <w:bottom w:w="0" w:type="dxa"/>
-            <w:right w:w="10" w:type="dxa"/>
-          </w:tblCellMar>
-        </w:tblPrEx>
-        <w:trPr>
-          <w:trHeight w:val="0" w:hRule="atLeast"/>
-          <w:jc w:val="center"/>
-        </w:trPr>
-        <w:tc>
-          <w:tcPr>
-            <w:tcW w:w="1867" w:type="dxa"/>
-            <w:tcBorders>
-              <w:top w:val="single" w:color="auto" w:sz="4" w:space="0"/>
-              <w:left w:val="single" w:color="auto" w:sz="12" w:space="0"/>
-              <w:bottom w:val="nil"/>
-              <w:right w:val="nil"/>
-            </w:tcBorders>
-            <w:noWrap w:val="0"/>
-            <w:tcMar>
-              <w:top w:w="60" w:type="dxa"/>
-              <w:left w:w="120" w:type="dxa"/>
-              <w:bottom w:w="30" w:type="dxa"/>
-              <w:right w:w="120" w:type="dxa"/>
-            </w:tcMar>
-            <w:vAlign w:val="center"/>
-          </w:tcPr>
-          <w:p>
-            <w:pPr>
-              <w:pStyle w:val="30"/>
-              <w:keepNext w:val="0"/>
-              <w:keepLines w:val="0"/>
-              <w:pageBreakBefore w:val="0"/>
-              <w:widowControl w:val="0"/>
-              <w:kinsoku w:val="0"/>
-              <w:wordWrap/>
-              <w:overflowPunct/>
-              <w:topLinePunct w:val="0"/>
-              <w:autoSpaceDE w:val="0"/>
-              <w:autoSpaceDN w:val="0"/>
-              <w:bidi w:val="0"/>
-              <w:adjustRightInd w:val="0"/>
-              <w:snapToGrid w:val="0"/>
-              <w:spacing w:line="240" w:lineRule="auto"/>
-              <w:ind w:left="0" w:leftChars="0" w:right="0" w:rightChars="0" w:firstLine="0" w:firstLineChars="0"/>
-              <w:jc w:val="center"/>
-              <w:textAlignment w:val="baseline"/>
-            </w:pPr>
-            <w:r>
-              <w:t>T+3分钟</w:t>
-            </w:r>
-          </w:p>
-        </w:tc>
-        <w:tc>
-          <w:tcPr>
-            <w:tcW w:w="4235" w:type="dxa"/>
-            <w:tcBorders>
-              <w:top w:val="single" w:color="auto" w:sz="4" w:space="0"/>
-              <w:left w:val="single" w:color="auto" w:sz="4" w:space="0"/>
-              <w:bottom w:val="nil"/>
-              <w:right w:val="nil"/>
-            </w:tcBorders>
-            <w:noWrap w:val="0"/>
-            <w:tcMar>
-              <w:top w:w="60" w:type="dxa"/>
-              <w:left w:w="120" w:type="dxa"/>
-              <w:bottom w:w="30" w:type="dxa"/>
-              <w:right w:w="120" w:type="dxa"/>
-            </w:tcMar>
-            <w:vAlign w:val="center"/>
-          </w:tcPr>
-          <w:p>
-            <w:pPr>
-              <w:pStyle w:val="30"/>
-              <w:keepNext w:val="0"/>
-              <w:keepLines w:val="0"/>
-              <w:pageBreakBefore w:val="0"/>
-              <w:widowControl w:val="0"/>
-              <w:kinsoku w:val="0"/>
-              <w:wordWrap/>
-              <w:overflowPunct/>
-              <w:topLinePunct w:val="0"/>
-              <w:autoSpaceDE w:val="0"/>
-              <w:autoSpaceDN w:val="0"/>
-              <w:bidi w:val="0"/>
-              <w:adjustRightInd w:val="0"/>
-              <w:snapToGrid w:val="0"/>
-              <w:spacing w:line="240" w:lineRule="auto"/>
-              <w:ind w:left="0" w:leftChars="0" w:right="0" w:rightChars="0" w:firstLine="0" w:firstLineChars="0"/>
-              <w:jc w:val="center"/>
-              <w:textAlignment w:val="baseline"/>
-            </w:pPr>
-            <w:r>
-              <w:t>热备节点自动接管</w:t>
-            </w:r>
-          </w:p>
-        </w:tc>
-        <w:tc>
-          <w:tcPr>
-            <w:tcW w:w="2112" w:type="dxa"/>
-            <w:tcBorders>
-              <w:top w:val="single" w:color="auto" w:sz="4" w:space="0"/>
-              <w:left w:val="single" w:color="auto" w:sz="4" w:space="0"/>
-              <w:bottom w:val="nil"/>
-              <w:right w:val="single" w:color="auto" w:sz="12" w:space="0"/>
-            </w:tcBorders>
-            <w:noWrap w:val="0"/>
-            <w:tcMar>
-              <w:top w:w="60" w:type="dxa"/>
-              <w:left w:w="120" w:type="dxa"/>
-              <w:bottom w:w="30" w:type="dxa"/>
-              <w:right w:w="120" w:type="dxa"/>
-            </w:tcMar>
-            <w:vAlign w:val="center"/>
-          </w:tcPr>
-          <w:p>
-            <w:pPr>
-              <w:pStyle w:val="30"/>
-              <w:keepNext w:val="0"/>
-              <w:keepLines w:val="0"/>
-              <w:pageBreakBefore w:val="0"/>
-              <w:widowControl w:val="0"/>
-              <w:kinsoku w:val="0"/>
-              <w:wordWrap/>
-              <w:overflowPunct/>
-              <w:topLinePunct w:val="0"/>
-              <w:autoSpaceDE w:val="0"/>
-              <w:autoSpaceDN w:val="0"/>
-              <w:bidi w:val="0"/>
-              <w:adjustRightInd w:val="0"/>
-              <w:snapToGrid w:val="0"/>
-              <w:spacing w:line="240" w:lineRule="auto"/>
-              <w:ind w:left="0" w:leftChars="0" w:right="0" w:rightChars="0" w:firstLine="0" w:firstLineChars="0"/>
-              <w:jc w:val="center"/>
-              <w:textAlignment w:val="baseline"/>
-            </w:pPr>
-            <w:r>
-              <w:t>自动</w:t>
-            </w:r>
-          </w:p>
-        </w:tc>
-      </w:tr>
-      <w:tr>
-        <w:tblPrEx>
-          <w:tblBorders>
-            <w:top w:val="none" w:color="DEE0E3" w:sz="0" w:space="0"/>
-            <w:left w:val="none" w:color="DEE0E3" w:sz="0" w:space="0"/>
-            <w:bottom w:val="none" w:color="DEE0E3" w:sz="0" w:space="0"/>
-            <w:right w:val="none" w:color="DEE0E3" w:sz="0" w:space="0"/>
-            <w:insideH w:val="none" w:color="DEE0E3" w:sz="0" w:space="0"/>
-            <w:insideV w:val="none" w:color="DEE0E3" w:sz="0" w:space="0"/>
-          </w:tblBorders>
-          <w:tblCellMar>
-            <w:top w:w="0" w:type="dxa"/>
-            <w:left w:w="10" w:type="dxa"/>
-            <w:bottom w:w="0" w:type="dxa"/>
-            <w:right w:w="10" w:type="dxa"/>
-          </w:tblCellMar>
-        </w:tblPrEx>
-        <w:trPr>
-          <w:trHeight w:val="0" w:hRule="atLeast"/>
-          <w:jc w:val="center"/>
-        </w:trPr>
-        <w:tc>
-          <w:tcPr>
-            <w:tcW w:w="1867" w:type="dxa"/>
-            <w:tcBorders>
-              <w:top w:val="single" w:color="auto" w:sz="4" w:space="0"/>
-              <w:left w:val="single" w:color="auto" w:sz="12" w:space="0"/>
-              <w:bottom w:val="nil"/>
-              <w:right w:val="nil"/>
-            </w:tcBorders>
-            <w:noWrap w:val="0"/>
-            <w:tcMar>
-              <w:top w:w="60" w:type="dxa"/>
-              <w:left w:w="120" w:type="dxa"/>
-              <w:bottom w:w="30" w:type="dxa"/>
-              <w:right w:w="120" w:type="dxa"/>
-            </w:tcMar>
-            <w:vAlign w:val="center"/>
-          </w:tcPr>
-          <w:p>
-            <w:pPr>
-              <w:pStyle w:val="30"/>
-              <w:keepNext w:val="0"/>
-              <w:keepLines w:val="0"/>
-              <w:pageBreakBefore w:val="0"/>
-              <w:widowControl w:val="0"/>
-              <w:kinsoku w:val="0"/>
-              <w:wordWrap/>
-              <w:overflowPunct/>
-              <w:topLinePunct w:val="0"/>
-              <w:autoSpaceDE w:val="0"/>
-              <w:autoSpaceDN w:val="0"/>
-              <w:bidi w:val="0"/>
-              <w:adjustRightInd w:val="0"/>
-              <w:snapToGrid w:val="0"/>
-              <w:spacing w:line="240" w:lineRule="auto"/>
-              <w:ind w:left="0" w:leftChars="0" w:right="0" w:rightChars="0" w:firstLine="0" w:firstLineChars="0"/>
-              <w:jc w:val="center"/>
-              <w:textAlignment w:val="baseline"/>
-            </w:pPr>
-            <w:r>
-              <w:t>T+5分钟</w:t>
-            </w:r>
-          </w:p>
-        </w:tc>
-        <w:tc>
-          <w:tcPr>
-            <w:tcW w:w="4235" w:type="dxa"/>
-            <w:tcBorders>
-              <w:top w:val="single" w:color="auto" w:sz="4" w:space="0"/>
-              <w:left w:val="single" w:color="auto" w:sz="4" w:space="0"/>
-              <w:bottom w:val="nil"/>
-              <w:right w:val="nil"/>
-            </w:tcBorders>
-            <w:noWrap w:val="0"/>
-            <w:tcMar>
-              <w:top w:w="60" w:type="dxa"/>
-              <w:left w:w="120" w:type="dxa"/>
-              <w:bottom w:w="30" w:type="dxa"/>
-              <w:right w:w="120" w:type="dxa"/>
-            </w:tcMar>
-            <w:vAlign w:val="center"/>
-          </w:tcPr>
-          <w:p>
-            <w:pPr>
-              <w:pStyle w:val="30"/>
-              <w:keepNext w:val="0"/>
-              <w:keepLines w:val="0"/>
-              <w:pageBreakBefore w:val="0"/>
-              <w:widowControl w:val="0"/>
-              <w:kinsoku w:val="0"/>
-              <w:wordWrap/>
-              <w:overflowPunct/>
-              <w:topLinePunct w:val="0"/>
-              <w:autoSpaceDE w:val="0"/>
-              <w:autoSpaceDN w:val="0"/>
-              <w:bidi w:val="0"/>
-              <w:adjustRightInd w:val="0"/>
-              <w:snapToGrid w:val="0"/>
-              <w:spacing w:line="240" w:lineRule="auto"/>
-              <w:ind w:left="0" w:leftChars="0" w:right="0" w:rightChars="0" w:firstLine="0" w:firstLineChars="0"/>
-              <w:jc w:val="center"/>
-              <w:textAlignment w:val="baseline"/>
-            </w:pPr>
-            <w:r>
-              <w:t>验证图像调阅功能正常</w:t>
-            </w:r>
-          </w:p>
-        </w:tc>
-        <w:tc>
-          <w:tcPr>
-            <w:tcW w:w="2112" w:type="dxa"/>
-            <w:tcBorders>
-              <w:top w:val="single" w:color="auto" w:sz="4" w:space="0"/>
-              <w:left w:val="single" w:color="auto" w:sz="4" w:space="0"/>
-              <w:bottom w:val="nil"/>
-              <w:right w:val="single" w:color="auto" w:sz="12" w:space="0"/>
-            </w:tcBorders>
-            <w:noWrap w:val="0"/>
-            <w:tcMar>
-              <w:top w:w="60" w:type="dxa"/>
-              <w:left w:w="120" w:type="dxa"/>
-              <w:bottom w:w="30" w:type="dxa"/>
-              <w:right w:w="120" w:type="dxa"/>
-            </w:tcMar>
-            <w:vAlign w:val="center"/>
-          </w:tcPr>
-          <w:p>
-            <w:pPr>
-              <w:pStyle w:val="30"/>
-              <w:keepNext w:val="0"/>
-              <w:keepLines w:val="0"/>
-              <w:pageBreakBefore w:val="0"/>
-              <w:widowControl w:val="0"/>
-              <w:kinsoku w:val="0"/>
-              <w:wordWrap/>
-              <w:overflowPunct/>
-              <w:topLinePunct w:val="0"/>
-              <w:autoSpaceDE w:val="0"/>
-              <w:autoSpaceDN w:val="0"/>
-              <w:bidi w:val="0"/>
-              <w:adjustRightInd w:val="0"/>
-              <w:snapToGrid w:val="0"/>
-              <w:spacing w:line="240" w:lineRule="auto"/>
-              <w:ind w:left="0" w:leftChars="0" w:right="0" w:rightChars="0" w:firstLine="0" w:firstLineChars="0"/>
-              <w:jc w:val="center"/>
-              <w:textAlignment w:val="baseline"/>
-            </w:pPr>
-            <w:r>
-              <w:t>服务台专员</w:t>
-            </w:r>
-          </w:p>
-        </w:tc>
-      </w:tr>
-      <w:tr>
-        <w:tblPrEx>
-          <w:tblBorders>
-            <w:top w:val="none" w:color="DEE0E3" w:sz="0" w:space="0"/>
-            <w:left w:val="none" w:color="DEE0E3" w:sz="0" w:space="0"/>
-            <w:bottom w:val="none" w:color="DEE0E3" w:sz="0" w:space="0"/>
-            <w:right w:val="none" w:color="DEE0E3" w:sz="0" w:space="0"/>
-            <w:insideH w:val="none" w:color="DEE0E3" w:sz="0" w:space="0"/>
-            <w:insideV w:val="none" w:color="DEE0E3" w:sz="0" w:space="0"/>
-          </w:tblBorders>
-          <w:tblCellMar>
-            <w:top w:w="0" w:type="dxa"/>
-            <w:left w:w="10" w:type="dxa"/>
-            <w:bottom w:w="0" w:type="dxa"/>
-            <w:right w:w="10" w:type="dxa"/>
-          </w:tblCellMar>
-        </w:tblPrEx>
-        <w:trPr>
-          <w:trHeight w:val="0" w:hRule="atLeast"/>
-          <w:jc w:val="center"/>
-        </w:trPr>
-        <w:tc>
-          <w:tcPr>
-            <w:tcW w:w="1867" w:type="dxa"/>
-            <w:tcBorders>
-              <w:top w:val="single" w:color="auto" w:sz="4" w:space="0"/>
-              <w:left w:val="single" w:color="auto" w:sz="12" w:space="0"/>
-              <w:bottom w:val="nil"/>
-              <w:right w:val="nil"/>
-            </w:tcBorders>
-            <w:noWrap w:val="0"/>
-            <w:tcMar>
-              <w:top w:w="60" w:type="dxa"/>
-              <w:left w:w="120" w:type="dxa"/>
-              <w:bottom w:w="30" w:type="dxa"/>
-              <w:right w:w="120" w:type="dxa"/>
-            </w:tcMar>
-            <w:vAlign w:val="center"/>
-          </w:tcPr>
-          <w:p>
-            <w:pPr>
-              <w:pStyle w:val="30"/>
-              <w:keepNext w:val="0"/>
-              <w:keepLines w:val="0"/>
-              <w:pageBreakBefore w:val="0"/>
-              <w:widowControl w:val="0"/>
-              <w:kinsoku w:val="0"/>
-              <w:wordWrap/>
-              <w:overflowPunct/>
-              <w:topLinePunct w:val="0"/>
-              <w:autoSpaceDE w:val="0"/>
-              <w:autoSpaceDN w:val="0"/>
-              <w:bidi w:val="0"/>
-              <w:adjustRightInd w:val="0"/>
-              <w:snapToGrid w:val="0"/>
-              <w:spacing w:line="240" w:lineRule="auto"/>
-              <w:ind w:left="0" w:leftChars="0" w:right="0" w:rightChars="0" w:firstLine="0" w:firstLineChars="0"/>
-              <w:jc w:val="center"/>
-              <w:textAlignment w:val="baseline"/>
-            </w:pPr>
-            <w:r>
-              <w:t>T+10分钟</w:t>
-            </w:r>
-          </w:p>
-        </w:tc>
-        <w:tc>
-          <w:tcPr>
-            <w:tcW w:w="4235" w:type="dxa"/>
-            <w:tcBorders>
-              <w:top w:val="single" w:color="auto" w:sz="4" w:space="0"/>
-              <w:left w:val="single" w:color="auto" w:sz="4" w:space="0"/>
-              <w:bottom w:val="nil"/>
-              <w:right w:val="nil"/>
-            </w:tcBorders>
-            <w:noWrap w:val="0"/>
-            <w:tcMar>
-              <w:top w:w="60" w:type="dxa"/>
-              <w:left w:w="120" w:type="dxa"/>
-              <w:bottom w:w="30" w:type="dxa"/>
-              <w:right w:w="120" w:type="dxa"/>
-            </w:tcMar>
-            <w:vAlign w:val="center"/>
-          </w:tcPr>
-          <w:p>
-            <w:pPr>
-              <w:pStyle w:val="30"/>
-              <w:keepNext w:val="0"/>
-              <w:keepLines w:val="0"/>
-              <w:pageBreakBefore w:val="0"/>
-              <w:widowControl w:val="0"/>
-              <w:kinsoku w:val="0"/>
-              <w:wordWrap/>
-              <w:overflowPunct/>
-              <w:topLinePunct w:val="0"/>
-              <w:autoSpaceDE w:val="0"/>
-              <w:autoSpaceDN w:val="0"/>
-              <w:bidi w:val="0"/>
-              <w:adjustRightInd w:val="0"/>
-              <w:snapToGrid w:val="0"/>
-              <w:spacing w:line="240" w:lineRule="auto"/>
-              <w:ind w:left="0" w:leftChars="0" w:right="0" w:rightChars="0" w:firstLine="0" w:firstLineChars="0"/>
-              <w:jc w:val="center"/>
-              <w:textAlignment w:val="baseline"/>
-            </w:pPr>
-            <w:r>
-              <w:t>验证录像存储功能正常</w:t>
-            </w:r>
-          </w:p>
-        </w:tc>
-        <w:tc>
-          <w:tcPr>
-            <w:tcW w:w="2112" w:type="dxa"/>
-            <w:tcBorders>
-              <w:top w:val="single" w:color="auto" w:sz="4" w:space="0"/>
-              <w:left w:val="single" w:color="auto" w:sz="4" w:space="0"/>
-              <w:bottom w:val="nil"/>
-              <w:right w:val="single" w:color="auto" w:sz="12" w:space="0"/>
-            </w:tcBorders>
-            <w:noWrap w:val="0"/>
-            <w:tcMar>
-              <w:top w:w="60" w:type="dxa"/>
-              <w:left w:w="120" w:type="dxa"/>
-              <w:bottom w:w="30" w:type="dxa"/>
-              <w:right w:w="120" w:type="dxa"/>
-            </w:tcMar>
-            <w:vAlign w:val="center"/>
-          </w:tcPr>
-          <w:p>
-            <w:pPr>
-              <w:pStyle w:val="30"/>
-              <w:keepNext w:val="0"/>
-              <w:keepLines w:val="0"/>
-              <w:pageBreakBefore w:val="0"/>
-              <w:widowControl w:val="0"/>
-              <w:kinsoku w:val="0"/>
-              <w:wordWrap/>
-              <w:overflowPunct/>
-              <w:topLinePunct w:val="0"/>
-              <w:autoSpaceDE w:val="0"/>
-              <w:autoSpaceDN w:val="0"/>
-              <w:bidi w:val="0"/>
-              <w:adjustRightInd w:val="0"/>
-              <w:snapToGrid w:val="0"/>
-              <w:spacing w:line="240" w:lineRule="auto"/>
-              <w:ind w:left="0" w:leftChars="0" w:right="0" w:rightChars="0" w:firstLine="0" w:firstLineChars="0"/>
-              <w:jc w:val="center"/>
-              <w:textAlignment w:val="baseline"/>
-            </w:pPr>
-            <w:r>
-              <w:t>服务台专员</w:t>
-            </w:r>
-          </w:p>
-        </w:tc>
-      </w:tr>
-      <w:tr>
-        <w:tblPrEx>
-          <w:tblBorders>
-            <w:top w:val="none" w:color="DEE0E3" w:sz="0" w:space="0"/>
-            <w:left w:val="none" w:color="DEE0E3" w:sz="0" w:space="0"/>
-            <w:bottom w:val="none" w:color="DEE0E3" w:sz="0" w:space="0"/>
-            <w:right w:val="none" w:color="DEE0E3" w:sz="0" w:space="0"/>
-            <w:insideH w:val="none" w:color="DEE0E3" w:sz="0" w:space="0"/>
-            <w:insideV w:val="none" w:color="DEE0E3" w:sz="0" w:space="0"/>
-          </w:tblBorders>
-          <w:tblCellMar>
-            <w:top w:w="0" w:type="dxa"/>
-            <w:left w:w="10" w:type="dxa"/>
-            <w:bottom w:w="0" w:type="dxa"/>
-            <w:right w:w="10" w:type="dxa"/>
-          </w:tblCellMar>
-        </w:tblPrEx>
-        <w:trPr>
-          <w:trHeight w:val="0" w:hRule="atLeast"/>
-          <w:jc w:val="center"/>
-        </w:trPr>
-        <w:tc>
-          <w:tcPr>
-            <w:tcW w:w="1867" w:type="dxa"/>
-            <w:tcBorders>
-              <w:top w:val="single" w:color="auto" w:sz="4" w:space="0"/>
-              <w:left w:val="single" w:color="auto" w:sz="12" w:space="0"/>
-              <w:bottom w:val="single" w:color="auto" w:sz="12" w:space="0"/>
-              <w:right w:val="nil"/>
-            </w:tcBorders>
-            <w:noWrap w:val="0"/>
-            <w:tcMar>
-              <w:top w:w="60" w:type="dxa"/>
-              <w:left w:w="120" w:type="dxa"/>
-              <w:bottom w:w="30" w:type="dxa"/>
-              <w:right w:w="120" w:type="dxa"/>
-            </w:tcMar>
-            <w:vAlign w:val="center"/>
-          </w:tcPr>
-          <w:p>
-            <w:pPr>
-              <w:pStyle w:val="30"/>
-              <w:keepNext w:val="0"/>
-              <w:keepLines w:val="0"/>
-              <w:pageBreakBefore w:val="0"/>
-              <w:widowControl w:val="0"/>
-              <w:kinsoku w:val="0"/>
-              <w:wordWrap/>
-              <w:overflowPunct/>
-              <w:topLinePunct w:val="0"/>
-              <w:autoSpaceDE w:val="0"/>
-              <w:autoSpaceDN w:val="0"/>
-              <w:bidi w:val="0"/>
-              <w:adjustRightInd w:val="0"/>
-              <w:snapToGrid w:val="0"/>
-              <w:spacing w:line="240" w:lineRule="auto"/>
-              <w:ind w:left="0" w:leftChars="0" w:right="0" w:rightChars="0" w:firstLine="0" w:firstLineChars="0"/>
-              <w:jc w:val="center"/>
-              <w:textAlignment w:val="baseline"/>
-            </w:pPr>
-            <w:r>
-              <w:t>T+15分钟</w:t>
-            </w:r>
-          </w:p>
-        </w:tc>
-        <w:tc>
-          <w:tcPr>
-            <w:tcW w:w="4235" w:type="dxa"/>
-            <w:tcBorders>
-              <w:top w:val="single" w:color="auto" w:sz="4" w:space="0"/>
-              <w:left w:val="single" w:color="auto" w:sz="4" w:space="0"/>
-              <w:bottom w:val="single" w:color="auto" w:sz="12" w:space="0"/>
-              <w:right w:val="nil"/>
-            </w:tcBorders>
-            <w:noWrap w:val="0"/>
-            <w:tcMar>
-              <w:top w:w="60" w:type="dxa"/>
-              <w:left w:w="120" w:type="dxa"/>
-              <w:bottom w:w="30" w:type="dxa"/>
-              <w:right w:w="120" w:type="dxa"/>
-            </w:tcMar>
-            <w:vAlign w:val="center"/>
-          </w:tcPr>
-          <w:p>
-            <w:pPr>
-              <w:pStyle w:val="30"/>
-              <w:keepNext w:val="0"/>
-              <w:keepLines w:val="0"/>
-              <w:pageBreakBefore w:val="0"/>
-              <w:widowControl w:val="0"/>
-              <w:kinsoku w:val="0"/>
-              <w:wordWrap/>
-              <w:overflowPunct/>
-              <w:topLinePunct w:val="0"/>
-              <w:autoSpaceDE w:val="0"/>
-              <w:autoSpaceDN w:val="0"/>
-              <w:bidi w:val="0"/>
-              <w:adjustRightInd w:val="0"/>
-              <w:snapToGrid w:val="0"/>
-              <w:spacing w:line="240" w:lineRule="auto"/>
-              <w:ind w:left="0" w:leftChars="0" w:right="0" w:rightChars="0" w:firstLine="0" w:firstLineChars="0"/>
-              <w:jc w:val="center"/>
-              <w:textAlignment w:val="baseline"/>
-            </w:pPr>
-            <w:r>
-              <w:t>切换完成，记录切换时间</w:t>
-            </w:r>
-          </w:p>
-        </w:tc>
-        <w:tc>
-          <w:tcPr>
-            <w:tcW w:w="2112" w:type="dxa"/>
-            <w:tcBorders>
-              <w:top w:val="single" w:color="auto" w:sz="4" w:space="0"/>
-              <w:left w:val="single" w:color="auto" w:sz="4" w:space="0"/>
-              <w:bottom w:val="single" w:color="auto" w:sz="12" w:space="0"/>
-              <w:right w:val="single" w:color="auto" w:sz="12" w:space="0"/>
-            </w:tcBorders>
-            <w:noWrap w:val="0"/>
-            <w:tcMar>
-              <w:top w:w="60" w:type="dxa"/>
-              <w:left w:w="120" w:type="dxa"/>
-              <w:bottom w:w="30" w:type="dxa"/>
-              <w:right w:w="120" w:type="dxa"/>
-            </w:tcMar>
-            <w:vAlign w:val="center"/>
-          </w:tcPr>
-          <w:p>
-            <w:pPr>
-              <w:pStyle w:val="30"/>
-              <w:keepNext w:val="0"/>
-              <w:keepLines w:val="0"/>
-              <w:pageBreakBefore w:val="0"/>
-              <w:widowControl w:val="0"/>
-              <w:kinsoku w:val="0"/>
-              <w:wordWrap/>
-              <w:overflowPunct/>
-              <w:topLinePunct w:val="0"/>
-              <w:autoSpaceDE w:val="0"/>
-              <w:autoSpaceDN w:val="0"/>
-              <w:bidi w:val="0"/>
-              <w:adjustRightInd w:val="0"/>
-              <w:snapToGrid w:val="0"/>
-              <w:spacing w:line="240" w:lineRule="auto"/>
-              <w:ind w:left="0" w:leftChars="0" w:right="0" w:rightChars="0" w:firstLine="0" w:firstLineChars="0"/>
-              <w:jc w:val="center"/>
-              <w:textAlignment w:val="baseline"/>
-            </w:pPr>
-            <w:r>
-              <w:t>运维工程师</w:t>
-            </w:r>
-          </w:p>
-        </w:tc>
-      </w:tr>
-    </w:tbl>
-    <w:p>
-      <w:pPr>
-        <w:pStyle w:val="30"/>
-        <w:bidi w:val="0"/>
-      </w:pPr>
-      <w:r>
-        <w:t>预期切换时间：≤5分钟</w:t>
       </w:r>
     </w:p>
     <w:p>
@@ -11334,13 +8966,13 @@
         <w:snapToGrid w:val="0"/>
         <w:textAlignment w:val="baseline"/>
       </w:pPr>
-      <w:bookmarkStart w:id="20" w:name="heading_9"/>
-      <w:bookmarkStart w:id="21" w:name="_Toc6386"/>
+      <w:bookmarkStart w:id="18" w:name="heading_9"/>
+      <w:bookmarkStart w:id="19" w:name="_Toc24555"/>
       <w:r>
         <w:t>演练实施计划</w:t>
       </w:r>
-      <w:bookmarkEnd w:id="20"/>
-      <w:bookmarkEnd w:id="21"/>
+      <w:bookmarkEnd w:id="18"/>
+      <w:bookmarkEnd w:id="19"/>
     </w:p>
     <w:p>
       <w:pPr>
@@ -11360,13 +8992,13 @@
         <w:snapToGrid w:val="0"/>
         <w:textAlignment w:val="baseline"/>
       </w:pPr>
-      <w:bookmarkStart w:id="22" w:name="heading_10"/>
-      <w:bookmarkStart w:id="23" w:name="_Toc16676"/>
+      <w:bookmarkStart w:id="20" w:name="heading_10"/>
+      <w:bookmarkStart w:id="21" w:name="_Toc7457"/>
       <w:r>
         <w:t>演练前准备</w:t>
       </w:r>
-      <w:bookmarkEnd w:id="22"/>
-      <w:bookmarkEnd w:id="23"/>
+      <w:bookmarkEnd w:id="20"/>
+      <w:bookmarkEnd w:id="21"/>
     </w:p>
     <w:tbl>
       <w:tblPr>
@@ -11374,12 +9006,12 @@
         <w:tblW w:w="8214" w:type="dxa"/>
         <w:jc w:val="center"/>
         <w:tblBorders>
-          <w:top w:val="none" w:color="DEE0E3" w:sz="0" w:space="0"/>
-          <w:left w:val="none" w:color="DEE0E3" w:sz="0" w:space="0"/>
-          <w:bottom w:val="none" w:color="DEE0E3" w:sz="0" w:space="0"/>
-          <w:right w:val="none" w:color="DEE0E3" w:sz="0" w:space="0"/>
-          <w:insideH w:val="none" w:color="DEE0E3" w:sz="0" w:space="0"/>
-          <w:insideV w:val="none" w:color="DEE0E3" w:sz="0" w:space="0"/>
+          <w:top w:val="none" w:color="auto" w:sz="0" w:space="0"/>
+          <w:left w:val="none" w:color="auto" w:sz="0" w:space="0"/>
+          <w:bottom w:val="none" w:color="auto" w:sz="0" w:space="0"/>
+          <w:right w:val="none" w:color="auto" w:sz="0" w:space="0"/>
+          <w:insideH w:val="none" w:color="auto" w:sz="0" w:space="0"/>
+          <w:insideV w:val="none" w:color="auto" w:sz="0" w:space="0"/>
         </w:tblBorders>
         <w:tblLayout w:type="autofit"/>
         <w:tblCellMar>
@@ -11398,12 +9030,12 @@
       <w:tr>
         <w:tblPrEx>
           <w:tblBorders>
-            <w:top w:val="none" w:color="DEE0E3" w:sz="0" w:space="0"/>
-            <w:left w:val="none" w:color="DEE0E3" w:sz="0" w:space="0"/>
-            <w:bottom w:val="none" w:color="DEE0E3" w:sz="0" w:space="0"/>
-            <w:right w:val="none" w:color="DEE0E3" w:sz="0" w:space="0"/>
-            <w:insideH w:val="none" w:color="DEE0E3" w:sz="0" w:space="0"/>
-            <w:insideV w:val="none" w:color="DEE0E3" w:sz="0" w:space="0"/>
+            <w:top w:val="none" w:color="auto" w:sz="0" w:space="0"/>
+            <w:left w:val="none" w:color="auto" w:sz="0" w:space="0"/>
+            <w:bottom w:val="none" w:color="auto" w:sz="0" w:space="0"/>
+            <w:right w:val="none" w:color="auto" w:sz="0" w:space="0"/>
+            <w:insideH w:val="none" w:color="auto" w:sz="0" w:space="0"/>
+            <w:insideV w:val="none" w:color="auto" w:sz="0" w:space="0"/>
           </w:tblBorders>
           <w:tblCellMar>
             <w:top w:w="0" w:type="dxa"/>
@@ -11426,7 +9058,6 @@
               <w:bottom w:val="nil"/>
               <w:right w:val="nil"/>
             </w:tcBorders>
-            <w:noWrap w:val="0"/>
             <w:tcMar>
               <w:top w:w="60" w:type="dxa"/>
               <w:left w:w="120" w:type="dxa"/>
@@ -11476,7 +9107,6 @@
               <w:bottom w:val="nil"/>
               <w:right w:val="nil"/>
             </w:tcBorders>
-            <w:noWrap w:val="0"/>
             <w:tcMar>
               <w:top w:w="60" w:type="dxa"/>
               <w:left w:w="120" w:type="dxa"/>
@@ -11526,7 +9156,6 @@
               <w:bottom w:val="nil"/>
               <w:right w:val="nil"/>
             </w:tcBorders>
-            <w:noWrap w:val="0"/>
             <w:tcMar>
               <w:top w:w="60" w:type="dxa"/>
               <w:left w:w="120" w:type="dxa"/>
@@ -11576,7 +9205,6 @@
               <w:bottom w:val="nil"/>
               <w:right w:val="single" w:color="auto" w:sz="12" w:space="0"/>
             </w:tcBorders>
-            <w:noWrap w:val="0"/>
             <w:tcMar>
               <w:top w:w="60" w:type="dxa"/>
               <w:left w:w="120" w:type="dxa"/>
@@ -11621,12 +9249,12 @@
       <w:tr>
         <w:tblPrEx>
           <w:tblBorders>
-            <w:top w:val="none" w:color="DEE0E3" w:sz="0" w:space="0"/>
-            <w:left w:val="none" w:color="DEE0E3" w:sz="0" w:space="0"/>
-            <w:bottom w:val="none" w:color="DEE0E3" w:sz="0" w:space="0"/>
-            <w:right w:val="none" w:color="DEE0E3" w:sz="0" w:space="0"/>
-            <w:insideH w:val="none" w:color="DEE0E3" w:sz="0" w:space="0"/>
-            <w:insideV w:val="none" w:color="DEE0E3" w:sz="0" w:space="0"/>
+            <w:top w:val="none" w:color="auto" w:sz="0" w:space="0"/>
+            <w:left w:val="none" w:color="auto" w:sz="0" w:space="0"/>
+            <w:bottom w:val="none" w:color="auto" w:sz="0" w:space="0"/>
+            <w:right w:val="none" w:color="auto" w:sz="0" w:space="0"/>
+            <w:insideH w:val="none" w:color="auto" w:sz="0" w:space="0"/>
+            <w:insideV w:val="none" w:color="auto" w:sz="0" w:space="0"/>
           </w:tblBorders>
           <w:tblCellMar>
             <w:top w:w="0" w:type="dxa"/>
@@ -11648,7 +9276,6 @@
               <w:bottom w:val="nil"/>
               <w:right w:val="nil"/>
             </w:tcBorders>
-            <w:noWrap w:val="0"/>
             <w:tcMar>
               <w:top w:w="60" w:type="dxa"/>
               <w:left w:w="120" w:type="dxa"/>
@@ -11692,7 +9319,6 @@
               <w:bottom w:val="nil"/>
               <w:right w:val="nil"/>
             </w:tcBorders>
-            <w:noWrap w:val="0"/>
             <w:tcMar>
               <w:top w:w="60" w:type="dxa"/>
               <w:left w:w="120" w:type="dxa"/>
@@ -11736,7 +9362,6 @@
               <w:bottom w:val="nil"/>
               <w:right w:val="nil"/>
             </w:tcBorders>
-            <w:noWrap w:val="0"/>
             <w:tcMar>
               <w:top w:w="60" w:type="dxa"/>
               <w:left w:w="120" w:type="dxa"/>
@@ -11780,7 +9405,6 @@
               <w:bottom w:val="nil"/>
               <w:right w:val="single" w:color="auto" w:sz="12" w:space="0"/>
             </w:tcBorders>
-            <w:noWrap w:val="0"/>
             <w:tcMar>
               <w:top w:w="60" w:type="dxa"/>
               <w:left w:w="120" w:type="dxa"/>
@@ -11819,12 +9443,12 @@
       <w:tr>
         <w:tblPrEx>
           <w:tblBorders>
-            <w:top w:val="none" w:color="DEE0E3" w:sz="0" w:space="0"/>
-            <w:left w:val="none" w:color="DEE0E3" w:sz="0" w:space="0"/>
-            <w:bottom w:val="none" w:color="DEE0E3" w:sz="0" w:space="0"/>
-            <w:right w:val="none" w:color="DEE0E3" w:sz="0" w:space="0"/>
-            <w:insideH w:val="none" w:color="DEE0E3" w:sz="0" w:space="0"/>
-            <w:insideV w:val="none" w:color="DEE0E3" w:sz="0" w:space="0"/>
+            <w:top w:val="none" w:color="auto" w:sz="0" w:space="0"/>
+            <w:left w:val="none" w:color="auto" w:sz="0" w:space="0"/>
+            <w:bottom w:val="none" w:color="auto" w:sz="0" w:space="0"/>
+            <w:right w:val="none" w:color="auto" w:sz="0" w:space="0"/>
+            <w:insideH w:val="none" w:color="auto" w:sz="0" w:space="0"/>
+            <w:insideV w:val="none" w:color="auto" w:sz="0" w:space="0"/>
           </w:tblBorders>
           <w:tblCellMar>
             <w:top w:w="0" w:type="dxa"/>
@@ -11846,7 +9470,6 @@
               <w:bottom w:val="nil"/>
               <w:right w:val="nil"/>
             </w:tcBorders>
-            <w:noWrap w:val="0"/>
             <w:tcMar>
               <w:top w:w="60" w:type="dxa"/>
               <w:left w:w="120" w:type="dxa"/>
@@ -11890,7 +9513,6 @@
               <w:bottom w:val="nil"/>
               <w:right w:val="nil"/>
             </w:tcBorders>
-            <w:noWrap w:val="0"/>
             <w:tcMar>
               <w:top w:w="60" w:type="dxa"/>
               <w:left w:w="120" w:type="dxa"/>
@@ -11934,7 +9556,6 @@
               <w:bottom w:val="nil"/>
               <w:right w:val="nil"/>
             </w:tcBorders>
-            <w:noWrap w:val="0"/>
             <w:tcMar>
               <w:top w:w="60" w:type="dxa"/>
               <w:left w:w="120" w:type="dxa"/>
@@ -11978,7 +9599,6 @@
               <w:bottom w:val="nil"/>
               <w:right w:val="single" w:color="auto" w:sz="12" w:space="0"/>
             </w:tcBorders>
-            <w:noWrap w:val="0"/>
             <w:tcMar>
               <w:top w:w="60" w:type="dxa"/>
               <w:left w:w="120" w:type="dxa"/>
@@ -12017,12 +9637,12 @@
       <w:tr>
         <w:tblPrEx>
           <w:tblBorders>
-            <w:top w:val="none" w:color="DEE0E3" w:sz="0" w:space="0"/>
-            <w:left w:val="none" w:color="DEE0E3" w:sz="0" w:space="0"/>
-            <w:bottom w:val="none" w:color="DEE0E3" w:sz="0" w:space="0"/>
-            <w:right w:val="none" w:color="DEE0E3" w:sz="0" w:space="0"/>
-            <w:insideH w:val="none" w:color="DEE0E3" w:sz="0" w:space="0"/>
-            <w:insideV w:val="none" w:color="DEE0E3" w:sz="0" w:space="0"/>
+            <w:top w:val="none" w:color="auto" w:sz="0" w:space="0"/>
+            <w:left w:val="none" w:color="auto" w:sz="0" w:space="0"/>
+            <w:bottom w:val="none" w:color="auto" w:sz="0" w:space="0"/>
+            <w:right w:val="none" w:color="auto" w:sz="0" w:space="0"/>
+            <w:insideH w:val="none" w:color="auto" w:sz="0" w:space="0"/>
+            <w:insideV w:val="none" w:color="auto" w:sz="0" w:space="0"/>
           </w:tblBorders>
           <w:tblCellMar>
             <w:top w:w="0" w:type="dxa"/>
@@ -12044,7 +9664,6 @@
               <w:bottom w:val="nil"/>
               <w:right w:val="nil"/>
             </w:tcBorders>
-            <w:noWrap w:val="0"/>
             <w:tcMar>
               <w:top w:w="60" w:type="dxa"/>
               <w:left w:w="120" w:type="dxa"/>
@@ -12088,7 +9707,6 @@
               <w:bottom w:val="nil"/>
               <w:right w:val="nil"/>
             </w:tcBorders>
-            <w:noWrap w:val="0"/>
             <w:tcMar>
               <w:top w:w="60" w:type="dxa"/>
               <w:left w:w="120" w:type="dxa"/>
@@ -12132,7 +9750,6 @@
               <w:bottom w:val="nil"/>
               <w:right w:val="nil"/>
             </w:tcBorders>
-            <w:noWrap w:val="0"/>
             <w:tcMar>
               <w:top w:w="60" w:type="dxa"/>
               <w:left w:w="120" w:type="dxa"/>
@@ -12176,7 +9793,6 @@
               <w:bottom w:val="nil"/>
               <w:right w:val="single" w:color="auto" w:sz="12" w:space="0"/>
             </w:tcBorders>
-            <w:noWrap w:val="0"/>
             <w:tcMar>
               <w:top w:w="60" w:type="dxa"/>
               <w:left w:w="120" w:type="dxa"/>
@@ -12215,12 +9831,12 @@
       <w:tr>
         <w:tblPrEx>
           <w:tblBorders>
-            <w:top w:val="none" w:color="DEE0E3" w:sz="0" w:space="0"/>
-            <w:left w:val="none" w:color="DEE0E3" w:sz="0" w:space="0"/>
-            <w:bottom w:val="none" w:color="DEE0E3" w:sz="0" w:space="0"/>
-            <w:right w:val="none" w:color="DEE0E3" w:sz="0" w:space="0"/>
-            <w:insideH w:val="none" w:color="DEE0E3" w:sz="0" w:space="0"/>
-            <w:insideV w:val="none" w:color="DEE0E3" w:sz="0" w:space="0"/>
+            <w:top w:val="none" w:color="auto" w:sz="0" w:space="0"/>
+            <w:left w:val="none" w:color="auto" w:sz="0" w:space="0"/>
+            <w:bottom w:val="none" w:color="auto" w:sz="0" w:space="0"/>
+            <w:right w:val="none" w:color="auto" w:sz="0" w:space="0"/>
+            <w:insideH w:val="none" w:color="auto" w:sz="0" w:space="0"/>
+            <w:insideV w:val="none" w:color="auto" w:sz="0" w:space="0"/>
           </w:tblBorders>
           <w:tblCellMar>
             <w:top w:w="0" w:type="dxa"/>
@@ -12242,7 +9858,6 @@
               <w:bottom w:val="nil"/>
               <w:right w:val="nil"/>
             </w:tcBorders>
-            <w:noWrap w:val="0"/>
             <w:tcMar>
               <w:top w:w="60" w:type="dxa"/>
               <w:left w:w="120" w:type="dxa"/>
@@ -12286,7 +9901,6 @@
               <w:bottom w:val="nil"/>
               <w:right w:val="nil"/>
             </w:tcBorders>
-            <w:noWrap w:val="0"/>
             <w:tcMar>
               <w:top w:w="60" w:type="dxa"/>
               <w:left w:w="120" w:type="dxa"/>
@@ -12330,7 +9944,6 @@
               <w:bottom w:val="nil"/>
               <w:right w:val="nil"/>
             </w:tcBorders>
-            <w:noWrap w:val="0"/>
             <w:tcMar>
               <w:top w:w="60" w:type="dxa"/>
               <w:left w:w="120" w:type="dxa"/>
@@ -12374,7 +9987,6 @@
               <w:bottom w:val="nil"/>
               <w:right w:val="single" w:color="auto" w:sz="12" w:space="0"/>
             </w:tcBorders>
-            <w:noWrap w:val="0"/>
             <w:tcMar>
               <w:top w:w="60" w:type="dxa"/>
               <w:left w:w="120" w:type="dxa"/>
@@ -12413,12 +10025,12 @@
       <w:tr>
         <w:tblPrEx>
           <w:tblBorders>
-            <w:top w:val="none" w:color="DEE0E3" w:sz="0" w:space="0"/>
-            <w:left w:val="none" w:color="DEE0E3" w:sz="0" w:space="0"/>
-            <w:bottom w:val="none" w:color="DEE0E3" w:sz="0" w:space="0"/>
-            <w:right w:val="none" w:color="DEE0E3" w:sz="0" w:space="0"/>
-            <w:insideH w:val="none" w:color="DEE0E3" w:sz="0" w:space="0"/>
-            <w:insideV w:val="none" w:color="DEE0E3" w:sz="0" w:space="0"/>
+            <w:top w:val="none" w:color="auto" w:sz="0" w:space="0"/>
+            <w:left w:val="none" w:color="auto" w:sz="0" w:space="0"/>
+            <w:bottom w:val="none" w:color="auto" w:sz="0" w:space="0"/>
+            <w:right w:val="none" w:color="auto" w:sz="0" w:space="0"/>
+            <w:insideH w:val="none" w:color="auto" w:sz="0" w:space="0"/>
+            <w:insideV w:val="none" w:color="auto" w:sz="0" w:space="0"/>
           </w:tblBorders>
           <w:tblCellMar>
             <w:top w:w="0" w:type="dxa"/>
@@ -12440,7 +10052,6 @@
               <w:bottom w:val="single" w:color="auto" w:sz="12" w:space="0"/>
               <w:right w:val="nil"/>
             </w:tcBorders>
-            <w:noWrap w:val="0"/>
             <w:tcMar>
               <w:top w:w="60" w:type="dxa"/>
               <w:left w:w="120" w:type="dxa"/>
@@ -12484,7 +10095,6 @@
               <w:bottom w:val="single" w:color="auto" w:sz="12" w:space="0"/>
               <w:right w:val="nil"/>
             </w:tcBorders>
-            <w:noWrap w:val="0"/>
             <w:tcMar>
               <w:top w:w="60" w:type="dxa"/>
               <w:left w:w="120" w:type="dxa"/>
@@ -12528,7 +10138,6 @@
               <w:bottom w:val="single" w:color="auto" w:sz="12" w:space="0"/>
               <w:right w:val="nil"/>
             </w:tcBorders>
-            <w:noWrap w:val="0"/>
             <w:tcMar>
               <w:top w:w="60" w:type="dxa"/>
               <w:left w:w="120" w:type="dxa"/>
@@ -12582,7 +10191,6 @@
               <w:bottom w:val="single" w:color="auto" w:sz="12" w:space="0"/>
               <w:right w:val="single" w:color="auto" w:sz="12" w:space="0"/>
             </w:tcBorders>
-            <w:noWrap w:val="0"/>
             <w:tcMar>
               <w:top w:w="60" w:type="dxa"/>
               <w:left w:w="120" w:type="dxa"/>
@@ -12637,13 +10245,13 @@
         <w:snapToGrid w:val="0"/>
         <w:textAlignment w:val="baseline"/>
       </w:pPr>
-      <w:bookmarkStart w:id="24" w:name="heading_11"/>
-      <w:bookmarkStart w:id="25" w:name="_Toc20046"/>
+      <w:bookmarkStart w:id="22" w:name="heading_11"/>
+      <w:bookmarkStart w:id="23" w:name="_Toc30354"/>
       <w:r>
         <w:t>演练实施流程</w:t>
       </w:r>
-      <w:bookmarkEnd w:id="24"/>
-      <w:bookmarkEnd w:id="25"/>
+      <w:bookmarkEnd w:id="22"/>
+      <w:bookmarkEnd w:id="23"/>
     </w:p>
     <w:p>
       <w:pPr>
@@ -12685,13 +10293,13 @@
         <w:snapToGrid w:val="0"/>
         <w:textAlignment w:val="baseline"/>
       </w:pPr>
-      <w:bookmarkStart w:id="26" w:name="heading_12"/>
-      <w:bookmarkStart w:id="27" w:name="_Toc9537"/>
+      <w:bookmarkStart w:id="24" w:name="heading_12"/>
+      <w:bookmarkStart w:id="25" w:name="_Toc19186"/>
       <w:r>
         <w:t>演练后总结</w:t>
       </w:r>
-      <w:bookmarkEnd w:id="26"/>
-      <w:bookmarkEnd w:id="27"/>
+      <w:bookmarkEnd w:id="24"/>
+      <w:bookmarkEnd w:id="25"/>
     </w:p>
     <w:tbl>
       <w:tblPr>
@@ -12699,12 +10307,12 @@
         <w:tblW w:w="8214" w:type="dxa"/>
         <w:jc w:val="center"/>
         <w:tblBorders>
-          <w:top w:val="none" w:color="DEE0E3" w:sz="0" w:space="0"/>
-          <w:left w:val="none" w:color="DEE0E3" w:sz="0" w:space="0"/>
-          <w:bottom w:val="none" w:color="DEE0E3" w:sz="0" w:space="0"/>
-          <w:right w:val="none" w:color="DEE0E3" w:sz="0" w:space="0"/>
-          <w:insideH w:val="none" w:color="DEE0E3" w:sz="0" w:space="0"/>
-          <w:insideV w:val="none" w:color="DEE0E3" w:sz="0" w:space="0"/>
+          <w:top w:val="none" w:color="auto" w:sz="0" w:space="0"/>
+          <w:left w:val="none" w:color="auto" w:sz="0" w:space="0"/>
+          <w:bottom w:val="none" w:color="auto" w:sz="0" w:space="0"/>
+          <w:right w:val="none" w:color="auto" w:sz="0" w:space="0"/>
+          <w:insideH w:val="none" w:color="auto" w:sz="0" w:space="0"/>
+          <w:insideV w:val="none" w:color="auto" w:sz="0" w:space="0"/>
         </w:tblBorders>
         <w:tblLayout w:type="autofit"/>
         <w:tblCellMar>
@@ -12723,12 +10331,12 @@
       <w:tr>
         <w:tblPrEx>
           <w:tblBorders>
-            <w:top w:val="none" w:color="DEE0E3" w:sz="0" w:space="0"/>
-            <w:left w:val="none" w:color="DEE0E3" w:sz="0" w:space="0"/>
-            <w:bottom w:val="none" w:color="DEE0E3" w:sz="0" w:space="0"/>
-            <w:right w:val="none" w:color="DEE0E3" w:sz="0" w:space="0"/>
-            <w:insideH w:val="none" w:color="DEE0E3" w:sz="0" w:space="0"/>
-            <w:insideV w:val="none" w:color="DEE0E3" w:sz="0" w:space="0"/>
+            <w:top w:val="none" w:color="auto" w:sz="0" w:space="0"/>
+            <w:left w:val="none" w:color="auto" w:sz="0" w:space="0"/>
+            <w:bottom w:val="none" w:color="auto" w:sz="0" w:space="0"/>
+            <w:right w:val="none" w:color="auto" w:sz="0" w:space="0"/>
+            <w:insideH w:val="none" w:color="auto" w:sz="0" w:space="0"/>
+            <w:insideV w:val="none" w:color="auto" w:sz="0" w:space="0"/>
           </w:tblBorders>
           <w:tblCellMar>
             <w:top w:w="0" w:type="dxa"/>
@@ -12751,7 +10359,6 @@
               <w:bottom w:val="nil"/>
               <w:right w:val="nil"/>
             </w:tcBorders>
-            <w:noWrap w:val="0"/>
             <w:tcMar>
               <w:top w:w="60" w:type="dxa"/>
               <w:left w:w="120" w:type="dxa"/>
@@ -12801,7 +10408,6 @@
               <w:bottom w:val="nil"/>
               <w:right w:val="nil"/>
             </w:tcBorders>
-            <w:noWrap w:val="0"/>
             <w:tcMar>
               <w:top w:w="60" w:type="dxa"/>
               <w:left w:w="120" w:type="dxa"/>
@@ -12851,7 +10457,6 @@
               <w:bottom w:val="nil"/>
               <w:right w:val="nil"/>
             </w:tcBorders>
-            <w:noWrap w:val="0"/>
             <w:tcMar>
               <w:top w:w="60" w:type="dxa"/>
               <w:left w:w="120" w:type="dxa"/>
@@ -12901,7 +10506,6 @@
               <w:bottom w:val="nil"/>
               <w:right w:val="single" w:color="auto" w:sz="12" w:space="0"/>
             </w:tcBorders>
-            <w:noWrap w:val="0"/>
             <w:tcMar>
               <w:top w:w="60" w:type="dxa"/>
               <w:left w:w="120" w:type="dxa"/>
@@ -12946,12 +10550,12 @@
       <w:tr>
         <w:tblPrEx>
           <w:tblBorders>
-            <w:top w:val="none" w:color="DEE0E3" w:sz="0" w:space="0"/>
-            <w:left w:val="none" w:color="DEE0E3" w:sz="0" w:space="0"/>
-            <w:bottom w:val="none" w:color="DEE0E3" w:sz="0" w:space="0"/>
-            <w:right w:val="none" w:color="DEE0E3" w:sz="0" w:space="0"/>
-            <w:insideH w:val="none" w:color="DEE0E3" w:sz="0" w:space="0"/>
-            <w:insideV w:val="none" w:color="DEE0E3" w:sz="0" w:space="0"/>
+            <w:top w:val="none" w:color="auto" w:sz="0" w:space="0"/>
+            <w:left w:val="none" w:color="auto" w:sz="0" w:space="0"/>
+            <w:bottom w:val="none" w:color="auto" w:sz="0" w:space="0"/>
+            <w:right w:val="none" w:color="auto" w:sz="0" w:space="0"/>
+            <w:insideH w:val="none" w:color="auto" w:sz="0" w:space="0"/>
+            <w:insideV w:val="none" w:color="auto" w:sz="0" w:space="0"/>
           </w:tblBorders>
           <w:tblCellMar>
             <w:top w:w="0" w:type="dxa"/>
@@ -12973,7 +10577,6 @@
               <w:bottom w:val="nil"/>
               <w:right w:val="nil"/>
             </w:tcBorders>
-            <w:noWrap w:val="0"/>
             <w:tcMar>
               <w:top w:w="60" w:type="dxa"/>
               <w:left w:w="120" w:type="dxa"/>
@@ -13017,7 +10620,6 @@
               <w:bottom w:val="nil"/>
               <w:right w:val="nil"/>
             </w:tcBorders>
-            <w:noWrap w:val="0"/>
             <w:tcMar>
               <w:top w:w="60" w:type="dxa"/>
               <w:left w:w="120" w:type="dxa"/>
@@ -13061,7 +10663,6 @@
               <w:bottom w:val="nil"/>
               <w:right w:val="nil"/>
             </w:tcBorders>
-            <w:noWrap w:val="0"/>
             <w:tcMar>
               <w:top w:w="60" w:type="dxa"/>
               <w:left w:w="120" w:type="dxa"/>
@@ -13115,7 +10716,6 @@
               <w:bottom w:val="nil"/>
               <w:right w:val="single" w:color="auto" w:sz="12" w:space="0"/>
             </w:tcBorders>
-            <w:noWrap w:val="0"/>
             <w:tcMar>
               <w:top w:w="60" w:type="dxa"/>
               <w:left w:w="120" w:type="dxa"/>
@@ -13154,12 +10754,12 @@
       <w:tr>
         <w:tblPrEx>
           <w:tblBorders>
-            <w:top w:val="none" w:color="DEE0E3" w:sz="0" w:space="0"/>
-            <w:left w:val="none" w:color="DEE0E3" w:sz="0" w:space="0"/>
-            <w:bottom w:val="none" w:color="DEE0E3" w:sz="0" w:space="0"/>
-            <w:right w:val="none" w:color="DEE0E3" w:sz="0" w:space="0"/>
-            <w:insideH w:val="none" w:color="DEE0E3" w:sz="0" w:space="0"/>
-            <w:insideV w:val="none" w:color="DEE0E3" w:sz="0" w:space="0"/>
+            <w:top w:val="none" w:color="auto" w:sz="0" w:space="0"/>
+            <w:left w:val="none" w:color="auto" w:sz="0" w:space="0"/>
+            <w:bottom w:val="none" w:color="auto" w:sz="0" w:space="0"/>
+            <w:right w:val="none" w:color="auto" w:sz="0" w:space="0"/>
+            <w:insideH w:val="none" w:color="auto" w:sz="0" w:space="0"/>
+            <w:insideV w:val="none" w:color="auto" w:sz="0" w:space="0"/>
           </w:tblBorders>
           <w:tblCellMar>
             <w:top w:w="0" w:type="dxa"/>
@@ -13181,7 +10781,6 @@
               <w:bottom w:val="nil"/>
               <w:right w:val="nil"/>
             </w:tcBorders>
-            <w:noWrap w:val="0"/>
             <w:tcMar>
               <w:top w:w="60" w:type="dxa"/>
               <w:left w:w="120" w:type="dxa"/>
@@ -13225,7 +10824,6 @@
               <w:bottom w:val="nil"/>
               <w:right w:val="nil"/>
             </w:tcBorders>
-            <w:noWrap w:val="0"/>
             <w:tcMar>
               <w:top w:w="60" w:type="dxa"/>
               <w:left w:w="120" w:type="dxa"/>
@@ -13269,7 +10867,6 @@
               <w:bottom w:val="nil"/>
               <w:right w:val="nil"/>
             </w:tcBorders>
-            <w:noWrap w:val="0"/>
             <w:tcMar>
               <w:top w:w="60" w:type="dxa"/>
               <w:left w:w="120" w:type="dxa"/>
@@ -13313,7 +10910,6 @@
               <w:bottom w:val="nil"/>
               <w:right w:val="single" w:color="auto" w:sz="12" w:space="0"/>
             </w:tcBorders>
-            <w:noWrap w:val="0"/>
             <w:tcMar>
               <w:top w:w="60" w:type="dxa"/>
               <w:left w:w="120" w:type="dxa"/>
@@ -13352,12 +10948,12 @@
       <w:tr>
         <w:tblPrEx>
           <w:tblBorders>
-            <w:top w:val="none" w:color="DEE0E3" w:sz="0" w:space="0"/>
-            <w:left w:val="none" w:color="DEE0E3" w:sz="0" w:space="0"/>
-            <w:bottom w:val="none" w:color="DEE0E3" w:sz="0" w:space="0"/>
-            <w:right w:val="none" w:color="DEE0E3" w:sz="0" w:space="0"/>
-            <w:insideH w:val="none" w:color="DEE0E3" w:sz="0" w:space="0"/>
-            <w:insideV w:val="none" w:color="DEE0E3" w:sz="0" w:space="0"/>
+            <w:top w:val="none" w:color="auto" w:sz="0" w:space="0"/>
+            <w:left w:val="none" w:color="auto" w:sz="0" w:space="0"/>
+            <w:bottom w:val="none" w:color="auto" w:sz="0" w:space="0"/>
+            <w:right w:val="none" w:color="auto" w:sz="0" w:space="0"/>
+            <w:insideH w:val="none" w:color="auto" w:sz="0" w:space="0"/>
+            <w:insideV w:val="none" w:color="auto" w:sz="0" w:space="0"/>
           </w:tblBorders>
           <w:tblCellMar>
             <w:top w:w="0" w:type="dxa"/>
@@ -13379,7 +10975,6 @@
               <w:bottom w:val="nil"/>
               <w:right w:val="nil"/>
             </w:tcBorders>
-            <w:noWrap w:val="0"/>
             <w:tcMar>
               <w:top w:w="60" w:type="dxa"/>
               <w:left w:w="120" w:type="dxa"/>
@@ -13423,7 +11018,6 @@
               <w:bottom w:val="nil"/>
               <w:right w:val="nil"/>
             </w:tcBorders>
-            <w:noWrap w:val="0"/>
             <w:tcMar>
               <w:top w:w="60" w:type="dxa"/>
               <w:left w:w="120" w:type="dxa"/>
@@ -13467,7 +11061,6 @@
               <w:bottom w:val="nil"/>
               <w:right w:val="nil"/>
             </w:tcBorders>
-            <w:noWrap w:val="0"/>
             <w:tcMar>
               <w:top w:w="60" w:type="dxa"/>
               <w:left w:w="120" w:type="dxa"/>
@@ -13511,7 +11104,6 @@
               <w:bottom w:val="nil"/>
               <w:right w:val="single" w:color="auto" w:sz="12" w:space="0"/>
             </w:tcBorders>
-            <w:noWrap w:val="0"/>
             <w:tcMar>
               <w:top w:w="60" w:type="dxa"/>
               <w:left w:w="120" w:type="dxa"/>
@@ -13550,12 +11142,12 @@
       <w:tr>
         <w:tblPrEx>
           <w:tblBorders>
-            <w:top w:val="none" w:color="DEE0E3" w:sz="0" w:space="0"/>
-            <w:left w:val="none" w:color="DEE0E3" w:sz="0" w:space="0"/>
-            <w:bottom w:val="none" w:color="DEE0E3" w:sz="0" w:space="0"/>
-            <w:right w:val="none" w:color="DEE0E3" w:sz="0" w:space="0"/>
-            <w:insideH w:val="none" w:color="DEE0E3" w:sz="0" w:space="0"/>
-            <w:insideV w:val="none" w:color="DEE0E3" w:sz="0" w:space="0"/>
+            <w:top w:val="none" w:color="auto" w:sz="0" w:space="0"/>
+            <w:left w:val="none" w:color="auto" w:sz="0" w:space="0"/>
+            <w:bottom w:val="none" w:color="auto" w:sz="0" w:space="0"/>
+            <w:right w:val="none" w:color="auto" w:sz="0" w:space="0"/>
+            <w:insideH w:val="none" w:color="auto" w:sz="0" w:space="0"/>
+            <w:insideV w:val="none" w:color="auto" w:sz="0" w:space="0"/>
           </w:tblBorders>
           <w:tblCellMar>
             <w:top w:w="0" w:type="dxa"/>
@@ -13577,7 +11169,6 @@
               <w:bottom w:val="nil"/>
               <w:right w:val="nil"/>
             </w:tcBorders>
-            <w:noWrap w:val="0"/>
             <w:tcMar>
               <w:top w:w="60" w:type="dxa"/>
               <w:left w:w="120" w:type="dxa"/>
@@ -13621,7 +11212,6 @@
               <w:bottom w:val="nil"/>
               <w:right w:val="nil"/>
             </w:tcBorders>
-            <w:noWrap w:val="0"/>
             <w:tcMar>
               <w:top w:w="60" w:type="dxa"/>
               <w:left w:w="120" w:type="dxa"/>
@@ -13665,7 +11255,6 @@
               <w:bottom w:val="nil"/>
               <w:right w:val="nil"/>
             </w:tcBorders>
-            <w:noWrap w:val="0"/>
             <w:tcMar>
               <w:top w:w="60" w:type="dxa"/>
               <w:left w:w="120" w:type="dxa"/>
@@ -13709,7 +11298,6 @@
               <w:bottom w:val="nil"/>
               <w:right w:val="single" w:color="auto" w:sz="12" w:space="0"/>
             </w:tcBorders>
-            <w:noWrap w:val="0"/>
             <w:tcMar>
               <w:top w:w="60" w:type="dxa"/>
               <w:left w:w="120" w:type="dxa"/>
@@ -13748,12 +11336,12 @@
       <w:tr>
         <w:tblPrEx>
           <w:tblBorders>
-            <w:top w:val="none" w:color="DEE0E3" w:sz="0" w:space="0"/>
-            <w:left w:val="none" w:color="DEE0E3" w:sz="0" w:space="0"/>
-            <w:bottom w:val="none" w:color="DEE0E3" w:sz="0" w:space="0"/>
-            <w:right w:val="none" w:color="DEE0E3" w:sz="0" w:space="0"/>
-            <w:insideH w:val="none" w:color="DEE0E3" w:sz="0" w:space="0"/>
-            <w:insideV w:val="none" w:color="DEE0E3" w:sz="0" w:space="0"/>
+            <w:top w:val="none" w:color="auto" w:sz="0" w:space="0"/>
+            <w:left w:val="none" w:color="auto" w:sz="0" w:space="0"/>
+            <w:bottom w:val="none" w:color="auto" w:sz="0" w:space="0"/>
+            <w:right w:val="none" w:color="auto" w:sz="0" w:space="0"/>
+            <w:insideH w:val="none" w:color="auto" w:sz="0" w:space="0"/>
+            <w:insideV w:val="none" w:color="auto" w:sz="0" w:space="0"/>
           </w:tblBorders>
           <w:tblCellMar>
             <w:top w:w="0" w:type="dxa"/>
@@ -13775,7 +11363,6 @@
               <w:bottom w:val="single" w:color="auto" w:sz="12" w:space="0"/>
               <w:right w:val="nil"/>
             </w:tcBorders>
-            <w:noWrap w:val="0"/>
             <w:tcMar>
               <w:top w:w="60" w:type="dxa"/>
               <w:left w:w="120" w:type="dxa"/>
@@ -13819,7 +11406,6 @@
               <w:bottom w:val="single" w:color="auto" w:sz="12" w:space="0"/>
               <w:right w:val="nil"/>
             </w:tcBorders>
-            <w:noWrap w:val="0"/>
             <w:tcMar>
               <w:top w:w="60" w:type="dxa"/>
               <w:left w:w="120" w:type="dxa"/>
@@ -13863,7 +11449,6 @@
               <w:bottom w:val="single" w:color="auto" w:sz="12" w:space="0"/>
               <w:right w:val="nil"/>
             </w:tcBorders>
-            <w:noWrap w:val="0"/>
             <w:tcMar>
               <w:top w:w="60" w:type="dxa"/>
               <w:left w:w="120" w:type="dxa"/>
@@ -13907,7 +11492,6 @@
               <w:bottom w:val="single" w:color="auto" w:sz="12" w:space="0"/>
               <w:right w:val="single" w:color="auto" w:sz="12" w:space="0"/>
             </w:tcBorders>
-            <w:noWrap w:val="0"/>
             <w:tcMar>
               <w:top w:w="60" w:type="dxa"/>
               <w:left w:w="120" w:type="dxa"/>
@@ -13962,13 +11546,13 @@
         <w:snapToGrid w:val="0"/>
         <w:textAlignment w:val="baseline"/>
       </w:pPr>
-      <w:bookmarkStart w:id="28" w:name="heading_13"/>
-      <w:bookmarkStart w:id="29" w:name="_Toc13833"/>
+      <w:bookmarkStart w:id="26" w:name="heading_13"/>
+      <w:bookmarkStart w:id="27" w:name="_Toc12264"/>
       <w:r>
         <w:t>演练评估标准</w:t>
       </w:r>
-      <w:bookmarkEnd w:id="28"/>
-      <w:bookmarkEnd w:id="29"/>
+      <w:bookmarkEnd w:id="26"/>
+      <w:bookmarkEnd w:id="27"/>
     </w:p>
     <w:p>
       <w:pPr>
@@ -13988,13 +11572,13 @@
         <w:snapToGrid w:val="0"/>
         <w:textAlignment w:val="baseline"/>
       </w:pPr>
-      <w:bookmarkStart w:id="30" w:name="heading_14"/>
-      <w:bookmarkStart w:id="31" w:name="_Toc20475"/>
+      <w:bookmarkStart w:id="28" w:name="heading_14"/>
+      <w:bookmarkStart w:id="29" w:name="_Toc3635"/>
       <w:r>
         <w:t>一级故障演练评估</w:t>
       </w:r>
-      <w:bookmarkEnd w:id="30"/>
-      <w:bookmarkEnd w:id="31"/>
+      <w:bookmarkEnd w:id="28"/>
+      <w:bookmarkEnd w:id="29"/>
     </w:p>
     <w:tbl>
       <w:tblPr>
@@ -14002,12 +11586,12 @@
         <w:tblW w:w="8214" w:type="dxa"/>
         <w:jc w:val="center"/>
         <w:tblBorders>
-          <w:top w:val="none" w:color="DEE0E3" w:sz="0" w:space="0"/>
-          <w:left w:val="none" w:color="DEE0E3" w:sz="0" w:space="0"/>
-          <w:bottom w:val="none" w:color="DEE0E3" w:sz="0" w:space="0"/>
-          <w:right w:val="none" w:color="DEE0E3" w:sz="0" w:space="0"/>
-          <w:insideH w:val="none" w:color="DEE0E3" w:sz="0" w:space="0"/>
-          <w:insideV w:val="none" w:color="DEE0E3" w:sz="0" w:space="0"/>
+          <w:top w:val="none" w:color="auto" w:sz="0" w:space="0"/>
+          <w:left w:val="none" w:color="auto" w:sz="0" w:space="0"/>
+          <w:bottom w:val="none" w:color="auto" w:sz="0" w:space="0"/>
+          <w:right w:val="none" w:color="auto" w:sz="0" w:space="0"/>
+          <w:insideH w:val="none" w:color="auto" w:sz="0" w:space="0"/>
+          <w:insideV w:val="none" w:color="auto" w:sz="0" w:space="0"/>
         </w:tblBorders>
         <w:tblLayout w:type="autofit"/>
         <w:tblCellMar>
@@ -14025,12 +11609,12 @@
       <w:tr>
         <w:tblPrEx>
           <w:tblBorders>
-            <w:top w:val="none" w:color="DEE0E3" w:sz="0" w:space="0"/>
-            <w:left w:val="none" w:color="DEE0E3" w:sz="0" w:space="0"/>
-            <w:bottom w:val="none" w:color="DEE0E3" w:sz="0" w:space="0"/>
-            <w:right w:val="none" w:color="DEE0E3" w:sz="0" w:space="0"/>
-            <w:insideH w:val="none" w:color="DEE0E3" w:sz="0" w:space="0"/>
-            <w:insideV w:val="none" w:color="DEE0E3" w:sz="0" w:space="0"/>
+            <w:top w:val="none" w:color="auto" w:sz="0" w:space="0"/>
+            <w:left w:val="none" w:color="auto" w:sz="0" w:space="0"/>
+            <w:bottom w:val="none" w:color="auto" w:sz="0" w:space="0"/>
+            <w:right w:val="none" w:color="auto" w:sz="0" w:space="0"/>
+            <w:insideH w:val="none" w:color="auto" w:sz="0" w:space="0"/>
+            <w:insideV w:val="none" w:color="auto" w:sz="0" w:space="0"/>
           </w:tblBorders>
           <w:tblCellMar>
             <w:top w:w="0" w:type="dxa"/>
@@ -14053,7 +11637,6 @@
               <w:bottom w:val="nil"/>
               <w:right w:val="nil"/>
             </w:tcBorders>
-            <w:noWrap w:val="0"/>
             <w:tcMar>
               <w:top w:w="60" w:type="dxa"/>
               <w:left w:w="120" w:type="dxa"/>
@@ -14103,7 +11686,6 @@
               <w:bottom w:val="nil"/>
               <w:right w:val="nil"/>
             </w:tcBorders>
-            <w:noWrap w:val="0"/>
             <w:tcMar>
               <w:top w:w="60" w:type="dxa"/>
               <w:left w:w="120" w:type="dxa"/>
@@ -14153,7 +11735,6 @@
               <w:bottom w:val="nil"/>
               <w:right w:val="single" w:color="auto" w:sz="12" w:space="0"/>
             </w:tcBorders>
-            <w:noWrap w:val="0"/>
             <w:tcMar>
               <w:top w:w="60" w:type="dxa"/>
               <w:left w:w="120" w:type="dxa"/>
@@ -14198,12 +11779,12 @@
       <w:tr>
         <w:tblPrEx>
           <w:tblBorders>
-            <w:top w:val="none" w:color="DEE0E3" w:sz="0" w:space="0"/>
-            <w:left w:val="none" w:color="DEE0E3" w:sz="0" w:space="0"/>
-            <w:bottom w:val="none" w:color="DEE0E3" w:sz="0" w:space="0"/>
-            <w:right w:val="none" w:color="DEE0E3" w:sz="0" w:space="0"/>
-            <w:insideH w:val="none" w:color="DEE0E3" w:sz="0" w:space="0"/>
-            <w:insideV w:val="none" w:color="DEE0E3" w:sz="0" w:space="0"/>
+            <w:top w:val="none" w:color="auto" w:sz="0" w:space="0"/>
+            <w:left w:val="none" w:color="auto" w:sz="0" w:space="0"/>
+            <w:bottom w:val="none" w:color="auto" w:sz="0" w:space="0"/>
+            <w:right w:val="none" w:color="auto" w:sz="0" w:space="0"/>
+            <w:insideH w:val="none" w:color="auto" w:sz="0" w:space="0"/>
+            <w:insideV w:val="none" w:color="auto" w:sz="0" w:space="0"/>
           </w:tblBorders>
           <w:tblCellMar>
             <w:top w:w="0" w:type="dxa"/>
@@ -14225,7 +11806,6 @@
               <w:bottom w:val="nil"/>
               <w:right w:val="nil"/>
             </w:tcBorders>
-            <w:noWrap w:val="0"/>
             <w:tcMar>
               <w:top w:w="60" w:type="dxa"/>
               <w:left w:w="120" w:type="dxa"/>
@@ -14269,7 +11849,6 @@
               <w:bottom w:val="nil"/>
               <w:right w:val="nil"/>
             </w:tcBorders>
-            <w:noWrap w:val="0"/>
             <w:tcMar>
               <w:top w:w="60" w:type="dxa"/>
               <w:left w:w="120" w:type="dxa"/>
@@ -14313,7 +11892,6 @@
               <w:bottom w:val="nil"/>
               <w:right w:val="single" w:color="auto" w:sz="12" w:space="0"/>
             </w:tcBorders>
-            <w:noWrap w:val="0"/>
             <w:tcMar>
               <w:top w:w="60" w:type="dxa"/>
               <w:left w:w="120" w:type="dxa"/>
@@ -14352,12 +11930,12 @@
       <w:tr>
         <w:tblPrEx>
           <w:tblBorders>
-            <w:top w:val="none" w:color="DEE0E3" w:sz="0" w:space="0"/>
-            <w:left w:val="none" w:color="DEE0E3" w:sz="0" w:space="0"/>
-            <w:bottom w:val="none" w:color="DEE0E3" w:sz="0" w:space="0"/>
-            <w:right w:val="none" w:color="DEE0E3" w:sz="0" w:space="0"/>
-            <w:insideH w:val="none" w:color="DEE0E3" w:sz="0" w:space="0"/>
-            <w:insideV w:val="none" w:color="DEE0E3" w:sz="0" w:space="0"/>
+            <w:top w:val="none" w:color="auto" w:sz="0" w:space="0"/>
+            <w:left w:val="none" w:color="auto" w:sz="0" w:space="0"/>
+            <w:bottom w:val="none" w:color="auto" w:sz="0" w:space="0"/>
+            <w:right w:val="none" w:color="auto" w:sz="0" w:space="0"/>
+            <w:insideH w:val="none" w:color="auto" w:sz="0" w:space="0"/>
+            <w:insideV w:val="none" w:color="auto" w:sz="0" w:space="0"/>
           </w:tblBorders>
           <w:tblCellMar>
             <w:top w:w="0" w:type="dxa"/>
@@ -14379,7 +11957,6 @@
               <w:bottom w:val="nil"/>
               <w:right w:val="nil"/>
             </w:tcBorders>
-            <w:noWrap w:val="0"/>
             <w:tcMar>
               <w:top w:w="60" w:type="dxa"/>
               <w:left w:w="120" w:type="dxa"/>
@@ -14423,7 +12000,6 @@
               <w:bottom w:val="nil"/>
               <w:right w:val="nil"/>
             </w:tcBorders>
-            <w:noWrap w:val="0"/>
             <w:tcMar>
               <w:top w:w="60" w:type="dxa"/>
               <w:left w:w="120" w:type="dxa"/>
@@ -14467,7 +12043,6 @@
               <w:bottom w:val="nil"/>
               <w:right w:val="single" w:color="auto" w:sz="12" w:space="0"/>
             </w:tcBorders>
-            <w:noWrap w:val="0"/>
             <w:tcMar>
               <w:top w:w="60" w:type="dxa"/>
               <w:left w:w="120" w:type="dxa"/>
@@ -14506,12 +12081,12 @@
       <w:tr>
         <w:tblPrEx>
           <w:tblBorders>
-            <w:top w:val="none" w:color="DEE0E3" w:sz="0" w:space="0"/>
-            <w:left w:val="none" w:color="DEE0E3" w:sz="0" w:space="0"/>
-            <w:bottom w:val="none" w:color="DEE0E3" w:sz="0" w:space="0"/>
-            <w:right w:val="none" w:color="DEE0E3" w:sz="0" w:space="0"/>
-            <w:insideH w:val="none" w:color="DEE0E3" w:sz="0" w:space="0"/>
-            <w:insideV w:val="none" w:color="DEE0E3" w:sz="0" w:space="0"/>
+            <w:top w:val="none" w:color="auto" w:sz="0" w:space="0"/>
+            <w:left w:val="none" w:color="auto" w:sz="0" w:space="0"/>
+            <w:bottom w:val="none" w:color="auto" w:sz="0" w:space="0"/>
+            <w:right w:val="none" w:color="auto" w:sz="0" w:space="0"/>
+            <w:insideH w:val="none" w:color="auto" w:sz="0" w:space="0"/>
+            <w:insideV w:val="none" w:color="auto" w:sz="0" w:space="0"/>
           </w:tblBorders>
           <w:tblCellMar>
             <w:top w:w="0" w:type="dxa"/>
@@ -14533,7 +12108,6 @@
               <w:bottom w:val="nil"/>
               <w:right w:val="nil"/>
             </w:tcBorders>
-            <w:noWrap w:val="0"/>
             <w:tcMar>
               <w:top w:w="60" w:type="dxa"/>
               <w:left w:w="120" w:type="dxa"/>
@@ -14577,7 +12151,6 @@
               <w:bottom w:val="nil"/>
               <w:right w:val="nil"/>
             </w:tcBorders>
-            <w:noWrap w:val="0"/>
             <w:tcMar>
               <w:top w:w="60" w:type="dxa"/>
               <w:left w:w="120" w:type="dxa"/>
@@ -14621,7 +12194,6 @@
               <w:bottom w:val="nil"/>
               <w:right w:val="single" w:color="auto" w:sz="12" w:space="0"/>
             </w:tcBorders>
-            <w:noWrap w:val="0"/>
             <w:tcMar>
               <w:top w:w="60" w:type="dxa"/>
               <w:left w:w="120" w:type="dxa"/>
@@ -14660,12 +12232,12 @@
       <w:tr>
         <w:tblPrEx>
           <w:tblBorders>
-            <w:top w:val="none" w:color="DEE0E3" w:sz="0" w:space="0"/>
-            <w:left w:val="none" w:color="DEE0E3" w:sz="0" w:space="0"/>
-            <w:bottom w:val="none" w:color="DEE0E3" w:sz="0" w:space="0"/>
-            <w:right w:val="none" w:color="DEE0E3" w:sz="0" w:space="0"/>
-            <w:insideH w:val="none" w:color="DEE0E3" w:sz="0" w:space="0"/>
-            <w:insideV w:val="none" w:color="DEE0E3" w:sz="0" w:space="0"/>
+            <w:top w:val="none" w:color="auto" w:sz="0" w:space="0"/>
+            <w:left w:val="none" w:color="auto" w:sz="0" w:space="0"/>
+            <w:bottom w:val="none" w:color="auto" w:sz="0" w:space="0"/>
+            <w:right w:val="none" w:color="auto" w:sz="0" w:space="0"/>
+            <w:insideH w:val="none" w:color="auto" w:sz="0" w:space="0"/>
+            <w:insideV w:val="none" w:color="auto" w:sz="0" w:space="0"/>
           </w:tblBorders>
           <w:tblCellMar>
             <w:top w:w="0" w:type="dxa"/>
@@ -14687,7 +12259,6 @@
               <w:bottom w:val="nil"/>
               <w:right w:val="nil"/>
             </w:tcBorders>
-            <w:noWrap w:val="0"/>
             <w:tcMar>
               <w:top w:w="60" w:type="dxa"/>
               <w:left w:w="120" w:type="dxa"/>
@@ -14731,7 +12302,6 @@
               <w:bottom w:val="nil"/>
               <w:right w:val="nil"/>
             </w:tcBorders>
-            <w:noWrap w:val="0"/>
             <w:tcMar>
               <w:top w:w="60" w:type="dxa"/>
               <w:left w:w="120" w:type="dxa"/>
@@ -14775,7 +12345,6 @@
               <w:bottom w:val="nil"/>
               <w:right w:val="single" w:color="auto" w:sz="12" w:space="0"/>
             </w:tcBorders>
-            <w:noWrap w:val="0"/>
             <w:tcMar>
               <w:top w:w="60" w:type="dxa"/>
               <w:left w:w="120" w:type="dxa"/>
@@ -14814,12 +12383,12 @@
       <w:tr>
         <w:tblPrEx>
           <w:tblBorders>
-            <w:top w:val="none" w:color="DEE0E3" w:sz="0" w:space="0"/>
-            <w:left w:val="none" w:color="DEE0E3" w:sz="0" w:space="0"/>
-            <w:bottom w:val="none" w:color="DEE0E3" w:sz="0" w:space="0"/>
-            <w:right w:val="none" w:color="DEE0E3" w:sz="0" w:space="0"/>
-            <w:insideH w:val="none" w:color="DEE0E3" w:sz="0" w:space="0"/>
-            <w:insideV w:val="none" w:color="DEE0E3" w:sz="0" w:space="0"/>
+            <w:top w:val="none" w:color="auto" w:sz="0" w:space="0"/>
+            <w:left w:val="none" w:color="auto" w:sz="0" w:space="0"/>
+            <w:bottom w:val="none" w:color="auto" w:sz="0" w:space="0"/>
+            <w:right w:val="none" w:color="auto" w:sz="0" w:space="0"/>
+            <w:insideH w:val="none" w:color="auto" w:sz="0" w:space="0"/>
+            <w:insideV w:val="none" w:color="auto" w:sz="0" w:space="0"/>
           </w:tblBorders>
           <w:tblCellMar>
             <w:top w:w="0" w:type="dxa"/>
@@ -14841,7 +12410,6 @@
               <w:bottom w:val="nil"/>
               <w:right w:val="nil"/>
             </w:tcBorders>
-            <w:noWrap w:val="0"/>
             <w:tcMar>
               <w:top w:w="60" w:type="dxa"/>
               <w:left w:w="120" w:type="dxa"/>
@@ -14885,7 +12453,6 @@
               <w:bottom w:val="nil"/>
               <w:right w:val="nil"/>
             </w:tcBorders>
-            <w:noWrap w:val="0"/>
             <w:tcMar>
               <w:top w:w="60" w:type="dxa"/>
               <w:left w:w="120" w:type="dxa"/>
@@ -14929,7 +12496,6 @@
               <w:bottom w:val="nil"/>
               <w:right w:val="single" w:color="auto" w:sz="12" w:space="0"/>
             </w:tcBorders>
-            <w:noWrap w:val="0"/>
             <w:tcMar>
               <w:top w:w="60" w:type="dxa"/>
               <w:left w:w="120" w:type="dxa"/>
@@ -14968,12 +12534,12 @@
       <w:tr>
         <w:tblPrEx>
           <w:tblBorders>
-            <w:top w:val="none" w:color="DEE0E3" w:sz="0" w:space="0"/>
-            <w:left w:val="none" w:color="DEE0E3" w:sz="0" w:space="0"/>
-            <w:bottom w:val="none" w:color="DEE0E3" w:sz="0" w:space="0"/>
-            <w:right w:val="none" w:color="DEE0E3" w:sz="0" w:space="0"/>
-            <w:insideH w:val="none" w:color="DEE0E3" w:sz="0" w:space="0"/>
-            <w:insideV w:val="none" w:color="DEE0E3" w:sz="0" w:space="0"/>
+            <w:top w:val="none" w:color="auto" w:sz="0" w:space="0"/>
+            <w:left w:val="none" w:color="auto" w:sz="0" w:space="0"/>
+            <w:bottom w:val="none" w:color="auto" w:sz="0" w:space="0"/>
+            <w:right w:val="none" w:color="auto" w:sz="0" w:space="0"/>
+            <w:insideH w:val="none" w:color="auto" w:sz="0" w:space="0"/>
+            <w:insideV w:val="none" w:color="auto" w:sz="0" w:space="0"/>
           </w:tblBorders>
           <w:tblCellMar>
             <w:top w:w="0" w:type="dxa"/>
@@ -14995,7 +12561,6 @@
               <w:bottom w:val="single" w:color="auto" w:sz="12" w:space="0"/>
               <w:right w:val="nil"/>
             </w:tcBorders>
-            <w:noWrap w:val="0"/>
             <w:tcMar>
               <w:top w:w="60" w:type="dxa"/>
               <w:left w:w="120" w:type="dxa"/>
@@ -15039,7 +12604,6 @@
               <w:bottom w:val="single" w:color="auto" w:sz="12" w:space="0"/>
               <w:right w:val="nil"/>
             </w:tcBorders>
-            <w:noWrap w:val="0"/>
             <w:tcMar>
               <w:top w:w="60" w:type="dxa"/>
               <w:left w:w="120" w:type="dxa"/>
@@ -15083,7 +12647,6 @@
               <w:bottom w:val="single" w:color="auto" w:sz="12" w:space="0"/>
               <w:right w:val="single" w:color="auto" w:sz="12" w:space="0"/>
             </w:tcBorders>
-            <w:noWrap w:val="0"/>
             <w:tcMar>
               <w:top w:w="60" w:type="dxa"/>
               <w:left w:w="120" w:type="dxa"/>
@@ -15111,842 +12674,6 @@
               <w:spacing w:line="240" w:lineRule="auto"/>
               <w:ind w:left="0" w:leftChars="0" w:right="0" w:rightChars="0" w:firstLine="0" w:firstLineChars="0"/>
               <w:jc w:val="center"/>
-              <w:textAlignment w:val="baseline"/>
-            </w:pPr>
-            <w:r>
-              <w:t>达标/不达标</w:t>
-            </w:r>
-          </w:p>
-        </w:tc>
-      </w:tr>
-    </w:tbl>
-    <w:p>
-      <w:pPr>
-        <w:pStyle w:val="31"/>
-        <w:keepNext w:val="0"/>
-        <w:keepLines w:val="0"/>
-        <w:pageBreakBefore w:val="0"/>
-        <w:widowControl w:val="0"/>
-        <w:kinsoku w:val="0"/>
-        <w:wordWrap/>
-        <w:overflowPunct/>
-        <w:topLinePunct w:val="0"/>
-        <w:autoSpaceDE w:val="0"/>
-        <w:autoSpaceDN w:val="0"/>
-        <w:bidi w:val="0"/>
-        <w:adjustRightInd w:val="0"/>
-        <w:snapToGrid w:val="0"/>
-        <w:textAlignment w:val="baseline"/>
-      </w:pPr>
-      <w:bookmarkStart w:id="32" w:name="heading_15"/>
-      <w:bookmarkStart w:id="33" w:name="_Toc13747"/>
-      <w:r>
-        <w:t>热备切换演练评估</w:t>
-      </w:r>
-      <w:bookmarkEnd w:id="32"/>
-      <w:bookmarkEnd w:id="33"/>
-    </w:p>
-    <w:tbl>
-      <w:tblPr>
-        <w:tblStyle w:val="20"/>
-        <w:tblW w:w="8214" w:type="dxa"/>
-        <w:jc w:val="center"/>
-        <w:tblBorders>
-          <w:top w:val="none" w:color="DEE0E3" w:sz="0" w:space="0"/>
-          <w:left w:val="none" w:color="DEE0E3" w:sz="0" w:space="0"/>
-          <w:bottom w:val="none" w:color="DEE0E3" w:sz="0" w:space="0"/>
-          <w:right w:val="none" w:color="DEE0E3" w:sz="0" w:space="0"/>
-          <w:insideH w:val="none" w:color="DEE0E3" w:sz="0" w:space="0"/>
-          <w:insideV w:val="none" w:color="DEE0E3" w:sz="0" w:space="0"/>
-        </w:tblBorders>
-        <w:tblLayout w:type="autofit"/>
-        <w:tblCellMar>
-          <w:top w:w="0" w:type="dxa"/>
-          <w:left w:w="10" w:type="dxa"/>
-          <w:bottom w:w="0" w:type="dxa"/>
-          <w:right w:w="10" w:type="dxa"/>
-        </w:tblCellMar>
-      </w:tblPr>
-      <w:tblGrid>
-        <w:gridCol w:w="3308"/>
-        <w:gridCol w:w="1939"/>
-        <w:gridCol w:w="2967"/>
-      </w:tblGrid>
-      <w:tr>
-        <w:tblPrEx>
-          <w:tblBorders>
-            <w:top w:val="none" w:color="DEE0E3" w:sz="0" w:space="0"/>
-            <w:left w:val="none" w:color="DEE0E3" w:sz="0" w:space="0"/>
-            <w:bottom w:val="none" w:color="DEE0E3" w:sz="0" w:space="0"/>
-            <w:right w:val="none" w:color="DEE0E3" w:sz="0" w:space="0"/>
-            <w:insideH w:val="none" w:color="DEE0E3" w:sz="0" w:space="0"/>
-            <w:insideV w:val="none" w:color="DEE0E3" w:sz="0" w:space="0"/>
-          </w:tblBorders>
-        </w:tblPrEx>
-        <w:trPr>
-          <w:trHeight w:val="0" w:hRule="atLeast"/>
-          <w:tblHeader/>
-          <w:jc w:val="center"/>
-        </w:trPr>
-        <w:tc>
-          <w:tcPr>
-            <w:tcW w:w="3308" w:type="dxa"/>
-            <w:tcBorders>
-              <w:top w:val="single" w:color="auto" w:sz="12" w:space="0"/>
-              <w:left w:val="single" w:color="auto" w:sz="12" w:space="0"/>
-              <w:bottom w:val="nil"/>
-              <w:right w:val="nil"/>
-            </w:tcBorders>
-            <w:noWrap w:val="0"/>
-            <w:tcMar>
-              <w:top w:w="60" w:type="dxa"/>
-              <w:left w:w="120" w:type="dxa"/>
-              <w:bottom w:w="30" w:type="dxa"/>
-              <w:right w:w="120" w:type="dxa"/>
-            </w:tcMar>
-            <w:vAlign w:val="center"/>
-          </w:tcPr>
-          <w:p>
-            <w:pPr>
-              <w:pStyle w:val="30"/>
-              <w:keepNext w:val="0"/>
-              <w:keepLines w:val="0"/>
-              <w:pageBreakBefore w:val="0"/>
-              <w:widowControl w:val="0"/>
-              <w:kinsoku w:val="0"/>
-              <w:wordWrap/>
-              <w:overflowPunct/>
-              <w:topLinePunct w:val="0"/>
-              <w:autoSpaceDE w:val="0"/>
-              <w:autoSpaceDN w:val="0"/>
-              <w:bidi w:val="0"/>
-              <w:adjustRightInd w:val="0"/>
-              <w:snapToGrid w:val="0"/>
-              <w:spacing w:line="240" w:lineRule="auto"/>
-              <w:ind w:left="0" w:leftChars="0" w:right="0" w:rightChars="0" w:firstLine="0" w:firstLineChars="0"/>
-              <w:jc w:val="center"/>
-              <w:textAlignment w:val="baseline"/>
-              <w:rPr>
-                <w:b/>
-              </w:rPr>
-            </w:pPr>
-            <w:r>
-              <w:rPr>
-                <w:b/>
-              </w:rPr>
-              <w:t>评估项</w:t>
-            </w:r>
-          </w:p>
-        </w:tc>
-        <w:tc>
-          <w:tcPr>
-            <w:tcW w:w="1939" w:type="dxa"/>
-            <w:tcBorders>
-              <w:top w:val="single" w:color="auto" w:sz="12" w:space="0"/>
-              <w:left w:val="single" w:color="auto" w:sz="4" w:space="0"/>
-              <w:bottom w:val="nil"/>
-              <w:right w:val="nil"/>
-            </w:tcBorders>
-            <w:noWrap w:val="0"/>
-            <w:tcMar>
-              <w:top w:w="60" w:type="dxa"/>
-              <w:left w:w="120" w:type="dxa"/>
-              <w:bottom w:w="30" w:type="dxa"/>
-              <w:right w:w="120" w:type="dxa"/>
-            </w:tcMar>
-            <w:vAlign w:val="center"/>
-          </w:tcPr>
-          <w:p>
-            <w:pPr>
-              <w:pStyle w:val="30"/>
-              <w:keepNext w:val="0"/>
-              <w:keepLines w:val="0"/>
-              <w:pageBreakBefore w:val="0"/>
-              <w:widowControl w:val="0"/>
-              <w:kinsoku w:val="0"/>
-              <w:wordWrap/>
-              <w:overflowPunct/>
-              <w:topLinePunct w:val="0"/>
-              <w:autoSpaceDE w:val="0"/>
-              <w:autoSpaceDN w:val="0"/>
-              <w:bidi w:val="0"/>
-              <w:adjustRightInd w:val="0"/>
-              <w:snapToGrid w:val="0"/>
-              <w:spacing w:line="240" w:lineRule="auto"/>
-              <w:ind w:left="0" w:leftChars="0" w:right="0" w:rightChars="0" w:firstLine="0" w:firstLineChars="0"/>
-              <w:jc w:val="center"/>
-              <w:textAlignment w:val="baseline"/>
-              <w:rPr>
-                <w:b/>
-              </w:rPr>
-            </w:pPr>
-            <w:r>
-              <w:rPr>
-                <w:b/>
-              </w:rPr>
-              <w:t>目标值</w:t>
-            </w:r>
-          </w:p>
-        </w:tc>
-        <w:tc>
-          <w:tcPr>
-            <w:tcW w:w="2967" w:type="dxa"/>
-            <w:tcBorders>
-              <w:top w:val="single" w:color="auto" w:sz="12" w:space="0"/>
-              <w:left w:val="single" w:color="auto" w:sz="4" w:space="0"/>
-              <w:bottom w:val="nil"/>
-              <w:right w:val="single" w:color="auto" w:sz="12" w:space="0"/>
-            </w:tcBorders>
-            <w:noWrap w:val="0"/>
-            <w:tcMar>
-              <w:top w:w="60" w:type="dxa"/>
-              <w:left w:w="120" w:type="dxa"/>
-              <w:bottom w:w="30" w:type="dxa"/>
-              <w:right w:w="120" w:type="dxa"/>
-            </w:tcMar>
-            <w:vAlign w:val="center"/>
-          </w:tcPr>
-          <w:p>
-            <w:pPr>
-              <w:pStyle w:val="30"/>
-              <w:keepNext w:val="0"/>
-              <w:keepLines w:val="0"/>
-              <w:pageBreakBefore w:val="0"/>
-              <w:widowControl w:val="0"/>
-              <w:kinsoku w:val="0"/>
-              <w:wordWrap/>
-              <w:overflowPunct/>
-              <w:topLinePunct w:val="0"/>
-              <w:autoSpaceDE w:val="0"/>
-              <w:autoSpaceDN w:val="0"/>
-              <w:bidi w:val="0"/>
-              <w:adjustRightInd w:val="0"/>
-              <w:snapToGrid w:val="0"/>
-              <w:spacing w:line="240" w:lineRule="auto"/>
-              <w:ind w:left="0" w:leftChars="0" w:right="0" w:rightChars="0" w:firstLine="0" w:firstLineChars="0"/>
-              <w:jc w:val="center"/>
-              <w:textAlignment w:val="baseline"/>
-              <w:rPr>
-                <w:b/>
-              </w:rPr>
-            </w:pPr>
-            <w:r>
-              <w:rPr>
-                <w:b/>
-              </w:rPr>
-              <w:t>评分标准</w:t>
-            </w:r>
-          </w:p>
-        </w:tc>
-      </w:tr>
-      <w:tr>
-        <w:tblPrEx>
-          <w:tblBorders>
-            <w:top w:val="none" w:color="DEE0E3" w:sz="0" w:space="0"/>
-            <w:left w:val="none" w:color="DEE0E3" w:sz="0" w:space="0"/>
-            <w:bottom w:val="none" w:color="DEE0E3" w:sz="0" w:space="0"/>
-            <w:right w:val="none" w:color="DEE0E3" w:sz="0" w:space="0"/>
-            <w:insideH w:val="none" w:color="DEE0E3" w:sz="0" w:space="0"/>
-            <w:insideV w:val="none" w:color="DEE0E3" w:sz="0" w:space="0"/>
-          </w:tblBorders>
-          <w:tblCellMar>
-            <w:top w:w="0" w:type="dxa"/>
-            <w:left w:w="10" w:type="dxa"/>
-            <w:bottom w:w="0" w:type="dxa"/>
-            <w:right w:w="10" w:type="dxa"/>
-          </w:tblCellMar>
-        </w:tblPrEx>
-        <w:trPr>
-          <w:trHeight w:val="0" w:hRule="atLeast"/>
-          <w:jc w:val="center"/>
-        </w:trPr>
-        <w:tc>
-          <w:tcPr>
-            <w:tcW w:w="3308" w:type="dxa"/>
-            <w:tcBorders>
-              <w:top w:val="single" w:color="auto" w:sz="4" w:space="0"/>
-              <w:left w:val="single" w:color="auto" w:sz="12" w:space="0"/>
-              <w:bottom w:val="nil"/>
-              <w:right w:val="nil"/>
-            </w:tcBorders>
-            <w:noWrap w:val="0"/>
-            <w:tcMar>
-              <w:top w:w="60" w:type="dxa"/>
-              <w:left w:w="120" w:type="dxa"/>
-              <w:bottom w:w="30" w:type="dxa"/>
-              <w:right w:w="120" w:type="dxa"/>
-            </w:tcMar>
-            <w:vAlign w:val="center"/>
-          </w:tcPr>
-          <w:p>
-            <w:pPr>
-              <w:pStyle w:val="30"/>
-              <w:keepNext w:val="0"/>
-              <w:keepLines w:val="0"/>
-              <w:pageBreakBefore w:val="0"/>
-              <w:widowControl w:val="0"/>
-              <w:kinsoku w:val="0"/>
-              <w:wordWrap/>
-              <w:overflowPunct/>
-              <w:topLinePunct w:val="0"/>
-              <w:autoSpaceDE w:val="0"/>
-              <w:autoSpaceDN w:val="0"/>
-              <w:bidi w:val="0"/>
-              <w:adjustRightInd w:val="0"/>
-              <w:snapToGrid w:val="0"/>
-              <w:spacing w:line="240" w:lineRule="auto"/>
-              <w:ind w:left="0" w:leftChars="0" w:right="0" w:rightChars="0" w:firstLine="0" w:firstLineChars="0"/>
-              <w:jc w:val="center"/>
-              <w:textAlignment w:val="baseline"/>
-            </w:pPr>
-            <w:r>
-              <w:t>切换触发方式</w:t>
-            </w:r>
-          </w:p>
-        </w:tc>
-        <w:tc>
-          <w:tcPr>
-            <w:tcW w:w="1939" w:type="dxa"/>
-            <w:tcBorders>
-              <w:top w:val="single" w:color="auto" w:sz="4" w:space="0"/>
-              <w:left w:val="single" w:color="auto" w:sz="4" w:space="0"/>
-              <w:bottom w:val="nil"/>
-              <w:right w:val="nil"/>
-            </w:tcBorders>
-            <w:noWrap w:val="0"/>
-            <w:tcMar>
-              <w:top w:w="60" w:type="dxa"/>
-              <w:left w:w="120" w:type="dxa"/>
-              <w:bottom w:w="30" w:type="dxa"/>
-              <w:right w:w="120" w:type="dxa"/>
-            </w:tcMar>
-            <w:vAlign w:val="center"/>
-          </w:tcPr>
-          <w:p>
-            <w:pPr>
-              <w:pStyle w:val="30"/>
-              <w:keepNext w:val="0"/>
-              <w:keepLines w:val="0"/>
-              <w:pageBreakBefore w:val="0"/>
-              <w:widowControl w:val="0"/>
-              <w:kinsoku w:val="0"/>
-              <w:wordWrap/>
-              <w:overflowPunct/>
-              <w:topLinePunct w:val="0"/>
-              <w:autoSpaceDE w:val="0"/>
-              <w:autoSpaceDN w:val="0"/>
-              <w:bidi w:val="0"/>
-              <w:adjustRightInd w:val="0"/>
-              <w:snapToGrid w:val="0"/>
-              <w:spacing w:line="240" w:lineRule="auto"/>
-              <w:ind w:left="0" w:leftChars="0" w:right="0" w:rightChars="0" w:firstLine="0" w:firstLineChars="0"/>
-              <w:jc w:val="center"/>
-              <w:textAlignment w:val="baseline"/>
-            </w:pPr>
-            <w:r>
-              <w:t>自动</w:t>
-            </w:r>
-          </w:p>
-        </w:tc>
-        <w:tc>
-          <w:tcPr>
-            <w:tcW w:w="2967" w:type="dxa"/>
-            <w:tcBorders>
-              <w:top w:val="single" w:color="auto" w:sz="4" w:space="0"/>
-              <w:left w:val="single" w:color="auto" w:sz="4" w:space="0"/>
-              <w:bottom w:val="nil"/>
-              <w:right w:val="single" w:color="auto" w:sz="12" w:space="0"/>
-            </w:tcBorders>
-            <w:noWrap w:val="0"/>
-            <w:tcMar>
-              <w:top w:w="60" w:type="dxa"/>
-              <w:left w:w="120" w:type="dxa"/>
-              <w:bottom w:w="30" w:type="dxa"/>
-              <w:right w:w="120" w:type="dxa"/>
-            </w:tcMar>
-            <w:vAlign w:val="center"/>
-          </w:tcPr>
-          <w:p>
-            <w:pPr>
-              <w:pStyle w:val="30"/>
-              <w:keepNext w:val="0"/>
-              <w:keepLines w:val="0"/>
-              <w:pageBreakBefore w:val="0"/>
-              <w:widowControl w:val="0"/>
-              <w:kinsoku w:val="0"/>
-              <w:wordWrap/>
-              <w:overflowPunct/>
-              <w:topLinePunct w:val="0"/>
-              <w:autoSpaceDE w:val="0"/>
-              <w:autoSpaceDN w:val="0"/>
-              <w:bidi w:val="0"/>
-              <w:adjustRightInd w:val="0"/>
-              <w:snapToGrid w:val="0"/>
-              <w:spacing w:line="240" w:lineRule="auto"/>
-              <w:ind w:left="0" w:leftChars="0" w:right="0" w:rightChars="0" w:firstLine="0" w:firstLineChars="0"/>
-              <w:jc w:val="left"/>
-              <w:textAlignment w:val="baseline"/>
-            </w:pPr>
-            <w:r>
-              <w:t>达标/不达标</w:t>
-            </w:r>
-          </w:p>
-        </w:tc>
-      </w:tr>
-      <w:tr>
-        <w:tblPrEx>
-          <w:tblBorders>
-            <w:top w:val="none" w:color="DEE0E3" w:sz="0" w:space="0"/>
-            <w:left w:val="none" w:color="DEE0E3" w:sz="0" w:space="0"/>
-            <w:bottom w:val="none" w:color="DEE0E3" w:sz="0" w:space="0"/>
-            <w:right w:val="none" w:color="DEE0E3" w:sz="0" w:space="0"/>
-            <w:insideH w:val="none" w:color="DEE0E3" w:sz="0" w:space="0"/>
-            <w:insideV w:val="none" w:color="DEE0E3" w:sz="0" w:space="0"/>
-          </w:tblBorders>
-          <w:tblCellMar>
-            <w:top w:w="0" w:type="dxa"/>
-            <w:left w:w="10" w:type="dxa"/>
-            <w:bottom w:w="0" w:type="dxa"/>
-            <w:right w:w="10" w:type="dxa"/>
-          </w:tblCellMar>
-        </w:tblPrEx>
-        <w:trPr>
-          <w:trHeight w:val="0" w:hRule="atLeast"/>
-          <w:jc w:val="center"/>
-        </w:trPr>
-        <w:tc>
-          <w:tcPr>
-            <w:tcW w:w="3308" w:type="dxa"/>
-            <w:tcBorders>
-              <w:top w:val="single" w:color="auto" w:sz="4" w:space="0"/>
-              <w:left w:val="single" w:color="auto" w:sz="12" w:space="0"/>
-              <w:bottom w:val="nil"/>
-              <w:right w:val="nil"/>
-            </w:tcBorders>
-            <w:noWrap w:val="0"/>
-            <w:tcMar>
-              <w:top w:w="60" w:type="dxa"/>
-              <w:left w:w="120" w:type="dxa"/>
-              <w:bottom w:w="30" w:type="dxa"/>
-              <w:right w:w="120" w:type="dxa"/>
-            </w:tcMar>
-            <w:vAlign w:val="center"/>
-          </w:tcPr>
-          <w:p>
-            <w:pPr>
-              <w:pStyle w:val="30"/>
-              <w:keepNext w:val="0"/>
-              <w:keepLines w:val="0"/>
-              <w:pageBreakBefore w:val="0"/>
-              <w:widowControl w:val="0"/>
-              <w:kinsoku w:val="0"/>
-              <w:wordWrap/>
-              <w:overflowPunct/>
-              <w:topLinePunct w:val="0"/>
-              <w:autoSpaceDE w:val="0"/>
-              <w:autoSpaceDN w:val="0"/>
-              <w:bidi w:val="0"/>
-              <w:adjustRightInd w:val="0"/>
-              <w:snapToGrid w:val="0"/>
-              <w:spacing w:line="240" w:lineRule="auto"/>
-              <w:ind w:left="0" w:leftChars="0" w:right="0" w:rightChars="0" w:firstLine="0" w:firstLineChars="0"/>
-              <w:jc w:val="center"/>
-              <w:textAlignment w:val="baseline"/>
-            </w:pPr>
-            <w:r>
-              <w:t>切换完成时间</w:t>
-            </w:r>
-          </w:p>
-        </w:tc>
-        <w:tc>
-          <w:tcPr>
-            <w:tcW w:w="1939" w:type="dxa"/>
-            <w:tcBorders>
-              <w:top w:val="single" w:color="auto" w:sz="4" w:space="0"/>
-              <w:left w:val="single" w:color="auto" w:sz="4" w:space="0"/>
-              <w:bottom w:val="nil"/>
-              <w:right w:val="nil"/>
-            </w:tcBorders>
-            <w:noWrap w:val="0"/>
-            <w:tcMar>
-              <w:top w:w="60" w:type="dxa"/>
-              <w:left w:w="120" w:type="dxa"/>
-              <w:bottom w:w="30" w:type="dxa"/>
-              <w:right w:w="120" w:type="dxa"/>
-            </w:tcMar>
-            <w:vAlign w:val="center"/>
-          </w:tcPr>
-          <w:p>
-            <w:pPr>
-              <w:pStyle w:val="30"/>
-              <w:keepNext w:val="0"/>
-              <w:keepLines w:val="0"/>
-              <w:pageBreakBefore w:val="0"/>
-              <w:widowControl w:val="0"/>
-              <w:kinsoku w:val="0"/>
-              <w:wordWrap/>
-              <w:overflowPunct/>
-              <w:topLinePunct w:val="0"/>
-              <w:autoSpaceDE w:val="0"/>
-              <w:autoSpaceDN w:val="0"/>
-              <w:bidi w:val="0"/>
-              <w:adjustRightInd w:val="0"/>
-              <w:snapToGrid w:val="0"/>
-              <w:spacing w:line="240" w:lineRule="auto"/>
-              <w:ind w:left="0" w:leftChars="0" w:right="0" w:rightChars="0" w:firstLine="0" w:firstLineChars="0"/>
-              <w:jc w:val="center"/>
-              <w:textAlignment w:val="baseline"/>
-            </w:pPr>
-            <w:r>
-              <w:t>≤5分钟</w:t>
-            </w:r>
-          </w:p>
-        </w:tc>
-        <w:tc>
-          <w:tcPr>
-            <w:tcW w:w="2967" w:type="dxa"/>
-            <w:tcBorders>
-              <w:top w:val="single" w:color="auto" w:sz="4" w:space="0"/>
-              <w:left w:val="single" w:color="auto" w:sz="4" w:space="0"/>
-              <w:bottom w:val="nil"/>
-              <w:right w:val="single" w:color="auto" w:sz="12" w:space="0"/>
-            </w:tcBorders>
-            <w:noWrap w:val="0"/>
-            <w:tcMar>
-              <w:top w:w="60" w:type="dxa"/>
-              <w:left w:w="120" w:type="dxa"/>
-              <w:bottom w:w="30" w:type="dxa"/>
-              <w:right w:w="120" w:type="dxa"/>
-            </w:tcMar>
-            <w:vAlign w:val="center"/>
-          </w:tcPr>
-          <w:p>
-            <w:pPr>
-              <w:pStyle w:val="30"/>
-              <w:keepNext w:val="0"/>
-              <w:keepLines w:val="0"/>
-              <w:pageBreakBefore w:val="0"/>
-              <w:widowControl w:val="0"/>
-              <w:kinsoku w:val="0"/>
-              <w:wordWrap/>
-              <w:overflowPunct/>
-              <w:topLinePunct w:val="0"/>
-              <w:autoSpaceDE w:val="0"/>
-              <w:autoSpaceDN w:val="0"/>
-              <w:bidi w:val="0"/>
-              <w:adjustRightInd w:val="0"/>
-              <w:snapToGrid w:val="0"/>
-              <w:spacing w:line="240" w:lineRule="auto"/>
-              <w:ind w:left="0" w:leftChars="0" w:right="0" w:rightChars="0" w:firstLine="0" w:firstLineChars="0"/>
-              <w:jc w:val="left"/>
-              <w:textAlignment w:val="baseline"/>
-            </w:pPr>
-            <w:r>
-              <w:t>达标/不达标</w:t>
-            </w:r>
-          </w:p>
-        </w:tc>
-      </w:tr>
-      <w:tr>
-        <w:tblPrEx>
-          <w:tblBorders>
-            <w:top w:val="none" w:color="DEE0E3" w:sz="0" w:space="0"/>
-            <w:left w:val="none" w:color="DEE0E3" w:sz="0" w:space="0"/>
-            <w:bottom w:val="none" w:color="DEE0E3" w:sz="0" w:space="0"/>
-            <w:right w:val="none" w:color="DEE0E3" w:sz="0" w:space="0"/>
-            <w:insideH w:val="none" w:color="DEE0E3" w:sz="0" w:space="0"/>
-            <w:insideV w:val="none" w:color="DEE0E3" w:sz="0" w:space="0"/>
-          </w:tblBorders>
-          <w:tblCellMar>
-            <w:top w:w="0" w:type="dxa"/>
-            <w:left w:w="10" w:type="dxa"/>
-            <w:bottom w:w="0" w:type="dxa"/>
-            <w:right w:w="10" w:type="dxa"/>
-          </w:tblCellMar>
-        </w:tblPrEx>
-        <w:trPr>
-          <w:trHeight w:val="0" w:hRule="atLeast"/>
-          <w:jc w:val="center"/>
-        </w:trPr>
-        <w:tc>
-          <w:tcPr>
-            <w:tcW w:w="3308" w:type="dxa"/>
-            <w:tcBorders>
-              <w:top w:val="single" w:color="auto" w:sz="4" w:space="0"/>
-              <w:left w:val="single" w:color="auto" w:sz="12" w:space="0"/>
-              <w:bottom w:val="nil"/>
-              <w:right w:val="nil"/>
-            </w:tcBorders>
-            <w:noWrap w:val="0"/>
-            <w:tcMar>
-              <w:top w:w="60" w:type="dxa"/>
-              <w:left w:w="120" w:type="dxa"/>
-              <w:bottom w:w="30" w:type="dxa"/>
-              <w:right w:w="120" w:type="dxa"/>
-            </w:tcMar>
-            <w:vAlign w:val="center"/>
-          </w:tcPr>
-          <w:p>
-            <w:pPr>
-              <w:pStyle w:val="30"/>
-              <w:keepNext w:val="0"/>
-              <w:keepLines w:val="0"/>
-              <w:pageBreakBefore w:val="0"/>
-              <w:widowControl w:val="0"/>
-              <w:kinsoku w:val="0"/>
-              <w:wordWrap/>
-              <w:overflowPunct/>
-              <w:topLinePunct w:val="0"/>
-              <w:autoSpaceDE w:val="0"/>
-              <w:autoSpaceDN w:val="0"/>
-              <w:bidi w:val="0"/>
-              <w:adjustRightInd w:val="0"/>
-              <w:snapToGrid w:val="0"/>
-              <w:spacing w:line="240" w:lineRule="auto"/>
-              <w:ind w:left="0" w:leftChars="0" w:right="0" w:rightChars="0" w:firstLine="0" w:firstLineChars="0"/>
-              <w:jc w:val="center"/>
-              <w:textAlignment w:val="baseline"/>
-            </w:pPr>
-            <w:r>
-              <w:t>图像调阅功能</w:t>
-            </w:r>
-          </w:p>
-        </w:tc>
-        <w:tc>
-          <w:tcPr>
-            <w:tcW w:w="1939" w:type="dxa"/>
-            <w:tcBorders>
-              <w:top w:val="single" w:color="auto" w:sz="4" w:space="0"/>
-              <w:left w:val="single" w:color="auto" w:sz="4" w:space="0"/>
-              <w:bottom w:val="nil"/>
-              <w:right w:val="nil"/>
-            </w:tcBorders>
-            <w:noWrap w:val="0"/>
-            <w:tcMar>
-              <w:top w:w="60" w:type="dxa"/>
-              <w:left w:w="120" w:type="dxa"/>
-              <w:bottom w:w="30" w:type="dxa"/>
-              <w:right w:w="120" w:type="dxa"/>
-            </w:tcMar>
-            <w:vAlign w:val="center"/>
-          </w:tcPr>
-          <w:p>
-            <w:pPr>
-              <w:pStyle w:val="30"/>
-              <w:keepNext w:val="0"/>
-              <w:keepLines w:val="0"/>
-              <w:pageBreakBefore w:val="0"/>
-              <w:widowControl w:val="0"/>
-              <w:kinsoku w:val="0"/>
-              <w:wordWrap/>
-              <w:overflowPunct/>
-              <w:topLinePunct w:val="0"/>
-              <w:autoSpaceDE w:val="0"/>
-              <w:autoSpaceDN w:val="0"/>
-              <w:bidi w:val="0"/>
-              <w:adjustRightInd w:val="0"/>
-              <w:snapToGrid w:val="0"/>
-              <w:spacing w:line="240" w:lineRule="auto"/>
-              <w:ind w:left="0" w:leftChars="0" w:right="0" w:rightChars="0" w:firstLine="0" w:firstLineChars="0"/>
-              <w:jc w:val="center"/>
-              <w:textAlignment w:val="baseline"/>
-            </w:pPr>
-            <w:r>
-              <w:t>正常</w:t>
-            </w:r>
-          </w:p>
-        </w:tc>
-        <w:tc>
-          <w:tcPr>
-            <w:tcW w:w="2967" w:type="dxa"/>
-            <w:tcBorders>
-              <w:top w:val="single" w:color="auto" w:sz="4" w:space="0"/>
-              <w:left w:val="single" w:color="auto" w:sz="4" w:space="0"/>
-              <w:bottom w:val="nil"/>
-              <w:right w:val="single" w:color="auto" w:sz="12" w:space="0"/>
-            </w:tcBorders>
-            <w:noWrap w:val="0"/>
-            <w:tcMar>
-              <w:top w:w="60" w:type="dxa"/>
-              <w:left w:w="120" w:type="dxa"/>
-              <w:bottom w:w="30" w:type="dxa"/>
-              <w:right w:w="120" w:type="dxa"/>
-            </w:tcMar>
-            <w:vAlign w:val="center"/>
-          </w:tcPr>
-          <w:p>
-            <w:pPr>
-              <w:pStyle w:val="30"/>
-              <w:keepNext w:val="0"/>
-              <w:keepLines w:val="0"/>
-              <w:pageBreakBefore w:val="0"/>
-              <w:widowControl w:val="0"/>
-              <w:kinsoku w:val="0"/>
-              <w:wordWrap/>
-              <w:overflowPunct/>
-              <w:topLinePunct w:val="0"/>
-              <w:autoSpaceDE w:val="0"/>
-              <w:autoSpaceDN w:val="0"/>
-              <w:bidi w:val="0"/>
-              <w:adjustRightInd w:val="0"/>
-              <w:snapToGrid w:val="0"/>
-              <w:spacing w:line="240" w:lineRule="auto"/>
-              <w:ind w:left="0" w:leftChars="0" w:right="0" w:rightChars="0" w:firstLine="0" w:firstLineChars="0"/>
-              <w:jc w:val="left"/>
-              <w:textAlignment w:val="baseline"/>
-            </w:pPr>
-            <w:r>
-              <w:t>达标/不达标</w:t>
-            </w:r>
-          </w:p>
-        </w:tc>
-      </w:tr>
-      <w:tr>
-        <w:tblPrEx>
-          <w:tblBorders>
-            <w:top w:val="none" w:color="DEE0E3" w:sz="0" w:space="0"/>
-            <w:left w:val="none" w:color="DEE0E3" w:sz="0" w:space="0"/>
-            <w:bottom w:val="none" w:color="DEE0E3" w:sz="0" w:space="0"/>
-            <w:right w:val="none" w:color="DEE0E3" w:sz="0" w:space="0"/>
-            <w:insideH w:val="none" w:color="DEE0E3" w:sz="0" w:space="0"/>
-            <w:insideV w:val="none" w:color="DEE0E3" w:sz="0" w:space="0"/>
-          </w:tblBorders>
-          <w:tblCellMar>
-            <w:top w:w="0" w:type="dxa"/>
-            <w:left w:w="10" w:type="dxa"/>
-            <w:bottom w:w="0" w:type="dxa"/>
-            <w:right w:w="10" w:type="dxa"/>
-          </w:tblCellMar>
-        </w:tblPrEx>
-        <w:trPr>
-          <w:trHeight w:val="0" w:hRule="atLeast"/>
-          <w:jc w:val="center"/>
-        </w:trPr>
-        <w:tc>
-          <w:tcPr>
-            <w:tcW w:w="3308" w:type="dxa"/>
-            <w:tcBorders>
-              <w:top w:val="single" w:color="auto" w:sz="4" w:space="0"/>
-              <w:left w:val="single" w:color="auto" w:sz="12" w:space="0"/>
-              <w:bottom w:val="single" w:color="auto" w:sz="12" w:space="0"/>
-              <w:right w:val="nil"/>
-            </w:tcBorders>
-            <w:noWrap w:val="0"/>
-            <w:tcMar>
-              <w:top w:w="60" w:type="dxa"/>
-              <w:left w:w="120" w:type="dxa"/>
-              <w:bottom w:w="30" w:type="dxa"/>
-              <w:right w:w="120" w:type="dxa"/>
-            </w:tcMar>
-            <w:vAlign w:val="center"/>
-          </w:tcPr>
-          <w:p>
-            <w:pPr>
-              <w:pStyle w:val="30"/>
-              <w:keepNext w:val="0"/>
-              <w:keepLines w:val="0"/>
-              <w:pageBreakBefore w:val="0"/>
-              <w:widowControl w:val="0"/>
-              <w:kinsoku w:val="0"/>
-              <w:wordWrap/>
-              <w:overflowPunct/>
-              <w:topLinePunct w:val="0"/>
-              <w:autoSpaceDE w:val="0"/>
-              <w:autoSpaceDN w:val="0"/>
-              <w:bidi w:val="0"/>
-              <w:adjustRightInd w:val="0"/>
-              <w:snapToGrid w:val="0"/>
-              <w:spacing w:line="240" w:lineRule="auto"/>
-              <w:ind w:left="0" w:leftChars="0" w:right="0" w:rightChars="0" w:firstLine="0" w:firstLineChars="0"/>
-              <w:jc w:val="center"/>
-              <w:textAlignment w:val="baseline"/>
-            </w:pPr>
-            <w:r>
-              <w:t>录像存储功能</w:t>
-            </w:r>
-          </w:p>
-        </w:tc>
-        <w:tc>
-          <w:tcPr>
-            <w:tcW w:w="1939" w:type="dxa"/>
-            <w:tcBorders>
-              <w:top w:val="single" w:color="auto" w:sz="4" w:space="0"/>
-              <w:left w:val="single" w:color="auto" w:sz="4" w:space="0"/>
-              <w:bottom w:val="single" w:color="auto" w:sz="12" w:space="0"/>
-              <w:right w:val="nil"/>
-            </w:tcBorders>
-            <w:noWrap w:val="0"/>
-            <w:tcMar>
-              <w:top w:w="60" w:type="dxa"/>
-              <w:left w:w="120" w:type="dxa"/>
-              <w:bottom w:w="30" w:type="dxa"/>
-              <w:right w:w="120" w:type="dxa"/>
-            </w:tcMar>
-            <w:vAlign w:val="center"/>
-          </w:tcPr>
-          <w:p>
-            <w:pPr>
-              <w:pStyle w:val="30"/>
-              <w:keepNext w:val="0"/>
-              <w:keepLines w:val="0"/>
-              <w:pageBreakBefore w:val="0"/>
-              <w:widowControl w:val="0"/>
-              <w:kinsoku w:val="0"/>
-              <w:wordWrap/>
-              <w:overflowPunct/>
-              <w:topLinePunct w:val="0"/>
-              <w:autoSpaceDE w:val="0"/>
-              <w:autoSpaceDN w:val="0"/>
-              <w:bidi w:val="0"/>
-              <w:adjustRightInd w:val="0"/>
-              <w:snapToGrid w:val="0"/>
-              <w:spacing w:line="240" w:lineRule="auto"/>
-              <w:ind w:left="0" w:leftChars="0" w:right="0" w:rightChars="0" w:firstLine="0" w:firstLineChars="0"/>
-              <w:jc w:val="center"/>
-              <w:textAlignment w:val="baseline"/>
-            </w:pPr>
-            <w:r>
-              <w:t>正常</w:t>
-            </w:r>
-          </w:p>
-        </w:tc>
-        <w:tc>
-          <w:tcPr>
-            <w:tcW w:w="2967" w:type="dxa"/>
-            <w:tcBorders>
-              <w:top w:val="single" w:color="auto" w:sz="4" w:space="0"/>
-              <w:left w:val="single" w:color="auto" w:sz="4" w:space="0"/>
-              <w:bottom w:val="single" w:color="auto" w:sz="12" w:space="0"/>
-              <w:right w:val="single" w:color="auto" w:sz="12" w:space="0"/>
-            </w:tcBorders>
-            <w:noWrap w:val="0"/>
-            <w:tcMar>
-              <w:top w:w="60" w:type="dxa"/>
-              <w:left w:w="120" w:type="dxa"/>
-              <w:bottom w:w="30" w:type="dxa"/>
-              <w:right w:w="120" w:type="dxa"/>
-            </w:tcMar>
-            <w:vAlign w:val="center"/>
-          </w:tcPr>
-          <w:p>
-            <w:pPr>
-              <w:pStyle w:val="30"/>
-              <w:keepNext w:val="0"/>
-              <w:keepLines w:val="0"/>
-              <w:pageBreakBefore w:val="0"/>
-              <w:widowControl w:val="0"/>
-              <w:kinsoku w:val="0"/>
-              <w:wordWrap/>
-              <w:overflowPunct/>
-              <w:topLinePunct w:val="0"/>
-              <w:autoSpaceDE w:val="0"/>
-              <w:autoSpaceDN w:val="0"/>
-              <w:bidi w:val="0"/>
-              <w:adjustRightInd w:val="0"/>
-              <w:snapToGrid w:val="0"/>
-              <w:spacing w:line="240" w:lineRule="auto"/>
-              <w:ind w:left="0" w:leftChars="0" w:right="0" w:rightChars="0" w:firstLine="0" w:firstLineChars="0"/>
-              <w:jc w:val="left"/>
               <w:textAlignment w:val="baseline"/>
             </w:pPr>
             <w:r>
@@ -15974,13 +12701,13 @@
         <w:snapToGrid w:val="0"/>
         <w:textAlignment w:val="baseline"/>
       </w:pPr>
-      <w:bookmarkStart w:id="34" w:name="_Toc24720"/>
-      <w:bookmarkStart w:id="35" w:name="heading_18"/>
+      <w:bookmarkStart w:id="30" w:name="heading_18"/>
+      <w:bookmarkStart w:id="31" w:name="_Toc29049"/>
       <w:r>
         <w:t>应急保障措施</w:t>
       </w:r>
-      <w:bookmarkEnd w:id="34"/>
-      <w:bookmarkEnd w:id="35"/>
+      <w:bookmarkEnd w:id="30"/>
+      <w:bookmarkEnd w:id="31"/>
     </w:p>
     <w:p>
       <w:pPr>
@@ -16000,13 +12727,13 @@
         <w:snapToGrid w:val="0"/>
         <w:textAlignment w:val="baseline"/>
       </w:pPr>
-      <w:bookmarkStart w:id="36" w:name="heading_19"/>
-      <w:bookmarkStart w:id="37" w:name="_Toc10199"/>
+      <w:bookmarkStart w:id="32" w:name="heading_19"/>
+      <w:bookmarkStart w:id="33" w:name="_Toc7202"/>
       <w:r>
         <w:t>人员保障</w:t>
       </w:r>
-      <w:bookmarkEnd w:id="36"/>
-      <w:bookmarkEnd w:id="37"/>
+      <w:bookmarkEnd w:id="32"/>
+      <w:bookmarkEnd w:id="33"/>
     </w:p>
     <w:p>
       <w:pPr>
@@ -16048,13 +12775,13 @@
         <w:snapToGrid w:val="0"/>
         <w:textAlignment w:val="baseline"/>
       </w:pPr>
-      <w:bookmarkStart w:id="38" w:name="_Toc9883"/>
-      <w:bookmarkStart w:id="39" w:name="heading_20"/>
+      <w:bookmarkStart w:id="34" w:name="heading_20"/>
+      <w:bookmarkStart w:id="35" w:name="_Toc29157"/>
       <w:r>
         <w:t>物资保障</w:t>
       </w:r>
-      <w:bookmarkEnd w:id="38"/>
-      <w:bookmarkEnd w:id="39"/>
+      <w:bookmarkEnd w:id="34"/>
+      <w:bookmarkEnd w:id="35"/>
     </w:p>
     <w:p>
       <w:pPr>
@@ -16096,13 +12823,13 @@
         <w:snapToGrid w:val="0"/>
         <w:textAlignment w:val="baseline"/>
       </w:pPr>
-      <w:bookmarkStart w:id="40" w:name="heading_21"/>
-      <w:bookmarkStart w:id="41" w:name="_Toc26615"/>
+      <w:bookmarkStart w:id="36" w:name="heading_21"/>
+      <w:bookmarkStart w:id="37" w:name="_Toc13776"/>
       <w:r>
         <w:t>技术保障</w:t>
       </w:r>
-      <w:bookmarkEnd w:id="40"/>
-      <w:bookmarkEnd w:id="41"/>
+      <w:bookmarkEnd w:id="36"/>
+      <w:bookmarkEnd w:id="37"/>
     </w:p>
     <w:p>
       <w:pPr>
@@ -16144,13 +12871,13 @@
         <w:snapToGrid w:val="0"/>
         <w:textAlignment w:val="baseline"/>
       </w:pPr>
-      <w:bookmarkStart w:id="42" w:name="heading_22"/>
-      <w:bookmarkStart w:id="43" w:name="_Toc30877"/>
+      <w:bookmarkStart w:id="38" w:name="heading_22"/>
+      <w:bookmarkStart w:id="39" w:name="_Toc1830"/>
       <w:r>
         <w:t>通讯保障</w:t>
       </w:r>
-      <w:bookmarkEnd w:id="42"/>
-      <w:bookmarkEnd w:id="43"/>
+      <w:bookmarkEnd w:id="38"/>
+      <w:bookmarkEnd w:id="39"/>
     </w:p>
     <w:p>
       <w:pPr>
@@ -16192,13 +12919,13 @@
         <w:snapToGrid w:val="0"/>
         <w:textAlignment w:val="baseline"/>
       </w:pPr>
-      <w:bookmarkStart w:id="44" w:name="heading_23"/>
-      <w:bookmarkStart w:id="45" w:name="_Toc24431"/>
+      <w:bookmarkStart w:id="40" w:name="heading_23"/>
+      <w:bookmarkStart w:id="41" w:name="_Toc13778"/>
       <w:r>
         <w:t>附则</w:t>
       </w:r>
-      <w:bookmarkEnd w:id="44"/>
-      <w:bookmarkEnd w:id="45"/>
+      <w:bookmarkEnd w:id="40"/>
+      <w:bookmarkEnd w:id="41"/>
     </w:p>
     <w:p>
       <w:pPr>
@@ -16218,31 +12945,18 @@
         <w:snapToGrid w:val="0"/>
         <w:textAlignment w:val="baseline"/>
       </w:pPr>
-      <w:bookmarkStart w:id="46" w:name="_Toc23515"/>
-      <w:bookmarkStart w:id="47" w:name="heading_24"/>
+      <w:bookmarkStart w:id="42" w:name="heading_24"/>
+      <w:bookmarkStart w:id="43" w:name="_Toc5107"/>
       <w:r>
         <w:t>预案修订</w:t>
       </w:r>
-      <w:bookmarkEnd w:id="46"/>
-      <w:bookmarkEnd w:id="47"/>
+      <w:bookmarkEnd w:id="42"/>
+      <w:bookmarkEnd w:id="43"/>
     </w:p>
     <w:p>
       <w:pPr>
         <w:pStyle w:val="30"/>
-        <w:keepNext w:val="0"/>
-        <w:keepLines w:val="0"/>
-        <w:pageBreakBefore w:val="0"/>
-        <w:widowControl w:val="0"/>
-        <w:kinsoku w:val="0"/>
-        <w:wordWrap/>
-        <w:overflowPunct/>
-        <w:topLinePunct w:val="0"/>
-        <w:autoSpaceDE w:val="0"/>
-        <w:autoSpaceDN w:val="0"/>
         <w:bidi w:val="0"/>
-        <w:adjustRightInd w:val="0"/>
-        <w:snapToGrid w:val="0"/>
-        <w:textAlignment w:val="baseline"/>
       </w:pPr>
       <w:r>
         <w:t>本预案根据演练实施效果、项目实际情况变化（如系统升级、人员调整、合同要求变更等）及相关法律法规、标准规范的更新，及时进行修订完善。预案修订由运维部负责，修订后报项目负责人批准，重新发布实施，并同步提交甲方科信部门备案。</w:t>
@@ -16266,13 +12980,13 @@
         <w:snapToGrid w:val="0"/>
         <w:textAlignment w:val="baseline"/>
       </w:pPr>
-      <w:bookmarkStart w:id="48" w:name="heading_25"/>
-      <w:bookmarkStart w:id="49" w:name="_Toc8804"/>
+      <w:bookmarkStart w:id="44" w:name="heading_25"/>
+      <w:bookmarkStart w:id="45" w:name="_Toc1174"/>
       <w:r>
         <w:t>预案解释</w:t>
       </w:r>
-      <w:bookmarkEnd w:id="48"/>
-      <w:bookmarkEnd w:id="49"/>
+      <w:bookmarkEnd w:id="44"/>
+      <w:bookmarkEnd w:id="45"/>
     </w:p>
     <w:p>
       <w:pPr>
@@ -16314,13 +13028,13 @@
         <w:snapToGrid w:val="0"/>
         <w:textAlignment w:val="baseline"/>
       </w:pPr>
-      <w:bookmarkStart w:id="50" w:name="_Toc28687"/>
-      <w:bookmarkStart w:id="51" w:name="heading_26"/>
+      <w:bookmarkStart w:id="46" w:name="heading_26"/>
+      <w:bookmarkStart w:id="47" w:name="_Toc30030"/>
       <w:r>
         <w:t>实施日期</w:t>
       </w:r>
-      <w:bookmarkEnd w:id="50"/>
-      <w:bookmarkEnd w:id="51"/>
+      <w:bookmarkEnd w:id="46"/>
+      <w:bookmarkEnd w:id="47"/>
     </w:p>
     <w:p>
       <w:pPr>
@@ -16328,7 +13042,27 @@
         <w:bidi w:val="0"/>
       </w:pPr>
       <w:r>
-        <w:t>本预案自2025年6月1日起正式实施。</w:t>
+        <w:t>本预案自2025年</w:t>
+      </w:r>
+      <w:r>
+        <w:rPr>
+          <w:rFonts w:hint="eastAsia"/>
+          <w:lang w:val="en-US" w:eastAsia="zh-CN"/>
+        </w:rPr>
+        <w:t>1</w:t>
+      </w:r>
+      <w:r>
+        <w:t>月1</w:t>
+      </w:r>
+      <w:r>
+        <w:rPr>
+          <w:rFonts w:hint="eastAsia"/>
+          <w:lang w:val="en-US" w:eastAsia="zh-CN"/>
+        </w:rPr>
+        <w:t>0</w:t>
+      </w:r>
+      <w:r>
+        <w:t>日起正式实施。</w:t>
       </w:r>
     </w:p>
     <w:p>
@@ -16600,23 +13334,6 @@
     </w:lvl>
   </w:abstractNum>
   <w:abstractNum w:abstractNumId="2">
-    <w:nsid w:val="FF377068"/>
-    <w:multiLevelType w:val="singleLevel"/>
-    <w:tmpl w:val="FF377068"/>
-    <w:lvl w:ilvl="0" w:tentative="0">
-      <w:start w:val="1"/>
-      <w:numFmt w:val="decimal"/>
-      <w:lvlText w:val="%1."/>
-      <w:lvlJc w:val="left"/>
-      <w:pPr>
-        <w:ind w:left="425" w:hanging="425"/>
-      </w:pPr>
-      <w:rPr>
-        <w:rFonts w:hint="default"/>
-      </w:rPr>
-    </w:lvl>
-  </w:abstractNum>
-  <w:abstractNum w:abstractNumId="3">
     <w:nsid w:val="12A65B81"/>
     <w:multiLevelType w:val="singleLevel"/>
     <w:tmpl w:val="12A65B81"/>
@@ -16637,13 +13354,10 @@
     <w:abstractNumId w:val="0"/>
   </w:num>
   <w:num w:numId="2">
-    <w:abstractNumId w:val="3"/>
+    <w:abstractNumId w:val="2"/>
   </w:num>
   <w:num w:numId="3">
     <w:abstractNumId w:val="1"/>
-  </w:num>
-  <w:num w:numId="4">
-    <w:abstractNumId w:val="2"/>
   </w:num>
 </w:numbering>
 </file>
